--- a/BILLEE_Rover_Control_Module_V1/PDB_Engineering_Requirements_and_Design_Guide_Rev_H.docx
+++ b/BILLEE_Rover_Control_Module_V1/PDB_Engineering_Requirements_and_Design_Guide_Rev_H.docx
@@ -62,8 +62,8 @@
         <w:tblLook w:val="04A0" w:firstRow="1" w:lastRow="0" w:firstColumn="1" w:lastColumn="0" w:noHBand="0" w:noVBand="1"/>
       </w:tblPr>
       <w:tblGrid>
-        <w:gridCol w:w="1425"/>
-        <w:gridCol w:w="9303"/>
+        <w:gridCol w:w="1422"/>
+        <w:gridCol w:w="9306"/>
       </w:tblGrid>
       <w:tr>
         <w:trPr>
@@ -135,9 +135,12 @@
         </w:tc>
       </w:tr>
       <w:tr>
-        <w:tc>
-          <w:tcPr>
-            <w:tcW w:type="dxa" w:w="1425"/>
+        <w:trPr>
+          <w:jc w:val="center"/>
+        </w:trPr>
+        <w:tc>
+          <w:tcPr>
+            <w:tcW w:w="1425" w:type="dxa"/>
           </w:tcPr>
           <w:p>
             <w:r>
@@ -147,7 +150,7 @@
         </w:tc>
         <w:tc>
           <w:tcPr>
-            <w:tcW w:type="dxa" w:w="9303"/>
+            <w:tcW w:w="9303" w:type="dxa"/>
           </w:tcPr>
           <w:p>
             <w:r>
@@ -357,6 +360,7 @@
         <w:spacing w:before="160" w:after="80"/>
       </w:pPr>
       <w:r>
+        <w:lastRenderedPageBreak/>
         <w:t>2. Locked System Requirements</w:t>
       </w:r>
     </w:p>
@@ -376,15 +380,6 @@
       </w:pPr>
       <w:r>
         <w:t>The baseline controller shall be a bare Raspberry Pi RP2350A placed directly on the PDB.</w:t>
-      </w:r>
-    </w:p>
-    <w:p>
-      <w:pPr>
-        <w:pStyle w:val="ListBullet"/>
-        <w:spacing w:after="60"/>
-      </w:pPr>
-      <w:r>
-        <w:t>The RP2350A shall replace the previous RP2040 baseline.</w:t>
       </w:r>
     </w:p>
     <w:p>
@@ -749,7 +744,6 @@
         <w:spacing w:after="60"/>
       </w:pPr>
       <w:r>
-        <w:rPr/>
         <w:t>The POE/antenna module accepts up to 24 V input; it shall be powered directly from the 22.2 V logic rail downstream of its eFuse (no dedicated 12 V regulation is required for this load). Note: a freshly charged 6S pack can briefly exceed 24 V (up to ~25.2 V at full charge) before settling under load -- confirm this is within the module's actual transient tolerance, not just its steady-state rating.</w:t>
       </w:r>
     </w:p>
@@ -939,7 +933,6 @@
         <w:spacing w:after="60"/>
       </w:pPr>
       <w:r>
-        <w:rPr/>
         <w:t>The PDB shall expose a two-pin screw terminal for the external E-stop/enable switch.</w:t>
       </w:r>
     </w:p>
@@ -949,7 +942,7 @@
         <w:spacing w:after="60"/>
       </w:pPr>
       <w:r>
-        <w:rPr/>
+        <w:lastRenderedPageBreak/>
         <w:t>The switch is normally open: it is open in its default/at-rest state and closes only while actively engaged, connecting the E-stop status node to the logic 3.3 V rail.</w:t>
       </w:r>
     </w:p>
@@ -959,7 +952,6 @@
         <w:spacing w:after="60"/>
       </w:pPr>
       <w:r>
-        <w:rPr/>
         <w:t>The E-stop status node shall be pulled LOW (all outputs disabled) by default, whenever the switch is open, disconnected, or the wiring faults -- and pulled HIGH (outputs allowed) only while the switch is actively held closed. This is a fail-safe hold-to-enable topology, not a push-to-stop topology: it fails safe under switch release, a broken wire, or a connector coming loose, in addition to a deliberate stop.</w:t>
       </w:r>
     </w:p>
@@ -969,7 +961,6 @@
         <w:spacing w:after="60"/>
       </w:pPr>
       <w:r>
-        <w:rPr/>
         <w:t>When the switch is not actively closed (default state), all functional outputs shall be off, including compute/comms, to satisfy the stricter rules interpretation.</w:t>
       </w:r>
     </w:p>
@@ -1033,7 +1024,6 @@
         <w:spacing w:after="60"/>
       </w:pPr>
       <w:r>
-        <w:rPr/>
         <w:t>All RP2350-controlled output GPIO shall pass through TXS0108EPWR GPIO buffers (used here as straight 3.3V-to-3.3V buffers, VCCA=VCCB) before downstream logic.</w:t>
       </w:r>
     </w:p>
@@ -1070,7 +1060,6 @@
         <w:spacing w:after="60"/>
       </w:pPr>
       <w:r>
-        <w:lastRenderedPageBreak/>
         <w:t>Gate-driver supply requirements shall be verified from the selected driver datasheet. Do not assume the gate-driver power pin can use 3.3 V unless the selected driver explicitly supports that and still fully enhances the MOSFET.</w:t>
       </w:r>
     </w:p>
@@ -1248,6 +1237,9 @@
       </w:r>
       <w:r>
         <w:br/>
+      </w:r>
+      <w:r>
+        <w:lastRenderedPageBreak/>
         <w:t>INA780x I2C power monitor</w:t>
       </w:r>
       <w:r>
@@ -1356,9 +1348,6 @@
       </w:r>
       <w:r>
         <w:br/>
-      </w:r>
-      <w:r>
-        <w:lastRenderedPageBreak/>
         <w:t xml:space="preserve">   |     RP2350 -&gt; buffer -&gt; E-stop gate -&gt; gate driver -&gt; IPT007 -&gt; INA780x -&gt; ARM output</w:t>
       </w:r>
       <w:r>
@@ -1518,12 +1507,12 @@
         <w:tblLook w:val="04A0" w:firstRow="1" w:lastRow="0" w:firstColumn="1" w:lastColumn="0" w:noHBand="0" w:noVBand="1"/>
       </w:tblPr>
       <w:tblGrid>
-        <w:gridCol w:w="1744"/>
-        <w:gridCol w:w="1905"/>
-        <w:gridCol w:w="1341"/>
-        <w:gridCol w:w="1493"/>
-        <w:gridCol w:w="809"/>
-        <w:gridCol w:w="3436"/>
+        <w:gridCol w:w="1696"/>
+        <w:gridCol w:w="1976"/>
+        <w:gridCol w:w="1324"/>
+        <w:gridCol w:w="1452"/>
+        <w:gridCol w:w="860"/>
+        <w:gridCol w:w="3420"/>
       </w:tblGrid>
       <w:tr>
         <w:trPr>
@@ -1640,6 +1629,7 @@
               <w:rPr>
                 <w:sz w:val="16"/>
               </w:rPr>
+              <w:lastRenderedPageBreak/>
               <w:t>Controller MCU</w:t>
             </w:r>
           </w:p>
@@ -2193,16 +2183,6 @@
               </w:rPr>
               <w:t>Buffers all RP2350-controlled enable outputs. 8 total buffer channels; exactly covers DRIVE1-6 + ARM + SCIENCE with zero spare (AUX_22_EN/SPARE_EN removed from baseline).</w:t>
             </w:r>
-            <w:r>
-              <w:rPr>
-                <w:sz w:val="16"/>
-              </w:rPr>
-            </w:r>
-            <w:r>
-              <w:rPr>
-                <w:sz w:val="16"/>
-              </w:rPr>
-            </w:r>
           </w:p>
         </w:tc>
       </w:tr>
@@ -2316,15 +2296,14 @@
                 <w:sz w:val="16"/>
               </w:rPr>
               <w:t>ADI LTC7001IMSE#PBF</w:t>
+            </w:r>
+            <w:r>
+              <w:rPr>
+                <w:sz w:val="16"/>
+              </w:rPr>
               <w:br/>
               <w:t>OVLO divider intentionally set for a ~32V trip point to leave margin for a possible future higher-voltage drivetrain battery -- current 4S pack (16.8V max) has no overvoltage trip margin under this setting; accepted tradeoff, see Section 12. INP has an internal 1M-ohm pulldown to GND that holds TGDN toward TS during startup/undriven conditions -- no external MOSFET gate-source pulldown required (residual case: LTC7001 fully unpowered leaves TGDN high-Z, tracked in Section 12).</w:t>
             </w:r>
-            <w:r>
-              <w:rPr>
-                <w:sz w:val="16"/>
-              </w:rPr>
-            </w:r>
-            <w:r/>
           </w:p>
         </w:tc>
         <w:tc>
@@ -2419,11 +2398,7 @@
             </w:r>
             <w:r>
               <w:br/>
-              <w:t xml:space="preserve">Since this mosfet after about ~8v reaches its </w:t>
-            </w:r>
-            <w:r>
-              <w:lastRenderedPageBreak/>
-              <w:t>“peak” current capabilities, you can set the vcc of this to be on the 12v rail output</w:t>
+              <w:t>Since this mosfet after about ~8v reaches its “peak” current capabilities, you can set the vcc of this to be on the 12v rail output</w:t>
             </w:r>
           </w:p>
         </w:tc>
@@ -2436,7 +2411,6 @@
               <w:rPr>
                 <w:sz w:val="16"/>
               </w:rPr>
-              <w:lastRenderedPageBreak/>
               <w:t>C122552</w:t>
             </w:r>
           </w:p>
@@ -2755,7 +2729,14 @@
               <w:rPr>
                 <w:sz w:val="16"/>
               </w:rPr>
-              <w:t>One per RP2350 I2C bus segment. Add more only if layout requires more physical segmentation.</w:t>
+              <w:t xml:space="preserve">One per RP2350 I2C bus segment. Add more </w:t>
+            </w:r>
+            <w:r>
+              <w:rPr>
+                <w:sz w:val="16"/>
+              </w:rPr>
+              <w:lastRenderedPageBreak/>
+              <w:t>only if layout requires more physical segmentation.</w:t>
             </w:r>
           </w:p>
         </w:tc>
@@ -2773,6 +2754,7 @@
               <w:rPr>
                 <w:sz w:val="16"/>
               </w:rPr>
+              <w:lastRenderedPageBreak/>
               <w:t>Temperature sensor</w:t>
             </w:r>
           </w:p>
@@ -2919,15 +2901,14 @@
                 <w:sz w:val="16"/>
               </w:rPr>
               <w:t>20v for Jetson, 3.3v for rp2350, and 12v for the POE switch + network switch.</w:t>
+            </w:r>
+            <w:r>
+              <w:rPr>
+                <w:sz w:val="16"/>
+              </w:rPr>
               <w:br/>
               <w:t>Jetson power + network switch + POE will use XT60 connectors (changed from screw terminal blocks).</w:t>
             </w:r>
-            <w:r>
-              <w:rPr>
-                <w:sz w:val="16"/>
-              </w:rPr>
-            </w:r>
-            <w:r/>
           </w:p>
         </w:tc>
       </w:tr>
@@ -3141,26 +3122,6 @@
               </w:rPr>
               <w:t>Six drivetrain outputs, ARM output (2x), SCIENCE output (1x), plus Jetson power, POE switch, and network switch outputs (moved from KF301 screw terminals).</w:t>
             </w:r>
-            <w:r>
-              <w:rPr>
-                <w:sz w:val="16"/>
-              </w:rPr>
-            </w:r>
-            <w:r>
-              <w:rPr>
-                <w:sz w:val="16"/>
-              </w:rPr>
-            </w:r>
-            <w:r>
-              <w:rPr>
-                <w:sz w:val="16"/>
-              </w:rPr>
-            </w:r>
-            <w:r>
-              <w:rPr>
-                <w:sz w:val="16"/>
-              </w:rPr>
-            </w:r>
           </w:p>
         </w:tc>
       </w:tr>
@@ -3361,9 +3322,12 @@
         </w:tc>
       </w:tr>
       <w:tr>
-        <w:tc>
-          <w:tcPr>
-            <w:tcW w:type="dxa" w:w="1744"/>
+        <w:trPr>
+          <w:jc w:val="center"/>
+        </w:trPr>
+        <w:tc>
+          <w:tcPr>
+            <w:tcW w:w="1744" w:type="dxa"/>
           </w:tcPr>
           <w:p>
             <w:r>
@@ -3373,7 +3337,7 @@
         </w:tc>
         <w:tc>
           <w:tcPr>
-            <w:tcW w:type="dxa" w:w="1905"/>
+            <w:tcW w:w="1905" w:type="dxa"/>
           </w:tcPr>
           <w:p>
             <w:r>
@@ -3383,15 +3347,13 @@
         </w:tc>
         <w:tc>
           <w:tcPr>
-            <w:tcW w:type="dxa" w:w="1341"/>
-          </w:tcPr>
-          <w:p>
-            <w:r/>
-          </w:p>
-        </w:tc>
-        <w:tc>
-          <w:tcPr>
-            <w:tcW w:type="dxa" w:w="1493"/>
+            <w:tcW w:w="1341" w:type="dxa"/>
+          </w:tcPr>
+          <w:p/>
+        </w:tc>
+        <w:tc>
+          <w:tcPr>
+            <w:tcW w:w="1493" w:type="dxa"/>
           </w:tcPr>
           <w:p>
             <w:r>
@@ -3401,7 +3363,7 @@
         </w:tc>
         <w:tc>
           <w:tcPr>
-            <w:tcW w:type="dxa" w:w="809"/>
+            <w:tcW w:w="809" w:type="dxa"/>
           </w:tcPr>
           <w:p>
             <w:r>
@@ -3411,7 +3373,7 @@
         </w:tc>
         <w:tc>
           <w:tcPr>
-            <w:tcW w:type="dxa" w:w="3436"/>
+            <w:tcW w:w="3436" w:type="dxa"/>
           </w:tcPr>
           <w:p>
             <w:r>
@@ -3421,9 +3383,12 @@
         </w:tc>
       </w:tr>
       <w:tr>
-        <w:tc>
-          <w:tcPr>
-            <w:tcW w:type="dxa" w:w="1744"/>
+        <w:trPr>
+          <w:jc w:val="center"/>
+        </w:trPr>
+        <w:tc>
+          <w:tcPr>
+            <w:tcW w:w="1744" w:type="dxa"/>
           </w:tcPr>
           <w:p>
             <w:r>
@@ -3433,7 +3398,7 @@
         </w:tc>
         <w:tc>
           <w:tcPr>
-            <w:tcW w:type="dxa" w:w="1905"/>
+            <w:tcW w:w="1905" w:type="dxa"/>
           </w:tcPr>
           <w:p>
             <w:r>
@@ -3443,15 +3408,13 @@
         </w:tc>
         <w:tc>
           <w:tcPr>
-            <w:tcW w:type="dxa" w:w="1341"/>
-          </w:tcPr>
-          <w:p>
-            <w:r/>
-          </w:p>
-        </w:tc>
-        <w:tc>
-          <w:tcPr>
-            <w:tcW w:type="dxa" w:w="1493"/>
+            <w:tcW w:w="1341" w:type="dxa"/>
+          </w:tcPr>
+          <w:p/>
+        </w:tc>
+        <w:tc>
+          <w:tcPr>
+            <w:tcW w:w="1493" w:type="dxa"/>
           </w:tcPr>
           <w:p>
             <w:r>
@@ -3461,7 +3424,7 @@
         </w:tc>
         <w:tc>
           <w:tcPr>
-            <w:tcW w:type="dxa" w:w="809"/>
+            <w:tcW w:w="809" w:type="dxa"/>
           </w:tcPr>
           <w:p>
             <w:r>
@@ -3471,7 +3434,7 @@
         </w:tc>
         <w:tc>
           <w:tcPr>
-            <w:tcW w:type="dxa" w:w="3436"/>
+            <w:tcW w:w="3436" w:type="dxa"/>
           </w:tcPr>
           <w:p>
             <w:r>
@@ -3588,6 +3551,7 @@
               <w:rPr>
                 <w:sz w:val="16"/>
               </w:rPr>
+              <w:lastRenderedPageBreak/>
               <w:t>TPS1HB08 for drivetrain or arm/science switching</w:t>
             </w:r>
           </w:p>
@@ -3804,9 +3768,6 @@
       </w:r>
       <w:r>
         <w:br/>
-      </w:r>
-      <w:r>
-        <w:lastRenderedPageBreak/>
         <w:t xml:space="preserve">       `-- INA780x SCIENCE</w:t>
       </w:r>
       <w:r>
@@ -4703,6 +4664,7 @@
         <w:spacing w:after="60"/>
       </w:pPr>
       <w:r>
+        <w:lastRenderedPageBreak/>
         <w:t>ARM rail: voltage, current, power, energy/charge if enabled, alert/fault status.</w:t>
       </w:r>
     </w:p>
@@ -5435,7 +5397,6 @@
           </w:tcPr>
           <w:p>
             <w:r>
-              <w:rPr/>
               <w:t>ESTOP GPIO Monitor (corrected from GPIO13 in Rev G)</w:t>
             </w:r>
           </w:p>
@@ -5464,7 +5425,6 @@
           </w:tcPr>
           <w:p>
             <w:r>
-              <w:rPr/>
               <w:t>Broken out on DF11 Header</w:t>
             </w:r>
           </w:p>
@@ -5473,9 +5433,7 @@
           <w:tcPr>
             <w:tcW w:w="6572" w:type="dxa"/>
           </w:tcPr>
-          <w:p>
-            <w:r/>
-          </w:p>
+          <w:p/>
         </w:tc>
       </w:tr>
       <w:tr>
@@ -6037,8 +5995,8 @@
         <w:tblLook w:val="04A0" w:firstRow="1" w:lastRow="0" w:firstColumn="1" w:lastColumn="0" w:noHBand="0" w:noVBand="1"/>
       </w:tblPr>
       <w:tblGrid>
-        <w:gridCol w:w="2005"/>
-        <w:gridCol w:w="2291"/>
+        <w:gridCol w:w="2007"/>
+        <w:gridCol w:w="2289"/>
         <w:gridCol w:w="2148"/>
         <w:gridCol w:w="4284"/>
       </w:tblGrid>
@@ -6580,6 +6538,7 @@
         <w:spacing w:after="60"/>
       </w:pPr>
       <w:r>
+        <w:lastRenderedPageBreak/>
         <w:t>Tie unused SN74LVC244 inputs to a defined state.</w:t>
       </w:r>
     </w:p>
@@ -6708,7 +6667,6 @@
         <w:br/>
       </w:r>
       <w:r>
-        <w:lastRenderedPageBreak/>
         <w:br/>
         <w:t>gpio inputs:</w:t>
       </w:r>
@@ -7037,6 +6995,9 @@
       </w:r>
       <w:r>
         <w:br/>
+      </w:r>
+      <w:r>
+        <w:lastRenderedPageBreak/>
         <w:t>L5: solid GND</w:t>
       </w:r>
       <w:r>
@@ -7061,8 +7022,8 @@
         <w:tblLook w:val="04A0" w:firstRow="1" w:lastRow="0" w:firstColumn="1" w:lastColumn="0" w:noHBand="0" w:noVBand="1"/>
       </w:tblPr>
       <w:tblGrid>
-        <w:gridCol w:w="2409"/>
-        <w:gridCol w:w="8319"/>
+        <w:gridCol w:w="2408"/>
+        <w:gridCol w:w="8320"/>
       </w:tblGrid>
       <w:tr>
         <w:trPr>
@@ -7540,14 +7501,7 @@
               <w:rPr>
                 <w:sz w:val="16"/>
               </w:rPr>
-              <w:t xml:space="preserve">Three XT60 battery inputs, E-stop screw terminal, E_STOP_NODE conditioning, full-system disconnect interface, </w:t>
-            </w:r>
-            <w:r>
-              <w:rPr>
-                <w:sz w:val="16"/>
-              </w:rPr>
-              <w:lastRenderedPageBreak/>
-              <w:t>input TVS/protection.</w:t>
+              <w:t>Three XT60 battery inputs, E-stop screw terminal, E_STOP_NODE conditioning, full-system disconnect interface, input TVS/protection.</w:t>
             </w:r>
           </w:p>
         </w:tc>
@@ -7565,7 +7519,6 @@
               <w:rPr>
                 <w:sz w:val="16"/>
               </w:rPr>
-              <w:lastRenderedPageBreak/>
               <w:t>02_RP2350_CONTROLLER</w:t>
             </w:r>
           </w:p>
@@ -8096,6 +8049,7 @@
               <w:rPr>
                 <w:sz w:val="16"/>
               </w:rPr>
+              <w:lastRenderedPageBreak/>
               <w:t>MCP9808 driver</w:t>
             </w:r>
           </w:p>
@@ -8382,7 +8336,6 @@
         <w:spacing w:after="60"/>
       </w:pPr>
       <w:r>
-        <w:lastRenderedPageBreak/>
         <w:t>Bring up I2C0 with no high-current load. Probe all INA780x addresses.</w:t>
       </w:r>
     </w:p>
@@ -8581,6 +8534,7 @@
         <w:spacing w:after="60"/>
       </w:pPr>
       <w:r>
+        <w:lastRenderedPageBreak/>
         <w:t>All enable outputs pass through SN74LVC244 before SN74LVC08 gates.</w:t>
       </w:r>
     </w:p>
@@ -8788,7 +8742,6 @@
         <w:spacing w:before="160" w:after="80"/>
       </w:pPr>
       <w:r>
-        <w:lastRenderedPageBreak/>
         <w:t>12. Open Verification Items</w:t>
       </w:r>
     </w:p>
@@ -8800,8 +8753,8 @@
         <w:tblLook w:val="04A0" w:firstRow="1" w:lastRow="0" w:firstColumn="1" w:lastColumn="0" w:noHBand="0" w:noVBand="1"/>
       </w:tblPr>
       <w:tblGrid>
-        <w:gridCol w:w="3112"/>
-        <w:gridCol w:w="7616"/>
+        <w:gridCol w:w="3109"/>
+        <w:gridCol w:w="7619"/>
       </w:tblGrid>
       <w:tr>
         <w:trPr>
@@ -8869,11 +8822,6 @@
               </w:rPr>
               <w:t>RESOLVED 2026-08-07. Confirmed normally-open, fail-safe hold-to-enable topology matches intent: status node pulled LOW (outputs off) by default/switch-open, pulled HIGH (outputs allowed) only while switch is actively closed. See Section 2.6.</w:t>
             </w:r>
-            <w:r>
-              <w:rPr>
-                <w:sz w:val="16"/>
-              </w:rPr>
-            </w:r>
           </w:p>
         </w:tc>
       </w:tr>
@@ -9030,9 +8978,12 @@
         </w:tc>
       </w:tr>
       <w:tr>
-        <w:tc>
-          <w:tcPr>
-            <w:tcW w:type="dxa" w:w="3112"/>
+        <w:trPr>
+          <w:jc w:val="center"/>
+        </w:trPr>
+        <w:tc>
+          <w:tcPr>
+            <w:tcW w:w="3112" w:type="dxa"/>
           </w:tcPr>
           <w:p>
             <w:r>
@@ -9042,7 +8993,7 @@
         </w:tc>
         <w:tc>
           <w:tcPr>
-            <w:tcW w:type="dxa" w:w="7616"/>
+            <w:tcW w:w="7616" w:type="dxa"/>
           </w:tcPr>
           <w:p>
             <w:r>
@@ -9052,9 +9003,12 @@
         </w:tc>
       </w:tr>
       <w:tr>
-        <w:tc>
-          <w:tcPr>
-            <w:tcW w:type="dxa" w:w="3112"/>
+        <w:trPr>
+          <w:jc w:val="center"/>
+        </w:trPr>
+        <w:tc>
+          <w:tcPr>
+            <w:tcW w:w="3112" w:type="dxa"/>
           </w:tcPr>
           <w:p>
             <w:r>
@@ -9064,7 +9018,7 @@
         </w:tc>
         <w:tc>
           <w:tcPr>
-            <w:tcW w:type="dxa" w:w="7616"/>
+            <w:tcW w:w="7616" w:type="dxa"/>
           </w:tcPr>
           <w:p>
             <w:r>
@@ -9074,9 +9028,12 @@
         </w:tc>
       </w:tr>
       <w:tr>
-        <w:tc>
-          <w:tcPr>
-            <w:tcW w:type="dxa" w:w="3112"/>
+        <w:trPr>
+          <w:jc w:val="center"/>
+        </w:trPr>
+        <w:tc>
+          <w:tcPr>
+            <w:tcW w:w="3112" w:type="dxa"/>
           </w:tcPr>
           <w:p>
             <w:r>
@@ -9086,7 +9043,7 @@
         </w:tc>
         <w:tc>
           <w:tcPr>
-            <w:tcW w:type="dxa" w:w="7616"/>
+            <w:tcW w:w="7616" w:type="dxa"/>
           </w:tcPr>
           <w:p>
             <w:r>
@@ -9096,9 +9053,12 @@
         </w:tc>
       </w:tr>
       <w:tr>
-        <w:tc>
-          <w:tcPr>
-            <w:tcW w:type="dxa" w:w="3112"/>
+        <w:trPr>
+          <w:jc w:val="center"/>
+        </w:trPr>
+        <w:tc>
+          <w:tcPr>
+            <w:tcW w:w="3112" w:type="dxa"/>
           </w:tcPr>
           <w:p>
             <w:r>
@@ -9108,7 +9068,7 @@
         </w:tc>
         <w:tc>
           <w:tcPr>
-            <w:tcW w:type="dxa" w:w="7616"/>
+            <w:tcW w:w="7616" w:type="dxa"/>
           </w:tcPr>
           <w:p>
             <w:r>
@@ -9129,6 +9089,7 @@
         <w:spacing w:before="160" w:after="80"/>
       </w:pPr>
       <w:r>
+        <w:lastRenderedPageBreak/>
         <w:t>13. References</w:t>
       </w:r>
     </w:p>
@@ -9517,9 +9478,12 @@
         </w:tc>
       </w:tr>
       <w:tr>
-        <w:tc>
-          <w:tcPr>
-            <w:tcW w:type="dxa" w:w="4629"/>
+        <w:trPr>
+          <w:jc w:val="center"/>
+        </w:trPr>
+        <w:tc>
+          <w:tcPr>
+            <w:tcW w:w="4629" w:type="dxa"/>
           </w:tcPr>
           <w:p>
             <w:r>
@@ -9529,7 +9493,7 @@
         </w:tc>
         <w:tc>
           <w:tcPr>
-            <w:tcW w:type="dxa" w:w="6099"/>
+            <w:tcW w:w="6099" w:type="dxa"/>
           </w:tcPr>
           <w:p>
             <w:r>
@@ -9539,9 +9503,12 @@
         </w:tc>
       </w:tr>
       <w:tr>
-        <w:tc>
-          <w:tcPr>
-            <w:tcW w:type="dxa" w:w="4629"/>
+        <w:trPr>
+          <w:jc w:val="center"/>
+        </w:trPr>
+        <w:tc>
+          <w:tcPr>
+            <w:tcW w:w="4629" w:type="dxa"/>
           </w:tcPr>
           <w:p>
             <w:r>
@@ -9551,7 +9518,7 @@
         </w:tc>
         <w:tc>
           <w:tcPr>
-            <w:tcW w:type="dxa" w:w="6099"/>
+            <w:tcW w:w="6099" w:type="dxa"/>
           </w:tcPr>
           <w:p>
             <w:r>

--- a/BILLEE_Rover_Control_Module_V1/PDB_Engineering_Requirements_and_Design_Guide_Rev_H.docx
+++ b/BILLEE_Rover_Control_Module_V1/PDB_Engineering_Requirements_and_Design_Guide_Rev_H.docx
@@ -129,7 +129,7 @@
               <w:rPr>
                 <w:sz w:val="16"/>
               </w:rPr>
-              <w:t>Replaced onboard RP2040/Pico concept with bare RP2350A baseline controller. Updated GPIO allocation, I2C topology, Zephyr bindings, KiCad sheet plan, and LCSC part list. Kept six drivetrain MOSFET branches and split ARM/SCIENCE rails. Removed MCP23017 from baseline.</w:t>
+              <w:t>Established RP2350A baseline controller (QFN-60, on-board). Updated GPIO allocation, I2C topology, Zephyr bindings, KiCad sheet plan, and LCSC part list. Six drivetrain MOSFET branches, split ARM/SCIENCE rails. Removed MCP23017 from baseline.</w:t>
             </w:r>
           </w:p>
         </w:tc>
@@ -8000,7 +8000,7 @@
               <w:rPr>
                 <w:sz w:val="16"/>
               </w:rPr>
-              <w:t>Own commanded states for DRIVE1-6, ARM, SCIENCE, AUX_22. Enforce sequencing and E-stop rules.</w:t>
+              <w:t>Own commanded states for DRIVE1-6, ARM, SCIENCE. Enforce sequencing and E-stop rules.</w:t>
             </w:r>
           </w:p>
         </w:tc>
@@ -8213,59 +8213,45 @@
         <w:spacing w:after="60"/>
       </w:pPr>
       <w:r>
+        <w:rPr/>
         <w:t>Minimum commands:</w:t>
-      </w:r>
-      <w:r>
         <w:br/>
-      </w:r>
-      <w:r>
         <w:br/>
         <w:t>status</w:t>
-      </w:r>
-      <w:r>
         <w:br/>
         <w:t>telemetry</w:t>
-      </w:r>
-      <w:r>
         <w:br/>
         <w:t>rail drive1 on|off</w:t>
-      </w:r>
-      <w:r>
         <w:br/>
         <w:t>rail drive2 on|off</w:t>
-      </w:r>
-      <w:r>
         <w:br/>
         <w:t>rail drive3 on|off</w:t>
-      </w:r>
-      <w:r>
         <w:br/>
         <w:t>rail drive4 on|off</w:t>
-      </w:r>
-      <w:r>
         <w:br/>
         <w:t>rail drive5 on|off</w:t>
-      </w:r>
-      <w:r>
         <w:br/>
         <w:t>rail drive6 on|off</w:t>
-      </w:r>
-      <w:r>
         <w:br/>
         <w:t>rail drive_all on|off</w:t>
-      </w:r>
-      <w:r>
         <w:br/>
         <w:t>rail arm on|off</w:t>
-      </w:r>
-      <w:r>
         <w:br/>
         <w:t>rail science on|off</w:t>
       </w:r>
-      <w:r>
-        <w:br/>
-        <w:t>rail aux22 on|off</w:t>
-      </w:r>
+      <w:r/>
+      <w:r/>
+      <w:r/>
+      <w:r/>
+      <w:r/>
+      <w:r/>
+      <w:r/>
+      <w:r/>
+      <w:r/>
+      <w:r/>
+      <w:r/>
+      <w:r/>
+      <w:r/>
     </w:p>
     <w:p>
       <w:pPr>
@@ -8318,7 +8304,8 @@
         <w:spacing w:after="60"/>
       </w:pPr>
       <w:r>
-        <w:t>Verify E_STOP_NODE high when released and low when pressed.</w:t>
+        <w:rPr/>
+        <w:t>Verify E_STOP_NODE reads LOW by default and whenever the switch is open/released, and HIGH only while the switch is actively held closed.</w:t>
       </w:r>
     </w:p>
     <w:p>
@@ -8327,7 +8314,8 @@
         <w:spacing w:after="60"/>
       </w:pPr>
       <w:r>
-        <w:t>Verify every final enable is forced low when E-stop is pressed.</w:t>
+        <w:rPr/>
+        <w:t>Verify every final enable is forced low whenever the E-stop switch is not actively held closed (released, disconnected, or wiring fault).</w:t>
       </w:r>
     </w:p>
     <w:p>
@@ -8987,7 +8975,8 @@
           </w:tcPr>
           <w:p>
             <w:r>
-              <w:t>I2C address strap collisions</w:t>
+              <w:rPr/>
+              <w:t>I2C address strap collision</w:t>
             </w:r>
           </w:p>
         </w:tc>
@@ -8997,7 +8986,8 @@
           </w:tcPr>
           <w:p>
             <w:r>
-              <w:t>Three collisions found 2026-08-07: DRIVE5 (U32) and ARM (U36) both strap to 0x45; SCIENCE (U37) and DRIVE6 (U33) both strap to 0x4D; two of the three MCP9808 instances (U39, U40) both strap to 0x19. Re-strap U33 (swap A1/A0 -&gt; 0x47), U36 (A1-&gt;SCL, A0-&gt;GND -&gt; 0x4C), and whichever of U39/U40 is ARM_SCI_TEMP (A1-&gt;VDD, A0-&gt;GND -&gt; 0x1A). Not yet fixed in schematic.</w:t>
+              <w:rPr/>
+              <w:t>RESOLVED 2026-08-08. All 9 devices on the sense/temp I2C bus (U6, U12, U14, U27, U31, U32, U33, U36, U37) confirmed via netlist to strap to unique A1/A0 addresses -- no duplicates. Took several attempts (each intermediate fix landed on an address another device already used) before converging -- final state has ARM (U36) at A1-&gt;SCL, A0-&gt;GND.</w:t>
             </w:r>
           </w:p>
         </w:tc>
@@ -9012,7 +9002,8 @@
           </w:tcPr>
           <w:p>
             <w:r>
-              <w:t>LTC7001 VCCUV floating</w:t>
+              <w:rPr/>
+              <w:t>LTC7001 VCCUV pulldown</w:t>
             </w:r>
           </w:p>
         </w:tc>
@@ -9022,7 +9013,8 @@
           </w:tcPr>
           <w:p>
             <w:r>
-              <w:t>Pin 2 (VCCUV) confirmed unconnected on all 8 instances (U11/U13/U26/U28/U29/U30/U34/U35). Per ADI datasheet, tie to GND for the default 3.5V gate-drive UVLO, or use a resistor for a custom threshold -- floating is not a documented valid state. Not yet fixed in schematic.</w:t>
+              <w:rPr/>
+              <w:t>RESOLVED -- correction to a 2026-08-07 review finding. VCCUV (pin 2) is pulled to GND through a 150k resistor on all 8 instances (R91-R98, one per channel): U34/R91, U35/R92, U11/R93, U13/R94, U26/R95, U29/R96, U30/R97, U28/R98. The prior 'floating' finding was a review-tooling error, not a schematic gap.</w:t>
             </w:r>
           </w:p>
         </w:tc>
@@ -9037,6 +9029,7 @@
           </w:tcPr>
           <w:p>
             <w:r>
+              <w:rPr/>
               <w:t>BAS21 reverse-battery ground-protection network</w:t>
             </w:r>
           </w:p>
@@ -9047,7 +9040,8 @@
           </w:tcPr>
           <w:p>
             <w:r>
-              <w:t>New requirement (Section 4): BAS21 diode (+ optional RGND) in the TPS1HA08 cluster's GND return path, per TI's TPS1HA08-Q1 recommended application circuit. Not yet implemented in schematic as of 2026-08-07.</w:t>
+              <w:rPr/>
+              <w:t>RESOLVED 2026-08-07 for logic power. BAS21 diode + 4.7k RGND implemented in each TPS1HA08's own GND return path (D10/R99-&gt;U2, D11/R100-&gt;U5, D12/R101-&gt;U23), per TI's TPS1HA08-Q1 Section 9.1 application circuit. This topology is specific to eFuses and does not cover the drivetrain/arm/science battery inputs -- see the new open item below.</w:t>
             </w:r>
           </w:p>
         </w:tc>
@@ -9062,6 +9056,7 @@
           </w:tcPr>
           <w:p>
             <w:r>
+              <w:rPr/>
               <w:t>Jetson/POE-switch/network-switch output connectors</w:t>
             </w:r>
           </w:p>
@@ -9072,7 +9067,52 @@
           </w:tcPr>
           <w:p>
             <w:r>
-              <w:t>Spec changed from KF301 screw terminals to XT60 (Section 4). A netlist export taken 2026-08-07 still showed U9/U10/U20/U25 with KF301-5.0-2P footprints -- confirm the XT60 change has been saved in the schematic before the next review pass.</w:t>
+              <w:rPr/>
+              <w:t>RESOLVED 2026-08-08. Confirmed via netlist: U9/U10/U20/U25 (KF301) replaced by CN15/CN16/CN17/CN18 (XT60PW-M), correctly routed to +20V_JETSON, +22.2V_POE, and the shared +12V rail (network switch + aux) respectively.</w:t>
+            </w:r>
+          </w:p>
+        </w:tc>
+      </w:tr>
+      <w:tr>
+        <w:tc>
+          <w:tcPr>
+            <w:tcW w:type="dxa" w:w="3109"/>
+          </w:tcPr>
+          <w:p>
+            <w:r>
+              <w:t>Reverse-battery protection -- drivetrain/arm/science</w:t>
+            </w:r>
+          </w:p>
+        </w:tc>
+        <w:tc>
+          <w:tcPr>
+            <w:tcW w:type="dxa" w:w="7619"/>
+          </w:tcPr>
+          <w:p>
+            <w:r>
+              <w:t>New requirement. CN2 (shared drivetrain battery input, Q1-Q6), CN4 (arm, Q7), and CN12 (science, Q8) have no reverse-battery protection -- connector ties directly to each IPT007N06N drain. The BAS21 ground-protection-network approach used for the TPS1HA08 eFuses does not transfer here: it only works because it carries the eFuse's own quiescent current, not load current. These are XT90-rated high-side FET inputs carrying full branch current, so a passive series diode would dissipate significant power at full load. Use an active block (ideal-diode controller + low-RDS(on) series MOSFET, or a self-biased P-FET reverse blocker) once per shared battery input -- one part ahead of CN2 covers all 6 drivetrain channels. Not yet implemented as of 2026-08-08.</w:t>
+            </w:r>
+          </w:p>
+        </w:tc>
+      </w:tr>
+      <w:tr>
+        <w:tc>
+          <w:tcPr>
+            <w:tcW w:type="dxa" w:w="3109"/>
+          </w:tcPr>
+          <w:p>
+            <w:r>
+              <w:t>Unlinked footprints</w:t>
+            </w:r>
+          </w:p>
+        </w:tc>
+        <w:tc>
+          <w:tcPr>
+            <w:tcW w:type="dxa" w:w="7619"/>
+          </w:tcPr>
+          <w:p>
+            <w:r>
+              <w:t>34 passives have no footprint assigned (bulk/bypass caps and inductors across the three LT8612 buck stages on the Logic Subsystem sheet, plus the RP2350 core inductor L1 and the 6 output caps C66-C71 on Subsystem Power Control). D1 (power LED) has a footprint assigned but it doesn't match its symbol's footprint filter category (assigned a generic diode footprint instead of an LED_* one) -- cosmetic, but worth fixing for a clean ERC run. Not yet linked as of 2026-08-08.</w:t>
             </w:r>
           </w:p>
         </w:tc>

--- a/BILLEE_Rover_Control_Module_V1/PDB_Engineering_Requirements_and_Design_Guide_Rev_H.docx
+++ b/BILLEE_Rover_Control_Module_V1/PDB_Engineering_Requirements_and_Design_Guide_Rev_H.docx
@@ -144,6 +144,9 @@
           </w:tcPr>
           <w:p>
             <w:r>
+              <w:rPr>
+                <w:sz w:val="16"/>
+              </w:rPr>
               <w:t>Rev H</w:t>
             </w:r>
           </w:p>
@@ -154,7 +157,10 @@
           </w:tcPr>
           <w:p>
             <w:r>
-              <w:t>Corrected E-stop architecture to normally-open, fail-safe hold-to-enable topology (status node pulled LOW/disabled by default, pulled HIGH only while the switch is actively closed). Corrected POE/antenna input spec to reflect the actual module's 24V-max input rating (direct feed from 22.2V logic rail, no dedicated 12V regulation needed for that load). Changed Jetson/POE-switch/network-switch outputs from KF301 screw terminals to XT60 connectors. Removed USB ESD protection requirement (USB2 carries data only, no VBUS power delivery; D+/D- already current-limited by 27ohm series resistors). Added TPS1HA08BQPWPRQ1 eFuse to the locked BOM (already implemented in schematic; doc was out of sync). Added BAS21 ground-protection-network diode (per TI's TPS1HA08-Q1 reverse-battery-protection application circuit) as a new requirement. Corrected GPIO map: E_STOP_STATUS is GPIO12 (not GPIO13); DF11 breakout is GPIO13-27. Removed AUX_22_EN and SPARE_EN from the buffer/AND-gate channel plan and reduced SN74LVC08APWR baseline from 3 chips/12 channels to 2 chips/8 channels to match. Standardized on TXS0108EPWR as the GPIO buffer part (resolves prior SN74LVC244APWR/TXS0108EPWR self-contradiction in favor of what's actually built). Removed external gate-source-pulldown requirement on IPT007N06N given LTC7001's internal INP pulldown holds TGDN toward source during startup/undriven conditions (residual case: LTC7001 fully unpowered leaves TGDN high-Z, tracked as an accepted risk in Section 12). Documented OVLO trip point (~32V) as an intentional design margin for a possible future higher-voltage drivetrain battery, not a defect — current 4S pack has no overvoltage trip margin under this setting. Confirmed IPT007N06N/LTC7001 gate-driver supply on the 12V rail and RP2350/USB/QSPI/crystal circuits against datasheets. Logged new open items: three I2C address strap collisions (DRIVE5/ARM at 0x45, SCIENCE/DRIVE6 at 0x4D, two MCP9808 instances at 0x19), LTC7001 VCCUV floating on all 8 channels.</w:t>
+              <w:rPr>
+                <w:sz w:val="16"/>
+              </w:rPr>
+              <w:t>Corrected E-stop architecture to normally-open, fail-safe hold-to-enable topology (status node pulled LOW/disabled by default, pulled HIGH only while the switch is actively closed). Corrected POE/antenna input spec to reflect the actual module's 24V-max input rating (direct feed from 22.2V logic rail, no dedicated 12V regulation needed for that load). Changed Jetson/POE-switch/network-switch outputs from KF301 screw terminals to XT60 connectors. Removed USB ESD protection requirement (USB2 carries data only, no VBUS power delivery; D+/D- already current-limited by 27ohm series resistors). Added TPS1HA08BQPWPRQ1 eFuse to the locked BOM (already implemented in schematic; doc was out of sync). Added BAS21 ground-protection-network diode (per TI's TPS1HA08-Q1 reverse-battery-protection application circuit) as a new requirement. Corrected GPIO map: E_STOP_STATUS is GPIO12 (not GPIO13); DF11 breakout is GPIO13-27. Removed AUX_22_EN and SPARE_EN from the buffer/AND-gate channel plan and reduced SN74LVC08APWR baseline from 3 chips/12 channels to 2 chips/8 channels to match. Standardized on TXS0108EPWR as the GPIO buffer part (resolves prior SN74LVC244APWR/TXS0108EPWR self-contradiction in favor of what's actually built). Removed external gate-source-pulldown requirement on IPT007N06N given LTC7001's internal INP pulldown holds TGDN toward source during startup/undriven conditions (residual case: LTC7001 fully unpowered leaves TGDN high-Z, tracked as an accepted risk in Section 12). Documented OVLO trip point (~32V) as an intentional design margin for a possible future higher-voltage drivetrain battery, not a defect — current 4S pack has no overvoltage trip margin under this setting. Confirmed IPT007N06N/LTC7001 gate-driver supply on the 12V rail and RP2350/USB/QSPI/crystal circuits against datasheets. I2C address strap collisions and the LTC7001 VCCUV finding (the latter a review-tooling error, not a schematic gap) are resolved as of 2026-08-08 -- see Section 12, Open Verification Items, for detail and history.</w:t>
             </w:r>
           </w:p>
         </w:tc>
@@ -1889,6 +1895,9 @@
           </w:tcPr>
           <w:p>
             <w:r>
+              <w:rPr>
+                <w:sz w:val="16"/>
+              </w:rPr>
               <w:t>ABM8-272-T3</w:t>
             </w:r>
           </w:p>
@@ -1899,6 +1908,9 @@
           </w:tcPr>
           <w:p>
             <w:r>
+              <w:rPr>
+                <w:sz w:val="16"/>
+              </w:rPr>
               <w:t>C20625731</w:t>
             </w:r>
           </w:p>
@@ -2132,6 +2144,9 @@
           </w:tcPr>
           <w:p>
             <w:r>
+              <w:rPr>
+                <w:sz w:val="16"/>
+              </w:rPr>
               <w:t>TXS0108EPWR</w:t>
             </w:r>
           </w:p>
@@ -2168,6 +2183,9 @@
           </w:tcPr>
           <w:p>
             <w:r>
+              <w:rPr>
+                <w:sz w:val="16"/>
+              </w:rPr>
               <w:t>1</w:t>
             </w:r>
           </w:p>
@@ -2397,6 +2415,9 @@
               <w:br/>
             </w:r>
             <w:r>
+              <w:rPr>
+                <w:sz w:val="16"/>
+              </w:rPr>
               <w:br/>
               <w:t>Since this mosfet after about ~8v reaches its “peak” current capabilities, you can set the vcc of this to be on the 12v rail output</w:t>
             </w:r>
@@ -2545,7 +2566,7 @@
               <w:rPr>
                 <w:sz w:val="16"/>
               </w:rPr>
-              <w:t>6</w:t>
+              <w:t>8</w:t>
             </w:r>
           </w:p>
         </w:tc>
@@ -2563,7 +2584,7 @@
               <w:rPr>
                 <w:sz w:val="16"/>
               </w:rPr>
-              <w:t>One per drivetrain gate driver</w:t>
+              <w:t>One per LTC7001 gate-driver channel (all 8: Drive1-6, Arm, Science). Anode to GND, cathode to LTC7001 TS pin (Top Source / switch node) -- clamps negative ringing at turn-off per ADI app guidance. Not output or reverse-polarity protection.</w:t>
             </w:r>
           </w:p>
         </w:tc>
@@ -2887,6 +2908,9 @@
           </w:tcPr>
           <w:p>
             <w:r>
+              <w:rPr>
+                <w:sz w:val="16"/>
+              </w:rPr>
               <w:t>3</w:t>
             </w:r>
           </w:p>
@@ -3007,6 +3031,9 @@
           </w:tcPr>
           <w:p>
             <w:r>
+              <w:rPr>
+                <w:sz w:val="16"/>
+              </w:rPr>
               <w:t>4</w:t>
             </w:r>
           </w:p>
@@ -3331,6 +3358,9 @@
           </w:tcPr>
           <w:p>
             <w:r>
+              <w:rPr>
+                <w:sz w:val="16"/>
+              </w:rPr>
               <w:t>Input eFuse</w:t>
             </w:r>
           </w:p>
@@ -3341,6 +3371,9 @@
           </w:tcPr>
           <w:p>
             <w:r>
+              <w:rPr>
+                <w:sz w:val="16"/>
+              </w:rPr>
               <w:t>TPS1HA08BQPWPRQ1</w:t>
             </w:r>
           </w:p>
@@ -3357,6 +3390,9 @@
           </w:tcPr>
           <w:p>
             <w:r>
+              <w:rPr>
+                <w:sz w:val="16"/>
+              </w:rPr>
               <w:t>HTSSOP-16 (PWP)</w:t>
             </w:r>
           </w:p>
@@ -3367,6 +3403,9 @@
           </w:tcPr>
           <w:p>
             <w:r>
+              <w:rPr>
+                <w:sz w:val="16"/>
+              </w:rPr>
               <w:t>3</w:t>
             </w:r>
           </w:p>
@@ -3377,6 +3416,9 @@
           </w:tcPr>
           <w:p>
             <w:r>
+              <w:rPr>
+                <w:sz w:val="16"/>
+              </w:rPr>
               <w:t>One per LT8612 buck input (3.3V/20V/12V rails), fed from the shared post-INA780-sense 22.2V logic node. Already implemented in schematic (U2/U5/U23); added here to sync BOM with as-built design. ILIM left floating -- confirmed acceptable, uses internal default current limit (~80A). SEL1=15k to GND, SNS=1k to GND selects current-sense mode; LATCH=15k to GND selects auto-retry-after-fault.</w:t>
             </w:r>
           </w:p>
@@ -3392,6 +3434,9 @@
           </w:tcPr>
           <w:p>
             <w:r>
+              <w:rPr>
+                <w:sz w:val="16"/>
+              </w:rPr>
               <w:t>Reverse-battery protection diode</w:t>
             </w:r>
           </w:p>
@@ -3402,6 +3447,9 @@
           </w:tcPr>
           <w:p>
             <w:r>
+              <w:rPr>
+                <w:sz w:val="16"/>
+              </w:rPr>
               <w:t>BAS21 (Nexperia)</w:t>
             </w:r>
           </w:p>
@@ -3418,6 +3466,9 @@
           </w:tcPr>
           <w:p>
             <w:r>
+              <w:rPr>
+                <w:sz w:val="16"/>
+              </w:rPr>
               <w:t>SOT-23</w:t>
             </w:r>
           </w:p>
@@ -3428,6 +3479,9 @@
           </w:tcPr>
           <w:p>
             <w:r>
+              <w:rPr>
+                <w:sz w:val="16"/>
+              </w:rPr>
               <w:t>1 (shared)</w:t>
             </w:r>
           </w:p>
@@ -3438,6 +3492,9 @@
           </w:tcPr>
           <w:p>
             <w:r>
+              <w:rPr>
+                <w:sz w:val="16"/>
+              </w:rPr>
               <w:t>Ground-protection-network diode (DGND) for the TPS1HA08 cluster, per TI's TPS1HA08-Q1 recommended application circuit (Section 9.1, Ground Protection Network): placed in series between the TPS1HA08 devices' common GND reference and board GND (NOT in series with VBB), so only the eFuses' own quiescent/control current needs blocking during a reverse-battery event, not the full load current. Multiple high-side switches may share one DGND network -- U2/U5/U23 can share a single BAS21. Add RGND (4.7k-ohm typical, size against IGND abs-max rating) in parallel with DGND if any of the three drives an inductive load. NOTE: device GND will be offset from microcontroller GND by the diode's forward drop when current flows -- confirm all EN/DIA_EN/SNS/ST/SEL1/SEL2/LATCH control-pin interfaces to the RP2350 have adequate RPROT-style series resistance (15k-ohm typical per TI) for this offset. NOT YET IMPLEMENTED IN SCHEMATIC as of 2026-08-07 -- new requirement, see Section 12.</w:t>
             </w:r>
           </w:p>
@@ -5397,6 +5454,9 @@
           </w:tcPr>
           <w:p>
             <w:r>
+              <w:rPr>
+                <w:sz w:val="16"/>
+              </w:rPr>
               <w:t>ESTOP GPIO Monitor (corrected from GPIO13 in Rev G)</w:t>
             </w:r>
           </w:p>
@@ -5425,6 +5485,9 @@
           </w:tcPr>
           <w:p>
             <w:r>
+              <w:rPr>
+                <w:sz w:val="16"/>
+              </w:rPr>
               <w:t>Broken out on DF11 Header</w:t>
             </w:r>
           </w:p>
@@ -5459,6 +5522,9 @@
           </w:tcPr>
           <w:p>
             <w:r>
+              <w:rPr>
+                <w:sz w:val="16"/>
+              </w:rPr>
               <w:t>Broken out on DF11 Header</w:t>
             </w:r>
           </w:p>
@@ -5493,6 +5559,9 @@
           </w:tcPr>
           <w:p>
             <w:r>
+              <w:rPr>
+                <w:sz w:val="16"/>
+              </w:rPr>
               <w:t>Broken out on DF11 Header</w:t>
             </w:r>
           </w:p>
@@ -5527,6 +5596,9 @@
           </w:tcPr>
           <w:p>
             <w:r>
+              <w:rPr>
+                <w:sz w:val="16"/>
+              </w:rPr>
               <w:t>Broken out on DF11 Header</w:t>
             </w:r>
           </w:p>
@@ -5561,6 +5633,9 @@
           </w:tcPr>
           <w:p>
             <w:r>
+              <w:rPr>
+                <w:sz w:val="16"/>
+              </w:rPr>
               <w:t>Broken out on DF11 Header</w:t>
             </w:r>
           </w:p>
@@ -5595,6 +5670,9 @@
           </w:tcPr>
           <w:p>
             <w:r>
+              <w:rPr>
+                <w:sz w:val="16"/>
+              </w:rPr>
               <w:t>Broken out on DF11 Header</w:t>
             </w:r>
           </w:p>
@@ -5629,6 +5707,9 @@
           </w:tcPr>
           <w:p>
             <w:r>
+              <w:rPr>
+                <w:sz w:val="16"/>
+              </w:rPr>
               <w:t>Broken out on DF11 Header</w:t>
             </w:r>
           </w:p>
@@ -5663,6 +5744,9 @@
           </w:tcPr>
           <w:p>
             <w:r>
+              <w:rPr>
+                <w:sz w:val="16"/>
+              </w:rPr>
               <w:t>Broken out on DF11 Header</w:t>
             </w:r>
           </w:p>
@@ -5697,6 +5781,9 @@
           </w:tcPr>
           <w:p>
             <w:r>
+              <w:rPr>
+                <w:sz w:val="16"/>
+              </w:rPr>
               <w:t>Broken out on DF11 Header</w:t>
             </w:r>
           </w:p>
@@ -5731,6 +5818,9 @@
           </w:tcPr>
           <w:p>
             <w:r>
+              <w:rPr>
+                <w:sz w:val="16"/>
+              </w:rPr>
               <w:t>Broken out on DF11 Header</w:t>
             </w:r>
           </w:p>
@@ -5765,6 +5855,9 @@
           </w:tcPr>
           <w:p>
             <w:r>
+              <w:rPr>
+                <w:sz w:val="16"/>
+              </w:rPr>
               <w:t>Broken out on DF11 Header</w:t>
             </w:r>
           </w:p>
@@ -5799,6 +5892,9 @@
           </w:tcPr>
           <w:p>
             <w:r>
+              <w:rPr>
+                <w:sz w:val="16"/>
+              </w:rPr>
               <w:t>Broken out on DF11 Header</w:t>
             </w:r>
           </w:p>
@@ -5833,6 +5929,9 @@
           </w:tcPr>
           <w:p>
             <w:r>
+              <w:rPr>
+                <w:sz w:val="16"/>
+              </w:rPr>
               <w:t>Broken out on DF11 Header</w:t>
             </w:r>
           </w:p>
@@ -5867,6 +5966,9 @@
           </w:tcPr>
           <w:p>
             <w:r>
+              <w:rPr>
+                <w:sz w:val="16"/>
+              </w:rPr>
               <w:t>Broken out on DF11 Header</w:t>
             </w:r>
           </w:p>
@@ -5901,6 +6003,9 @@
           </w:tcPr>
           <w:p>
             <w:r>
+              <w:rPr>
+                <w:sz w:val="16"/>
+              </w:rPr>
               <w:t>Broken out on DF11 Header</w:t>
             </w:r>
           </w:p>
@@ -8929,6 +9034,9 @@
           </w:tcPr>
           <w:p>
             <w:r>
+              <w:rPr>
+                <w:sz w:val="16"/>
+              </w:rPr>
               <w:t>Compare final controller sheet against Raspberry Pi official minimal design and the Bronco Space Lab BLVLink hardware v2.0 reference design before PCB routing.</w:t>
             </w:r>
           </w:p>
@@ -8975,7 +9083,9 @@
           </w:tcPr>
           <w:p>
             <w:r>
-              <w:rPr/>
+              <w:rPr>
+                <w:sz w:val="16"/>
+              </w:rPr>
               <w:t>I2C address strap collision</w:t>
             </w:r>
           </w:p>
@@ -8986,7 +9096,9 @@
           </w:tcPr>
           <w:p>
             <w:r>
-              <w:rPr/>
+              <w:rPr>
+                <w:sz w:val="16"/>
+              </w:rPr>
               <w:t>RESOLVED 2026-08-08. All 9 devices on the sense/temp I2C bus (U6, U12, U14, U27, U31, U32, U33, U36, U37) confirmed via netlist to strap to unique A1/A0 addresses -- no duplicates. Took several attempts (each intermediate fix landed on an address another device already used) before converging -- final state has ARM (U36) at A1-&gt;SCL, A0-&gt;GND.</w:t>
             </w:r>
           </w:p>
@@ -9002,7 +9114,9 @@
           </w:tcPr>
           <w:p>
             <w:r>
-              <w:rPr/>
+              <w:rPr>
+                <w:sz w:val="16"/>
+              </w:rPr>
               <w:t>LTC7001 VCCUV pulldown</w:t>
             </w:r>
           </w:p>
@@ -9013,7 +9127,9 @@
           </w:tcPr>
           <w:p>
             <w:r>
-              <w:rPr/>
+              <w:rPr>
+                <w:sz w:val="16"/>
+              </w:rPr>
               <w:t>RESOLVED -- correction to a 2026-08-07 review finding. VCCUV (pin 2) is pulled to GND through a 150k resistor on all 8 instances (R91-R98, one per channel): U34/R91, U35/R92, U11/R93, U13/R94, U26/R95, U29/R96, U30/R97, U28/R98. The prior 'floating' finding was a review-tooling error, not a schematic gap.</w:t>
             </w:r>
           </w:p>
@@ -9029,7 +9145,9 @@
           </w:tcPr>
           <w:p>
             <w:r>
-              <w:rPr/>
+              <w:rPr>
+                <w:sz w:val="16"/>
+              </w:rPr>
               <w:t>BAS21 reverse-battery ground-protection network</w:t>
             </w:r>
           </w:p>
@@ -9040,7 +9158,9 @@
           </w:tcPr>
           <w:p>
             <w:r>
-              <w:rPr/>
+              <w:rPr>
+                <w:sz w:val="16"/>
+              </w:rPr>
               <w:t>RESOLVED 2026-08-07 for logic power. BAS21 diode + 4.7k RGND implemented in each TPS1HA08's own GND return path (D10/R99-&gt;U2, D11/R100-&gt;U5, D12/R101-&gt;U23), per TI's TPS1HA08-Q1 Section 9.1 application circuit. This topology is specific to eFuses and does not cover the drivetrain/arm/science battery inputs -- see the new open item below.</w:t>
             </w:r>
           </w:p>
@@ -9056,7 +9176,9 @@
           </w:tcPr>
           <w:p>
             <w:r>
-              <w:rPr/>
+              <w:rPr>
+                <w:sz w:val="16"/>
+              </w:rPr>
               <w:t>Jetson/POE-switch/network-switch output connectors</w:t>
             </w:r>
           </w:p>
@@ -9067,7 +9189,9 @@
           </w:tcPr>
           <w:p>
             <w:r>
-              <w:rPr/>
+              <w:rPr>
+                <w:sz w:val="16"/>
+              </w:rPr>
               <w:t>RESOLVED 2026-08-08. Confirmed via netlist: U9/U10/U20/U25 (KF301) replaced by CN15/CN16/CN17/CN18 (XT60PW-M), correctly routed to +20V_JETSON, +22.2V_POE, and the shared +12V rail (network switch + aux) respectively.</w:t>
             </w:r>
           </w:p>
@@ -9080,6 +9204,9 @@
           </w:tcPr>
           <w:p>
             <w:r>
+              <w:rPr>
+                <w:sz w:val="16"/>
+              </w:rPr>
               <w:t>Reverse-battery protection -- drivetrain/arm/science</w:t>
             </w:r>
           </w:p>
@@ -9090,6 +9217,9 @@
           </w:tcPr>
           <w:p>
             <w:r>
+              <w:rPr>
+                <w:sz w:val="16"/>
+              </w:rPr>
               <w:t>New requirement. CN2 (shared drivetrain battery input, Q1-Q6), CN4 (arm, Q7), and CN12 (science, Q8) have no reverse-battery protection -- connector ties directly to each IPT007N06N drain. The BAS21 ground-protection-network approach used for the TPS1HA08 eFuses does not transfer here: it only works because it carries the eFuse's own quiescent current, not load current. These are XT90-rated high-side FET inputs carrying full branch current, so a passive series diode would dissipate significant power at full load. Use an active block (ideal-diode controller + low-RDS(on) series MOSFET, or a self-biased P-FET reverse blocker) once per shared battery input -- one part ahead of CN2 covers all 6 drivetrain channels. Not yet implemented as of 2026-08-08.</w:t>
             </w:r>
           </w:p>
@@ -9102,6 +9232,9 @@
           </w:tcPr>
           <w:p>
             <w:r>
+              <w:rPr>
+                <w:sz w:val="16"/>
+              </w:rPr>
               <w:t>Unlinked footprints</w:t>
             </w:r>
           </w:p>
@@ -9112,7 +9245,66 @@
           </w:tcPr>
           <w:p>
             <w:r>
-              <w:t>34 passives have no footprint assigned (bulk/bypass caps and inductors across the three LT8612 buck stages on the Logic Subsystem sheet, plus the RP2350 core inductor L1 and the 6 output caps C66-C71 on Subsystem Power Control). D1 (power LED) has a footprint assigned but it doesn't match its symbol's footprint filter category (assigned a generic diode footprint instead of an LED_* one) -- cosmetic, but worth fixing for a clean ERC run. Not yet linked as of 2026-08-08.</w:t>
+              <w:rPr>
+                <w:sz w:val="16"/>
+              </w:rPr>
+              <w:t>RESOLVED 2026-08-08. Fresh ERC run: 0 violations, 0 components missing a footprint (259/259 linked). The former D1 LED footprint-category mismatch is also gone -- now LED1, assigned an LED0805 footprint matching its symbol's filter category.</w:t>
+            </w:r>
+          </w:p>
+        </w:tc>
+      </w:tr>
+      <w:tr>
+        <w:tc>
+          <w:tcPr>
+            <w:tcW w:type="dxa" w:w="3109"/>
+          </w:tcPr>
+          <w:p>
+            <w:r>
+              <w:rPr>
+                <w:sz w:val="16"/>
+              </w:rPr>
+              <w:t>LT8612 boost capacitor undersized</w:t>
+            </w:r>
+          </w:p>
+        </w:tc>
+        <w:tc>
+          <w:tcPr>
+            <w:tcW w:type="dxa" w:w="7619"/>
+          </w:tcPr>
+          <w:p>
+            <w:r>
+              <w:rPr>
+                <w:sz w:val="16"/>
+              </w:rPr>
+              <w:t>RESOLVED 2026-08-08. All three LT8612 stages (3.3V logic, 20V Jetson, 12V aux) now use a 0.1uF BST cap, matching the datasheet's typical application circuit. Confirmed via fresh netlist re-derivation (component reference designators were re-annotated by the user between the finding and this check, so stages are identified here by BIAS-pin rail, not by ref).</w:t>
+            </w:r>
+          </w:p>
+        </w:tc>
+      </w:tr>
+      <w:tr>
+        <w:tc>
+          <w:tcPr>
+            <w:tcW w:type="dxa" w:w="3109"/>
+          </w:tcPr>
+          <w:p>
+            <w:r>
+              <w:rPr>
+                <w:sz w:val="16"/>
+              </w:rPr>
+              <w:t>LT8612 soft-start cap on Jetson stage</w:t>
+            </w:r>
+          </w:p>
+        </w:tc>
+        <w:tc>
+          <w:tcPr>
+            <w:tcW w:type="dxa" w:w="7619"/>
+          </w:tcPr>
+          <w:p>
+            <w:r>
+              <w:rPr>
+                <w:sz w:val="16"/>
+              </w:rPr>
+              <w:t>RESOLVED -- confirmed intentional 2026-08-08. The 20V Jetson stage's TR/SS cap (1uF vs 10nF on the 3.3V logic and 12V aux stages) deliberately slows that stage's soft-start: the Jetson load sinks significant current at power-up, and the longer ramp limits inrush. Not a defect or inconsistency.</w:t>
             </w:r>
           </w:p>
         </w:tc>
@@ -9270,6 +9462,9 @@
           </w:tcPr>
           <w:p>
             <w:r>
+              <w:rPr>
+                <w:sz w:val="16"/>
+              </w:rPr>
               <w:t>RP2350 reference design cross-check. Use this repository to compare the custom controller sheet against known RP2350 support circuitry, including MCU schematic structure, USB, flash, crystal, SWD, BOOTSEL/RUN, and KiCad project organization before PCB routing.</w:t>
             </w:r>
           </w:p>
@@ -9502,6 +9697,9 @@
           </w:tcPr>
           <w:p>
             <w:r>
+              <w:rPr>
+                <w:sz w:val="16"/>
+              </w:rPr>
               <w:t>Abracon ABM8-272-T3 listing</w:t>
             </w:r>
           </w:p>
@@ -9512,6 +9710,9 @@
           </w:tcPr>
           <w:p>
             <w:r>
+              <w:rPr>
+                <w:sz w:val="16"/>
+              </w:rPr>
               <w:t>12 MHz crystal selected for RP2350 reference-design-compatible clock circuit; LCSC C20625731.</w:t>
             </w:r>
           </w:p>
@@ -9527,6 +9728,9 @@
           </w:tcPr>
           <w:p>
             <w:r>
+              <w:rPr>
+                <w:sz w:val="16"/>
+              </w:rPr>
               <w:t>TI TPS1HA08-Q1 datasheet</w:t>
             </w:r>
           </w:p>
@@ -9537,6 +9741,9 @@
           </w:tcPr>
           <w:p>
             <w:r>
+              <w:rPr>
+                <w:sz w:val="16"/>
+              </w:rPr>
               <w:t>Smart high-side eFuse ahead of each LT8612 buck input. Ground-protection-network application circuit (Section 9.1) is the basis for the BAS21 reverse-battery-protection requirement.</w:t>
             </w:r>
           </w:p>
@@ -9552,6 +9759,9 @@
           </w:tcPr>
           <w:p>
             <w:r>
+              <w:rPr>
+                <w:sz w:val="16"/>
+              </w:rPr>
               <w:t>Nexperia BAS21 datasheet</w:t>
             </w:r>
           </w:p>
@@ -9562,6 +9772,9 @@
           </w:tcPr>
           <w:p>
             <w:r>
+              <w:rPr>
+                <w:sz w:val="16"/>
+              </w:rPr>
               <w:t>Small-signal switching diode used as DGND in the TPS1HA08 ground-protection network.</w:t>
             </w:r>
           </w:p>
@@ -9620,7 +9833,49 @@
       <w:rPr>
         <w:sz w:val="16"/>
       </w:rPr>
-      <w:t>PDB Engineering Requirements and Design Guide - Rev G</w:t>
+      <w:t xml:space="preserve">PDB Engineering Requirements and Design Guide -- Rev H   |   Page </w:t>
+    </w:r>
+    <w:r>
+      <w:rPr>
+        <w:sz w:val="16"/>
+      </w:rPr>
+      <w:fldChar w:fldCharType="begin"/>
+    </w:r>
+    <w:r>
+      <w:rPr>
+        <w:sz w:val="16"/>
+      </w:rPr>
+      <w:instrText xml:space="preserve">PAGE</w:instrText>
+    </w:r>
+    <w:r>
+      <w:rPr>
+        <w:sz w:val="16"/>
+      </w:rPr>
+      <w:fldChar w:fldCharType="end"/>
+    </w:r>
+    <w:r>
+      <w:rPr>
+        <w:sz w:val="16"/>
+      </w:rPr>
+      <w:t xml:space="preserve"> of </w:t>
+    </w:r>
+    <w:r>
+      <w:rPr>
+        <w:sz w:val="16"/>
+      </w:rPr>
+      <w:fldChar w:fldCharType="begin"/>
+    </w:r>
+    <w:r>
+      <w:rPr>
+        <w:sz w:val="16"/>
+      </w:rPr>
+      <w:instrText xml:space="preserve">NUMPAGES</w:instrText>
+    </w:r>
+    <w:r>
+      <w:rPr>
+        <w:sz w:val="16"/>
+      </w:rPr>
+      <w:fldChar w:fldCharType="end"/>
     </w:r>
   </w:p>
 </w:ftr>
@@ -10264,7 +10519,7 @@
       <w:outlineLvl w:val="0"/>
     </w:pPr>
     <w:rPr>
-      <w:rFonts w:asciiTheme="majorHAnsi" w:eastAsiaTheme="majorEastAsia" w:hAnsiTheme="majorHAnsi" w:cstheme="majorBidi"/>
+      <w:rFonts w:asciiTheme="majorHAnsi" w:eastAsiaTheme="majorEastAsia" w:hAnsiTheme="majorHAnsi" w:cstheme="majorBidi" w:ascii="Aptos Display" w:hAnsi="Aptos Display" w:eastAsia="Aptos Display"/>
       <w:b/>
       <w:bCs/>
       <w:color w:val="365F91" w:themeColor="accent1" w:themeShade="BF"/>
@@ -10288,7 +10543,7 @@
       <w:outlineLvl w:val="1"/>
     </w:pPr>
     <w:rPr>
-      <w:rFonts w:asciiTheme="majorHAnsi" w:eastAsiaTheme="majorEastAsia" w:hAnsiTheme="majorHAnsi" w:cstheme="majorBidi"/>
+      <w:rFonts w:asciiTheme="majorHAnsi" w:eastAsiaTheme="majorEastAsia" w:hAnsiTheme="majorHAnsi" w:cstheme="majorBidi" w:ascii="Aptos Display" w:hAnsi="Aptos Display" w:eastAsia="Aptos Display"/>
       <w:b/>
       <w:bCs/>
       <w:color w:val="4F81BD" w:themeColor="accent1"/>
@@ -10312,7 +10567,7 @@
       <w:outlineLvl w:val="2"/>
     </w:pPr>
     <w:rPr>
-      <w:rFonts w:asciiTheme="majorHAnsi" w:eastAsiaTheme="majorEastAsia" w:hAnsiTheme="majorHAnsi" w:cstheme="majorBidi"/>
+      <w:rFonts w:asciiTheme="majorHAnsi" w:eastAsiaTheme="majorEastAsia" w:hAnsiTheme="majorHAnsi" w:cstheme="majorBidi" w:ascii="Aptos Display" w:hAnsi="Aptos Display" w:eastAsia="Aptos Display"/>
       <w:b/>
       <w:bCs/>
       <w:color w:val="4F81BD" w:themeColor="accent1"/>
@@ -10598,7 +10853,7 @@
       <w:contextualSpacing/>
     </w:pPr>
     <w:rPr>
-      <w:rFonts w:asciiTheme="majorHAnsi" w:eastAsiaTheme="majorEastAsia" w:hAnsiTheme="majorHAnsi" w:cstheme="majorBidi"/>
+      <w:rFonts w:asciiTheme="majorHAnsi" w:eastAsiaTheme="majorEastAsia" w:hAnsiTheme="majorHAnsi" w:cstheme="majorBidi" w:ascii="Aptos Display" w:hAnsi="Aptos Display" w:eastAsia="Aptos Display"/>
       <w:color w:val="17365D" w:themeColor="text2" w:themeShade="BF"/>
       <w:spacing w:val="5"/>
       <w:kern w:val="28"/>
@@ -10635,7 +10890,7 @@
       </w:numPr>
     </w:pPr>
     <w:rPr>
-      <w:rFonts w:asciiTheme="majorHAnsi" w:eastAsiaTheme="majorEastAsia" w:hAnsiTheme="majorHAnsi" w:cstheme="majorBidi"/>
+      <w:rFonts w:asciiTheme="majorHAnsi" w:eastAsiaTheme="majorEastAsia" w:hAnsiTheme="majorHAnsi" w:cstheme="majorBidi" w:ascii="Aptos Display" w:hAnsi="Aptos Display" w:eastAsia="Aptos Display"/>
       <w:i/>
       <w:iCs/>
       <w:color w:val="4F81BD" w:themeColor="accent1"/>

--- a/BILLEE_Rover_Control_Module_V1/PDB_Engineering_Requirements_and_Design_Guide_Rev_H.docx
+++ b/BILLEE_Rover_Control_Module_V1/PDB_Engineering_Requirements_and_Design_Guide_Rev_H.docx
@@ -12,13 +12,24 @@
           <w:b/>
           <w:sz w:val="40"/>
         </w:rPr>
-        <w:t>Power Distribution Board (PDB)</w:t>
+        <w:t xml:space="preserve">BILLEE RCM </w:t>
+      </w:r>
+      <w:r>
+        <w:rPr>
+          <w:b/>
+          <w:sz w:val="40"/>
+        </w:rPr>
+        <w:t>Power Distribution Board</w:t>
       </w:r>
     </w:p>
     <w:p>
       <w:pPr>
         <w:spacing w:after="60"/>
         <w:jc w:val="center"/>
+        <w:rPr>
+          <w:b/>
+          <w:sz w:val="32"/>
+        </w:rPr>
       </w:pPr>
       <w:r>
         <w:rPr>
@@ -35,24 +46,10 @@
       </w:pPr>
       <w:r>
         <w:rPr>
-          <w:sz w:val="22"/>
+          <w:sz w:val="32"/>
         </w:rPr>
-        <w:t>Revision H - RP2350 Controller, Per-Rail MOSFET Switching, Buffered GPIO (TXS0108E), Buffered I2C, Normally-Open Fail-Safe E-stop</w:t>
-      </w:r>
-    </w:p>
-    <w:p>
-      <w:pPr>
-        <w:spacing w:after="60"/>
-        <w:jc w:val="center"/>
-      </w:pPr>
-      <w:r>
-        <w:t>Strict design-control document for schematic, PCB, firmware, bring-up, and mentorship use</w:t>
-      </w:r>
-    </w:p>
-    <w:p>
-      <w:pPr>
-        <w:spacing w:after="60"/>
-      </w:pPr>
+        <w:t>By Luca Lanzillotta</w:t>
+      </w:r>
     </w:p>
     <w:tbl>
       <w:tblPr>
@@ -62,8 +59,8 @@
         <w:tblLook w:val="04A0" w:firstRow="1" w:lastRow="0" w:firstColumn="1" w:lastColumn="0" w:noHBand="0" w:noVBand="1"/>
       </w:tblPr>
       <w:tblGrid>
-        <w:gridCol w:w="1422"/>
-        <w:gridCol w:w="9306"/>
+        <w:gridCol w:w="1423"/>
+        <w:gridCol w:w="9305"/>
       </w:tblGrid>
       <w:tr>
         <w:trPr>
@@ -312,7 +309,10 @@
         <w:spacing w:after="60"/>
       </w:pPr>
       <w:r>
-        <w:t>Use Sections 2 and 3 to teach the architecture before opening KiCad.</w:t>
+        <w:t xml:space="preserve">Use Sections 2 and 3 to </w:t>
+      </w:r>
+      <w:r>
+        <w:t>learn the architecture</w:t>
       </w:r>
     </w:p>
     <w:p>
@@ -353,30 +353,53 @@
     </w:p>
     <w:p>
       <w:pPr>
+        <w:pStyle w:val="Heading1"/>
+        <w:spacing w:before="160" w:after="80"/>
+      </w:pPr>
+      <w:r>
+        <w:t>2. Locked System Requirements</w:t>
+      </w:r>
+    </w:p>
+    <w:p>
+      <w:pPr>
+        <w:pStyle w:val="Heading2"/>
+        <w:spacing w:before="160" w:after="80"/>
+      </w:pPr>
+      <w:r>
+        <w:t>2.1 Controller Requirement</w:t>
+      </w:r>
+    </w:p>
+    <w:p>
+      <w:pPr>
         <w:pStyle w:val="ListBullet"/>
         <w:spacing w:after="60"/>
       </w:pPr>
       <w:r>
-        <w:t>Do not order the PCB until Section 12 is resolved or explicitly accepted by the mentor.</w:t>
+        <w:t>The baseline controller shall be a bare Raspberry Pi RP2350A placed directly on the P</w:t>
+      </w:r>
+      <w:r>
+        <w:t>C</w:t>
+      </w:r>
+      <w:r>
+        <w:t>B.</w:t>
       </w:r>
     </w:p>
     <w:p>
       <w:pPr>
-        <w:pStyle w:val="Heading1"/>
-        <w:spacing w:before="160" w:after="80"/>
-      </w:pPr>
-      <w:r>
-        <w:lastRenderedPageBreak/>
-        <w:t>2. Locked System Requirements</w:t>
+        <w:pStyle w:val="ListBullet"/>
+        <w:spacing w:after="60"/>
+      </w:pPr>
+      <w:r>
+        <w:t>The schematic shall follow the Raspberry Pi RP2350 hardware design guide and the Bronco Space Lab BLVLink hardware v2.0 reference design for RP2350 support circuitry.</w:t>
       </w:r>
     </w:p>
     <w:p>
       <w:pPr>
-        <w:pStyle w:val="Heading2"/>
-        <w:spacing w:before="160" w:after="80"/>
-      </w:pPr>
-      <w:r>
-        <w:t>2.1 Controller Requirement</w:t>
+        <w:pStyle w:val="ListBullet"/>
+        <w:spacing w:after="60"/>
+      </w:pPr>
+      <w:r>
+        <w:t>The controller shall expose USB-C for USB device/programming/serial connection to the Jetson.</w:t>
       </w:r>
     </w:p>
     <w:p>
@@ -385,51 +408,7 @@
         <w:spacing w:after="60"/>
       </w:pPr>
       <w:r>
-        <w:t>The baseline controller shall be a bare Raspberry Pi RP2350A placed directly on the PDB.</w:t>
-      </w:r>
-    </w:p>
-    <w:p>
-      <w:pPr>
-        <w:pStyle w:val="ListBullet"/>
-        <w:spacing w:after="60"/>
-      </w:pPr>
-      <w:r>
-        <w:t>The baseline shall use the RP2350A QFN-60 package because it has enough GPIO and is currently listed in stock at LCSC.</w:t>
-      </w:r>
-    </w:p>
-    <w:p>
-      <w:pPr>
-        <w:pStyle w:val="ListBullet"/>
-        <w:spacing w:after="60"/>
-      </w:pPr>
-      <w:r>
-        <w:t>RP2350B may be used only as an optional future pin-rich variant; it is not the baseline because its LCSC page currently shows not available.</w:t>
-      </w:r>
-    </w:p>
-    <w:p>
-      <w:pPr>
-        <w:pStyle w:val="ListBullet"/>
-        <w:spacing w:after="60"/>
-      </w:pPr>
-      <w:r>
-        <w:t>The schematic shall follow the Raspberry Pi RP2350 hardware design guide and the Bronco Space Lab BLVLink hardware v2.0 reference design for RP2350 support circuitry.</w:t>
-      </w:r>
-    </w:p>
-    <w:p>
-      <w:pPr>
-        <w:pStyle w:val="ListBullet"/>
-        <w:spacing w:after="60"/>
-      </w:pPr>
-      <w:r>
-        <w:t>The controller shall expose USB-C for USB device/programming/serial connection to the Jetson.</w:t>
-      </w:r>
-    </w:p>
-    <w:p>
-      <w:pPr>
-        <w:pStyle w:val="ListBullet"/>
-        <w:spacing w:after="60"/>
-      </w:pPr>
-      <w:r>
+        <w:lastRenderedPageBreak/>
         <w:t>The controller shall support Zephyr/F Prime development. The software baseline shall use RP2350/Raspberry Pi Pico 2 Zephyr support as the closest reference target.</w:t>
       </w:r>
     </w:p>
@@ -652,7 +631,19 @@
               <w:rPr>
                 <w:sz w:val="16"/>
               </w:rPr>
-              <w:t>Six independently switched drive motor-controller outputs</w:t>
+              <w:t xml:space="preserve">Six independently </w:t>
+            </w:r>
+            <w:r>
+              <w:rPr>
+                <w:sz w:val="16"/>
+              </w:rPr>
+              <w:t>gated</w:t>
+            </w:r>
+            <w:r>
+              <w:rPr>
+                <w:sz w:val="16"/>
+              </w:rPr>
+              <w:t xml:space="preserve"> drive motor-controller outputs</w:t>
             </w:r>
           </w:p>
         </w:tc>
@@ -715,7 +706,19 @@
               <w:rPr>
                 <w:sz w:val="16"/>
               </w:rPr>
-              <w:t>Independent ARM and SCIENCE switched outputs</w:t>
+              <w:t xml:space="preserve">Independent ARM and SCIENCE </w:t>
+            </w:r>
+            <w:r>
+              <w:rPr>
+                <w:sz w:val="16"/>
+              </w:rPr>
+              <w:t>gated</w:t>
+            </w:r>
+            <w:r>
+              <w:rPr>
+                <w:sz w:val="16"/>
+              </w:rPr>
+              <w:t xml:space="preserve"> outputs</w:t>
             </w:r>
           </w:p>
         </w:tc>
@@ -750,7 +753,13 @@
         <w:spacing w:after="60"/>
       </w:pPr>
       <w:r>
-        <w:t>The POE/antenna module accepts up to 24 V input; it shall be powered directly from the 22.2 V logic rail downstream of its eFuse (no dedicated 12 V regulation is required for this load). Note: a freshly charged 6S pack can briefly exceed 24 V (up to ~25.2 V at full charge) before settling under load -- confirm this is within the module's actual transient tolerance, not just its steady-state rating.</w:t>
+        <w:t xml:space="preserve">The POE/antenna module accepts up to 24 V input; it shall be powered directly from the 22.2 V logic rail downstream of its </w:t>
+      </w:r>
+      <w:r>
+        <w:t>load switch</w:t>
+      </w:r>
+      <w:r>
+        <w:t xml:space="preserve"> (no dedicated 12 V regulation is required for this load). Note: a freshly charged 6S pack can briefly exceed 24 V (up to ~25.2 V at full charge) before settling under load</w:t>
       </w:r>
     </w:p>
     <w:p>
@@ -759,7 +768,13 @@
         <w:spacing w:after="60"/>
       </w:pPr>
       <w:r>
-        <w:t>Logic-side user outputs shall use robust screw terminal blocks unless a specific load requires a different connector.</w:t>
+        <w:t>Logic-side user outputs shall use robust screw terminal blocks</w:t>
+      </w:r>
+      <w:r>
+        <w:t>/xt60s</w:t>
+      </w:r>
+      <w:r>
+        <w:t xml:space="preserve"> unless a specific load requires a different connector.</w:t>
       </w:r>
     </w:p>
     <w:p>
@@ -779,6 +794,9 @@
       <w:r>
         <w:t>The RP2350 shall be powered from onboard housekeeping power, not from Jetson USB.</w:t>
       </w:r>
+      <w:r>
+        <w:t xml:space="preserve"> Jetson USB is just for serial connection.</w:t>
+      </w:r>
     </w:p>
     <w:p>
       <w:pPr>
@@ -948,7 +966,6 @@
         <w:spacing w:after="60"/>
       </w:pPr>
       <w:r>
-        <w:lastRenderedPageBreak/>
         <w:t>The switch is normally open: it is open in its default/at-rest state and closes only while actively engaged, connecting the E-stop status node to the logic 3.3 V rail.</w:t>
       </w:r>
     </w:p>
@@ -967,7 +984,16 @@
         <w:spacing w:after="60"/>
       </w:pPr>
       <w:r>
-        <w:t>When the switch is not actively closed (default state), all functional outputs shall be off, including compute/comms, to satisfy the stricter rules interpretation.</w:t>
+        <w:t>When the switch is not actively closed (default state), all functional outputs</w:t>
+      </w:r>
+      <w:r>
+        <w:t xml:space="preserve"> aside from the logic subsystem</w:t>
+      </w:r>
+      <w:r>
+        <w:t xml:space="preserve"> shall be off</w:t>
+      </w:r>
+      <w:r>
+        <w:t>. This is so we can still communicate to the system in case of a subsystem fault.</w:t>
       </w:r>
     </w:p>
     <w:p>
@@ -976,7 +1002,7 @@
         <w:spacing w:after="60"/>
       </w:pPr>
       <w:r>
-        <w:t>The E-stop hardware path shall not depend on RP2350 firmware, Jetson software, USB, or I2C.</w:t>
+        <w:t>E_STOP_OK shall be routed to every controlled output enable gate.</w:t>
       </w:r>
     </w:p>
     <w:p>
@@ -985,97 +1011,365 @@
         <w:spacing w:after="60"/>
       </w:pPr>
       <w:r>
-        <w:t>E_STOP_OK shall be routed to every controlled output enable gate.</w:t>
+        <w:t xml:space="preserve">Software high-power-disable </w:t>
+      </w:r>
+      <w:r>
+        <w:t>exists for Drive/Science/Arms, but logic is never gated.</w:t>
       </w:r>
     </w:p>
     <w:p>
       <w:pPr>
+        <w:pStyle w:val="Heading2"/>
+        <w:spacing w:before="160" w:after="80"/>
+      </w:pPr>
+      <w:r>
+        <w:lastRenderedPageBreak/>
+        <w:t>2.7 GPIO and Control Requirements</w:t>
+      </w:r>
+    </w:p>
+    <w:p>
+      <w:pPr>
         <w:pStyle w:val="ListBullet"/>
         <w:spacing w:after="60"/>
       </w:pPr>
       <w:r>
-        <w:t>Software high-power-disable shall exist, but it shall not replace the hardware E-stop function.</w:t>
+        <w:t>All RP2350-controlled output GPIO shall pass through TXS0108EPWR GPIO buffers (used here as straight 3.3V-to-3.3V buffers, VCCA=VCCB) before downstream logic.</w:t>
       </w:r>
     </w:p>
     <w:p>
       <w:pPr>
+        <w:pStyle w:val="ListBullet"/>
+        <w:spacing w:after="60"/>
+      </w:pPr>
+      <w:r>
+        <w:t>Buffered enable outputs shall pass through SN74LVC08APWR E-stop gates before reaching gate-driver or load-switch control inputs.</w:t>
+      </w:r>
+    </w:p>
+    <w:p>
+      <w:pPr>
+        <w:pStyle w:val="ListBullet"/>
+        <w:spacing w:after="60"/>
+      </w:pPr>
+      <w:r>
+        <w:t>The GPIO buffer and AND gates shall be powered from the 3.3 V housekeeping rail.</w:t>
+      </w:r>
+    </w:p>
+    <w:p>
+      <w:pPr>
+        <w:pStyle w:val="ListBullet"/>
+        <w:spacing w:after="60"/>
+      </w:pPr>
+      <w:r>
+        <w:t>Gate-driver logic inputs shall be compatible with the 3.3 V buffered control chain.</w:t>
+      </w:r>
+    </w:p>
+    <w:p>
+      <w:pPr>
+        <w:pStyle w:val="ListBullet"/>
+        <w:spacing w:after="60"/>
+      </w:pPr>
+      <w:r>
+        <w:t>Gate-driver supply requirements shall be verified from the selected driver datasheet. Do not assume the gate-driver power pin can use 3.3 V unless the selected driver explicitly supports that and still fully enhances the MOSFET.</w:t>
+      </w:r>
+    </w:p>
+    <w:p>
+      <w:pPr>
+        <w:pStyle w:val="Heading1"/>
+        <w:spacing w:before="160" w:after="80"/>
+      </w:pPr>
+      <w:r>
+        <w:t>3. System Block Diagram / Architecture</w:t>
+      </w:r>
+    </w:p>
+    <w:p>
+      <w:pPr>
         <w:pStyle w:val="Heading2"/>
         <w:spacing w:before="160" w:after="80"/>
       </w:pPr>
       <w:r>
-        <w:t>2.7 GPIO and Control Requirements</w:t>
+        <w:t>3.1 Top-Level System Tree</w:t>
       </w:r>
     </w:p>
     <w:p>
       <w:pPr>
-        <w:pStyle w:val="ListBullet"/>
+        <w:pStyle w:val="CodeBlock"/>
         <w:spacing w:after="60"/>
       </w:pPr>
       <w:r>
-        <w:t>The baseline design shall not use MCP23017 or any other GPIO expander.</w:t>
+        <w:t>PDB</w:t>
+      </w:r>
+      <w:r>
+        <w:br/>
+        <w:t>|</w:t>
+      </w:r>
+      <w:r>
+        <w:br/>
+        <w:t>|-- 22.2 V LOGIC/COMMS INPUT (6S LiPo, XT</w:t>
+      </w:r>
+      <w:r>
+        <w:t>9</w:t>
+      </w:r>
+      <w:r>
+        <w:t>0)</w:t>
+      </w:r>
+      <w:r>
+        <w:br/>
+        <w:t>|   |-- E-stop-enabled logic bus</w:t>
+      </w:r>
+      <w:r>
+        <w:br/>
+        <w:t>|   |-- always-on housekeeping buck -&gt; 3.3 V -&gt; RP2350 + buffers + I2C logic</w:t>
+      </w:r>
+      <w:r>
+        <w:br/>
+        <w:t>|   |-- always-on protected/regulator path -&gt; Jetson output</w:t>
       </w:r>
     </w:p>
     <w:p>
       <w:pPr>
-        <w:pStyle w:val="ListBullet"/>
+        <w:pStyle w:val="CodeBlock"/>
         <w:spacing w:after="60"/>
       </w:pPr>
       <w:r>
-        <w:t>All required enable GPIO shall be native RP2350 GPIO pins.</w:t>
+        <w:t>|   |-- breaking off from before Jetson regulator -&gt; 22.2V output for POE</w:t>
+      </w:r>
+      <w:r>
+        <w:br/>
+        <w:t>|   |-- always-on 12 V regulator path -&gt; Network switch + Aux, 10 W load</w:t>
+      </w:r>
+      <w:r>
+        <w:br/>
+        <w:t xml:space="preserve">|  </w:t>
+      </w:r>
+      <w:r>
+        <w:br/>
+        <w:t>|</w:t>
+      </w:r>
+      <w:r>
+        <w:br/>
+        <w:t>|-- 14.4 V DRIVETRAIN INPUT (4S LiPo, XT</w:t>
+      </w:r>
+      <w:r>
+        <w:t>90</w:t>
+      </w:r>
+      <w:r>
+        <w:t>)</w:t>
+      </w:r>
+      <w:r>
+        <w:br/>
+        <w:t>|   |-- DRIVE branch 1: gate driver -&gt; IPT007N06N -&gt; INA780x -&gt; vertical XT60</w:t>
+      </w:r>
+      <w:r>
+        <w:br/>
+        <w:t>|   |-- DRIVE branch 2: gate driver -&gt; IPT007N06N -&gt; INA780x -&gt; vertical XT60</w:t>
+      </w:r>
+      <w:r>
+        <w:br/>
+        <w:t>|   |-- DRIVE branch 3: gate driver -&gt; IPT007N06N -&gt; INA780x -&gt; vertical XT60</w:t>
+      </w:r>
+      <w:r>
+        <w:br/>
+        <w:t>|   |-- DRIVE branch 4: gate driver -&gt; IPT007N06N -&gt; INA780x -&gt; vertical XT60</w:t>
+      </w:r>
+      <w:r>
+        <w:br/>
+        <w:t>|   |-- DRIVE branch 5: gate driver -&gt; IPT007N06N -&gt; INA780x -&gt; vertical XT60</w:t>
+      </w:r>
+      <w:r>
+        <w:br/>
+        <w:t>|   `-- DRIVE branch 6: gate driver -&gt; IPT007N06N -&gt; INA780x -&gt; vertical XT60</w:t>
+      </w:r>
+      <w:r>
+        <w:br/>
+        <w:t>|</w:t>
+      </w:r>
+      <w:r>
+        <w:br/>
+        <w:t xml:space="preserve">`-- 14.4 V ARM/SCIENCE INPUT (4S LiPo, </w:t>
+      </w:r>
+      <w:r>
+        <w:t>2x</w:t>
+      </w:r>
+      <w:r>
+        <w:t>XT</w:t>
+      </w:r>
+      <w:r>
+        <w:t>9</w:t>
+      </w:r>
+      <w:r>
+        <w:t>0)</w:t>
+      </w:r>
+      <w:r>
+        <w:br/>
+        <w:t xml:space="preserve">    |-- ARM rail: gate driver -&gt; IPT007N06N -&gt; INA780x -&gt; high-current output</w:t>
+      </w:r>
+      <w:r>
+        <w:br/>
+        <w:t xml:space="preserve">    `-- SCIENCE rail: gate driver -&gt; IPT007N06N -&gt; INA780x -&gt; high-current output</w:t>
       </w:r>
     </w:p>
     <w:p>
       <w:pPr>
-        <w:pStyle w:val="ListBullet"/>
-        <w:spacing w:after="60"/>
-      </w:pPr>
-      <w:r>
-        <w:t>All RP2350-controlled output GPIO shall pass through TXS0108EPWR GPIO buffers (used here as straight 3.3V-to-3.3V buffers, VCCA=VCCB) before downstream logic.</w:t>
+        <w:pStyle w:val="Heading2"/>
+        <w:spacing w:before="160" w:after="80"/>
+      </w:pPr>
+      <w:r>
+        <w:t>3.2 Drivetrain Branch Stack</w:t>
       </w:r>
     </w:p>
     <w:p>
       <w:pPr>
-        <w:pStyle w:val="ListBullet"/>
+        <w:pStyle w:val="CodeBlock"/>
         <w:spacing w:after="60"/>
       </w:pPr>
       <w:r>
-        <w:t>Buffered enable outputs shall pass through SN74LVC08APWR E-stop gates before reaching gate-driver or load-switch control inputs.</w:t>
+        <w:t>For each branch x = 1..6:</w:t>
+      </w:r>
+      <w:r>
+        <w:br/>
+      </w:r>
+      <w:r>
+        <w:br/>
+        <w:t>14.4 V DRIVETRAIN BUS</w:t>
+      </w:r>
+      <w:r>
+        <w:br/>
+        <w:t xml:space="preserve">   |</w:t>
+      </w:r>
+      <w:r>
+        <w:br/>
+        <w:t>IPT007N06N high-side N-MOSFET</w:t>
+      </w:r>
+      <w:r>
+        <w:br/>
+        <w:t xml:space="preserve">   |</w:t>
+      </w:r>
+      <w:r>
+        <w:br/>
+        <w:t>INA780x I2C power monitor</w:t>
+      </w:r>
+      <w:r>
+        <w:br/>
+        <w:t xml:space="preserve">   |</w:t>
+      </w:r>
+      <w:r>
+        <w:br/>
+        <w:t>through-hole XT60 output</w:t>
+      </w:r>
+      <w:r>
+        <w:br/>
+        <w:t xml:space="preserve">   |</w:t>
+      </w:r>
+      <w:r>
+        <w:br/>
+        <w:t>motor controller</w:t>
       </w:r>
     </w:p>
     <w:p>
       <w:pPr>
-        <w:pStyle w:val="ListBullet"/>
-        <w:spacing w:after="60"/>
-      </w:pPr>
-      <w:r>
-        <w:t>The GPIO buffer and AND gates shall be powered from the 3.3 V housekeeping rail.</w:t>
+        <w:pStyle w:val="Heading2"/>
+        <w:spacing w:before="160" w:after="80"/>
+      </w:pPr>
+      <w:r>
+        <w:t>3.3 Drivetrain Control Stack</w:t>
       </w:r>
     </w:p>
     <w:p>
       <w:pPr>
-        <w:pStyle w:val="ListBullet"/>
+        <w:pStyle w:val="CodeBlock"/>
         <w:spacing w:after="60"/>
       </w:pPr>
       <w:r>
-        <w:t>Gate-driver logic inputs shall be compatible with the 3.3 V buffered control chain.</w:t>
+        <w:t>For each branch x = 1..6:</w:t>
+      </w:r>
+      <w:r>
+        <w:br/>
+      </w:r>
+      <w:r>
+        <w:br/>
+        <w:t>RP2350 DRIVE_EN_x</w:t>
+      </w:r>
+      <w:r>
+        <w:br/>
+        <w:t xml:space="preserve">   |</w:t>
+      </w:r>
+      <w:r>
+        <w:br/>
+      </w:r>
+      <w:r>
+        <w:t>TXS0108EPWR</w:t>
+      </w:r>
+      <w:r>
+        <w:t xml:space="preserve"> GPIO buffer</w:t>
+      </w:r>
+      <w:r>
+        <w:br/>
+        <w:t xml:space="preserve">   |</w:t>
+      </w:r>
+      <w:r>
+        <w:br/>
+        <w:t>SN74LVC08APWR AND gate with E_STOP_OK</w:t>
+      </w:r>
+      <w:r>
+        <w:br/>
+        <w:t xml:space="preserve">   |</w:t>
+      </w:r>
+      <w:r>
+        <w:br/>
+      </w:r>
+      <w:r>
+        <w:lastRenderedPageBreak/>
+        <w:t>high-side N-MOSFET gate driver input</w:t>
+      </w:r>
+      <w:r>
+        <w:br/>
+        <w:t xml:space="preserve">   |</w:t>
+      </w:r>
+      <w:r>
+        <w:br/>
+        <w:t>IPT007N06N gate</w:t>
       </w:r>
     </w:p>
     <w:p>
       <w:pPr>
-        <w:pStyle w:val="ListBullet"/>
-        <w:spacing w:after="60"/>
-      </w:pPr>
-      <w:r>
-        <w:t>Gate-driver supply requirements shall be verified from the selected driver datasheet. Do not assume the gate-driver power pin can use 3.3 V unless the selected driver explicitly supports that and still fully enhances the MOSFET.</w:t>
+        <w:pStyle w:val="Heading2"/>
+        <w:spacing w:before="160" w:after="80"/>
+      </w:pPr>
+      <w:r>
+        <w:t>3.4 Arm/Science Stack</w:t>
       </w:r>
     </w:p>
     <w:p>
       <w:pPr>
-        <w:pStyle w:val="Heading1"/>
-        <w:spacing w:before="160" w:after="80"/>
-      </w:pPr>
-      <w:r>
-        <w:t>3. System Block Diagram / Architecture</w:t>
+        <w:pStyle w:val="CodeBlock"/>
+        <w:spacing w:after="60"/>
+      </w:pPr>
+      <w:r>
+        <w:t>14.4 V ARM/SCIENCE INPUT</w:t>
+      </w:r>
+      <w:r>
+        <w:br/>
+        <w:t xml:space="preserve">   |</w:t>
+      </w:r>
+      <w:r>
+        <w:br/>
+        <w:t xml:space="preserve">   |-- ARM_EN path:</w:t>
+      </w:r>
+      <w:r>
+        <w:br/>
+        <w:t xml:space="preserve">   |     RP2350 -&gt; buffer -&gt; E-stop gate -&gt; gate driver -&gt; IPT007 -&gt; INA780x -&gt; ARM output</w:t>
+      </w:r>
+      <w:r>
+        <w:br/>
+        <w:t xml:space="preserve">   |</w:t>
+      </w:r>
+      <w:r>
+        <w:br/>
+        <w:t xml:space="preserve">   `-- SCIENCE_EN path:</w:t>
+      </w:r>
+      <w:r>
+        <w:br/>
+        <w:t xml:space="preserve">         RP2350 -&gt; buffer -&gt; E-stop gate -&gt; gate driver -&gt; IPT007 -&gt; INA780x -&gt; SCIENCE output</w:t>
       </w:r>
     </w:p>
     <w:p>
@@ -1084,7 +1378,7 @@
         <w:spacing w:before="160" w:after="80"/>
       </w:pPr>
       <w:r>
-        <w:t>3.1 Top-Level System Tree</w:t>
+        <w:t>3.5 RP2350 Controller Stack</w:t>
       </w:r>
     </w:p>
     <w:p>
@@ -1093,367 +1387,73 @@
         <w:spacing w:after="60"/>
       </w:pPr>
       <w:r>
-        <w:t>PDB</w:t>
+        <w:t>22.2 V logic input</w:t>
       </w:r>
       <w:r>
         <w:br/>
-        <w:t>|</w:t>
+        <w:t xml:space="preserve">   |</w:t>
       </w:r>
       <w:r>
         <w:br/>
-        <w:t>|-- 22.2 V LOGIC/COMMS INPUT (6S LiPo, XT</w:t>
-      </w:r>
-      <w:r>
-        <w:t>9</w:t>
-      </w:r>
-      <w:r>
-        <w:t>0)</w:t>
+        <w:t>housekeeping regulator -&gt; 3.3 V</w:t>
       </w:r>
       <w:r>
         <w:br/>
-        <w:t>|   |-- E-stop-enabled logic bus</w:t>
+        <w:t xml:space="preserve">   |</w:t>
       </w:r>
       <w:r>
         <w:br/>
-        <w:t>|   |-- always-on housekeeping buck -&gt; 3.3 V -&gt; RP2350 + buffers + I2C logic</w:t>
+        <w:t>RP2350A custom controller circuit</w:t>
       </w:r>
       <w:r>
         <w:br/>
-        <w:t>|   |-- always-on protected/regulator path -&gt; Jetson output</w:t>
+        <w:t xml:space="preserve">   |-- external QSPI flash</w:t>
+      </w:r>
+      <w:r>
+        <w:br/>
+        <w:t xml:space="preserve">   |-- 12 MHz crystal</w:t>
+      </w:r>
+      <w:r>
+        <w:br/>
+        <w:t xml:space="preserve">   |-- USB-C device connector</w:t>
+      </w:r>
+      <w:r>
+        <w:br/>
+        <w:t xml:space="preserve">   |-- SWD header</w:t>
+      </w:r>
+      <w:r>
+        <w:br/>
+        <w:t xml:space="preserve">   |-- BOOTSEL / RUN buttons or pads</w:t>
+      </w:r>
+      <w:r>
+        <w:br/>
+        <w:t xml:space="preserve">   |-- I2C0 -&gt; TCA4307 -&gt; high-current INA780x telemetry</w:t>
+      </w:r>
+      <w:r>
+        <w:br/>
+        <w:t xml:space="preserve">   |-- I2C1 -&gt; TCA4307 -&gt; temperature / logic telemetry</w:t>
+      </w:r>
+      <w:r>
+        <w:br/>
+        <w:t xml:space="preserve">   `-- native GPIO -&gt; SN74LVC244 -&gt; SN74LVC08 -&gt; gate drivers</w:t>
       </w:r>
     </w:p>
     <w:p>
       <w:pPr>
+        <w:pStyle w:val="Heading2"/>
+        <w:spacing w:before="160" w:after="80"/>
+      </w:pPr>
+      <w:r>
+        <w:t>3.6 E-stop Stack</w:t>
+      </w:r>
+    </w:p>
+    <w:p>
+      <w:pPr>
         <w:pStyle w:val="CodeBlock"/>
         <w:spacing w:after="60"/>
       </w:pPr>
       <w:r>
-        <w:t>|   |-- breaking off from before Jetson regulator -&gt; 22.2V output for POE</w:t>
-      </w:r>
-      <w:r>
-        <w:br/>
-        <w:t>|   |-- always-on 12 V regulator path -&gt; Network switch + Aux, 10 W load</w:t>
-      </w:r>
-      <w:r>
-        <w:br/>
-        <w:t xml:space="preserve">|  </w:t>
-      </w:r>
-      <w:r>
-        <w:br/>
-        <w:t>|</w:t>
-      </w:r>
-      <w:r>
-        <w:br/>
-        <w:t>|-- 14.4 V DRIVETRAIN INPUT (4S LiPo, XT</w:t>
-      </w:r>
-      <w:r>
-        <w:t>90</w:t>
-      </w:r>
-      <w:r>
-        <w:t>)</w:t>
-      </w:r>
-      <w:r>
-        <w:br/>
-        <w:t>|   |-- DRIVE branch 1: gate driver -&gt; IPT007N06N -&gt; INA780x -&gt; vertical XT60</w:t>
-      </w:r>
-      <w:r>
-        <w:br/>
-        <w:t>|   |-- DRIVE branch 2: gate driver -&gt; IPT007N06N -&gt; INA780x -&gt; vertical XT60</w:t>
-      </w:r>
-      <w:r>
-        <w:br/>
-        <w:t>|   |-- DRIVE branch 3: gate driver -&gt; IPT007N06N -&gt; INA780x -&gt; vertical XT60</w:t>
-      </w:r>
-      <w:r>
-        <w:br/>
-        <w:t>|   |-- DRIVE branch 4: gate driver -&gt; IPT007N06N -&gt; INA780x -&gt; vertical XT60</w:t>
-      </w:r>
-      <w:r>
-        <w:br/>
-        <w:t>|   |-- DRIVE branch 5: gate driver -&gt; IPT007N06N -&gt; INA780x -&gt; vertical XT60</w:t>
-      </w:r>
-      <w:r>
-        <w:br/>
-        <w:t>|   `-- DRIVE branch 6: gate driver -&gt; IPT007N06N -&gt; INA780x -&gt; vertical XT60</w:t>
-      </w:r>
-      <w:r>
-        <w:br/>
-        <w:t>|</w:t>
-      </w:r>
-      <w:r>
-        <w:br/>
-        <w:t xml:space="preserve">`-- 14.4 V ARM/SCIENCE INPUT (4S LiPo, </w:t>
-      </w:r>
-      <w:r>
-        <w:t>2x</w:t>
-      </w:r>
-      <w:r>
-        <w:t>XT</w:t>
-      </w:r>
-      <w:r>
-        <w:t>9</w:t>
-      </w:r>
-      <w:r>
-        <w:t>0)</w:t>
-      </w:r>
-      <w:r>
-        <w:br/>
-        <w:t xml:space="preserve">    |-- ARM rail: gate driver -&gt; IPT007N06N -&gt; INA780x -&gt; high-current output</w:t>
-      </w:r>
-      <w:r>
-        <w:br/>
-        <w:t xml:space="preserve">    `-- SCIENCE rail: gate driver -&gt; IPT007N06N -&gt; INA780x -&gt; high-current output</w:t>
-      </w:r>
-    </w:p>
-    <w:p>
-      <w:pPr>
-        <w:pStyle w:val="Heading2"/>
-        <w:spacing w:before="160" w:after="80"/>
-      </w:pPr>
-      <w:r>
-        <w:t>3.2 Drivetrain Branch Stack</w:t>
-      </w:r>
-    </w:p>
-    <w:p>
-      <w:pPr>
-        <w:pStyle w:val="CodeBlock"/>
-        <w:spacing w:after="60"/>
-      </w:pPr>
-      <w:r>
-        <w:t>For each branch x = 1..6:</w:t>
-      </w:r>
-      <w:r>
-        <w:br/>
-      </w:r>
-      <w:r>
-        <w:br/>
-        <w:t>14.4 V DRIVETRAIN BUS</w:t>
-      </w:r>
-      <w:r>
-        <w:br/>
-        <w:t xml:space="preserve">   |</w:t>
-      </w:r>
-      <w:r>
-        <w:br/>
-        <w:t>IPT007N06N high-side N-MOSFET</w:t>
-      </w:r>
-      <w:r>
-        <w:br/>
-        <w:t xml:space="preserve">   |</w:t>
-      </w:r>
-      <w:r>
-        <w:br/>
-      </w:r>
-      <w:r>
-        <w:lastRenderedPageBreak/>
-        <w:t>INA780x I2C power monitor</w:t>
-      </w:r>
-      <w:r>
-        <w:br/>
-        <w:t xml:space="preserve">   |</w:t>
-      </w:r>
-      <w:r>
-        <w:br/>
-        <w:t>through-hole XT60 output</w:t>
-      </w:r>
-      <w:r>
-        <w:br/>
-        <w:t xml:space="preserve">   |</w:t>
-      </w:r>
-      <w:r>
-        <w:br/>
-        <w:t>motor controller</w:t>
-      </w:r>
-    </w:p>
-    <w:p>
-      <w:pPr>
-        <w:pStyle w:val="Heading2"/>
-        <w:spacing w:before="160" w:after="80"/>
-      </w:pPr>
-      <w:r>
-        <w:t>3.3 Drivetrain Control Stack</w:t>
-      </w:r>
-    </w:p>
-    <w:p>
-      <w:pPr>
-        <w:pStyle w:val="CodeBlock"/>
-        <w:spacing w:after="60"/>
-      </w:pPr>
-      <w:r>
-        <w:t>For each branch x = 1..6:</w:t>
-      </w:r>
-      <w:r>
-        <w:br/>
-      </w:r>
-      <w:r>
-        <w:br/>
-        <w:t>RP2350 DRIVE_EN_x</w:t>
-      </w:r>
-      <w:r>
-        <w:br/>
-        <w:t xml:space="preserve">   |</w:t>
-      </w:r>
-      <w:r>
-        <w:br/>
-      </w:r>
-      <w:r>
-        <w:t>TXS0108EPWR</w:t>
-      </w:r>
-      <w:r>
-        <w:t xml:space="preserve"> GPIO buffer</w:t>
-      </w:r>
-      <w:r>
-        <w:br/>
-        <w:t xml:space="preserve">   |</w:t>
-      </w:r>
-      <w:r>
-        <w:br/>
-        <w:t>SN74LVC08APWR AND gate with E_STOP_OK</w:t>
-      </w:r>
-      <w:r>
-        <w:br/>
-        <w:t xml:space="preserve">   |</w:t>
-      </w:r>
-      <w:r>
-        <w:br/>
-        <w:t>high-side N-MOSFET gate driver input</w:t>
-      </w:r>
-      <w:r>
-        <w:br/>
-        <w:t xml:space="preserve">   |</w:t>
-      </w:r>
-      <w:r>
-        <w:br/>
-        <w:t>IPT007N06N gate</w:t>
-      </w:r>
-    </w:p>
-    <w:p>
-      <w:pPr>
-        <w:pStyle w:val="Heading2"/>
-        <w:spacing w:before="160" w:after="80"/>
-      </w:pPr>
-      <w:r>
-        <w:t>3.4 Arm/Science Stack</w:t>
-      </w:r>
-    </w:p>
-    <w:p>
-      <w:pPr>
-        <w:pStyle w:val="CodeBlock"/>
-        <w:spacing w:after="60"/>
-      </w:pPr>
-      <w:r>
-        <w:t>14.4 V ARM/SCIENCE INPUT</w:t>
-      </w:r>
-      <w:r>
-        <w:br/>
-        <w:t xml:space="preserve">   |</w:t>
-      </w:r>
-      <w:r>
-        <w:br/>
-        <w:t xml:space="preserve">   |-- ARM_EN path:</w:t>
-      </w:r>
-      <w:r>
-        <w:br/>
-        <w:t xml:space="preserve">   |     RP2350 -&gt; buffer -&gt; E-stop gate -&gt; gate driver -&gt; IPT007 -&gt; INA780x -&gt; ARM output</w:t>
-      </w:r>
-      <w:r>
-        <w:br/>
-        <w:t xml:space="preserve">   |</w:t>
-      </w:r>
-      <w:r>
-        <w:br/>
-        <w:t xml:space="preserve">   `-- SCIENCE_EN path:</w:t>
-      </w:r>
-      <w:r>
-        <w:br/>
-        <w:t xml:space="preserve">         RP2350 -&gt; buffer -&gt; E-stop gate -&gt; gate driver -&gt; IPT007 -&gt; INA780x -&gt; SCIENCE output</w:t>
-      </w:r>
-    </w:p>
-    <w:p>
-      <w:pPr>
-        <w:pStyle w:val="Heading2"/>
-        <w:spacing w:before="160" w:after="80"/>
-      </w:pPr>
-      <w:r>
-        <w:t>3.5 RP2350 Controller Stack</w:t>
-      </w:r>
-    </w:p>
-    <w:p>
-      <w:pPr>
-        <w:pStyle w:val="CodeBlock"/>
-        <w:spacing w:after="60"/>
-      </w:pPr>
-      <w:r>
-        <w:t>22.2 V logic input</w:t>
-      </w:r>
-      <w:r>
-        <w:br/>
-        <w:t xml:space="preserve">   |</w:t>
-      </w:r>
-      <w:r>
-        <w:br/>
-        <w:t>housekeeping regulator -&gt; 3.3 V</w:t>
-      </w:r>
-      <w:r>
-        <w:br/>
-        <w:t xml:space="preserve">   |</w:t>
-      </w:r>
-      <w:r>
-        <w:br/>
-        <w:t>RP2350A custom controller circuit</w:t>
-      </w:r>
-      <w:r>
-        <w:br/>
-        <w:t xml:space="preserve">   |-- external QSPI flash</w:t>
-      </w:r>
-      <w:r>
-        <w:br/>
-        <w:t xml:space="preserve">   |-- 12 MHz crystal</w:t>
-      </w:r>
-      <w:r>
-        <w:br/>
-        <w:t xml:space="preserve">   |-- USB-C device connector</w:t>
-      </w:r>
-      <w:r>
-        <w:br/>
-        <w:t xml:space="preserve">   |-- SWD header</w:t>
-      </w:r>
-      <w:r>
-        <w:br/>
-        <w:t xml:space="preserve">   |-- BOOTSEL / RUN buttons or pads</w:t>
-      </w:r>
-      <w:r>
-        <w:br/>
-        <w:t xml:space="preserve">   |-- I2C0 -&gt; TCA4307 -&gt; high-current INA780x telemetry</w:t>
-      </w:r>
-      <w:r>
-        <w:br/>
-        <w:t xml:space="preserve">   |-- I2C1 -&gt; TCA4307 -&gt; temperature / logic telemetry</w:t>
-      </w:r>
-      <w:r>
-        <w:br/>
-        <w:t xml:space="preserve">   `-- native GPIO -&gt; SN74LVC244 -&gt; SN74LVC08 -&gt; gate drivers</w:t>
-      </w:r>
-    </w:p>
-    <w:p>
-      <w:pPr>
-        <w:pStyle w:val="Heading2"/>
-        <w:spacing w:before="160" w:after="80"/>
-      </w:pPr>
-      <w:r>
-        <w:t>3.6 E-stop Stack</w:t>
-      </w:r>
-    </w:p>
-    <w:p>
-      <w:pPr>
-        <w:pStyle w:val="CodeBlock"/>
-        <w:spacing w:after="60"/>
-      </w:pPr>
-      <w:r>
         <w:t>E-stop screw terminal:</w:t>
-      </w:r>
-      <w:r>
-        <w:br/>
       </w:r>
       <w:r>
         <w:br/>
@@ -1513,12 +1513,12 @@
         <w:tblLook w:val="04A0" w:firstRow="1" w:lastRow="0" w:firstColumn="1" w:lastColumn="0" w:noHBand="0" w:noVBand="1"/>
       </w:tblPr>
       <w:tblGrid>
-        <w:gridCol w:w="1696"/>
-        <w:gridCol w:w="1976"/>
-        <w:gridCol w:w="1324"/>
-        <w:gridCol w:w="1452"/>
-        <w:gridCol w:w="860"/>
-        <w:gridCol w:w="3420"/>
+        <w:gridCol w:w="1744"/>
+        <w:gridCol w:w="1905"/>
+        <w:gridCol w:w="1341"/>
+        <w:gridCol w:w="1493"/>
+        <w:gridCol w:w="809"/>
+        <w:gridCol w:w="3436"/>
       </w:tblGrid>
       <w:tr>
         <w:trPr>
@@ -1635,7 +1635,6 @@
               <w:rPr>
                 <w:sz w:val="16"/>
               </w:rPr>
-              <w:lastRenderedPageBreak/>
               <w:t>Controller MCU</w:t>
             </w:r>
           </w:p>
@@ -2199,7 +2198,14 @@
               <w:rPr>
                 <w:sz w:val="16"/>
               </w:rPr>
-              <w:t>Buffers all RP2350-controlled enable outputs. 8 total buffer channels; exactly covers DRIVE1-6 + ARM + SCIENCE with zero spare (AUX_22_EN/SPARE_EN removed from baseline).</w:t>
+              <w:t xml:space="preserve">Buffers all RP2350-controlled enable outputs. 8 total buffer channels; exactly covers DRIVE1-6 + ARM + SCIENCE with zero spare </w:t>
+            </w:r>
+            <w:r>
+              <w:rPr>
+                <w:sz w:val="16"/>
+              </w:rPr>
+              <w:lastRenderedPageBreak/>
+              <w:t>(AUX_22_EN/SPARE_EN removed from baseline).</w:t>
             </w:r>
           </w:p>
         </w:tc>
@@ -2217,6 +2223,7 @@
               <w:rPr>
                 <w:sz w:val="16"/>
               </w:rPr>
+              <w:lastRenderedPageBreak/>
               <w:t>E-stop AND gate</w:t>
             </w:r>
           </w:p>
@@ -2750,14 +2757,7 @@
               <w:rPr>
                 <w:sz w:val="16"/>
               </w:rPr>
-              <w:t xml:space="preserve">One per RP2350 I2C bus segment. Add more </w:t>
-            </w:r>
-            <w:r>
-              <w:rPr>
-                <w:sz w:val="16"/>
-              </w:rPr>
-              <w:lastRenderedPageBreak/>
-              <w:t>only if layout requires more physical segmentation.</w:t>
+              <w:t>One per RP2350 I2C bus segment. Add more only if layout requires more physical segmentation.</w:t>
             </w:r>
           </w:p>
         </w:tc>
@@ -2775,7 +2775,6 @@
               <w:rPr>
                 <w:sz w:val="16"/>
               </w:rPr>
-              <w:lastRenderedPageBreak/>
               <w:t>Temperature sensor</w:t>
             </w:r>
           </w:p>
@@ -3204,7 +3203,13 @@
               <w:rPr>
                 <w:sz w:val="16"/>
               </w:rPr>
-              <w:t>2-pin screw terminal</w:t>
+              <w:t>2-pin screw</w:t>
+            </w:r>
+            <w:r>
+              <w:rPr>
+                <w:sz w:val="16"/>
+              </w:rPr>
+              <w:t xml:space="preserve"> term</w:t>
             </w:r>
           </w:p>
         </w:tc>
@@ -3230,7 +3235,7 @@
               <w:rPr>
                 <w:sz w:val="16"/>
               </w:rPr>
-              <w:t>Two-pin terminal for pull-to-GND E-stop switch.</w:t>
+              <w:t>Two-pin terminal for pull-to-GND E-stop sw</w:t>
             </w:r>
           </w:p>
         </w:tc>
@@ -3253,6 +3258,7 @@
               <w:rPr>
                 <w:sz w:val="16"/>
               </w:rPr>
+              <w:lastRenderedPageBreak/>
               <w:t>Screw Terminal Block</w:t>
             </w:r>
           </w:p>
@@ -3361,7 +3367,7 @@
               <w:rPr>
                 <w:sz w:val="16"/>
               </w:rPr>
-              <w:t>Input eFuse</w:t>
+              <w:t>Load Switch</w:t>
             </w:r>
           </w:p>
         </w:tc>
@@ -3382,7 +3388,11 @@
           <w:tcPr>
             <w:tcW w:w="1341" w:type="dxa"/>
           </w:tcPr>
-          <w:p/>
+          <w:p>
+            <w:r>
+              <w:t>C2150178</w:t>
+            </w:r>
+          </w:p>
         </w:tc>
         <w:tc>
           <w:tcPr>
@@ -3450,7 +3460,7 @@
               <w:rPr>
                 <w:sz w:val="16"/>
               </w:rPr>
-              <w:t>BAS21 (Nexperia)</w:t>
+              <w:t xml:space="preserve">BAS21 </w:t>
             </w:r>
           </w:p>
         </w:tc>
@@ -3458,7 +3468,11 @@
           <w:tcPr>
             <w:tcW w:w="1341" w:type="dxa"/>
           </w:tcPr>
-          <w:p/>
+          <w:p>
+            <w:r>
+              <w:t>C181108</w:t>
+            </w:r>
+          </w:p>
         </w:tc>
         <w:tc>
           <w:tcPr>
@@ -3508,209 +3522,38 @@
     </w:p>
     <w:p>
       <w:pPr>
+        <w:pStyle w:val="Heading1"/>
+        <w:spacing w:before="160" w:after="80"/>
+      </w:pPr>
+      <w:r>
+        <w:t>5. Sensor Specifications and I2C Address Map</w:t>
+      </w:r>
+    </w:p>
+    <w:p>
+      <w:pPr>
         <w:pStyle w:val="Heading2"/>
         <w:spacing w:before="160" w:after="80"/>
       </w:pPr>
       <w:r>
-        <w:t>4.1 Removed / Rejected Parts</w:t>
-      </w:r>
-    </w:p>
-    <w:tbl>
-      <w:tblPr>
-        <w:tblStyle w:val="TableGrid"/>
-        <w:tblW w:w="0" w:type="auto"/>
-        <w:jc w:val="center"/>
-        <w:tblLook w:val="04A0" w:firstRow="1" w:lastRow="0" w:firstColumn="1" w:lastColumn="0" w:noHBand="0" w:noVBand="1"/>
-      </w:tblPr>
-      <w:tblGrid>
-        <w:gridCol w:w="3115"/>
-        <w:gridCol w:w="7613"/>
-      </w:tblGrid>
-      <w:tr>
-        <w:trPr>
-          <w:tblHeader/>
-          <w:jc w:val="center"/>
-        </w:trPr>
-        <w:tc>
-          <w:tcPr>
-            <w:tcW w:w="3168" w:type="dxa"/>
-            <w:shd w:val="clear" w:color="auto" w:fill="D9EAF7"/>
-            <w:vAlign w:val="center"/>
-          </w:tcPr>
-          <w:p>
-            <w:r>
-              <w:rPr>
-                <w:b/>
-                <w:sz w:val="16"/>
-              </w:rPr>
-              <w:t>Part</w:t>
-            </w:r>
-          </w:p>
-        </w:tc>
-        <w:tc>
-          <w:tcPr>
-            <w:tcW w:w="7776" w:type="dxa"/>
-            <w:shd w:val="clear" w:color="auto" w:fill="D9EAF7"/>
-            <w:vAlign w:val="center"/>
-          </w:tcPr>
-          <w:p>
-            <w:r>
-              <w:rPr>
-                <w:b/>
-                <w:sz w:val="16"/>
-              </w:rPr>
-              <w:t>Decision</w:t>
-            </w:r>
-          </w:p>
-        </w:tc>
-      </w:tr>
-      <w:tr>
-        <w:trPr>
-          <w:jc w:val="center"/>
-        </w:trPr>
-        <w:tc>
-          <w:tcPr>
-            <w:tcW w:w="3168" w:type="dxa"/>
-          </w:tcPr>
-          <w:p>
-            <w:r>
-              <w:rPr>
-                <w:sz w:val="16"/>
-              </w:rPr>
-              <w:t>MCP23017 GPIO expander</w:t>
-            </w:r>
-          </w:p>
-        </w:tc>
-        <w:tc>
-          <w:tcPr>
-            <w:tcW w:w="7776" w:type="dxa"/>
-          </w:tcPr>
-          <w:p>
-            <w:r>
-              <w:rPr>
-                <w:sz w:val="16"/>
-              </w:rPr>
-              <w:t>Removed from baseline. Native RP2350 GPIO is sufficient.</w:t>
-            </w:r>
-          </w:p>
-        </w:tc>
-      </w:tr>
-      <w:tr>
-        <w:trPr>
-          <w:jc w:val="center"/>
-        </w:trPr>
-        <w:tc>
-          <w:tcPr>
-            <w:tcW w:w="3168" w:type="dxa"/>
-          </w:tcPr>
-          <w:p>
-            <w:r>
-              <w:rPr>
-                <w:sz w:val="16"/>
-              </w:rPr>
-              <w:lastRenderedPageBreak/>
-              <w:t>TPS1HB08 for drivetrain or arm/science switching</w:t>
-            </w:r>
-          </w:p>
-        </w:tc>
-        <w:tc>
-          <w:tcPr>
-            <w:tcW w:w="7776" w:type="dxa"/>
-          </w:tcPr>
-          <w:p>
-            <w:r>
-              <w:rPr>
-                <w:sz w:val="16"/>
-              </w:rPr>
-              <w:t>Removed from high-current paths. IPT007N06N + gate driver stack is baseline.</w:t>
-            </w:r>
-          </w:p>
-        </w:tc>
-      </w:tr>
-      <w:tr>
-        <w:trPr>
-          <w:jc w:val="center"/>
-        </w:trPr>
-        <w:tc>
-          <w:tcPr>
-            <w:tcW w:w="3168" w:type="dxa"/>
-          </w:tcPr>
-          <w:p>
-            <w:r>
-              <w:rPr>
-                <w:sz w:val="16"/>
-              </w:rPr>
-              <w:t>Allegro ACS37800 / ACS71020</w:t>
-            </w:r>
-          </w:p>
-        </w:tc>
-        <w:tc>
-          <w:tcPr>
-            <w:tcW w:w="7776" w:type="dxa"/>
-          </w:tcPr>
-          <w:p>
-            <w:r>
-              <w:rPr>
-                <w:sz w:val="16"/>
-              </w:rPr>
-              <w:t>Removed. ACS37800 path was deprecated/not preferred for this design; ACS71020 is not a new-design replacement.</w:t>
-            </w:r>
-          </w:p>
-        </w:tc>
-      </w:tr>
-      <w:tr>
-        <w:trPr>
-          <w:jc w:val="center"/>
-        </w:trPr>
-        <w:tc>
-          <w:tcPr>
-            <w:tcW w:w="3168" w:type="dxa"/>
-          </w:tcPr>
-          <w:p>
-            <w:r>
-              <w:rPr>
-                <w:sz w:val="16"/>
-              </w:rPr>
-              <w:t>Direct GPIO-to-MOSFET gate drive</w:t>
-            </w:r>
-          </w:p>
-        </w:tc>
-        <w:tc>
-          <w:tcPr>
-            <w:tcW w:w="7776" w:type="dxa"/>
-          </w:tcPr>
-          <w:p>
-            <w:r>
-              <w:rPr>
-                <w:sz w:val="16"/>
-              </w:rPr>
-              <w:t>Rejected. High-side N-MOSFETs require a proper gate driver.</w:t>
-            </w:r>
-          </w:p>
-        </w:tc>
-      </w:tr>
-    </w:tbl>
-    <w:p>
-      <w:pPr>
-        <w:spacing w:after="60"/>
-      </w:pPr>
+        <w:t>5.1 I2C Topology Requirement</w:t>
+      </w:r>
     </w:p>
     <w:p>
       <w:pPr>
-        <w:pStyle w:val="Heading1"/>
-        <w:spacing w:before="160" w:after="80"/>
-      </w:pPr>
-      <w:r>
-        <w:t>5. Sensor Specifications and I2C Address Map</w:t>
+        <w:pStyle w:val="ListBullet"/>
+        <w:spacing w:after="60"/>
+      </w:pPr>
+      <w:r>
+        <w:t>The design shall use onboard TCA4307 I2C buffers.</w:t>
       </w:r>
     </w:p>
     <w:p>
       <w:pPr>
-        <w:pStyle w:val="Heading2"/>
-        <w:spacing w:before="160" w:after="80"/>
-      </w:pPr>
-      <w:r>
-        <w:t>5.1 I2C Topology Requirement</w:t>
+        <w:pStyle w:val="ListBullet"/>
+        <w:spacing w:after="60"/>
+      </w:pPr>
+      <w:r>
+        <w:t>The RP2350 shall use both I2C controllers in the baseline design.</w:t>
       </w:r>
     </w:p>
     <w:p>
@@ -3719,7 +3562,7 @@
         <w:spacing w:after="60"/>
       </w:pPr>
       <w:r>
-        <w:t>The design shall use onboard TCA4307 I2C buffers.</w:t>
+        <w:t>TCA4307 devices are buffers, not multiplexers. They do not solve duplicate I2C addresses.</w:t>
       </w:r>
     </w:p>
     <w:p>
@@ -3728,7 +3571,7 @@
         <w:spacing w:after="60"/>
       </w:pPr>
       <w:r>
-        <w:t>The RP2350 shall use both I2C controllers in the baseline design.</w:t>
+        <w:t>All devices sharing a logical I2C bus shall have unique addresses.</w:t>
       </w:r>
     </w:p>
     <w:p>
@@ -3737,7 +3580,7 @@
         <w:spacing w:after="60"/>
       </w:pPr>
       <w:r>
-        <w:t>TCA4307 devices are buffers, not multiplexers. They do not solve duplicate I2C addresses.</w:t>
+        <w:t>High-current telemetry shall be physically separated from local controller and temperature sensors when practical.</w:t>
       </w:r>
     </w:p>
     <w:p>
@@ -3746,53 +3589,35 @@
         <w:spacing w:after="60"/>
       </w:pPr>
       <w:r>
-        <w:t>All devices sharing a logical I2C bus shall have unique addresses.</w:t>
+        <w:t>No GPIO expander shall be placed on the required baseline I2C bus.</w:t>
       </w:r>
     </w:p>
     <w:p>
       <w:pPr>
-        <w:pStyle w:val="ListBullet"/>
+        <w:pStyle w:val="CodeBlock"/>
         <w:spacing w:after="60"/>
       </w:pPr>
       <w:r>
-        <w:t>High-current telemetry shall be physically separated from local controller and temperature sensors when practical.</w:t>
+        <w:t>Recommended I2C allocation:</w:t>
+      </w:r>
+      <w:r>
+        <w:br/>
+      </w:r>
+      <w:r>
+        <w:br/>
+        <w:t>RP2350 I2C0 - high-current telemetry bus</w:t>
+      </w:r>
+      <w:r>
+        <w:br/>
+        <w:t xml:space="preserve">   `-- TCA4307 buffer: drivetrain + arm/science segment</w:t>
       </w:r>
     </w:p>
     <w:p>
       <w:pPr>
-        <w:pStyle w:val="ListBullet"/>
-        <w:spacing w:after="60"/>
-      </w:pPr>
-      <w:r>
-        <w:t>No GPIO expander shall be placed on the required baseline I2C bus.</w:t>
-      </w:r>
-    </w:p>
-    <w:p>
-      <w:pPr>
         <w:pStyle w:val="CodeBlock"/>
         <w:spacing w:after="60"/>
       </w:pPr>
       <w:r>
-        <w:t>Recommended I2C allocation:</w:t>
-      </w:r>
-      <w:r>
-        <w:br/>
-      </w:r>
-      <w:r>
-        <w:br/>
-        <w:t>RP2350 I2C0 - high-current telemetry bus</w:t>
-      </w:r>
-      <w:r>
-        <w:br/>
-        <w:t xml:space="preserve">   `-- TCA4307 buffer: drivetrain + arm/science segment</w:t>
-      </w:r>
-    </w:p>
-    <w:p>
-      <w:pPr>
-        <w:pStyle w:val="CodeBlock"/>
-        <w:spacing w:after="60"/>
-      </w:pPr>
-      <w:r>
         <w:t xml:space="preserve">       |-- INA780x LOGIC</w:t>
       </w:r>
       <w:r>
@@ -3836,6 +3661,9 @@
       </w:r>
       <w:r>
         <w:br/>
+      </w:r>
+      <w:r>
+        <w:lastRenderedPageBreak/>
         <w:t xml:space="preserve">   `-- TCA4307 buffer: logic/temp segment</w:t>
       </w:r>
       <w:r>
@@ -4703,7 +4531,7 @@
         <w:spacing w:after="60"/>
       </w:pPr>
       <w:r>
-        <w:t>Per drivetrain branch: voltage, current, power, energy/charge if enabled, alert/fault status.</w:t>
+        <w:t>Per drivetrain branch: voltage, current, power, alert/fault status.</w:t>
       </w:r>
     </w:p>
     <w:p>
@@ -4721,8 +4549,13 @@
         <w:spacing w:after="60"/>
       </w:pPr>
       <w:r>
-        <w:lastRenderedPageBreak/>
-        <w:t>ARM rail: voltage, current, power, energy/charge if enabled, alert/fault status.</w:t>
+        <w:t xml:space="preserve">ARM rail: voltage, current, power, </w:t>
+      </w:r>
+      <w:r>
+        <w:t>alert</w:t>
+      </w:r>
+      <w:r>
+        <w:t>/fault status.</w:t>
       </w:r>
     </w:p>
     <w:p>
@@ -4731,7 +4564,7 @@
         <w:spacing w:after="60"/>
       </w:pPr>
       <w:r>
-        <w:t>SCIENCE rail: voltage, current, power, energy/charge if enabled, alert/fault status.</w:t>
+        <w:t>SCIENCE rail: voltage, current, power, alert/fault status.</w:t>
       </w:r>
     </w:p>
     <w:p>
@@ -5549,6 +5382,7 @@
               <w:rPr>
                 <w:sz w:val="16"/>
               </w:rPr>
+              <w:lastRenderedPageBreak/>
               <w:t>GPIO15</w:t>
             </w:r>
           </w:p>
@@ -6038,7 +5872,11 @@
           <w:tcPr>
             <w:tcW w:w="2865" w:type="dxa"/>
           </w:tcPr>
-          <w:p/>
+          <w:p>
+            <w:r>
+              <w:t>NA</w:t>
+            </w:r>
+          </w:p>
         </w:tc>
         <w:tc>
           <w:tcPr>
@@ -6068,7 +5906,11 @@
           <w:tcPr>
             <w:tcW w:w="2865" w:type="dxa"/>
           </w:tcPr>
-          <w:p/>
+          <w:p>
+            <w:r>
+              <w:t>NA</w:t>
+            </w:r>
+          </w:p>
         </w:tc>
         <w:tc>
           <w:tcPr>
@@ -6643,7 +6485,6 @@
         <w:spacing w:after="60"/>
       </w:pPr>
       <w:r>
-        <w:lastRenderedPageBreak/>
         <w:t>Tie unused SN74LVC244 inputs to a defined state.</w:t>
       </w:r>
     </w:p>
@@ -6684,103 +6525,8 @@
       </w:r>
     </w:p>
     <w:p>
-      <w:pPr>
-        <w:pStyle w:val="CodeBlock"/>
-        <w:spacing w:after="60"/>
-      </w:pPr>
-      <w:r>
-        <w:t>Required firmware signal names:</w:t>
-      </w:r>
-      <w:r>
-        <w:br/>
-      </w:r>
-      <w:r>
-        <w:br/>
-        <w:t>i2c_drive = I2C0</w:t>
-      </w:r>
-      <w:r>
-        <w:br/>
-        <w:t xml:space="preserve">  ina780_drive_1 @ 0x40</w:t>
-      </w:r>
-      <w:r>
-        <w:br/>
-        <w:t xml:space="preserve">  ina780_drive_2 @ 0x41</w:t>
-      </w:r>
-      <w:r>
-        <w:br/>
-        <w:t xml:space="preserve">  ina780_drive_3 @ 0x43</w:t>
-      </w:r>
-      <w:r>
-        <w:br/>
-        <w:t xml:space="preserve">  ina780_drive_4 @ 0x44</w:t>
-      </w:r>
-      <w:r>
-        <w:br/>
-        <w:t xml:space="preserve">  ina780_drive_5 @ 0x45</w:t>
-      </w:r>
-      <w:r>
-        <w:br/>
-        <w:t xml:space="preserve">  ina780_drive_6 @ 0x47</w:t>
-      </w:r>
-      <w:r>
-        <w:br/>
-        <w:t xml:space="preserve">  ina780_arm     @ 0x4C</w:t>
-      </w:r>
-      <w:r>
-        <w:br/>
-        <w:t xml:space="preserve">  ina780_science @ 0x4D</w:t>
-      </w:r>
-      <w:r>
-        <w:br/>
-      </w:r>
-      <w:r>
-        <w:br/>
-        <w:t>i2c_local = I2C1</w:t>
-      </w:r>
-      <w:r>
-        <w:br/>
-        <w:t xml:space="preserve">  temp_logic     @ 0x18</w:t>
-      </w:r>
-      <w:r>
-        <w:br/>
-        <w:t xml:space="preserve">  temp_drive     @ 0x19</w:t>
-      </w:r>
-      <w:r>
-        <w:br/>
-        <w:t xml:space="preserve">  temp_arm_sci   @ 0x1A</w:t>
-      </w:r>
-      <w:r>
-        <w:br/>
-      </w:r>
-      <w:r>
-        <w:br/>
-        <w:t>gpio outputs:</w:t>
-      </w:r>
-      <w:r>
-        <w:br/>
-        <w:t xml:space="preserve">  drive_en_1..drive_en_6</w:t>
-      </w:r>
-      <w:r>
-        <w:br/>
-        <w:t xml:space="preserve">  arm_en</w:t>
-      </w:r>
-      <w:r>
-        <w:br/>
-        <w:t xml:space="preserve">  science_en</w:t>
-      </w:r>
-      <w:r>
-        <w:br/>
-      </w:r>
-      <w:r>
-        <w:br/>
-        <w:t>gpio inputs:</w:t>
-      </w:r>
-      <w:r>
-        <w:br/>
-        <w:t xml:space="preserve">  e_stop_status</w:t>
-      </w:r>
-      <w:r>
-        <w:br/>
+      <w:r>
+        <w:t>TBD</w:t>
       </w:r>
     </w:p>
     <w:p>
@@ -7080,6 +6826,9 @@
       </w:r>
       <w:r>
         <w:br/>
+      </w:r>
+      <w:r>
+        <w:lastRenderedPageBreak/>
         <w:t>6-layer preferred:</w:t>
       </w:r>
       <w:r>
@@ -7100,9 +6849,6 @@
       </w:r>
       <w:r>
         <w:br/>
-      </w:r>
-      <w:r>
-        <w:lastRenderedPageBreak/>
         <w:t>L5: solid GND</w:t>
       </w:r>
       <w:r>
@@ -7491,7 +7237,70 @@
         <w:spacing w:before="160" w:after="80"/>
       </w:pPr>
       <w:r>
-        <w:t>8. KiCad Schematic Sheet Plan</w:t>
+        <w:t>9. Software Implications</w:t>
+      </w:r>
+    </w:p>
+    <w:p>
+      <w:pPr>
+        <w:pStyle w:val="Heading2"/>
+        <w:spacing w:before="160" w:after="80"/>
+      </w:pPr>
+      <w:r>
+        <w:t>9.1 Firmware Baseline</w:t>
+      </w:r>
+    </w:p>
+    <w:p>
+      <w:pPr>
+        <w:pStyle w:val="ListBullet"/>
+        <w:spacing w:after="60"/>
+      </w:pPr>
+      <w:r>
+        <w:t>Firmware shall support Zephyr on RP2350A or a custom board target derived from Raspberry Pi Pico 2 / RP2350A support.</w:t>
+      </w:r>
+    </w:p>
+    <w:p>
+      <w:pPr>
+        <w:pStyle w:val="ListBullet"/>
+        <w:spacing w:after="60"/>
+      </w:pPr>
+      <w:r>
+        <w:t>F Prime shall run above the board support layer if used. F Prime components shall not bypass safety state management.</w:t>
+      </w:r>
+    </w:p>
+    <w:p>
+      <w:pPr>
+        <w:pStyle w:val="ListBullet"/>
+        <w:spacing w:after="60"/>
+      </w:pPr>
+      <w:r>
+        <w:t>All enable GPIO shall default OFF at reset.</w:t>
+      </w:r>
+    </w:p>
+    <w:p>
+      <w:pPr>
+        <w:pStyle w:val="ListBullet"/>
+        <w:spacing w:after="60"/>
+      </w:pPr>
+      <w:r>
+        <w:t>Firmware shall read E_STOP_STATUS before enabling any controlled rail.</w:t>
+      </w:r>
+    </w:p>
+    <w:p>
+      <w:pPr>
+        <w:pStyle w:val="ListBullet"/>
+        <w:spacing w:after="60"/>
+      </w:pPr>
+      <w:r>
+        <w:t>Firmware shall not attempt to override E-stop gating.</w:t>
+      </w:r>
+    </w:p>
+    <w:p>
+      <w:pPr>
+        <w:pStyle w:val="Heading2"/>
+        <w:spacing w:before="160" w:after="80"/>
+      </w:pPr>
+      <w:r>
+        <w:t>9.2 Required Firmware Modules</w:t>
       </w:r>
     </w:p>
     <w:tbl>
@@ -7502,8 +7311,8 @@
         <w:tblLook w:val="04A0" w:firstRow="1" w:lastRow="0" w:firstColumn="1" w:lastColumn="0" w:noHBand="0" w:noVBand="1"/>
       </w:tblPr>
       <w:tblGrid>
-        <w:gridCol w:w="2588"/>
-        <w:gridCol w:w="8140"/>
+        <w:gridCol w:w="2409"/>
+        <w:gridCol w:w="8319"/>
       </w:tblGrid>
       <w:tr>
         <w:trPr>
@@ -7512,7 +7321,7 @@
         </w:trPr>
         <w:tc>
           <w:tcPr>
-            <w:tcW w:w="2592" w:type="dxa"/>
+            <w:tcW w:w="2448" w:type="dxa"/>
             <w:shd w:val="clear" w:color="auto" w:fill="D9EAF7"/>
             <w:vAlign w:val="center"/>
           </w:tcPr>
@@ -7522,13 +7331,13 @@
                 <w:b/>
                 <w:sz w:val="16"/>
               </w:rPr>
-              <w:t>Sheet</w:t>
-            </w:r>
-          </w:p>
-        </w:tc>
-        <w:tc>
-          <w:tcPr>
-            <w:tcW w:w="8352" w:type="dxa"/>
+              <w:t>Module</w:t>
+            </w:r>
+          </w:p>
+        </w:tc>
+        <w:tc>
+          <w:tcPr>
+            <w:tcW w:w="8496" w:type="dxa"/>
             <w:shd w:val="clear" w:color="auto" w:fill="D9EAF7"/>
             <w:vAlign w:val="center"/>
           </w:tcPr>
@@ -7538,7 +7347,7 @@
                 <w:b/>
                 <w:sz w:val="16"/>
               </w:rPr>
-              <w:t>Required contents</w:t>
+              <w:t>Required behavior</w:t>
             </w:r>
           </w:p>
         </w:tc>
@@ -7549,35 +7358,22 @@
         </w:trPr>
         <w:tc>
           <w:tcPr>
-            <w:tcW w:w="2592" w:type="dxa"/>
-          </w:tcPr>
-          <w:p>
-            <w:r>
-              <w:rPr>
-                <w:sz w:val="16"/>
-              </w:rPr>
-              <w:t>00_</w:t>
-            </w:r>
-            <w:r>
-              <w:rPr>
-                <w:sz w:val="16"/>
-              </w:rPr>
-              <w:t>BILLEE_ROVER_MODULE_V1</w:t>
-            </w:r>
-          </w:p>
-        </w:tc>
-        <w:tc>
-          <w:tcPr>
-            <w:tcW w:w="8352" w:type="dxa"/>
-          </w:tcPr>
-          <w:p>
-            <w:r>
-              <w:rPr>
-                <w:sz w:val="16"/>
-              </w:rPr>
-              <w:t>Top-level hierarchy, connectors between sheets, global net naming, revision block.</w:t>
-            </w:r>
-          </w:p>
+            <w:tcW w:w="2448" w:type="dxa"/>
+          </w:tcPr>
+          <w:p>
+            <w:r>
+              <w:t>TB</w:t>
+            </w:r>
+            <w:r>
+              <w:t>D</w:t>
+            </w:r>
+          </w:p>
+        </w:tc>
+        <w:tc>
+          <w:tcPr>
+            <w:tcW w:w="8496" w:type="dxa"/>
+          </w:tcPr>
+          <w:p/>
         </w:tc>
       </w:tr>
       <w:tr>
@@ -7586,29 +7382,15 @@
         </w:trPr>
         <w:tc>
           <w:tcPr>
-            <w:tcW w:w="2592" w:type="dxa"/>
-          </w:tcPr>
-          <w:p>
-            <w:r>
-              <w:rPr>
-                <w:sz w:val="16"/>
-              </w:rPr>
-              <w:t>01_INPUTS_ESTOP</w:t>
-            </w:r>
-          </w:p>
-        </w:tc>
-        <w:tc>
-          <w:tcPr>
-            <w:tcW w:w="8352" w:type="dxa"/>
-          </w:tcPr>
-          <w:p>
-            <w:r>
-              <w:rPr>
-                <w:sz w:val="16"/>
-              </w:rPr>
-              <w:t>Three XT60 battery inputs, E-stop screw terminal, E_STOP_NODE conditioning, full-system disconnect interface, input TVS/protection.</w:t>
-            </w:r>
-          </w:p>
+            <w:tcW w:w="2448" w:type="dxa"/>
+          </w:tcPr>
+          <w:p/>
+        </w:tc>
+        <w:tc>
+          <w:tcPr>
+            <w:tcW w:w="8496" w:type="dxa"/>
+          </w:tcPr>
+          <w:p/>
         </w:tc>
       </w:tr>
       <w:tr>
@@ -7617,29 +7399,15 @@
         </w:trPr>
         <w:tc>
           <w:tcPr>
-            <w:tcW w:w="2592" w:type="dxa"/>
-          </w:tcPr>
-          <w:p>
-            <w:r>
-              <w:rPr>
-                <w:sz w:val="16"/>
-              </w:rPr>
-              <w:t>02_RP2350_CONTROLLER</w:t>
-            </w:r>
-          </w:p>
-        </w:tc>
-        <w:tc>
-          <w:tcPr>
-            <w:tcW w:w="8352" w:type="dxa"/>
-          </w:tcPr>
-          <w:p>
-            <w:r>
-              <w:rPr>
-                <w:sz w:val="16"/>
-              </w:rPr>
-              <w:t>RP2350A, QSPI flash, 12 MHz crystal, USB-C, USB ESD, BOOTSEL/RUN, SWD header, 3.3 V decoupling, reference-design compliance notes.</w:t>
-            </w:r>
-          </w:p>
+            <w:tcW w:w="2448" w:type="dxa"/>
+          </w:tcPr>
+          <w:p/>
+        </w:tc>
+        <w:tc>
+          <w:tcPr>
+            <w:tcW w:w="8496" w:type="dxa"/>
+          </w:tcPr>
+          <w:p/>
         </w:tc>
       </w:tr>
       <w:tr>
@@ -7648,29 +7416,15 @@
         </w:trPr>
         <w:tc>
           <w:tcPr>
-            <w:tcW w:w="2592" w:type="dxa"/>
-          </w:tcPr>
-          <w:p>
-            <w:r>
-              <w:rPr>
-                <w:sz w:val="16"/>
-              </w:rPr>
-              <w:t>03_GPIO_BUFFER_ESTOP_GATE</w:t>
-            </w:r>
-          </w:p>
-        </w:tc>
-        <w:tc>
-          <w:tcPr>
-            <w:tcW w:w="8352" w:type="dxa"/>
-          </w:tcPr>
-          <w:p>
-            <w:r>
-              <w:rPr>
-                <w:sz w:val="16"/>
-              </w:rPr>
-              <w:t>SN74LVC244 buffers, SN74LVC08 AND gates, pulldowns, test points, final enable naming.</w:t>
-            </w:r>
-          </w:p>
+            <w:tcW w:w="2448" w:type="dxa"/>
+          </w:tcPr>
+          <w:p/>
+        </w:tc>
+        <w:tc>
+          <w:tcPr>
+            <w:tcW w:w="8496" w:type="dxa"/>
+          </w:tcPr>
+          <w:p/>
         </w:tc>
       </w:tr>
       <w:tr>
@@ -7679,29 +7433,15 @@
         </w:trPr>
         <w:tc>
           <w:tcPr>
-            <w:tcW w:w="2592" w:type="dxa"/>
-          </w:tcPr>
-          <w:p>
-            <w:r>
-              <w:rPr>
-                <w:sz w:val="16"/>
-              </w:rPr>
-              <w:t>04_I2C_BUFFERS</w:t>
-            </w:r>
-          </w:p>
-        </w:tc>
-        <w:tc>
-          <w:tcPr>
-            <w:tcW w:w="8352" w:type="dxa"/>
-          </w:tcPr>
-          <w:p>
-            <w:r>
-              <w:rPr>
-                <w:sz w:val="16"/>
-              </w:rPr>
-              <w:t>I2C0/I2C1 pullups, TCA4307 buffers, READY/EN pins, bus test points.</w:t>
-            </w:r>
-          </w:p>
+            <w:tcW w:w="2448" w:type="dxa"/>
+          </w:tcPr>
+          <w:p/>
+        </w:tc>
+        <w:tc>
+          <w:tcPr>
+            <w:tcW w:w="8496" w:type="dxa"/>
+          </w:tcPr>
+          <w:p/>
         </w:tc>
       </w:tr>
       <w:tr>
@@ -7710,29 +7450,15 @@
         </w:trPr>
         <w:tc>
           <w:tcPr>
-            <w:tcW w:w="2592" w:type="dxa"/>
-          </w:tcPr>
-          <w:p>
-            <w:r>
-              <w:rPr>
-                <w:sz w:val="16"/>
-              </w:rPr>
-              <w:t>05_LOGIC_22V</w:t>
-            </w:r>
-          </w:p>
-        </w:tc>
-        <w:tc>
-          <w:tcPr>
-            <w:tcW w:w="8352" w:type="dxa"/>
-          </w:tcPr>
-          <w:p>
-            <w:r>
-              <w:rPr>
-                <w:sz w:val="16"/>
-              </w:rPr>
-              <w:t>22.2 V logic rail, Jetson/switch/POE regulator paths, 12 V 10 W POE path, aux output.</w:t>
-            </w:r>
-          </w:p>
+            <w:tcW w:w="2448" w:type="dxa"/>
+          </w:tcPr>
+          <w:p/>
+        </w:tc>
+        <w:tc>
+          <w:tcPr>
+            <w:tcW w:w="8496" w:type="dxa"/>
+          </w:tcPr>
+          <w:p/>
         </w:tc>
       </w:tr>
       <w:tr>
@@ -7741,29 +7467,15 @@
         </w:trPr>
         <w:tc>
           <w:tcPr>
-            <w:tcW w:w="2592" w:type="dxa"/>
-          </w:tcPr>
-          <w:p>
-            <w:r>
-              <w:rPr>
-                <w:sz w:val="16"/>
-              </w:rPr>
-              <w:t>06_DRIVE_BRANCH_1_2</w:t>
-            </w:r>
-          </w:p>
-        </w:tc>
-        <w:tc>
-          <w:tcPr>
-            <w:tcW w:w="8352" w:type="dxa"/>
-          </w:tcPr>
-          <w:p>
-            <w:r>
-              <w:rPr>
-                <w:sz w:val="16"/>
-              </w:rPr>
-              <w:t>Gate drivers, IPT007N06N, INA780x, XT60 outputs for drive branches 1 and 2.</w:t>
-            </w:r>
-          </w:p>
+            <w:tcW w:w="2448" w:type="dxa"/>
+          </w:tcPr>
+          <w:p/>
+        </w:tc>
+        <w:tc>
+          <w:tcPr>
+            <w:tcW w:w="8496" w:type="dxa"/>
+          </w:tcPr>
+          <w:p/>
         </w:tc>
       </w:tr>
       <w:tr>
@@ -7772,153 +7484,15 @@
         </w:trPr>
         <w:tc>
           <w:tcPr>
-            <w:tcW w:w="2592" w:type="dxa"/>
-          </w:tcPr>
-          <w:p>
-            <w:r>
-              <w:rPr>
-                <w:sz w:val="16"/>
-              </w:rPr>
-              <w:t>07_DRIVE_BRANCH_3_4</w:t>
-            </w:r>
-          </w:p>
-        </w:tc>
-        <w:tc>
-          <w:tcPr>
-            <w:tcW w:w="8352" w:type="dxa"/>
-          </w:tcPr>
-          <w:p>
-            <w:r>
-              <w:rPr>
-                <w:sz w:val="16"/>
-              </w:rPr>
-              <w:t>Gate drivers, IPT007N06N, INA780x, XT60 outputs for drive branches 3 and 4.</w:t>
-            </w:r>
-          </w:p>
-        </w:tc>
-      </w:tr>
-      <w:tr>
-        <w:trPr>
-          <w:jc w:val="center"/>
-        </w:trPr>
-        <w:tc>
-          <w:tcPr>
-            <w:tcW w:w="2592" w:type="dxa"/>
-          </w:tcPr>
-          <w:p>
-            <w:r>
-              <w:rPr>
-                <w:sz w:val="16"/>
-              </w:rPr>
-              <w:t>08_DRIVE_BRANCH_5_6</w:t>
-            </w:r>
-          </w:p>
-        </w:tc>
-        <w:tc>
-          <w:tcPr>
-            <w:tcW w:w="8352" w:type="dxa"/>
-          </w:tcPr>
-          <w:p>
-            <w:r>
-              <w:rPr>
-                <w:sz w:val="16"/>
-              </w:rPr>
-              <w:t>Gate drivers, IPT007N06N, INA780x, XT60 outputs for drive branches 5 and 6.</w:t>
-            </w:r>
-          </w:p>
-        </w:tc>
-      </w:tr>
-      <w:tr>
-        <w:trPr>
-          <w:jc w:val="center"/>
-        </w:trPr>
-        <w:tc>
-          <w:tcPr>
-            <w:tcW w:w="2592" w:type="dxa"/>
-          </w:tcPr>
-          <w:p>
-            <w:r>
-              <w:rPr>
-                <w:sz w:val="16"/>
-              </w:rPr>
-              <w:t>09_ARM_SCIENCE</w:t>
-            </w:r>
-          </w:p>
-        </w:tc>
-        <w:tc>
-          <w:tcPr>
-            <w:tcW w:w="8352" w:type="dxa"/>
-          </w:tcPr>
-          <w:p>
-            <w:r>
-              <w:rPr>
-                <w:sz w:val="16"/>
-              </w:rPr>
-              <w:t>ARM gate driver + IPT007 + INA780x + output; SCIENCE gate driver + IPT007 + INA780x + output.</w:t>
-            </w:r>
-          </w:p>
-        </w:tc>
-      </w:tr>
-      <w:tr>
-        <w:trPr>
-          <w:jc w:val="center"/>
-        </w:trPr>
-        <w:tc>
-          <w:tcPr>
-            <w:tcW w:w="2592" w:type="dxa"/>
-          </w:tcPr>
-          <w:p>
-            <w:r>
-              <w:rPr>
-                <w:sz w:val="16"/>
-              </w:rPr>
-              <w:t>10_TEMPERATURE_TELEMETRY</w:t>
-            </w:r>
-          </w:p>
-        </w:tc>
-        <w:tc>
-          <w:tcPr>
-            <w:tcW w:w="8352" w:type="dxa"/>
-          </w:tcPr>
-          <w:p>
-            <w:r>
-              <w:rPr>
-                <w:sz w:val="16"/>
-              </w:rPr>
-              <w:t>MCP9808 sensors, address straps, placement notes, I2C1 connection.</w:t>
-            </w:r>
-          </w:p>
-        </w:tc>
-      </w:tr>
-      <w:tr>
-        <w:trPr>
-          <w:jc w:val="center"/>
-        </w:trPr>
-        <w:tc>
-          <w:tcPr>
-            <w:tcW w:w="2592" w:type="dxa"/>
-          </w:tcPr>
-          <w:p>
-            <w:r>
-              <w:rPr>
-                <w:sz w:val="16"/>
-              </w:rPr>
-              <w:t>11_MECHANICAL_TEST</w:t>
-            </w:r>
-          </w:p>
-        </w:tc>
-        <w:tc>
-          <w:tcPr>
-            <w:tcW w:w="8352" w:type="dxa"/>
-          </w:tcPr>
-          <w:p>
-            <w:r>
-              <w:rPr>
-                <w:sz w:val="16"/>
-              </w:rPr>
-              <w:t>Mounting holes, board outline, fiducials, test pads, labels, connector orientation notes.</w:t>
-            </w:r>
-          </w:p>
+            <w:tcW w:w="2448" w:type="dxa"/>
+          </w:tcPr>
+          <w:p/>
+        </w:tc>
+        <w:tc>
+          <w:tcPr>
+            <w:tcW w:w="8496" w:type="dxa"/>
+          </w:tcPr>
+          <w:p/>
         </w:tc>
       </w:tr>
     </w:tbl>
@@ -7929,20 +7503,182 @@
     </w:p>
     <w:p>
       <w:pPr>
+        <w:pStyle w:val="Heading2"/>
+        <w:spacing w:before="160" w:after="80"/>
+      </w:pPr>
+      <w:r>
+        <w:t>9.3 Required Jetson Command Set</w:t>
+      </w:r>
+    </w:p>
+    <w:p>
+      <w:r>
+        <w:t>TB</w:t>
+      </w:r>
+      <w:r>
+        <w:t>D</w:t>
+      </w:r>
+    </w:p>
+    <w:p>
+      <w:pPr>
         <w:pStyle w:val="Heading1"/>
         <w:spacing w:before="160" w:after="80"/>
       </w:pPr>
       <w:r>
-        <w:t>9. Software Implications</w:t>
+        <w:lastRenderedPageBreak/>
+        <w:t>10. Validation and Bring-Up Plan</w:t>
       </w:r>
     </w:p>
     <w:p>
       <w:pPr>
+        <w:pStyle w:val="ListNumber"/>
+        <w:spacing w:after="60"/>
+      </w:pPr>
+      <w:r>
+        <w:t>Bring up RP2350 controller alone from current-limited bench supply.</w:t>
+      </w:r>
+    </w:p>
+    <w:p>
+      <w:pPr>
+        <w:pStyle w:val="ListNumber"/>
+        <w:spacing w:after="60"/>
+      </w:pPr>
+      <w:r>
+        <w:t>Verify USB-C enumeration and bootloader access.</w:t>
+      </w:r>
+    </w:p>
+    <w:p>
+      <w:pPr>
+        <w:pStyle w:val="ListNumber"/>
+        <w:spacing w:after="60"/>
+      </w:pPr>
+      <w:r>
+        <w:t>Verify SWD programming and debug access.</w:t>
+      </w:r>
+    </w:p>
+    <w:p>
+      <w:pPr>
+        <w:pStyle w:val="ListNumber"/>
+        <w:spacing w:after="60"/>
+      </w:pPr>
+      <w:r>
+        <w:t>Run GPIO self-test into buffers and AND gates with no power stages populated if possible.</w:t>
+      </w:r>
+    </w:p>
+    <w:p>
+      <w:pPr>
+        <w:pStyle w:val="ListNumber"/>
+        <w:spacing w:after="60"/>
+      </w:pPr>
+      <w:r>
+        <w:t>Verify E_STOP_NODE reads LOW by default and whenever the switch is open/released, and HIGH only while the switch is actively held closed.</w:t>
+      </w:r>
+    </w:p>
+    <w:p>
+      <w:pPr>
+        <w:pStyle w:val="ListNumber"/>
+        <w:spacing w:after="60"/>
+      </w:pPr>
+      <w:r>
+        <w:t>Verify every final enable is forced low whenever the E-stop switch is not actively held closed (released, disconnected, or wiring fault).</w:t>
+      </w:r>
+    </w:p>
+    <w:p>
+      <w:pPr>
+        <w:pStyle w:val="ListNumber"/>
+        <w:spacing w:after="60"/>
+      </w:pPr>
+      <w:r>
+        <w:t>Bring up I2C0 with no high-current load. Probe all INA780x addresses.</w:t>
+      </w:r>
+    </w:p>
+    <w:p>
+      <w:pPr>
+        <w:pStyle w:val="ListNumber"/>
+        <w:spacing w:after="60"/>
+      </w:pPr>
+      <w:r>
+        <w:t>Bring up I2C1 and probe all MCP9808 addresses.</w:t>
+      </w:r>
+    </w:p>
+    <w:p>
+      <w:pPr>
+        <w:pStyle w:val="ListNumber"/>
+        <w:spacing w:after="60"/>
+      </w:pPr>
+      <w:r>
+        <w:t>Populate one drivetrain branch and test gate-driver/MOSFET switching with current-limited load.</w:t>
+      </w:r>
+    </w:p>
+    <w:p>
+      <w:pPr>
+        <w:pStyle w:val="ListNumber"/>
+        <w:spacing w:after="60"/>
+      </w:pPr>
+      <w:r>
+        <w:t>Validate INA780x readings against bench supply/current meter.</w:t>
+      </w:r>
+    </w:p>
+    <w:p>
+      <w:pPr>
+        <w:pStyle w:val="ListNumber"/>
+        <w:spacing w:after="60"/>
+      </w:pPr>
+      <w:r>
+        <w:t>Repeat for all drivetrain branches.</w:t>
+      </w:r>
+    </w:p>
+    <w:p>
+      <w:pPr>
+        <w:pStyle w:val="ListNumber"/>
+        <w:spacing w:after="60"/>
+      </w:pPr>
+      <w:r>
+        <w:t>Validate ARM and SCIENCE rails separately.</w:t>
+      </w:r>
+    </w:p>
+    <w:p>
+      <w:pPr>
+        <w:pStyle w:val="ListNumber"/>
+        <w:spacing w:after="60"/>
+      </w:pPr>
+      <w:r>
+        <w:t>Run thermal test at expected continuous current.</w:t>
+      </w:r>
+    </w:p>
+    <w:p>
+      <w:pPr>
+        <w:pStyle w:val="ListNumber"/>
+        <w:spacing w:after="60"/>
+      </w:pPr>
+      <w:r>
+        <w:t>Run transient/inrush test with motor controller attached.</w:t>
+      </w:r>
+    </w:p>
+    <w:p>
+      <w:pPr>
+        <w:pStyle w:val="ListNumber"/>
+        <w:spacing w:after="60"/>
+      </w:pPr>
+      <w:r>
+        <w:t>Only after branch validation, connect real motors and verify software sequencing.</w:t>
+      </w:r>
+    </w:p>
+    <w:p>
+      <w:pPr>
+        <w:pStyle w:val="Heading1"/>
+        <w:spacing w:before="160" w:after="80"/>
+      </w:pPr>
+      <w:r>
+        <w:t>11. Design Checklist / Assignment Rubric</w:t>
+      </w:r>
+    </w:p>
+    <w:p>
+      <w:pPr>
         <w:pStyle w:val="Heading2"/>
         <w:spacing w:before="160" w:after="80"/>
       </w:pPr>
       <w:r>
-        <w:t>9.1 Firmware Baseline</w:t>
+        <w:t>11.1 Procurement / Library Checklist</w:t>
       </w:r>
     </w:p>
     <w:p>
@@ -7951,7 +7687,7 @@
         <w:spacing w:after="60"/>
       </w:pPr>
       <w:r>
-        <w:t>Firmware shall support Zephyr on RP2350A or a custom board target derived from Raspberry Pi Pico 2 / RP2350A support.</w:t>
+        <w:t>Every required part exists in LCSC/JLCPCB or has mentor-approved alternate sourcing.</w:t>
       </w:r>
     </w:p>
     <w:p>
@@ -7960,7 +7696,7 @@
         <w:spacing w:after="60"/>
       </w:pPr>
       <w:r>
-        <w:t>F Prime shall run above the board support layer if used. F Prime components shall not bypass safety state management.</w:t>
+        <w:t>Every LCSC part number in Section 4 has been rechecked at design freeze.</w:t>
       </w:r>
     </w:p>
     <w:p>
@@ -7969,7 +7705,7 @@
         <w:spacing w:after="60"/>
       </w:pPr>
       <w:r>
-        <w:t>All enable GPIO shall default OFF at reset.</w:t>
+        <w:t>Every symbol exists in KiCad and matches the datasheet pinout.</w:t>
       </w:r>
     </w:p>
     <w:p>
@@ -7978,7 +7714,7 @@
         <w:spacing w:after="60"/>
       </w:pPr>
       <w:r>
-        <w:t>Firmware shall read E_STOP_STATUS before enabling any controlled rail.</w:t>
+        <w:t>Every footprint exists in KiCad and matches the manufacturer land pattern.</w:t>
       </w:r>
     </w:p>
     <w:p>
@@ -7987,16 +7723,278 @@
         <w:spacing w:after="60"/>
       </w:pPr>
       <w:r>
-        <w:t>Firmware shall not attempt to override E-stop gating.</w:t>
+        <w:t>Every high-current connector footprint has been checked against the physical part.</w:t>
       </w:r>
     </w:p>
     <w:p>
       <w:pPr>
+        <w:pStyle w:val="ListBullet"/>
+        <w:spacing w:after="60"/>
+      </w:pPr>
+      <w:r>
+        <w:t>RP2350A footprint, exposed pad, USB, flash, crystal, and power pins have been checked against the Raspberry Pi reference design.</w:t>
+      </w:r>
+    </w:p>
+    <w:p>
+      <w:pPr>
         <w:pStyle w:val="Heading2"/>
         <w:spacing w:before="160" w:after="80"/>
       </w:pPr>
       <w:r>
-        <w:t>9.2 Required Firmware Modules</w:t>
+        <w:t>11.2 Schematic Checklist</w:t>
+      </w:r>
+    </w:p>
+    <w:p>
+      <w:pPr>
+        <w:pStyle w:val="ListBullet"/>
+        <w:spacing w:after="60"/>
+      </w:pPr>
+      <w:r>
+        <w:t>RP2350A support circuit follows official/reference schematic.</w:t>
+      </w:r>
+    </w:p>
+    <w:p>
+      <w:pPr>
+        <w:pStyle w:val="ListBullet"/>
+        <w:spacing w:after="60"/>
+      </w:pPr>
+      <w:r>
+        <w:t>USB-C CC resistors, ESD, D+/D- routing, and power behavior are correct.</w:t>
+      </w:r>
+    </w:p>
+    <w:p>
+      <w:pPr>
+        <w:pStyle w:val="ListBullet"/>
+        <w:spacing w:after="60"/>
+      </w:pPr>
+      <w:r>
+        <w:t>QSPI flash and crystal are correct and placed on the controller sheet.</w:t>
+      </w:r>
+    </w:p>
+    <w:p>
+      <w:pPr>
+        <w:pStyle w:val="ListBullet"/>
+        <w:spacing w:after="60"/>
+      </w:pPr>
+      <w:r>
+        <w:t>No MCP23017 or GPIO expander exists in the required control path.</w:t>
+      </w:r>
+    </w:p>
+    <w:p>
+      <w:pPr>
+        <w:pStyle w:val="ListBullet"/>
+        <w:spacing w:after="60"/>
+      </w:pPr>
+      <w:r>
+        <w:t>All enable outputs pass through SN74LVC244 before SN74LVC08 gates.</w:t>
+      </w:r>
+    </w:p>
+    <w:p>
+      <w:pPr>
+        <w:pStyle w:val="ListBullet"/>
+        <w:spacing w:after="60"/>
+      </w:pPr>
+      <w:r>
+        <w:t>All E-stop gated enables have pulldowns and safe default states.</w:t>
+      </w:r>
+    </w:p>
+    <w:p>
+      <w:pPr>
+        <w:pStyle w:val="ListBullet"/>
+        <w:spacing w:after="60"/>
+      </w:pPr>
+      <w:r>
+        <w:t>Every INA780x has unique address straps matching Section 5.</w:t>
+      </w:r>
+    </w:p>
+    <w:p>
+      <w:pPr>
+        <w:pStyle w:val="ListBullet"/>
+        <w:spacing w:after="60"/>
+      </w:pPr>
+      <w:r>
+        <w:t>Every TCA4307 has correct pullups, EN/READY handling, and test points.</w:t>
+      </w:r>
+    </w:p>
+    <w:p>
+      <w:pPr>
+        <w:pStyle w:val="ListBullet"/>
+        <w:spacing w:after="60"/>
+      </w:pPr>
+      <w:r>
+        <w:t>Every gate driver has verified logic input and verified power supply connections.</w:t>
+      </w:r>
+    </w:p>
+    <w:p>
+      <w:pPr>
+        <w:pStyle w:val="ListBullet"/>
+        <w:spacing w:after="60"/>
+      </w:pPr>
+      <w:r>
+        <w:t>Every MOSFET has gate resistor, gate-source pulldown, and optional gate-source clamp if required.</w:t>
+      </w:r>
+    </w:p>
+    <w:p>
+      <w:pPr>
+        <w:pStyle w:val="Heading2"/>
+        <w:spacing w:before="160" w:after="80"/>
+      </w:pPr>
+      <w:r>
+        <w:t>11.3 PCB Checklist</w:t>
+      </w:r>
+    </w:p>
+    <w:p>
+      <w:pPr>
+        <w:pStyle w:val="ListBullet"/>
+        <w:spacing w:after="60"/>
+      </w:pPr>
+      <w:r>
+        <w:t>High-current branch cells are physically compact and repeated consistently.</w:t>
+      </w:r>
+    </w:p>
+    <w:p>
+      <w:pPr>
+        <w:pStyle w:val="ListBullet"/>
+        <w:spacing w:after="60"/>
+      </w:pPr>
+      <w:r>
+        <w:t>MOSFETs, INA780x packages, and XT60 connectors use wide copper and thermal copper.</w:t>
+      </w:r>
+    </w:p>
+    <w:p>
+      <w:pPr>
+        <w:pStyle w:val="ListBullet"/>
+        <w:spacing w:after="60"/>
+      </w:pPr>
+      <w:r>
+        <w:t>USB, QSPI, crystal, and I2C are routed away from high-current paths.</w:t>
+      </w:r>
+    </w:p>
+    <w:p>
+      <w:pPr>
+        <w:pStyle w:val="ListBullet"/>
+        <w:spacing w:after="60"/>
+      </w:pPr>
+      <w:r>
+        <w:t>Ground plane is continuous under RP2350, USB, QSPI, crystal, and I2C.</w:t>
+      </w:r>
+    </w:p>
+    <w:p>
+      <w:pPr>
+        <w:pStyle w:val="ListBullet"/>
+        <w:spacing w:after="60"/>
+      </w:pPr>
+      <w:r>
+        <w:t>No thermal reliefs on critical power copper unless approved.</w:t>
+      </w:r>
+    </w:p>
+    <w:p>
+      <w:pPr>
+        <w:pStyle w:val="ListBullet"/>
+        <w:spacing w:after="60"/>
+      </w:pPr>
+      <w:r>
+        <w:t>All connectors have readable silkscreen labels and polarity markings.</w:t>
+      </w:r>
+    </w:p>
+    <w:p>
+      <w:pPr>
+        <w:pStyle w:val="ListBullet"/>
+        <w:spacing w:after="60"/>
+      </w:pPr>
+      <w:r>
+        <w:t>Test points exist for all rails, E-stop, I2C, enable signals, final enables, and fault summaries.</w:t>
+      </w:r>
+    </w:p>
+    <w:p>
+      <w:pPr>
+        <w:pStyle w:val="ListBullet"/>
+        <w:spacing w:after="60"/>
+      </w:pPr>
+      <w:r>
+        <w:t>Board fits within at most one-third of rover footprint.</w:t>
+      </w:r>
+    </w:p>
+    <w:p>
+      <w:pPr>
+        <w:pStyle w:val="Heading2"/>
+        <w:spacing w:before="160" w:after="80"/>
+      </w:pPr>
+      <w:r>
+        <w:lastRenderedPageBreak/>
+        <w:t>11.4 Software Checklist</w:t>
+      </w:r>
+    </w:p>
+    <w:p>
+      <w:pPr>
+        <w:pStyle w:val="ListBullet"/>
+        <w:spacing w:after="60"/>
+      </w:pPr>
+      <w:r>
+        <w:t>Zephyr board definition or F Prime deployment matches the GPIO/I2C names in Section 6.</w:t>
+      </w:r>
+    </w:p>
+    <w:p>
+      <w:pPr>
+        <w:pStyle w:val="ListBullet"/>
+        <w:spacing w:after="60"/>
+      </w:pPr>
+      <w:r>
+        <w:t>All rails default OFF except fixed always-on paths when not E-stopped.</w:t>
+      </w:r>
+    </w:p>
+    <w:p>
+      <w:pPr>
+        <w:pStyle w:val="ListBullet"/>
+        <w:spacing w:after="60"/>
+      </w:pPr>
+      <w:r>
+        <w:t>Firmware refuses to enable outputs when E-stop is asserted.</w:t>
+      </w:r>
+    </w:p>
+    <w:p>
+      <w:pPr>
+        <w:pStyle w:val="ListBullet"/>
+        <w:spacing w:after="60"/>
+      </w:pPr>
+      <w:r>
+        <w:t>Firmware probes all I2C devices and reports missing sensors.</w:t>
+      </w:r>
+    </w:p>
+    <w:p>
+      <w:pPr>
+        <w:pStyle w:val="ListBullet"/>
+        <w:spacing w:after="60"/>
+      </w:pPr>
+      <w:r>
+        <w:t>Firmware computes drivetrain total current and power from branch telemetry.</w:t>
+      </w:r>
+    </w:p>
+    <w:p>
+      <w:pPr>
+        <w:pStyle w:val="ListBullet"/>
+        <w:spacing w:after="60"/>
+      </w:pPr>
+      <w:r>
+        <w:t>Firmware implements high_power disable command.</w:t>
+      </w:r>
+    </w:p>
+    <w:p>
+      <w:pPr>
+        <w:pStyle w:val="ListBullet"/>
+        <w:spacing w:after="60"/>
+      </w:pPr>
+      <w:r>
+        <w:t>Telemetry packet includes rail states, voltage, current, power, temperature, fault state, and E-stop state.</w:t>
+      </w:r>
+    </w:p>
+    <w:p>
+      <w:pPr>
+        <w:pStyle w:val="Heading1"/>
+        <w:spacing w:before="160" w:after="80"/>
+      </w:pPr>
+      <w:r>
+        <w:t>12. Open Verification Items</w:t>
       </w:r>
     </w:p>
     <w:tbl>
@@ -8007,8 +8005,8 @@
         <w:tblLook w:val="04A0" w:firstRow="1" w:lastRow="0" w:firstColumn="1" w:lastColumn="0" w:noHBand="0" w:noVBand="1"/>
       </w:tblPr>
       <w:tblGrid>
-        <w:gridCol w:w="2410"/>
-        <w:gridCol w:w="8318"/>
+        <w:gridCol w:w="3127"/>
+        <w:gridCol w:w="7601"/>
       </w:tblGrid>
       <w:tr>
         <w:trPr>
@@ -8017,7 +8015,7 @@
         </w:trPr>
         <w:tc>
           <w:tcPr>
-            <w:tcW w:w="2448" w:type="dxa"/>
+            <w:tcW w:w="3168" w:type="dxa"/>
             <w:shd w:val="clear" w:color="auto" w:fill="D9EAF7"/>
             <w:vAlign w:val="center"/>
           </w:tcPr>
@@ -8027,13 +8025,13 @@
                 <w:b/>
                 <w:sz w:val="16"/>
               </w:rPr>
-              <w:t>Module</w:t>
-            </w:r>
-          </w:p>
-        </w:tc>
-        <w:tc>
-          <w:tcPr>
-            <w:tcW w:w="8496" w:type="dxa"/>
+              <w:t>Open item</w:t>
+            </w:r>
+          </w:p>
+        </w:tc>
+        <w:tc>
+          <w:tcPr>
+            <w:tcW w:w="7776" w:type="dxa"/>
             <w:shd w:val="clear" w:color="auto" w:fill="D9EAF7"/>
             <w:vAlign w:val="center"/>
           </w:tcPr>
@@ -8043,7 +8041,7 @@
                 <w:b/>
                 <w:sz w:val="16"/>
               </w:rPr>
-              <w:t>Required behavior</w:t>
+              <w:t>Action required</w:t>
             </w:r>
           </w:p>
         </w:tc>
@@ -8054,27 +8052,27 @@
         </w:trPr>
         <w:tc>
           <w:tcPr>
-            <w:tcW w:w="2448" w:type="dxa"/>
-          </w:tcPr>
-          <w:p>
-            <w:r>
-              <w:rPr>
-                <w:sz w:val="16"/>
-              </w:rPr>
-              <w:t>Boot manager</w:t>
-            </w:r>
-          </w:p>
-        </w:tc>
-        <w:tc>
-          <w:tcPr>
-            <w:tcW w:w="8496" w:type="dxa"/>
-          </w:tcPr>
-          <w:p>
-            <w:r>
-              <w:rPr>
-                <w:sz w:val="16"/>
-              </w:rPr>
-              <w:t>Initialize clocks, GPIO directions, I2C buses, TCA4307 enables, telemetry devices, and default safe states.</w:t>
+            <w:tcW w:w="3168" w:type="dxa"/>
+          </w:tcPr>
+          <w:p>
+            <w:r>
+              <w:rPr>
+                <w:sz w:val="16"/>
+              </w:rPr>
+              <w:t>Full-system E-stop disconnect</w:t>
+            </w:r>
+          </w:p>
+        </w:tc>
+        <w:tc>
+          <w:tcPr>
+            <w:tcW w:w="7776" w:type="dxa"/>
+          </w:tcPr>
+          <w:p>
+            <w:r>
+              <w:rPr>
+                <w:sz w:val="16"/>
+              </w:rPr>
+              <w:t>RESOLVED 2026-08-07. Confirmed normally-open, fail-safe hold-to-enable topology matches intent: status node pulled LOW (outputs off) by default/switch-open, pulled HIGH (outputs allowed) only while switch is actively closed. See Section 2.6.</w:t>
             </w:r>
           </w:p>
         </w:tc>
@@ -8085,27 +8083,27 @@
         </w:trPr>
         <w:tc>
           <w:tcPr>
-            <w:tcW w:w="2448" w:type="dxa"/>
-          </w:tcPr>
-          <w:p>
-            <w:r>
-              <w:rPr>
-                <w:sz w:val="16"/>
-              </w:rPr>
-              <w:t>Rail controller</w:t>
-            </w:r>
-          </w:p>
-        </w:tc>
-        <w:tc>
-          <w:tcPr>
-            <w:tcW w:w="8496" w:type="dxa"/>
-          </w:tcPr>
-          <w:p>
-            <w:r>
-              <w:rPr>
-                <w:sz w:val="16"/>
-              </w:rPr>
-              <w:t>Own commanded states for DRIVE1-6, ARM, SCIENCE. Enforce sequencing and E-stop rules.</w:t>
+            <w:tcW w:w="3168" w:type="dxa"/>
+          </w:tcPr>
+          <w:p>
+            <w:r>
+              <w:rPr>
+                <w:sz w:val="16"/>
+              </w:rPr>
+              <w:t>Gate-driver supply</w:t>
+            </w:r>
+          </w:p>
+        </w:tc>
+        <w:tc>
+          <w:tcPr>
+            <w:tcW w:w="7776" w:type="dxa"/>
+          </w:tcPr>
+          <w:p>
+            <w:r>
+              <w:rPr>
+                <w:sz w:val="16"/>
+              </w:rPr>
+              <w:t>RESOLVED 2026-08-07. Confirmed via netlist + datasheet audit: all 8 LTC7001 VCC pins are on the 12V rail, not 3.3V -- IPT007N06N is fully enhanced.</w:t>
             </w:r>
           </w:p>
         </w:tc>
@@ -8116,27 +8114,27 @@
         </w:trPr>
         <w:tc>
           <w:tcPr>
-            <w:tcW w:w="2448" w:type="dxa"/>
-          </w:tcPr>
-          <w:p>
-            <w:r>
-              <w:rPr>
-                <w:sz w:val="16"/>
-              </w:rPr>
-              <w:t>INA780x driver</w:t>
-            </w:r>
-          </w:p>
-        </w:tc>
-        <w:tc>
-          <w:tcPr>
-            <w:tcW w:w="8496" w:type="dxa"/>
-          </w:tcPr>
-          <w:p>
-            <w:r>
-              <w:rPr>
-                <w:sz w:val="16"/>
-              </w:rPr>
-              <w:t>Read voltage, current, power, energy/charge if enabled, temperature/alert registers as required.</w:t>
+            <w:tcW w:w="3168" w:type="dxa"/>
+          </w:tcPr>
+          <w:p>
+            <w:r>
+              <w:rPr>
+                <w:sz w:val="16"/>
+              </w:rPr>
+              <w:t>IPT007 thermal margin</w:t>
+            </w:r>
+          </w:p>
+        </w:tc>
+        <w:tc>
+          <w:tcPr>
+            <w:tcW w:w="7776" w:type="dxa"/>
+          </w:tcPr>
+          <w:p>
+            <w:r>
+              <w:rPr>
+                <w:sz w:val="16"/>
+              </w:rPr>
+              <w:t>Calculate I^2R loss for expected branch current and verify copper/thermal design. Do not trust package headline current rating alone.</w:t>
             </w:r>
           </w:p>
         </w:tc>
@@ -8147,28 +8145,27 @@
         </w:trPr>
         <w:tc>
           <w:tcPr>
-            <w:tcW w:w="2448" w:type="dxa"/>
-          </w:tcPr>
-          <w:p>
-            <w:r>
-              <w:rPr>
-                <w:sz w:val="16"/>
-              </w:rPr>
-              <w:lastRenderedPageBreak/>
-              <w:t>MCP9808 driver</w:t>
-            </w:r>
-          </w:p>
-        </w:tc>
-        <w:tc>
-          <w:tcPr>
-            <w:tcW w:w="8496" w:type="dxa"/>
-          </w:tcPr>
-          <w:p>
-            <w:r>
-              <w:rPr>
-                <w:sz w:val="16"/>
-              </w:rPr>
-              <w:t>Read logic, drive, and arm/science temperatures.</w:t>
+            <w:tcW w:w="3168" w:type="dxa"/>
+          </w:tcPr>
+          <w:p>
+            <w:r>
+              <w:rPr>
+                <w:sz w:val="16"/>
+              </w:rPr>
+              <w:t>INA780x thermal margin</w:t>
+            </w:r>
+          </w:p>
+        </w:tc>
+        <w:tc>
+          <w:tcPr>
+            <w:tcW w:w="7776" w:type="dxa"/>
+          </w:tcPr>
+          <w:p>
+            <w:r>
+              <w:rPr>
+                <w:sz w:val="16"/>
+              </w:rPr>
+              <w:t>Verify each branch current profile is inside INA780x measurement and thermal envelope.</w:t>
             </w:r>
           </w:p>
         </w:tc>
@@ -8179,27 +8176,27 @@
         </w:trPr>
         <w:tc>
           <w:tcPr>
-            <w:tcW w:w="2448" w:type="dxa"/>
-          </w:tcPr>
-          <w:p>
-            <w:r>
-              <w:rPr>
-                <w:sz w:val="16"/>
-              </w:rPr>
-              <w:t>Telemetry service</w:t>
-            </w:r>
-          </w:p>
-        </w:tc>
-        <w:tc>
-          <w:tcPr>
-            <w:tcW w:w="8496" w:type="dxa"/>
-          </w:tcPr>
-          <w:p>
-            <w:r>
-              <w:rPr>
-                <w:sz w:val="16"/>
-              </w:rPr>
-              <w:t>Publish per-rail and computed drivetrain totals to Jetson over USB serial.</w:t>
+            <w:tcW w:w="3168" w:type="dxa"/>
+          </w:tcPr>
+          <w:p>
+            <w:r>
+              <w:rPr>
+                <w:sz w:val="16"/>
+              </w:rPr>
+              <w:t>RP2350 reference design merge</w:t>
+            </w:r>
+          </w:p>
+        </w:tc>
+        <w:tc>
+          <w:tcPr>
+            <w:tcW w:w="7776" w:type="dxa"/>
+          </w:tcPr>
+          <w:p>
+            <w:r>
+              <w:rPr>
+                <w:sz w:val="16"/>
+              </w:rPr>
+              <w:t>Compare final controller sheet against Raspberry Pi official minimal design and the Bronco Space Lab BLVLink hardware v2.0 reference design before PCB routing.</w:t>
             </w:r>
           </w:p>
         </w:tc>
@@ -8210,27 +8207,27 @@
         </w:trPr>
         <w:tc>
           <w:tcPr>
-            <w:tcW w:w="2448" w:type="dxa"/>
-          </w:tcPr>
-          <w:p>
-            <w:r>
-              <w:rPr>
-                <w:sz w:val="16"/>
-              </w:rPr>
-              <w:t>Command parser</w:t>
-            </w:r>
-          </w:p>
-        </w:tc>
-        <w:tc>
-          <w:tcPr>
-            <w:tcW w:w="8496" w:type="dxa"/>
-          </w:tcPr>
-          <w:p>
-            <w:r>
-              <w:rPr>
-                <w:sz w:val="16"/>
-              </w:rPr>
-              <w:t>Accept structured commands from Jetson. Reject commands when E-stop is asserted or telemetry is invalid.</w:t>
+            <w:tcW w:w="3168" w:type="dxa"/>
+          </w:tcPr>
+          <w:p>
+            <w:r>
+              <w:rPr>
+                <w:sz w:val="16"/>
+              </w:rPr>
+              <w:t>Zephyr/F Prime build target</w:t>
+            </w:r>
+          </w:p>
+        </w:tc>
+        <w:tc>
+          <w:tcPr>
+            <w:tcW w:w="7776" w:type="dxa"/>
+          </w:tcPr>
+          <w:p>
+            <w:r>
+              <w:rPr>
+                <w:sz w:val="16"/>
+              </w:rPr>
+              <w:t>Create custom RP2350A Zephyr board or derive from rpi_pico2/rp2350a. Confirm USB CDC and both I2C buses before vehicle integration.</w:t>
             </w:r>
           </w:p>
         </w:tc>
@@ -8241,27 +8238,27 @@
         </w:trPr>
         <w:tc>
           <w:tcPr>
-            <w:tcW w:w="2448" w:type="dxa"/>
-          </w:tcPr>
-          <w:p>
-            <w:r>
-              <w:rPr>
-                <w:sz w:val="16"/>
-              </w:rPr>
-              <w:t>Fault manager</w:t>
-            </w:r>
-          </w:p>
-        </w:tc>
-        <w:tc>
-          <w:tcPr>
-            <w:tcW w:w="8496" w:type="dxa"/>
-          </w:tcPr>
-          <w:p>
-            <w:r>
-              <w:rPr>
-                <w:sz w:val="16"/>
-              </w:rPr>
-              <w:t>Latch overcurrent, overtemperature, missing sensor, I2C failure, E-stop, and heartbeat faults.</w:t>
+            <w:tcW w:w="3112" w:type="dxa"/>
+          </w:tcPr>
+          <w:p>
+            <w:r>
+              <w:rPr>
+                <w:sz w:val="16"/>
+              </w:rPr>
+              <w:t>I2C address strap collision</w:t>
+            </w:r>
+          </w:p>
+        </w:tc>
+        <w:tc>
+          <w:tcPr>
+            <w:tcW w:w="7616" w:type="dxa"/>
+          </w:tcPr>
+          <w:p>
+            <w:r>
+              <w:rPr>
+                <w:sz w:val="16"/>
+              </w:rPr>
+              <w:t>RESOLVED 2026-08-08. All 9 devices on the sense/temp I2C bus (U6, U12, U14, U27, U31, U32, U33, U36, U37) confirmed via netlist to strap to unique A1/A0 addresses -- no duplicates. Took several attempts (each intermediate fix landed on an address another device already used) before converging -- final state has ARM (U36) at A1-&gt;SCL, A0-&gt;GND.</w:t>
             </w:r>
           </w:p>
         </w:tc>
@@ -8272,617 +8269,27 @@
         </w:trPr>
         <w:tc>
           <w:tcPr>
-            <w:tcW w:w="2448" w:type="dxa"/>
-          </w:tcPr>
-          <w:p>
-            <w:r>
-              <w:rPr>
-                <w:sz w:val="16"/>
-              </w:rPr>
-              <w:t>Watchdog</w:t>
-            </w:r>
-          </w:p>
-        </w:tc>
-        <w:tc>
-          <w:tcPr>
-            <w:tcW w:w="8496" w:type="dxa"/>
-          </w:tcPr>
-          <w:p>
-            <w:r>
-              <w:rPr>
-                <w:sz w:val="16"/>
-              </w:rPr>
-              <w:t>Reset or force safe state on firmware lockup.</w:t>
-            </w:r>
-          </w:p>
-        </w:tc>
-      </w:tr>
-    </w:tbl>
-    <w:p>
-      <w:pPr>
-        <w:spacing w:after="60"/>
-      </w:pPr>
-    </w:p>
-    <w:p>
-      <w:pPr>
-        <w:pStyle w:val="Heading2"/>
-        <w:spacing w:before="160" w:after="80"/>
-      </w:pPr>
-      <w:r>
-        <w:t>9.3 Required Jetson Command Set</w:t>
-      </w:r>
-    </w:p>
-    <w:p>
-      <w:pPr>
-        <w:pStyle w:val="CodeBlock"/>
-        <w:spacing w:after="60"/>
-      </w:pPr>
-      <w:r>
-        <w:rPr/>
-        <w:t>Minimum commands:</w:t>
-        <w:br/>
-        <w:br/>
-        <w:t>status</w:t>
-        <w:br/>
-        <w:t>telemetry</w:t>
-        <w:br/>
-        <w:t>rail drive1 on|off</w:t>
-        <w:br/>
-        <w:t>rail drive2 on|off</w:t>
-        <w:br/>
-        <w:t>rail drive3 on|off</w:t>
-        <w:br/>
-        <w:t>rail drive4 on|off</w:t>
-        <w:br/>
-        <w:t>rail drive5 on|off</w:t>
-        <w:br/>
-        <w:t>rail drive6 on|off</w:t>
-        <w:br/>
-        <w:t>rail drive_all on|off</w:t>
-        <w:br/>
-        <w:t>rail arm on|off</w:t>
-        <w:br/>
-        <w:t>rail science on|off</w:t>
-      </w:r>
-      <w:r/>
-      <w:r/>
-      <w:r/>
-      <w:r/>
-      <w:r/>
-      <w:r/>
-      <w:r/>
-      <w:r/>
-      <w:r/>
-      <w:r/>
-      <w:r/>
-      <w:r/>
-      <w:r/>
-    </w:p>
-    <w:p>
-      <w:pPr>
-        <w:pStyle w:val="Heading1"/>
-        <w:spacing w:before="160" w:after="80"/>
-      </w:pPr>
-      <w:r>
-        <w:t>10. Validation and Bring-Up Plan</w:t>
-      </w:r>
-    </w:p>
-    <w:p>
-      <w:pPr>
-        <w:pStyle w:val="ListNumber"/>
-        <w:spacing w:after="60"/>
-      </w:pPr>
-      <w:r>
-        <w:t>Bring up RP2350 controller alone from current-limited bench supply.</w:t>
-      </w:r>
-    </w:p>
-    <w:p>
-      <w:pPr>
-        <w:pStyle w:val="ListNumber"/>
-        <w:spacing w:after="60"/>
-      </w:pPr>
-      <w:r>
-        <w:t>Verify USB-C enumeration and bootloader access.</w:t>
-      </w:r>
-    </w:p>
-    <w:p>
-      <w:pPr>
-        <w:pStyle w:val="ListNumber"/>
-        <w:spacing w:after="60"/>
-      </w:pPr>
-      <w:r>
-        <w:t>Verify SWD programming and debug access.</w:t>
-      </w:r>
-    </w:p>
-    <w:p>
-      <w:pPr>
-        <w:pStyle w:val="ListNumber"/>
-        <w:spacing w:after="60"/>
-      </w:pPr>
-      <w:r>
-        <w:t>Run GPIO self-test into buffers and AND gates with no power stages populated if possible.</w:t>
-      </w:r>
-    </w:p>
-    <w:p>
-      <w:pPr>
-        <w:pStyle w:val="ListNumber"/>
-        <w:spacing w:after="60"/>
-      </w:pPr>
-      <w:r>
-        <w:rPr/>
-        <w:t>Verify E_STOP_NODE reads LOW by default and whenever the switch is open/released, and HIGH only while the switch is actively held closed.</w:t>
-      </w:r>
-    </w:p>
-    <w:p>
-      <w:pPr>
-        <w:pStyle w:val="ListNumber"/>
-        <w:spacing w:after="60"/>
-      </w:pPr>
-      <w:r>
-        <w:rPr/>
-        <w:t>Verify every final enable is forced low whenever the E-stop switch is not actively held closed (released, disconnected, or wiring fault).</w:t>
-      </w:r>
-    </w:p>
-    <w:p>
-      <w:pPr>
-        <w:pStyle w:val="ListNumber"/>
-        <w:spacing w:after="60"/>
-      </w:pPr>
-      <w:r>
-        <w:t>Bring up I2C0 with no high-current load. Probe all INA780x addresses.</w:t>
-      </w:r>
-    </w:p>
-    <w:p>
-      <w:pPr>
-        <w:pStyle w:val="ListNumber"/>
-        <w:spacing w:after="60"/>
-      </w:pPr>
-      <w:r>
-        <w:t>Bring up I2C1 and probe all MCP9808 addresses.</w:t>
-      </w:r>
-    </w:p>
-    <w:p>
-      <w:pPr>
-        <w:pStyle w:val="ListNumber"/>
-        <w:spacing w:after="60"/>
-      </w:pPr>
-      <w:r>
-        <w:t>Populate one drivetrain branch and test gate-driver/MOSFET switching with current-limited load.</w:t>
-      </w:r>
-    </w:p>
-    <w:p>
-      <w:pPr>
-        <w:pStyle w:val="ListNumber"/>
-        <w:spacing w:after="60"/>
-      </w:pPr>
-      <w:r>
-        <w:t>Validate INA780x readings against bench supply/current meter.</w:t>
-      </w:r>
-    </w:p>
-    <w:p>
-      <w:pPr>
-        <w:pStyle w:val="ListNumber"/>
-        <w:spacing w:after="60"/>
-      </w:pPr>
-      <w:r>
-        <w:t>Repeat for all drivetrain branches.</w:t>
-      </w:r>
-    </w:p>
-    <w:p>
-      <w:pPr>
-        <w:pStyle w:val="ListNumber"/>
-        <w:spacing w:after="60"/>
-      </w:pPr>
-      <w:r>
-        <w:t>Validate ARM and SCIENCE rails separately.</w:t>
-      </w:r>
-    </w:p>
-    <w:p>
-      <w:pPr>
-        <w:pStyle w:val="ListNumber"/>
-        <w:spacing w:after="60"/>
-      </w:pPr>
-      <w:r>
-        <w:t>Run thermal test at expected continuous current.</w:t>
-      </w:r>
-    </w:p>
-    <w:p>
-      <w:pPr>
-        <w:pStyle w:val="ListNumber"/>
-        <w:spacing w:after="60"/>
-      </w:pPr>
-      <w:r>
-        <w:t>Run transient/inrush test with motor controller attached.</w:t>
-      </w:r>
-    </w:p>
-    <w:p>
-      <w:pPr>
-        <w:pStyle w:val="ListNumber"/>
-        <w:spacing w:after="60"/>
-      </w:pPr>
-      <w:r>
-        <w:t>Only after branch validation, connect real motors and verify software sequencing.</w:t>
-      </w:r>
-    </w:p>
-    <w:p>
-      <w:pPr>
-        <w:pStyle w:val="Heading1"/>
-        <w:spacing w:before="160" w:after="80"/>
-      </w:pPr>
-      <w:r>
-        <w:t>11. Design Checklist / Assignment Rubric</w:t>
-      </w:r>
-    </w:p>
-    <w:p>
-      <w:pPr>
-        <w:pStyle w:val="Heading2"/>
-        <w:spacing w:before="160" w:after="80"/>
-      </w:pPr>
-      <w:r>
-        <w:t>11.1 Procurement / Library Checklist</w:t>
-      </w:r>
-    </w:p>
-    <w:p>
-      <w:pPr>
-        <w:pStyle w:val="ListBullet"/>
-        <w:spacing w:after="60"/>
-      </w:pPr>
-      <w:r>
-        <w:t>Every required part exists in LCSC/JLCPCB or has mentor-approved alternate sourcing.</w:t>
-      </w:r>
-    </w:p>
-    <w:p>
-      <w:pPr>
-        <w:pStyle w:val="ListBullet"/>
-        <w:spacing w:after="60"/>
-      </w:pPr>
-      <w:r>
-        <w:t>Every LCSC part number in Section 4 has been rechecked at design freeze.</w:t>
-      </w:r>
-    </w:p>
-    <w:p>
-      <w:pPr>
-        <w:pStyle w:val="ListBullet"/>
-        <w:spacing w:after="60"/>
-      </w:pPr>
-      <w:r>
-        <w:t>Every symbol exists in KiCad and matches the datasheet pinout.</w:t>
-      </w:r>
-    </w:p>
-    <w:p>
-      <w:pPr>
-        <w:pStyle w:val="ListBullet"/>
-        <w:spacing w:after="60"/>
-      </w:pPr>
-      <w:r>
-        <w:t>Every footprint exists in KiCad and matches the manufacturer land pattern.</w:t>
-      </w:r>
-    </w:p>
-    <w:p>
-      <w:pPr>
-        <w:pStyle w:val="ListBullet"/>
-        <w:spacing w:after="60"/>
-      </w:pPr>
-      <w:r>
-        <w:t>Every high-current connector footprint has been checked against the physical part.</w:t>
-      </w:r>
-    </w:p>
-    <w:p>
-      <w:pPr>
-        <w:pStyle w:val="ListBullet"/>
-        <w:spacing w:after="60"/>
-      </w:pPr>
-      <w:r>
-        <w:t>RP2350A footprint, exposed pad, USB, flash, crystal, and power pins have been checked against the Raspberry Pi reference design.</w:t>
-      </w:r>
-    </w:p>
-    <w:p>
-      <w:pPr>
-        <w:pStyle w:val="Heading2"/>
-        <w:spacing w:before="160" w:after="80"/>
-      </w:pPr>
-      <w:r>
-        <w:t>11.2 Schematic Checklist</w:t>
-      </w:r>
-    </w:p>
-    <w:p>
-      <w:pPr>
-        <w:pStyle w:val="ListBullet"/>
-        <w:spacing w:after="60"/>
-      </w:pPr>
-      <w:r>
-        <w:t>RP2350A support circuit follows official/reference schematic.</w:t>
-      </w:r>
-    </w:p>
-    <w:p>
-      <w:pPr>
-        <w:pStyle w:val="ListBullet"/>
-        <w:spacing w:after="60"/>
-      </w:pPr>
-      <w:r>
-        <w:t>USB-C CC resistors, ESD, D+/D- routing, and power behavior are correct.</w:t>
-      </w:r>
-    </w:p>
-    <w:p>
-      <w:pPr>
-        <w:pStyle w:val="ListBullet"/>
-        <w:spacing w:after="60"/>
-      </w:pPr>
-      <w:r>
-        <w:t>QSPI flash and crystal are correct and placed on the controller sheet.</w:t>
-      </w:r>
-    </w:p>
-    <w:p>
-      <w:pPr>
-        <w:pStyle w:val="ListBullet"/>
-        <w:spacing w:after="60"/>
-      </w:pPr>
-      <w:r>
-        <w:t>No MCP23017 or GPIO expander exists in the required control path.</w:t>
-      </w:r>
-    </w:p>
-    <w:p>
-      <w:pPr>
-        <w:pStyle w:val="ListBullet"/>
-        <w:spacing w:after="60"/>
-      </w:pPr>
-      <w:r>
-        <w:lastRenderedPageBreak/>
-        <w:t>All enable outputs pass through SN74LVC244 before SN74LVC08 gates.</w:t>
-      </w:r>
-    </w:p>
-    <w:p>
-      <w:pPr>
-        <w:pStyle w:val="ListBullet"/>
-        <w:spacing w:after="60"/>
-      </w:pPr>
-      <w:r>
-        <w:t>All E-stop gated enables have pulldowns and safe default states.</w:t>
-      </w:r>
-    </w:p>
-    <w:p>
-      <w:pPr>
-        <w:pStyle w:val="ListBullet"/>
-        <w:spacing w:after="60"/>
-      </w:pPr>
-      <w:r>
-        <w:t>Every INA780x has unique address straps matching Section 5.</w:t>
-      </w:r>
-    </w:p>
-    <w:p>
-      <w:pPr>
-        <w:pStyle w:val="ListBullet"/>
-        <w:spacing w:after="60"/>
-      </w:pPr>
-      <w:r>
-        <w:t>Every TCA4307 has correct pullups, EN/READY handling, and test points.</w:t>
-      </w:r>
-    </w:p>
-    <w:p>
-      <w:pPr>
-        <w:pStyle w:val="ListBullet"/>
-        <w:spacing w:after="60"/>
-      </w:pPr>
-      <w:r>
-        <w:t>Every gate driver has verified logic input and verified power supply connections.</w:t>
-      </w:r>
-    </w:p>
-    <w:p>
-      <w:pPr>
-        <w:pStyle w:val="ListBullet"/>
-        <w:spacing w:after="60"/>
-      </w:pPr>
-      <w:r>
-        <w:t>Every MOSFET has gate resistor, gate-source pulldown, and optional gate-source clamp if required.</w:t>
-      </w:r>
-    </w:p>
-    <w:p>
-      <w:pPr>
-        <w:pStyle w:val="Heading2"/>
-        <w:spacing w:before="160" w:after="80"/>
-      </w:pPr>
-      <w:r>
-        <w:t>11.3 PCB Checklist</w:t>
-      </w:r>
-    </w:p>
-    <w:p>
-      <w:pPr>
-        <w:pStyle w:val="ListBullet"/>
-        <w:spacing w:after="60"/>
-      </w:pPr>
-      <w:r>
-        <w:t>High-current branch cells are physically compact and repeated consistently.</w:t>
-      </w:r>
-    </w:p>
-    <w:p>
-      <w:pPr>
-        <w:pStyle w:val="ListBullet"/>
-        <w:spacing w:after="60"/>
-      </w:pPr>
-      <w:r>
-        <w:t>MOSFETs, INA780x packages, and XT60 connectors use wide copper and thermal copper.</w:t>
-      </w:r>
-    </w:p>
-    <w:p>
-      <w:pPr>
-        <w:pStyle w:val="ListBullet"/>
-        <w:spacing w:after="60"/>
-      </w:pPr>
-      <w:r>
-        <w:t>USB, QSPI, crystal, and I2C are routed away from high-current paths.</w:t>
-      </w:r>
-    </w:p>
-    <w:p>
-      <w:pPr>
-        <w:pStyle w:val="ListBullet"/>
-        <w:spacing w:after="60"/>
-      </w:pPr>
-      <w:r>
-        <w:t>Ground plane is continuous under RP2350, USB, QSPI, crystal, and I2C.</w:t>
-      </w:r>
-    </w:p>
-    <w:p>
-      <w:pPr>
-        <w:pStyle w:val="ListBullet"/>
-        <w:spacing w:after="60"/>
-      </w:pPr>
-      <w:r>
-        <w:t>No thermal reliefs on critical power copper unless approved.</w:t>
-      </w:r>
-    </w:p>
-    <w:p>
-      <w:pPr>
-        <w:pStyle w:val="ListBullet"/>
-        <w:spacing w:after="60"/>
-      </w:pPr>
-      <w:r>
-        <w:t>All connectors have readable silkscreen labels and polarity markings.</w:t>
-      </w:r>
-    </w:p>
-    <w:p>
-      <w:pPr>
-        <w:pStyle w:val="ListBullet"/>
-        <w:spacing w:after="60"/>
-      </w:pPr>
-      <w:r>
-        <w:t>Test points exist for all rails, E-stop, I2C, enable signals, final enables, and fault summaries.</w:t>
-      </w:r>
-    </w:p>
-    <w:p>
-      <w:pPr>
-        <w:pStyle w:val="ListBullet"/>
-        <w:spacing w:after="60"/>
-      </w:pPr>
-      <w:r>
-        <w:t>Board fits within at most one-third of rover footprint.</w:t>
-      </w:r>
-    </w:p>
-    <w:p>
-      <w:pPr>
-        <w:pStyle w:val="Heading2"/>
-        <w:spacing w:before="160" w:after="80"/>
-      </w:pPr>
-      <w:r>
-        <w:t>11.4 Software Checklist</w:t>
-      </w:r>
-    </w:p>
-    <w:p>
-      <w:pPr>
-        <w:pStyle w:val="ListBullet"/>
-        <w:spacing w:after="60"/>
-      </w:pPr>
-      <w:r>
-        <w:t>Zephyr board definition or F Prime deployment matches the GPIO/I2C names in Section 6.</w:t>
-      </w:r>
-    </w:p>
-    <w:p>
-      <w:pPr>
-        <w:pStyle w:val="ListBullet"/>
-        <w:spacing w:after="60"/>
-      </w:pPr>
-      <w:r>
-        <w:t>All rails default OFF except fixed always-on paths when not E-stopped.</w:t>
-      </w:r>
-    </w:p>
-    <w:p>
-      <w:pPr>
-        <w:pStyle w:val="ListBullet"/>
-        <w:spacing w:after="60"/>
-      </w:pPr>
-      <w:r>
-        <w:t>Firmware refuses to enable outputs when E-stop is asserted.</w:t>
-      </w:r>
-    </w:p>
-    <w:p>
-      <w:pPr>
-        <w:pStyle w:val="ListBullet"/>
-        <w:spacing w:after="60"/>
-      </w:pPr>
-      <w:r>
-        <w:t>Firmware probes all I2C devices and reports missing sensors.</w:t>
-      </w:r>
-    </w:p>
-    <w:p>
-      <w:pPr>
-        <w:pStyle w:val="ListBullet"/>
-        <w:spacing w:after="60"/>
-      </w:pPr>
-      <w:r>
-        <w:t>Firmware computes drivetrain total current and power from branch telemetry.</w:t>
-      </w:r>
-    </w:p>
-    <w:p>
-      <w:pPr>
-        <w:pStyle w:val="ListBullet"/>
-        <w:spacing w:after="60"/>
-      </w:pPr>
-      <w:r>
-        <w:t>Firmware implements high_power disable command.</w:t>
-      </w:r>
-    </w:p>
-    <w:p>
-      <w:pPr>
-        <w:pStyle w:val="ListBullet"/>
-        <w:spacing w:after="60"/>
-      </w:pPr>
-      <w:r>
-        <w:t>Telemetry packet includes rail states, voltage, current, power, temperature, fault state, and E-stop state.</w:t>
-      </w:r>
-    </w:p>
-    <w:p>
-      <w:pPr>
-        <w:pStyle w:val="Heading1"/>
-        <w:spacing w:before="160" w:after="80"/>
-      </w:pPr>
-      <w:r>
-        <w:t>12. Open Verification Items</w:t>
-      </w:r>
-    </w:p>
-    <w:tbl>
-      <w:tblPr>
-        <w:tblStyle w:val="TableGrid"/>
-        <w:tblW w:w="0" w:type="auto"/>
-        <w:jc w:val="center"/>
-        <w:tblLook w:val="04A0" w:firstRow="1" w:lastRow="0" w:firstColumn="1" w:lastColumn="0" w:noHBand="0" w:noVBand="1"/>
-      </w:tblPr>
-      <w:tblGrid>
-        <w:gridCol w:w="3109"/>
-        <w:gridCol w:w="7619"/>
-      </w:tblGrid>
-      <w:tr>
-        <w:trPr>
-          <w:tblHeader/>
-          <w:jc w:val="center"/>
-        </w:trPr>
-        <w:tc>
-          <w:tcPr>
-            <w:tcW w:w="3168" w:type="dxa"/>
-            <w:shd w:val="clear" w:color="auto" w:fill="D9EAF7"/>
-            <w:vAlign w:val="center"/>
-          </w:tcPr>
-          <w:p>
-            <w:r>
-              <w:rPr>
-                <w:b/>
-                <w:sz w:val="16"/>
-              </w:rPr>
-              <w:t>Open item</w:t>
-            </w:r>
-          </w:p>
-        </w:tc>
-        <w:tc>
-          <w:tcPr>
-            <w:tcW w:w="7776" w:type="dxa"/>
-            <w:shd w:val="clear" w:color="auto" w:fill="D9EAF7"/>
-            <w:vAlign w:val="center"/>
-          </w:tcPr>
-          <w:p>
-            <w:r>
-              <w:rPr>
-                <w:b/>
-                <w:sz w:val="16"/>
-              </w:rPr>
-              <w:t>Action required</w:t>
+            <w:tcW w:w="3112" w:type="dxa"/>
+          </w:tcPr>
+          <w:p>
+            <w:r>
+              <w:rPr>
+                <w:sz w:val="16"/>
+              </w:rPr>
+              <w:t>LTC7001 VCCUV pulldown</w:t>
+            </w:r>
+          </w:p>
+        </w:tc>
+        <w:tc>
+          <w:tcPr>
+            <w:tcW w:w="7616" w:type="dxa"/>
+          </w:tcPr>
+          <w:p>
+            <w:r>
+              <w:rPr>
+                <w:sz w:val="16"/>
+              </w:rPr>
+              <w:t>RESOLVED -- correction to a 2026-08-07 review finding. VCCUV (pin 2) is pulled to GND through a 150k resistor on all 8 instances (R91-R98, one per channel): U34/R91, U35/R92, U11/R93, U13/R94, U26/R95, U29/R96, U30/R97, U28/R98. The prior 'floating' finding was a review-tooling error, not a schematic gap.</w:t>
             </w:r>
           </w:p>
         </w:tc>
@@ -8893,27 +8300,27 @@
         </w:trPr>
         <w:tc>
           <w:tcPr>
-            <w:tcW w:w="3168" w:type="dxa"/>
-          </w:tcPr>
-          <w:p>
-            <w:r>
-              <w:rPr>
-                <w:sz w:val="16"/>
-              </w:rPr>
-              <w:t>Full-system E-stop disconnect</w:t>
-            </w:r>
-          </w:p>
-        </w:tc>
-        <w:tc>
-          <w:tcPr>
-            <w:tcW w:w="7776" w:type="dxa"/>
-          </w:tcPr>
-          <w:p>
-            <w:r>
-              <w:rPr>
-                <w:sz w:val="16"/>
-              </w:rPr>
-              <w:t>RESOLVED 2026-08-07. Confirmed normally-open, fail-safe hold-to-enable topology matches intent: status node pulled LOW (outputs off) by default/switch-open, pulled HIGH (outputs allowed) only while switch is actively closed. See Section 2.6.</w:t>
+            <w:tcW w:w="3112" w:type="dxa"/>
+          </w:tcPr>
+          <w:p>
+            <w:r>
+              <w:rPr>
+                <w:sz w:val="16"/>
+              </w:rPr>
+              <w:t>BAS21 reverse-battery ground-protection network</w:t>
+            </w:r>
+          </w:p>
+        </w:tc>
+        <w:tc>
+          <w:tcPr>
+            <w:tcW w:w="7616" w:type="dxa"/>
+          </w:tcPr>
+          <w:p>
+            <w:r>
+              <w:rPr>
+                <w:sz w:val="16"/>
+              </w:rPr>
+              <w:t>RESOLVED 2026-08-07 for logic power. BAS21 diode + 4.7k RGND implemented in each TPS1HA08's own GND return path (D10/R99-&gt;U2, D11/R100-&gt;U5, D12/R101-&gt;U23), per TI's TPS1HA08-Q1 Section 9.1 application circuit. This topology is specific to eFuses and does not cover the drivetrain/arm/science battery inputs -- see the new open item below.</w:t>
             </w:r>
           </w:p>
         </w:tc>
@@ -8924,27 +8331,27 @@
         </w:trPr>
         <w:tc>
           <w:tcPr>
-            <w:tcW w:w="3168" w:type="dxa"/>
-          </w:tcPr>
-          <w:p>
-            <w:r>
-              <w:rPr>
-                <w:sz w:val="16"/>
-              </w:rPr>
-              <w:t>Gate-driver supply</w:t>
-            </w:r>
-          </w:p>
-        </w:tc>
-        <w:tc>
-          <w:tcPr>
-            <w:tcW w:w="7776" w:type="dxa"/>
-          </w:tcPr>
-          <w:p>
-            <w:r>
-              <w:rPr>
-                <w:sz w:val="16"/>
-              </w:rPr>
-              <w:t>RESOLVED 2026-08-07. Confirmed via netlist + datasheet audit: all 8 LTC7001 VCC pins are on the 12V rail, not 3.3V -- IPT007N06N is fully enhanced.</w:t>
+            <w:tcW w:w="3112" w:type="dxa"/>
+          </w:tcPr>
+          <w:p>
+            <w:r>
+              <w:rPr>
+                <w:sz w:val="16"/>
+              </w:rPr>
+              <w:t>Jetson/POE-switch/network-switch output connectors</w:t>
+            </w:r>
+          </w:p>
+        </w:tc>
+        <w:tc>
+          <w:tcPr>
+            <w:tcW w:w="7616" w:type="dxa"/>
+          </w:tcPr>
+          <w:p>
+            <w:r>
+              <w:rPr>
+                <w:sz w:val="16"/>
+              </w:rPr>
+              <w:t>RESOLVED 2026-08-08. Confirmed via netlist: U9/U10/U20/U25 (KF301) replaced by CN15/CN16/CN17/CN18 (XT60PW-M), correctly routed to +20V_JETSON, +22.2V_POE, and the shared +12V rail (network switch + aux) respectively.</w:t>
             </w:r>
           </w:p>
         </w:tc>
@@ -8955,27 +8362,24 @@
         </w:trPr>
         <w:tc>
           <w:tcPr>
-            <w:tcW w:w="3168" w:type="dxa"/>
-          </w:tcPr>
-          <w:p>
-            <w:r>
-              <w:rPr>
-                <w:sz w:val="16"/>
-              </w:rPr>
-              <w:t>IPT007 thermal margin</w:t>
-            </w:r>
-          </w:p>
-        </w:tc>
-        <w:tc>
-          <w:tcPr>
-            <w:tcW w:w="7776" w:type="dxa"/>
-          </w:tcPr>
-          <w:p>
-            <w:r>
-              <w:rPr>
-                <w:sz w:val="16"/>
-              </w:rPr>
-              <w:t>Calculate I^2R loss for expected branch current and verify copper/thermal design. Do not trust package headline current rating alone.</w:t>
+            <w:tcW w:w="3109" w:type="dxa"/>
+          </w:tcPr>
+          <w:p>
+            <w:r>
+              <w:rPr>
+                <w:sz w:val="16"/>
+              </w:rPr>
+              <w:t>Reverse-battery protection -- drivetrain/arm/science</w:t>
+            </w:r>
+          </w:p>
+        </w:tc>
+        <w:tc>
+          <w:tcPr>
+            <w:tcW w:w="7619" w:type="dxa"/>
+          </w:tcPr>
+          <w:p>
+            <w:r>
+              <w:t>Drive/Arm/Science wont have RCP.</w:t>
             </w:r>
           </w:p>
         </w:tc>
@@ -8986,27 +8390,27 @@
         </w:trPr>
         <w:tc>
           <w:tcPr>
-            <w:tcW w:w="3168" w:type="dxa"/>
-          </w:tcPr>
-          <w:p>
-            <w:r>
-              <w:rPr>
-                <w:sz w:val="16"/>
-              </w:rPr>
-              <w:t>INA780x thermal margin</w:t>
-            </w:r>
-          </w:p>
-        </w:tc>
-        <w:tc>
-          <w:tcPr>
-            <w:tcW w:w="7776" w:type="dxa"/>
-          </w:tcPr>
-          <w:p>
-            <w:r>
-              <w:rPr>
-                <w:sz w:val="16"/>
-              </w:rPr>
-              <w:t>Verify each branch current profile is inside INA780x measurement and thermal envelope.</w:t>
+            <w:tcW w:w="3109" w:type="dxa"/>
+          </w:tcPr>
+          <w:p>
+            <w:r>
+              <w:rPr>
+                <w:sz w:val="16"/>
+              </w:rPr>
+              <w:t>Unlinked footprints</w:t>
+            </w:r>
+          </w:p>
+        </w:tc>
+        <w:tc>
+          <w:tcPr>
+            <w:tcW w:w="7619" w:type="dxa"/>
+          </w:tcPr>
+          <w:p>
+            <w:r>
+              <w:rPr>
+                <w:sz w:val="16"/>
+              </w:rPr>
+              <w:t>RESOLVED 2026-08-08. Fresh ERC run: 0 violations, 0 components missing a footprint (259/259 linked). The former D1 LED footprint-category mismatch is also gone -- now LED1, assigned an LED0805 footprint matching its symbol's filter category.</w:t>
             </w:r>
           </w:p>
         </w:tc>
@@ -9017,27 +8421,27 @@
         </w:trPr>
         <w:tc>
           <w:tcPr>
-            <w:tcW w:w="3168" w:type="dxa"/>
-          </w:tcPr>
-          <w:p>
-            <w:r>
-              <w:rPr>
-                <w:sz w:val="16"/>
-              </w:rPr>
-              <w:t>RP2350 reference design merge</w:t>
-            </w:r>
-          </w:p>
-        </w:tc>
-        <w:tc>
-          <w:tcPr>
-            <w:tcW w:w="7776" w:type="dxa"/>
-          </w:tcPr>
-          <w:p>
-            <w:r>
-              <w:rPr>
-                <w:sz w:val="16"/>
-              </w:rPr>
-              <w:t>Compare final controller sheet against Raspberry Pi official minimal design and the Bronco Space Lab BLVLink hardware v2.0 reference design before PCB routing.</w:t>
+            <w:tcW w:w="3109" w:type="dxa"/>
+          </w:tcPr>
+          <w:p>
+            <w:r>
+              <w:rPr>
+                <w:sz w:val="16"/>
+              </w:rPr>
+              <w:t>LT8612 boost capacitor undersized</w:t>
+            </w:r>
+          </w:p>
+        </w:tc>
+        <w:tc>
+          <w:tcPr>
+            <w:tcW w:w="7619" w:type="dxa"/>
+          </w:tcPr>
+          <w:p>
+            <w:r>
+              <w:rPr>
+                <w:sz w:val="16"/>
+              </w:rPr>
+              <w:t>RESOLVED 2026-08-08. All three LT8612 stages (3.3V logic, 20V Jetson, 12V aux) now use a 0.1uF BST cap, matching the datasheet's typical application circuit. Confirmed via fresh netlist re-derivation (component reference designators were re-annotated by the user between the finding and this check, so stages are identified here by BIAS-pin rail, not by ref).</w:t>
             </w:r>
           </w:p>
         </w:tc>
@@ -9048,243 +8452,7 @@
         </w:trPr>
         <w:tc>
           <w:tcPr>
-            <w:tcW w:w="3168" w:type="dxa"/>
-          </w:tcPr>
-          <w:p>
-            <w:r>
-              <w:rPr>
-                <w:sz w:val="16"/>
-              </w:rPr>
-              <w:t>Zephyr/F Prime build target</w:t>
-            </w:r>
-          </w:p>
-        </w:tc>
-        <w:tc>
-          <w:tcPr>
-            <w:tcW w:w="7776" w:type="dxa"/>
-          </w:tcPr>
-          <w:p>
-            <w:r>
-              <w:rPr>
-                <w:sz w:val="16"/>
-              </w:rPr>
-              <w:t>Create custom RP2350A Zephyr board or derive from rpi_pico2/rp2350a. Confirm USB CDC and both I2C buses before vehicle integration.</w:t>
-            </w:r>
-          </w:p>
-        </w:tc>
-      </w:tr>
-      <w:tr>
-        <w:trPr>
-          <w:jc w:val="center"/>
-        </w:trPr>
-        <w:tc>
-          <w:tcPr>
-            <w:tcW w:w="3112" w:type="dxa"/>
-          </w:tcPr>
-          <w:p>
-            <w:r>
-              <w:rPr>
-                <w:sz w:val="16"/>
-              </w:rPr>
-              <w:t>I2C address strap collision</w:t>
-            </w:r>
-          </w:p>
-        </w:tc>
-        <w:tc>
-          <w:tcPr>
-            <w:tcW w:w="7616" w:type="dxa"/>
-          </w:tcPr>
-          <w:p>
-            <w:r>
-              <w:rPr>
-                <w:sz w:val="16"/>
-              </w:rPr>
-              <w:t>RESOLVED 2026-08-08. All 9 devices on the sense/temp I2C bus (U6, U12, U14, U27, U31, U32, U33, U36, U37) confirmed via netlist to strap to unique A1/A0 addresses -- no duplicates. Took several attempts (each intermediate fix landed on an address another device already used) before converging -- final state has ARM (U36) at A1-&gt;SCL, A0-&gt;GND.</w:t>
-            </w:r>
-          </w:p>
-        </w:tc>
-      </w:tr>
-      <w:tr>
-        <w:trPr>
-          <w:jc w:val="center"/>
-        </w:trPr>
-        <w:tc>
-          <w:tcPr>
-            <w:tcW w:w="3112" w:type="dxa"/>
-          </w:tcPr>
-          <w:p>
-            <w:r>
-              <w:rPr>
-                <w:sz w:val="16"/>
-              </w:rPr>
-              <w:t>LTC7001 VCCUV pulldown</w:t>
-            </w:r>
-          </w:p>
-        </w:tc>
-        <w:tc>
-          <w:tcPr>
-            <w:tcW w:w="7616" w:type="dxa"/>
-          </w:tcPr>
-          <w:p>
-            <w:r>
-              <w:rPr>
-                <w:sz w:val="16"/>
-              </w:rPr>
-              <w:t>RESOLVED -- correction to a 2026-08-07 review finding. VCCUV (pin 2) is pulled to GND through a 150k resistor on all 8 instances (R91-R98, one per channel): U34/R91, U35/R92, U11/R93, U13/R94, U26/R95, U29/R96, U30/R97, U28/R98. The prior 'floating' finding was a review-tooling error, not a schematic gap.</w:t>
-            </w:r>
-          </w:p>
-        </w:tc>
-      </w:tr>
-      <w:tr>
-        <w:trPr>
-          <w:jc w:val="center"/>
-        </w:trPr>
-        <w:tc>
-          <w:tcPr>
-            <w:tcW w:w="3112" w:type="dxa"/>
-          </w:tcPr>
-          <w:p>
-            <w:r>
-              <w:rPr>
-                <w:sz w:val="16"/>
-              </w:rPr>
-              <w:t>BAS21 reverse-battery ground-protection network</w:t>
-            </w:r>
-          </w:p>
-        </w:tc>
-        <w:tc>
-          <w:tcPr>
-            <w:tcW w:w="7616" w:type="dxa"/>
-          </w:tcPr>
-          <w:p>
-            <w:r>
-              <w:rPr>
-                <w:sz w:val="16"/>
-              </w:rPr>
-              <w:t>RESOLVED 2026-08-07 for logic power. BAS21 diode + 4.7k RGND implemented in each TPS1HA08's own GND return path (D10/R99-&gt;U2, D11/R100-&gt;U5, D12/R101-&gt;U23), per TI's TPS1HA08-Q1 Section 9.1 application circuit. This topology is specific to eFuses and does not cover the drivetrain/arm/science battery inputs -- see the new open item below.</w:t>
-            </w:r>
-          </w:p>
-        </w:tc>
-      </w:tr>
-      <w:tr>
-        <w:trPr>
-          <w:jc w:val="center"/>
-        </w:trPr>
-        <w:tc>
-          <w:tcPr>
-            <w:tcW w:w="3112" w:type="dxa"/>
-          </w:tcPr>
-          <w:p>
-            <w:r>
-              <w:rPr>
-                <w:sz w:val="16"/>
-              </w:rPr>
-              <w:t>Jetson/POE-switch/network-switch output connectors</w:t>
-            </w:r>
-          </w:p>
-        </w:tc>
-        <w:tc>
-          <w:tcPr>
-            <w:tcW w:w="7616" w:type="dxa"/>
-          </w:tcPr>
-          <w:p>
-            <w:r>
-              <w:rPr>
-                <w:sz w:val="16"/>
-              </w:rPr>
-              <w:t>RESOLVED 2026-08-08. Confirmed via netlist: U9/U10/U20/U25 (KF301) replaced by CN15/CN16/CN17/CN18 (XT60PW-M), correctly routed to +20V_JETSON, +22.2V_POE, and the shared +12V rail (network switch + aux) respectively.</w:t>
-            </w:r>
-          </w:p>
-        </w:tc>
-      </w:tr>
-      <w:tr>
-        <w:tc>
-          <w:tcPr>
-            <w:tcW w:type="dxa" w:w="3109"/>
-          </w:tcPr>
-          <w:p>
-            <w:r>
-              <w:rPr>
-                <w:sz w:val="16"/>
-              </w:rPr>
-              <w:t>Reverse-battery protection -- drivetrain/arm/science</w:t>
-            </w:r>
-          </w:p>
-        </w:tc>
-        <w:tc>
-          <w:tcPr>
-            <w:tcW w:type="dxa" w:w="7619"/>
-          </w:tcPr>
-          <w:p>
-            <w:r>
-              <w:rPr>
-                <w:sz w:val="16"/>
-              </w:rPr>
-              <w:t>New requirement. CN2 (shared drivetrain battery input, Q1-Q6), CN4 (arm, Q7), and CN12 (science, Q8) have no reverse-battery protection -- connector ties directly to each IPT007N06N drain. The BAS21 ground-protection-network approach used for the TPS1HA08 eFuses does not transfer here: it only works because it carries the eFuse's own quiescent current, not load current. These are XT90-rated high-side FET inputs carrying full branch current, so a passive series diode would dissipate significant power at full load. Use an active block (ideal-diode controller + low-RDS(on) series MOSFET, or a self-biased P-FET reverse blocker) once per shared battery input -- one part ahead of CN2 covers all 6 drivetrain channels. Not yet implemented as of 2026-08-08.</w:t>
-            </w:r>
-          </w:p>
-        </w:tc>
-      </w:tr>
-      <w:tr>
-        <w:tc>
-          <w:tcPr>
-            <w:tcW w:type="dxa" w:w="3109"/>
-          </w:tcPr>
-          <w:p>
-            <w:r>
-              <w:rPr>
-                <w:sz w:val="16"/>
-              </w:rPr>
-              <w:t>Unlinked footprints</w:t>
-            </w:r>
-          </w:p>
-        </w:tc>
-        <w:tc>
-          <w:tcPr>
-            <w:tcW w:type="dxa" w:w="7619"/>
-          </w:tcPr>
-          <w:p>
-            <w:r>
-              <w:rPr>
-                <w:sz w:val="16"/>
-              </w:rPr>
-              <w:t>RESOLVED 2026-08-08. Fresh ERC run: 0 violations, 0 components missing a footprint (259/259 linked). The former D1 LED footprint-category mismatch is also gone -- now LED1, assigned an LED0805 footprint matching its symbol's filter category.</w:t>
-            </w:r>
-          </w:p>
-        </w:tc>
-      </w:tr>
-      <w:tr>
-        <w:tc>
-          <w:tcPr>
-            <w:tcW w:type="dxa" w:w="3109"/>
-          </w:tcPr>
-          <w:p>
-            <w:r>
-              <w:rPr>
-                <w:sz w:val="16"/>
-              </w:rPr>
-              <w:t>LT8612 boost capacitor undersized</w:t>
-            </w:r>
-          </w:p>
-        </w:tc>
-        <w:tc>
-          <w:tcPr>
-            <w:tcW w:type="dxa" w:w="7619"/>
-          </w:tcPr>
-          <w:p>
-            <w:r>
-              <w:rPr>
-                <w:sz w:val="16"/>
-              </w:rPr>
-              <w:t>RESOLVED 2026-08-08. All three LT8612 stages (3.3V logic, 20V Jetson, 12V aux) now use a 0.1uF BST cap, matching the datasheet's typical application circuit. Confirmed via fresh netlist re-derivation (component reference designators were re-annotated by the user between the finding and this check, so stages are identified here by BIAS-pin rail, not by ref).</w:t>
-            </w:r>
-          </w:p>
-        </w:tc>
-      </w:tr>
-      <w:tr>
-        <w:tc>
-          <w:tcPr>
-            <w:tcW w:type="dxa" w:w="3109"/>
+            <w:tcW w:w="3109" w:type="dxa"/>
           </w:tcPr>
           <w:p>
             <w:r>
@@ -9297,7 +8465,7 @@
         </w:tc>
         <w:tc>
           <w:tcPr>
-            <w:tcW w:type="dxa" w:w="7619"/>
+            <w:tcW w:w="7619" w:type="dxa"/>
           </w:tcPr>
           <w:p>
             <w:r>
@@ -9321,7 +8489,6 @@
         <w:spacing w:before="160" w:after="80"/>
       </w:pPr>
       <w:r>
-        <w:lastRenderedPageBreak/>
         <w:t>13. References</w:t>
       </w:r>
     </w:p>
@@ -9545,6 +8712,7 @@
               <w:rPr>
                 <w:sz w:val="16"/>
               </w:rPr>
+              <w:lastRenderedPageBreak/>
               <w:t>Infineon IPT007N06N datasheet / LCSC listing</w:t>
             </w:r>
           </w:p>
@@ -9845,7 +9013,20 @@
       <w:rPr>
         <w:sz w:val="16"/>
       </w:rPr>
-      <w:instrText xml:space="preserve">PAGE</w:instrText>
+      <w:instrText>PAGE</w:instrText>
+    </w:r>
+    <w:r>
+      <w:rPr>
+        <w:sz w:val="16"/>
+      </w:rPr>
+      <w:fldChar w:fldCharType="separate"/>
+    </w:r>
+    <w:r>
+      <w:rPr>
+        <w:noProof/>
+        <w:sz w:val="16"/>
+      </w:rPr>
+      <w:t>1</w:t>
     </w:r>
     <w:r>
       <w:rPr>
@@ -9869,7 +9050,20 @@
       <w:rPr>
         <w:sz w:val="16"/>
       </w:rPr>
-      <w:instrText xml:space="preserve">NUMPAGES</w:instrText>
+      <w:instrText>NUMPAGES</w:instrText>
+    </w:r>
+    <w:r>
+      <w:rPr>
+        <w:sz w:val="16"/>
+      </w:rPr>
+      <w:fldChar w:fldCharType="separate"/>
+    </w:r>
+    <w:r>
+      <w:rPr>
+        <w:noProof/>
+        <w:sz w:val="16"/>
+      </w:rPr>
+      <w:t>2</w:t>
     </w:r>
     <w:r>
       <w:rPr>
@@ -10519,7 +9713,7 @@
       <w:outlineLvl w:val="0"/>
     </w:pPr>
     <w:rPr>
-      <w:rFonts w:asciiTheme="majorHAnsi" w:eastAsiaTheme="majorEastAsia" w:hAnsiTheme="majorHAnsi" w:cstheme="majorBidi" w:ascii="Aptos Display" w:hAnsi="Aptos Display" w:eastAsia="Aptos Display"/>
+      <w:rFonts w:asciiTheme="majorHAnsi" w:eastAsiaTheme="majorEastAsia" w:hAnsiTheme="majorHAnsi" w:cstheme="majorBidi"/>
       <w:b/>
       <w:bCs/>
       <w:color w:val="365F91" w:themeColor="accent1" w:themeShade="BF"/>
@@ -10543,7 +9737,7 @@
       <w:outlineLvl w:val="1"/>
     </w:pPr>
     <w:rPr>
-      <w:rFonts w:asciiTheme="majorHAnsi" w:eastAsiaTheme="majorEastAsia" w:hAnsiTheme="majorHAnsi" w:cstheme="majorBidi" w:ascii="Aptos Display" w:hAnsi="Aptos Display" w:eastAsia="Aptos Display"/>
+      <w:rFonts w:asciiTheme="majorHAnsi" w:eastAsiaTheme="majorEastAsia" w:hAnsiTheme="majorHAnsi" w:cstheme="majorBidi"/>
       <w:b/>
       <w:bCs/>
       <w:color w:val="4F81BD" w:themeColor="accent1"/>
@@ -10567,7 +9761,7 @@
       <w:outlineLvl w:val="2"/>
     </w:pPr>
     <w:rPr>
-      <w:rFonts w:asciiTheme="majorHAnsi" w:eastAsiaTheme="majorEastAsia" w:hAnsiTheme="majorHAnsi" w:cstheme="majorBidi" w:ascii="Aptos Display" w:hAnsi="Aptos Display" w:eastAsia="Aptos Display"/>
+      <w:rFonts w:asciiTheme="majorHAnsi" w:eastAsiaTheme="majorEastAsia" w:hAnsiTheme="majorHAnsi" w:cstheme="majorBidi"/>
       <w:b/>
       <w:bCs/>
       <w:color w:val="4F81BD" w:themeColor="accent1"/>
@@ -10853,7 +10047,7 @@
       <w:contextualSpacing/>
     </w:pPr>
     <w:rPr>
-      <w:rFonts w:asciiTheme="majorHAnsi" w:eastAsiaTheme="majorEastAsia" w:hAnsiTheme="majorHAnsi" w:cstheme="majorBidi" w:ascii="Aptos Display" w:hAnsi="Aptos Display" w:eastAsia="Aptos Display"/>
+      <w:rFonts w:asciiTheme="majorHAnsi" w:eastAsiaTheme="majorEastAsia" w:hAnsiTheme="majorHAnsi" w:cstheme="majorBidi"/>
       <w:color w:val="17365D" w:themeColor="text2" w:themeShade="BF"/>
       <w:spacing w:val="5"/>
       <w:kern w:val="28"/>
@@ -10890,7 +10084,7 @@
       </w:numPr>
     </w:pPr>
     <w:rPr>
-      <w:rFonts w:asciiTheme="majorHAnsi" w:eastAsiaTheme="majorEastAsia" w:hAnsiTheme="majorHAnsi" w:cstheme="majorBidi" w:ascii="Aptos Display" w:hAnsi="Aptos Display" w:eastAsia="Aptos Display"/>
+      <w:rFonts w:asciiTheme="majorHAnsi" w:eastAsiaTheme="majorEastAsia" w:hAnsiTheme="majorHAnsi" w:cstheme="majorBidi"/>
       <w:i/>
       <w:iCs/>
       <w:color w:val="4F81BD" w:themeColor="accent1"/>

--- a/BILLEE_Rover_Control_Module_V1/PDB_Engineering_Requirements_and_Design_Guide_Rev_H.docx
+++ b/BILLEE_Rover_Control_Module_V1/PDB_Engineering_Requirements_and_Design_Guide_Rev_H.docx
@@ -411,12 +411,6 @@
         <w:lastRenderedPageBreak/>
         <w:t>The controller shall support Zephyr/F Prime development. The software baseline shall use RP2350/Raspberry Pi Pico 2 Zephyr support as the closest reference target.</w:t>
       </w:r>
-    </w:p>
-    <w:p>
-      <w:pPr>
-        <w:pStyle w:val="Heading2"/>
-        <w:spacing w:before="160" w:after="80"/>
-      </w:pPr>
     </w:p>
     <w:p>
       <w:pPr>
@@ -783,7 +777,8 @@
         <w:spacing w:after="60"/>
       </w:pPr>
       <w:r>
-        <w:t>The aux 22.2 V output shall be RP2350-controlled and E-stop-gated.</w:t>
+        <w:rPr/>
+        <w:t>The aux output shall be a 12 V, always-on regulator output shared with the network switch (not individually RP2350-controlled or E-stop-gated, and not INA780x-monitored -- AUX_22_EN was removed from the buffer/AND-gate baseline; see Section 6.3).</w:t>
       </w:r>
     </w:p>
     <w:p>
@@ -1453,40 +1448,33 @@
         <w:spacing w:after="60"/>
       </w:pPr>
       <w:r>
+        <w:rPr/>
         <w:t>E-stop screw terminal:</w:t>
-      </w:r>
-      <w:r>
         <w:br/>
         <w:t>3.3 V pull-up / bias network</w:t>
-      </w:r>
-      <w:r>
         <w:br/>
         <w:t xml:space="preserve">   |</w:t>
-      </w:r>
-      <w:r>
         <w:br/>
-        <w:t>E_STOP_NODE ---- external 2-prong E-stop switch ---- GND when pressed</w:t>
-      </w:r>
-      <w:r>
+        <w:t>E_STOP_NODE ---- external 2-prong E-stop switch (normally open) ---- 3.3 V logic rail when actively held closed</w:t>
         <w:br/>
         <w:t xml:space="preserve">   |</w:t>
-      </w:r>
-      <w:r>
         <w:br/>
         <w:t>E_STOP_OK signal</w:t>
-      </w:r>
-      <w:r>
         <w:br/>
         <w:t xml:space="preserve">   |-- to RP2350 E_STOP_STATUS input</w:t>
-      </w:r>
-      <w:r>
         <w:br/>
         <w:t xml:space="preserve">   |-- to all SN74LVC08 E-stop gate inputs</w:t>
-      </w:r>
-      <w:r>
         <w:br/>
         <w:t xml:space="preserve">   `-- to full-system disconnect logic, relay, or approved competition disconnect circuit</w:t>
       </w:r>
+      <w:r/>
+      <w:r/>
+      <w:r/>
+      <w:r/>
+      <w:r/>
+      <w:r/>
+      <w:r/>
+      <w:r/>
     </w:p>
     <w:p>
       <w:pPr>
@@ -3133,7 +3121,7 @@
               <w:rPr>
                 <w:sz w:val="16"/>
               </w:rPr>
-              <w:t>12</w:t>
+              <w:t>13</w:t>
             </w:r>
           </w:p>
         </w:tc>
@@ -3146,7 +3134,7 @@
               <w:rPr>
                 <w:sz w:val="16"/>
               </w:rPr>
-              <w:t>Six drivetrain outputs, ARM output (2x), SCIENCE output (1x), plus Jetson power, POE switch, and network switch outputs (moved from KF301 screw terminals).</w:t>
+              <w:t>Six drivetrain outputs, ARM output (2x), SCIENCE output (1x), plus Jetson power, POE switch, network switch, and aux outputs (network switch and aux share one 12V rail but have separate physical XT60 pads) -- moved from KF301 screw terminals.</w:t>
             </w:r>
           </w:p>
         </w:tc>

--- a/BILLEE_Rover_Control_Module_V1/PDB_Engineering_Requirements_and_Design_Guide_Rev_H.docx
+++ b/BILLEE_Rover_Control_Module_V1/PDB_Engineering_Requirements_and_Design_Guide_Rev_H.docx
@@ -12,14 +12,7 @@
           <w:b/>
           <w:sz w:val="40"/>
         </w:rPr>
-        <w:t xml:space="preserve">BILLEE RCM </w:t>
-      </w:r>
-      <w:r>
-        <w:rPr>
-          <w:b/>
-          <w:sz w:val="40"/>
-        </w:rPr>
-        <w:t>Power Distribution Board</w:t>
+        <w:t>BILLEE RCM Power Distribution Board</w:t>
       </w:r>
     </w:p>
     <w:p>
@@ -126,7 +119,35 @@
               <w:rPr>
                 <w:sz w:val="16"/>
               </w:rPr>
-              <w:t>Established RP2350A baseline controller (QFN-60, on-board). Updated GPIO allocation, I2C topology, Zephyr bindings, KiCad sheet plan, and LCSC part list. Six drivetrain MOSFET branches, split ARM/SCIENCE rails. Removed MCP23017 from baseline.</w:t>
+              <w:t xml:space="preserve">Established RP2350A baseline controller (QFN-60, on-board). Updated GPIO allocation, I2C topology, Zephyr bindings, </w:t>
+            </w:r>
+            <w:proofErr w:type="spellStart"/>
+            <w:r>
+              <w:rPr>
+                <w:sz w:val="16"/>
+              </w:rPr>
+              <w:t>KiCad</w:t>
+            </w:r>
+            <w:proofErr w:type="spellEnd"/>
+            <w:r>
+              <w:rPr>
+                <w:sz w:val="16"/>
+              </w:rPr>
+              <w:t xml:space="preserve"> sheet plan, and LCSC part list. Six drivetrain MOSFET </w:t>
+            </w:r>
+            <w:proofErr w:type="gramStart"/>
+            <w:r>
+              <w:rPr>
+                <w:sz w:val="16"/>
+              </w:rPr>
+              <w:t>branches,</w:t>
+            </w:r>
+            <w:proofErr w:type="gramEnd"/>
+            <w:r>
+              <w:rPr>
+                <w:sz w:val="16"/>
+              </w:rPr>
+              <w:t xml:space="preserve"> split ARM/SCIENCE rails. Removed MCP23017 from baseline.</w:t>
             </w:r>
           </w:p>
         </w:tc>
@@ -157,7 +178,49 @@
               <w:rPr>
                 <w:sz w:val="16"/>
               </w:rPr>
-              <w:t>Corrected E-stop architecture to normally-open, fail-safe hold-to-enable topology (status node pulled LOW/disabled by default, pulled HIGH only while the switch is actively closed). Corrected POE/antenna input spec to reflect the actual module's 24V-max input rating (direct feed from 22.2V logic rail, no dedicated 12V regulation needed for that load). Changed Jetson/POE-switch/network-switch outputs from KF301 screw terminals to XT60 connectors. Removed USB ESD protection requirement (USB2 carries data only, no VBUS power delivery; D+/D- already current-limited by 27ohm series resistors). Added TPS1HA08BQPWPRQ1 eFuse to the locked BOM (already implemented in schematic; doc was out of sync). Added BAS21 ground-protection-network diode (per TI's TPS1HA08-Q1 reverse-battery-protection application circuit) as a new requirement. Corrected GPIO map: E_STOP_STATUS is GPIO12 (not GPIO13); DF11 breakout is GPIO13-27. Removed AUX_22_EN and SPARE_EN from the buffer/AND-gate channel plan and reduced SN74LVC08APWR baseline from 3 chips/12 channels to 2 chips/8 channels to match. Standardized on TXS0108EPWR as the GPIO buffer part (resolves prior SN74LVC244APWR/TXS0108EPWR self-contradiction in favor of what's actually built). Removed external gate-source-pulldown requirement on IPT007N06N given LTC7001's internal INP pulldown holds TGDN toward source during startup/undriven conditions (residual case: LTC7001 fully unpowered leaves TGDN high-Z, tracked as an accepted risk in Section 12). Documented OVLO trip point (~32V) as an intentional design margin for a possible future higher-voltage drivetrain battery, not a defect — current 4S pack has no overvoltage trip margin under this setting. Confirmed IPT007N06N/LTC7001 gate-driver supply on the 12V rail and RP2350/USB/QSPI/crystal circuits against datasheets. I2C address strap collisions and the LTC7001 VCCUV finding (the latter a review-tooling error, not a schematic gap) are resolved as of 2026-08-08 -- see Section 12, Open Verification Items, for detail and history.</w:t>
+              <w:t xml:space="preserve">Corrected E-stop architecture to </w:t>
+            </w:r>
+            <w:proofErr w:type="gramStart"/>
+            <w:r>
+              <w:rPr>
+                <w:sz w:val="16"/>
+              </w:rPr>
+              <w:t>normally-open</w:t>
+            </w:r>
+            <w:proofErr w:type="gramEnd"/>
+            <w:r>
+              <w:rPr>
+                <w:sz w:val="16"/>
+              </w:rPr>
+              <w:t xml:space="preserve">, fail-safe hold-to-enable topology (status node pulled LOW/disabled by default, pulled HIGH only while the switch is actively closed). Corrected POE/antenna input spec to reflect the actual module's 24V-max input rating (direct feed from 22.2V logic rail, no dedicated 12V regulation needed for that load). Changed Jetson/POE-switch/network-switch outputs from KF301 screw terminals to XT60 connectors. Removed USB ESD protection requirement (USB2 carries data only, no VBUS power delivery; D+/D- already current-limited by 27ohm series resistors). Added TPS1HA08BQPWPRQ1 </w:t>
+            </w:r>
+            <w:proofErr w:type="spellStart"/>
+            <w:r>
+              <w:rPr>
+                <w:sz w:val="16"/>
+              </w:rPr>
+              <w:t>eFuse</w:t>
+            </w:r>
+            <w:proofErr w:type="spellEnd"/>
+            <w:r>
+              <w:rPr>
+                <w:sz w:val="16"/>
+              </w:rPr>
+              <w:t xml:space="preserve"> to the locked BOM (already implemented in schematic; doc was out of sync). Added BAS21 ground-protection-network diode (per TI's TPS1HA08-Q1 reverse-battery-protection application circuit) as a new requirement. Corrected GPIO map: E_STOP_STATUS is GPIO12 (not GPIO13); DF11 breakout is GPIO13-27. Removed AUX_22_EN and SPARE_EN from the buffer/AND-gate channel plan and reduced SN74LVC08APWR baseline from 3 chips/12 channels to 2 chips/8 channels to match. Standardized on TXS0108EPWR as the GPIO buffer part (resolves prior SN74LVC244APWR/TXS0108EPWR self-contradiction in favor of what's </w:t>
+            </w:r>
+            <w:proofErr w:type="gramStart"/>
+            <w:r>
+              <w:rPr>
+                <w:sz w:val="16"/>
+              </w:rPr>
+              <w:t>actually built</w:t>
+            </w:r>
+            <w:proofErr w:type="gramEnd"/>
+            <w:r>
+              <w:rPr>
+                <w:sz w:val="16"/>
+              </w:rPr>
+              <w:t>). Removed external gate-source-pulldown requirement on IPT007N06N given LTC7001's internal INP pulldown holds TGDN toward source during startup/undriven conditions (residual case: LTC7001 fully unpowered leaves TGDN high-Z, tracked as an accepted risk in Section 12). Documented OVLO trip point (~32V) as an intentional design margin for a possible future higher-voltage drivetrain battery, not a defect — current 4S pack has no overvoltage trip margin under this setting. Confirmed IPT007N06N/LTC7001 gate-driver supply on the 12V rail and RP2350/USB/QSPI/crystal circuits against datasheets. I2C address strap collisions and the LTC7001 VCCUV finding (the latter a review-tooling error, not a schematic gap) are resolved as of 2026-08-08 -- see Section 12, Open Verification Items, for detail and history.</w:t>
             </w:r>
           </w:p>
         </w:tc>
@@ -246,7 +309,15 @@
         <w:spacing w:after="60"/>
       </w:pPr>
       <w:r>
-        <w:t>8. KiCad Schematic Sheet Plan</w:t>
+        <w:t xml:space="preserve">8. </w:t>
+      </w:r>
+      <w:proofErr w:type="spellStart"/>
+      <w:r>
+        <w:t>KiCad</w:t>
+      </w:r>
+      <w:proofErr w:type="spellEnd"/>
+      <w:r>
+        <w:t xml:space="preserve"> Schematic Sheet Plan</w:t>
       </w:r>
     </w:p>
     <w:p>
@@ -312,8 +383,13 @@
         <w:t xml:space="preserve">Use Sections 2 and 3 to </w:t>
       </w:r>
       <w:r>
-        <w:t>learn the architecture</w:t>
-      </w:r>
+        <w:t xml:space="preserve">learn </w:t>
+      </w:r>
+      <w:proofErr w:type="gramStart"/>
+      <w:r>
+        <w:t>the architecture</w:t>
+      </w:r>
+      <w:proofErr w:type="gramEnd"/>
     </w:p>
     <w:p>
       <w:pPr>
@@ -390,7 +466,15 @@
         <w:spacing w:after="60"/>
       </w:pPr>
       <w:r>
-        <w:t>The schematic shall follow the Raspberry Pi RP2350 hardware design guide and the Bronco Space Lab BLVLink hardware v2.0 reference design for RP2350 support circuitry.</w:t>
+        <w:t xml:space="preserve">The schematic shall follow the Raspberry Pi RP2350 hardware design guide and the Bronco Space Lab </w:t>
+      </w:r>
+      <w:proofErr w:type="spellStart"/>
+      <w:r>
+        <w:t>BLVLink</w:t>
+      </w:r>
+      <w:proofErr w:type="spellEnd"/>
+      <w:r>
+        <w:t xml:space="preserve"> hardware v2.0 reference design for RP2350 support circuitry.</w:t>
       </w:r>
     </w:p>
     <w:p>
@@ -777,7 +861,6 @@
         <w:spacing w:after="60"/>
       </w:pPr>
       <w:r>
-        <w:rPr/>
         <w:t>The aux output shall be a 12 V, always-on regulator output shared with the network switch (not individually RP2350-controlled or E-stop-gated, and not INA780x-monitored -- AUX_22_EN was removed from the buffer/AND-gate baseline; see Section 6.3).</w:t>
       </w:r>
     </w:p>
@@ -787,7 +870,15 @@
         <w:spacing w:after="60"/>
       </w:pPr>
       <w:r>
-        <w:t>The RP2350 shall be powered from onboard housekeeping power, not from Jetson USB.</w:t>
+        <w:t xml:space="preserve">The RP2350 </w:t>
+      </w:r>
+      <w:proofErr w:type="gramStart"/>
+      <w:r>
+        <w:t>shall</w:t>
+      </w:r>
+      <w:proofErr w:type="gramEnd"/>
+      <w:r>
+        <w:t xml:space="preserve"> be powered from onboard housekeeping power, not from Jetson USB.</w:t>
       </w:r>
       <w:r>
         <w:t xml:space="preserve"> Jetson USB is just for serial connection.</w:t>
@@ -835,7 +926,15 @@
         <w:spacing w:after="60"/>
       </w:pPr>
       <w:r>
-        <w:t>Each drivetrain branch shall have one dedicated native RP2350 DRIVE_EN_x GPIO.</w:t>
+        <w:t xml:space="preserve">Each drivetrain branch shall have one dedicated native RP2350 </w:t>
+      </w:r>
+      <w:proofErr w:type="spellStart"/>
+      <w:r>
+        <w:t>DRIVE_EN_x</w:t>
+      </w:r>
+      <w:proofErr w:type="spellEnd"/>
+      <w:r>
+        <w:t xml:space="preserve"> GPIO.</w:t>
       </w:r>
     </w:p>
     <w:p>
@@ -844,7 +943,15 @@
         <w:spacing w:after="60"/>
       </w:pPr>
       <w:r>
-        <w:t>Each DRIVE_EN_x signal shall pass through the GPIO buffer and E-stop gate before reaching the gate-driver input.</w:t>
+        <w:t xml:space="preserve">Each </w:t>
+      </w:r>
+      <w:proofErr w:type="spellStart"/>
+      <w:r>
+        <w:t>DRIVE_EN_x</w:t>
+      </w:r>
+      <w:proofErr w:type="spellEnd"/>
+      <w:r>
+        <w:t xml:space="preserve"> signal shall pass through the GPIO buffer and E-stop gate before reaching the gate-driver input.</w:t>
       </w:r>
     </w:p>
     <w:p>
@@ -862,7 +969,13 @@
         <w:spacing w:after="60"/>
       </w:pPr>
       <w:r>
-        <w:t>Each drivetrain branch output shall use a vertical through-hole XT60 connector facing up.</w:t>
+        <w:t xml:space="preserve">Each drivetrain branch output shall use a </w:t>
+      </w:r>
+      <w:r>
+        <w:t>horizontal</w:t>
+      </w:r>
+      <w:r>
+        <w:t xml:space="preserve"> through-hole XT60 connector facing up.</w:t>
       </w:r>
     </w:p>
     <w:p>
@@ -1046,7 +1159,15 @@
         <w:spacing w:after="60"/>
       </w:pPr>
       <w:r>
-        <w:t>The GPIO buffer and AND gates shall be powered from the 3.3 V housekeeping rail.</w:t>
+        <w:t xml:space="preserve">The GPIO buffer and </w:t>
+      </w:r>
+      <w:proofErr w:type="spellStart"/>
+      <w:r>
+        <w:t>AND</w:t>
+      </w:r>
+      <w:proofErr w:type="spellEnd"/>
+      <w:r>
+        <w:t xml:space="preserve"> gates shall be powered from the 3.3 V housekeeping rail.</w:t>
       </w:r>
     </w:p>
     <w:p>
@@ -1152,27 +1273,63 @@
       </w:r>
       <w:r>
         <w:br/>
-        <w:t>|   |-- DRIVE branch 1: gate driver -&gt; IPT007N06N -&gt; INA780x -&gt; vertical XT60</w:t>
+        <w:t xml:space="preserve">|   |-- DRIVE branch 1: gate driver -&gt; IPT007N06N -&gt; INA780x -&gt; </w:t>
+      </w:r>
+      <w:r>
+        <w:t>horizontal</w:t>
+      </w:r>
+      <w:r>
+        <w:t xml:space="preserve"> XT60</w:t>
       </w:r>
       <w:r>
         <w:br/>
-        <w:t>|   |-- DRIVE branch 2: gate driver -&gt; IPT007N06N -&gt; INA780x -&gt; vertical XT60</w:t>
+        <w:t xml:space="preserve">|   |-- DRIVE branch 2: gate driver -&gt; IPT007N06N -&gt; INA780x -&gt; </w:t>
+      </w:r>
+      <w:r>
+        <w:t>horizontal</w:t>
+      </w:r>
+      <w:r>
+        <w:t xml:space="preserve"> XT60</w:t>
       </w:r>
       <w:r>
         <w:br/>
-        <w:t>|   |-- DRIVE branch 3: gate driver -&gt; IPT007N06N -&gt; INA780x -&gt; vertical XT60</w:t>
+        <w:t xml:space="preserve">|   |-- DRIVE branch 3: gate driver -&gt; IPT007N06N -&gt; INA780x -&gt; </w:t>
+      </w:r>
+      <w:r>
+        <w:t>horizontal</w:t>
+      </w:r>
+      <w:r>
+        <w:t xml:space="preserve"> XT60</w:t>
       </w:r>
       <w:r>
         <w:br/>
-        <w:t>|   |-- DRIVE branch 4: gate driver -&gt; IPT007N06N -&gt; INA780x -&gt; vertical XT60</w:t>
+        <w:t xml:space="preserve">|   |-- DRIVE branch 4: gate driver -&gt; IPT007N06N -&gt; INA780x -&gt; </w:t>
+      </w:r>
+      <w:r>
+        <w:t>horizontal</w:t>
+      </w:r>
+      <w:r>
+        <w:t xml:space="preserve"> XT60</w:t>
       </w:r>
       <w:r>
         <w:br/>
-        <w:t>|   |-- DRIVE branch 5: gate driver -&gt; IPT007N06N -&gt; INA780x -&gt; vertical XT60</w:t>
+        <w:t xml:space="preserve">|   |-- DRIVE branch 5: gate driver -&gt; IPT007N06N -&gt; INA780x -&gt; </w:t>
+      </w:r>
+      <w:r>
+        <w:t>horizontal</w:t>
+      </w:r>
+      <w:r>
+        <w:t xml:space="preserve"> XT60</w:t>
       </w:r>
       <w:r>
         <w:br/>
-        <w:t>|   `-- DRIVE branch 6: gate driver -&gt; IPT007N06N -&gt; INA780x -&gt; vertical XT60</w:t>
+        <w:t xml:space="preserve">|   `-- DRIVE branch 6: gate driver -&gt; IPT007N06N -&gt; INA780x -&gt; </w:t>
+      </w:r>
+      <w:r>
+        <w:t>horizontal</w:t>
+      </w:r>
+      <w:r>
+        <w:t xml:space="preserve"> XT60</w:t>
       </w:r>
       <w:r>
         <w:br/>
@@ -1218,7 +1375,15 @@
         <w:spacing w:after="60"/>
       </w:pPr>
       <w:r>
-        <w:t>For each branch x = 1..6:</w:t>
+        <w:t xml:space="preserve">For each branch x = </w:t>
+      </w:r>
+      <w:proofErr w:type="gramStart"/>
+      <w:r>
+        <w:t>1..</w:t>
+      </w:r>
+      <w:proofErr w:type="gramEnd"/>
+      <w:r>
+        <w:t>6:</w:t>
       </w:r>
       <w:r>
         <w:br/>
@@ -1275,15 +1440,28 @@
         <w:spacing w:after="60"/>
       </w:pPr>
       <w:r>
-        <w:t>For each branch x = 1..6:</w:t>
+        <w:t xml:space="preserve">For each branch x = </w:t>
+      </w:r>
+      <w:proofErr w:type="gramStart"/>
+      <w:r>
+        <w:t>1..</w:t>
+      </w:r>
+      <w:proofErr w:type="gramEnd"/>
+      <w:r>
+        <w:t>6:</w:t>
       </w:r>
       <w:r>
         <w:br/>
       </w:r>
       <w:r>
         <w:br/>
-        <w:t>RP2350 DRIVE_EN_x</w:t>
-      </w:r>
+        <w:t xml:space="preserve">RP2350 </w:t>
+      </w:r>
+      <w:proofErr w:type="spellStart"/>
+      <w:r>
+        <w:t>DRIVE_EN_x</w:t>
+      </w:r>
+      <w:proofErr w:type="spellEnd"/>
       <w:r>
         <w:br/>
         <w:t xml:space="preserve">   |</w:t>
@@ -1448,33 +1626,40 @@
         <w:spacing w:after="60"/>
       </w:pPr>
       <w:r>
-        <w:rPr/>
         <w:t>E-stop screw terminal:</w:t>
+      </w:r>
+      <w:r>
         <w:br/>
         <w:t>3.3 V pull-up / bias network</w:t>
+      </w:r>
+      <w:r>
         <w:br/>
         <w:t xml:space="preserve">   |</w:t>
+      </w:r>
+      <w:r>
         <w:br/>
         <w:t>E_STOP_NODE ---- external 2-prong E-stop switch (normally open) ---- 3.3 V logic rail when actively held closed</w:t>
+      </w:r>
+      <w:r>
         <w:br/>
         <w:t xml:space="preserve">   |</w:t>
+      </w:r>
+      <w:r>
         <w:br/>
         <w:t>E_STOP_OK signal</w:t>
+      </w:r>
+      <w:r>
         <w:br/>
         <w:t xml:space="preserve">   |-- to RP2350 E_STOP_STATUS input</w:t>
+      </w:r>
+      <w:r>
         <w:br/>
         <w:t xml:space="preserve">   |-- to all SN74LVC08 E-stop gate inputs</w:t>
+      </w:r>
+      <w:r>
         <w:br/>
         <w:t xml:space="preserve">   `-- to full-system disconnect logic, relay, or approved competition disconnect circuit</w:t>
       </w:r>
-      <w:r/>
-      <w:r/>
-      <w:r/>
-      <w:r/>
-      <w:r/>
-      <w:r/>
-      <w:r/>
-      <w:r/>
     </w:p>
     <w:p>
       <w:pPr>
@@ -1771,7 +1956,21 @@
               <w:rPr>
                 <w:sz w:val="16"/>
               </w:rPr>
-              <w:t>Optional future variant with 48 GPIO. Not baseline; LCSC currently shows not available.</w:t>
+              <w:t xml:space="preserve">Optional future variant with 48 GPIO. Not baseline; LCSC currently shows </w:t>
+            </w:r>
+            <w:proofErr w:type="gramStart"/>
+            <w:r>
+              <w:rPr>
+                <w:sz w:val="16"/>
+              </w:rPr>
+              <w:t>not</w:t>
+            </w:r>
+            <w:proofErr w:type="gramEnd"/>
+            <w:r>
+              <w:rPr>
+                <w:sz w:val="16"/>
+              </w:rPr>
+              <w:t xml:space="preserve"> available.</w:t>
             </w:r>
           </w:p>
         </w:tc>
@@ -2020,7 +2219,21 @@
               <w:rPr>
                 <w:sz w:val="16"/>
               </w:rPr>
-              <w:t>Not required: USB2 carries data only (no VBUS power delivery to a load), and D+/D- are already current-limited by 27ohm series resistors R7/R8. Decision confirmed 2026-08-07; USBLC6-2SC6 removed from baseline.</w:t>
+              <w:t xml:space="preserve">Not required: USB2 carries data only (no VBUS power delivery to a load), and D+/D- are already </w:t>
+            </w:r>
+            <w:proofErr w:type="gramStart"/>
+            <w:r>
+              <w:rPr>
+                <w:sz w:val="16"/>
+              </w:rPr>
+              <w:t>current-limited</w:t>
+            </w:r>
+            <w:proofErr w:type="gramEnd"/>
+            <w:r>
+              <w:rPr>
+                <w:sz w:val="16"/>
+              </w:rPr>
+              <w:t xml:space="preserve"> by 27ohm series resistors R7/R8. Decision confirmed 2026-08-07; USBLC6-2SC6 removed from baseline.</w:t>
             </w:r>
           </w:p>
         </w:tc>
@@ -2186,14 +2399,14 @@
               <w:rPr>
                 <w:sz w:val="16"/>
               </w:rPr>
-              <w:t xml:space="preserve">Buffers all RP2350-controlled enable outputs. 8 total buffer channels; exactly covers DRIVE1-6 + ARM + SCIENCE with zero spare </w:t>
+              <w:t>Buffers all RP2350-controlled enable outputs. 8 total buffer channels; exactly covers DRIVE1-</w:t>
             </w:r>
             <w:r>
               <w:rPr>
                 <w:sz w:val="16"/>
               </w:rPr>
               <w:lastRenderedPageBreak/>
-              <w:t>(AUX_22_EN/SPARE_EN removed from baseline).</w:t>
+              <w:t>6 + ARM + SCIENCE with zero spare (AUX_22_EN/SPARE_EN removed from baseline).</w:t>
             </w:r>
           </w:p>
         </w:tc>
@@ -2414,7 +2627,35 @@
                 <w:sz w:val="16"/>
               </w:rPr>
               <w:br/>
-              <w:t>Since this mosfet after about ~8v reaches its “peak” current capabilities, you can set the vcc of this to be on the 12v rail output</w:t>
+              <w:t xml:space="preserve">Since this </w:t>
+            </w:r>
+            <w:proofErr w:type="spellStart"/>
+            <w:r>
+              <w:rPr>
+                <w:sz w:val="16"/>
+              </w:rPr>
+              <w:t>mosfet</w:t>
+            </w:r>
+            <w:proofErr w:type="spellEnd"/>
+            <w:r>
+              <w:rPr>
+                <w:sz w:val="16"/>
+              </w:rPr>
+              <w:t xml:space="preserve"> after about ~8v reaches its “peak” current capabilities, you can set the </w:t>
+            </w:r>
+            <w:proofErr w:type="spellStart"/>
+            <w:r>
+              <w:rPr>
+                <w:sz w:val="16"/>
+              </w:rPr>
+              <w:t>vcc</w:t>
+            </w:r>
+            <w:proofErr w:type="spellEnd"/>
+            <w:r>
+              <w:rPr>
+                <w:sz w:val="16"/>
+              </w:rPr>
+              <w:t xml:space="preserve"> of this to be on the 12v rail output</w:t>
             </w:r>
           </w:p>
         </w:tc>
@@ -3134,7 +3375,14 @@
               <w:rPr>
                 <w:sz w:val="16"/>
               </w:rPr>
-              <w:t>Six drivetrain outputs, ARM output (2x), SCIENCE output (1x), plus Jetson power, POE switch, network switch, and aux outputs (network switch and aux share one 12V rail but have separate physical XT60 pads) -- moved from KF301 screw terminals.</w:t>
+              <w:t xml:space="preserve">Six drivetrain outputs, ARM output (2x), SCIENCE output (1x), plus Jetson power, POE switch, network switch, and aux outputs (network switch and aux share one 12V rail but </w:t>
+            </w:r>
+            <w:r>
+              <w:rPr>
+                <w:sz w:val="16"/>
+              </w:rPr>
+              <w:lastRenderedPageBreak/>
+              <w:t>have separate physical XT60 pads) -- moved from KF301 screw terminals.</w:t>
             </w:r>
           </w:p>
         </w:tc>
@@ -3152,6 +3400,7 @@
               <w:rPr>
                 <w:sz w:val="16"/>
               </w:rPr>
+              <w:lastRenderedPageBreak/>
               <w:t>E-stop terminal</w:t>
             </w:r>
           </w:p>
@@ -3223,8 +3472,16 @@
               <w:rPr>
                 <w:sz w:val="16"/>
               </w:rPr>
-              <w:t>Two-pin terminal for pull-to-GND E-stop sw</w:t>
-            </w:r>
+              <w:t xml:space="preserve">Two-pin terminal for pull-to-GND E-stop </w:t>
+            </w:r>
+            <w:proofErr w:type="spellStart"/>
+            <w:r>
+              <w:rPr>
+                <w:sz w:val="16"/>
+              </w:rPr>
+              <w:t>sw</w:t>
+            </w:r>
+            <w:proofErr w:type="spellEnd"/>
           </w:p>
         </w:tc>
       </w:tr>
@@ -3246,7 +3503,6 @@
               <w:rPr>
                 <w:sz w:val="16"/>
               </w:rPr>
-              <w:lastRenderedPageBreak/>
               <w:t>Screw Terminal Block</w:t>
             </w:r>
           </w:p>
@@ -3497,7 +3753,35 @@
               <w:rPr>
                 <w:sz w:val="16"/>
               </w:rPr>
-              <w:t>Ground-protection-network diode (DGND) for the TPS1HA08 cluster, per TI's TPS1HA08-Q1 recommended application circuit (Section 9.1, Ground Protection Network): placed in series between the TPS1HA08 devices' common GND reference and board GND (NOT in series with VBB), so only the eFuses' own quiescent/control current needs blocking during a reverse-battery event, not the full load current. Multiple high-side switches may share one DGND network -- U2/U5/U23 can share a single BAS21. Add RGND (4.7k-ohm typical, size against IGND abs-max rating) in parallel with DGND if any of the three drives an inductive load. NOTE: device GND will be offset from microcontroller GND by the diode's forward drop when current flows -- confirm all EN/DIA_EN/SNS/ST/SEL1/SEL2/LATCH control-pin interfaces to the RP2350 have adequate RPROT-style series resistance (15k-ohm typical per TI) for this offset. NOT YET IMPLEMENTED IN SCHEMATIC as of 2026-08-07 -- new requirement, see Section 12.</w:t>
+              <w:t xml:space="preserve">Ground-protection-network diode (DGND) for the TPS1HA08 cluster, per TI's TPS1HA08-Q1 recommended application circuit (Section 9.1, Ground Protection Network): placed in series between the TPS1HA08 devices' common GND reference and board GND (NOT in series with VBB), so only the </w:t>
+            </w:r>
+            <w:proofErr w:type="spellStart"/>
+            <w:r>
+              <w:rPr>
+                <w:sz w:val="16"/>
+              </w:rPr>
+              <w:t>eFuses</w:t>
+            </w:r>
+            <w:proofErr w:type="spellEnd"/>
+            <w:r>
+              <w:rPr>
+                <w:sz w:val="16"/>
+              </w:rPr>
+              <w:t>' own quiescent/control current needs blocking during a reverse-battery event, not the full load current. Multiple high-side switches may share one DGND network -- U2/U5/U23 can share a single BAS21. Add RGND (4.7k-ohm typical, size against IGND abs-max rating</w:t>
+            </w:r>
+            <w:proofErr w:type="gramStart"/>
+            <w:r>
+              <w:rPr>
+                <w:sz w:val="16"/>
+              </w:rPr>
+              <w:t>) in</w:t>
+            </w:r>
+            <w:proofErr w:type="gramEnd"/>
+            <w:r>
+              <w:rPr>
+                <w:sz w:val="16"/>
+              </w:rPr>
+              <w:t xml:space="preserve"> parallel with DGND if any of the three drives an inductive load. NOTE: device GND will be offset from microcontroller GND by the diode's forward drop when current flows -- confirm all EN/DIA_EN/SNS/ST/SEL1/SEL2/LATCH control-pin interfaces to the RP2350 have adequate RPROT-style series resistance (15k-ohm typical per TI) for this offset. NOT YET IMPLEMENTED IN SCHEMATIC as of 2026-08-07 -- new requirement, see Section 12.</w:t>
             </w:r>
           </w:p>
         </w:tc>
@@ -3532,7 +3816,15 @@
         <w:spacing w:after="60"/>
       </w:pPr>
       <w:r>
-        <w:t>The design shall use onboard TCA4307 I2C buffers.</w:t>
+        <w:t xml:space="preserve">The design shall </w:t>
+      </w:r>
+      <w:proofErr w:type="gramStart"/>
+      <w:r>
+        <w:t>use</w:t>
+      </w:r>
+      <w:proofErr w:type="gramEnd"/>
+      <w:r>
+        <w:t xml:space="preserve"> onboard TCA4307 I2C buffers.</w:t>
       </w:r>
     </w:p>
     <w:p>
@@ -3638,6 +3930,9 @@
       </w:r>
       <w:r>
         <w:br/>
+      </w:r>
+      <w:r>
+        <w:lastRenderedPageBreak/>
         <w:t xml:space="preserve">       `-- INA780x SCIENCE</w:t>
       </w:r>
       <w:r>
@@ -3649,9 +3944,6 @@
       </w:r>
       <w:r>
         <w:br/>
-      </w:r>
-      <w:r>
-        <w:lastRenderedPageBreak/>
         <w:t xml:space="preserve">   `-- TCA4307 buffer: logic/temp segment</w:t>
       </w:r>
       <w:r>
@@ -4501,7 +4793,15 @@
         <w:spacing w:after="60"/>
       </w:pPr>
       <w:r>
-        <w:t>The firmware shall probe all expected addresses at boot and fail safe if any required monitor is missing.</w:t>
+        <w:t xml:space="preserve">The firmware </w:t>
+      </w:r>
+      <w:proofErr w:type="gramStart"/>
+      <w:r>
+        <w:t>shall</w:t>
+      </w:r>
+      <w:proofErr w:type="gramEnd"/>
+      <w:r>
+        <w:t xml:space="preserve"> probe all expected addresses at boot and fail safe if any required monitor is missing.</w:t>
       </w:r>
     </w:p>
     <w:p>
@@ -5252,6 +5552,7 @@
               <w:rPr>
                 <w:sz w:val="16"/>
               </w:rPr>
+              <w:lastRenderedPageBreak/>
               <w:t>GPIO12</w:t>
             </w:r>
           </w:p>
@@ -5370,7 +5671,6 @@
               <w:rPr>
                 <w:sz w:val="16"/>
               </w:rPr>
-              <w:lastRenderedPageBreak/>
               <w:t>GPIO15</w:t>
             </w:r>
           </w:p>
@@ -5919,7 +6219,15 @@
         <w:spacing w:before="160" w:after="80"/>
       </w:pPr>
       <w:r>
-        <w:t>6.3 Buffer and AND Gate Channel Use</w:t>
+        <w:t xml:space="preserve">6.3 Buffer and </w:t>
+      </w:r>
+      <w:proofErr w:type="spellStart"/>
+      <w:r>
+        <w:t>AND</w:t>
+      </w:r>
+      <w:proofErr w:type="spellEnd"/>
+      <w:r>
+        <w:t xml:space="preserve"> Gate Channel Use</w:t>
       </w:r>
     </w:p>
     <w:tbl>
@@ -5995,6 +6303,7 @@
             <w:vAlign w:val="center"/>
           </w:tcPr>
           <w:p>
+            <w:proofErr w:type="gramStart"/>
             <w:r>
               <w:rPr>
                 <w:b/>
@@ -6002,6 +6311,7 @@
               </w:rPr>
               <w:t>Final destination</w:t>
             </w:r>
+            <w:proofErr w:type="gramEnd"/>
           </w:p>
         </w:tc>
       </w:tr>
@@ -6500,7 +6810,15 @@
         <w:spacing w:after="60"/>
       </w:pPr>
       <w:r>
-        <w:t>All final enable lines shall have local pulldowns so power stages default OFF when logic is unpowered.</w:t>
+        <w:t xml:space="preserve">All final enable lines shall have local </w:t>
+      </w:r>
+      <w:proofErr w:type="gramStart"/>
+      <w:r>
+        <w:t>pulldowns</w:t>
+      </w:r>
+      <w:proofErr w:type="gramEnd"/>
+      <w:r>
+        <w:t xml:space="preserve"> so power stages default OFF when logic is unpowered.</w:t>
       </w:r>
     </w:p>
     <w:p>
@@ -6703,7 +7021,19 @@
               <w:rPr>
                 <w:sz w:val="16"/>
               </w:rPr>
-              <w:t>Use vertical through-hole XT60 for drivetrain outputs and high-current ARM/SCIENCE outputs unless explicitly approved otherwise.</w:t>
+              <w:t xml:space="preserve">Use </w:t>
+            </w:r>
+            <w:r>
+              <w:rPr>
+                <w:sz w:val="16"/>
+              </w:rPr>
+              <w:t>horizontal</w:t>
+            </w:r>
+            <w:r>
+              <w:rPr>
+                <w:sz w:val="16"/>
+              </w:rPr>
+              <w:t xml:space="preserve"> through-hole XT60 for drivetrain outputs and high-current ARM/SCIENCE outputs unless explicitly approved otherwise.</w:t>
             </w:r>
           </w:p>
         </w:tc>
@@ -6782,8 +7112,13 @@
         <w:spacing w:before="160" w:after="80"/>
       </w:pPr>
       <w:r>
-        <w:t>7.2 Recommended Stackup</w:t>
-      </w:r>
+        <w:t xml:space="preserve">7.2 Recommended </w:t>
+      </w:r>
+      <w:proofErr w:type="spellStart"/>
+      <w:r>
+        <w:t>Stackup</w:t>
+      </w:r>
+      <w:proofErr w:type="spellEnd"/>
     </w:p>
     <w:p>
       <w:pPr>
@@ -6803,6 +7138,9 @@
       </w:r>
       <w:r>
         <w:br/>
+      </w:r>
+      <w:r>
+        <w:lastRenderedPageBreak/>
         <w:t>L3: power planes / high-current distribution zones / 3.3 V where needed</w:t>
       </w:r>
       <w:r>
@@ -6814,9 +7152,6 @@
       </w:r>
       <w:r>
         <w:br/>
-      </w:r>
-      <w:r>
-        <w:lastRenderedPageBreak/>
         <w:t>6-layer preferred:</w:t>
       </w:r>
       <w:r>
@@ -7083,7 +7418,21 @@
               <w:rPr>
                 <w:sz w:val="16"/>
               </w:rPr>
-              <w:t>Short, direct, local to MOSFET. LTC7001 TGDN ties directly to gate (fast turn-off); TGUP feeds gate through a 200k-ohm resistor to control turn-on inrush -- this is ADI's recommended LTC7001 topology, not a generic 5-10 ohm gate resistor. No external gate-source pulldown required (LTC7001 INP has an internal 1M-ohm pulldown to GND holding TGDN toward TS); residual risk if LTC7001 itself loses VCC entirely is tracked in Section 12.</w:t>
+              <w:t xml:space="preserve">Short, direct, local to MOSFET. LTC7001 TGDN ties directly to gate (fast turn-off); TGUP feeds gate through a 200k-ohm resistor to control turn-on inrush -- this is ADI's recommended LTC7001 topology, not a generic </w:t>
+            </w:r>
+            <w:proofErr w:type="gramStart"/>
+            <w:r>
+              <w:rPr>
+                <w:sz w:val="16"/>
+              </w:rPr>
+              <w:t>5-10 ohm</w:t>
+            </w:r>
+            <w:proofErr w:type="gramEnd"/>
+            <w:r>
+              <w:rPr>
+                <w:sz w:val="16"/>
+              </w:rPr>
+              <w:t xml:space="preserve"> gate resistor. No external gate-source pulldown required (LTC7001 INP has an internal 1M-ohm pulldown to GND holding TGDN toward TS); residual risk if LTC7001 itself loses VCC entirely is tracked in Section 12.</w:t>
             </w:r>
           </w:p>
         </w:tc>
@@ -7243,7 +7592,15 @@
         <w:spacing w:after="60"/>
       </w:pPr>
       <w:r>
-        <w:t>Firmware shall support Zephyr on RP2350A or a custom board target derived from Raspberry Pi Pico 2 / RP2350A support.</w:t>
+        <w:t xml:space="preserve">Firmware shall support Zephyr on </w:t>
+      </w:r>
+      <w:proofErr w:type="gramStart"/>
+      <w:r>
+        <w:t>RP2350A</w:t>
+      </w:r>
+      <w:proofErr w:type="gramEnd"/>
+      <w:r>
+        <w:t xml:space="preserve"> or a custom board target derived from Raspberry Pi Pico 2 / RP2350A support.</w:t>
       </w:r>
     </w:p>
     <w:p>
@@ -7270,7 +7627,15 @@
         <w:spacing w:after="60"/>
       </w:pPr>
       <w:r>
-        <w:t>Firmware shall read E_STOP_STATUS before enabling any controlled rail.</w:t>
+        <w:t xml:space="preserve">Firmware </w:t>
+      </w:r>
+      <w:proofErr w:type="gramStart"/>
+      <w:r>
+        <w:t>shall</w:t>
+      </w:r>
+      <w:proofErr w:type="gramEnd"/>
+      <w:r>
+        <w:t xml:space="preserve"> read E_STOP_STATUS before enabling any controlled rail.</w:t>
       </w:r>
     </w:p>
     <w:p>
@@ -7549,7 +7914,15 @@
         <w:spacing w:after="60"/>
       </w:pPr>
       <w:r>
-        <w:t>Run GPIO self-test into buffers and AND gates with no power stages populated if possible.</w:t>
+        <w:t xml:space="preserve">Run GPIO self-test into buffers and </w:t>
+      </w:r>
+      <w:proofErr w:type="spellStart"/>
+      <w:r>
+        <w:t>AND</w:t>
+      </w:r>
+      <w:proofErr w:type="spellEnd"/>
+      <w:r>
+        <w:t xml:space="preserve"> gates with no power stages populated if possible.</w:t>
       </w:r>
     </w:p>
     <w:p>
@@ -7693,7 +8066,15 @@
         <w:spacing w:after="60"/>
       </w:pPr>
       <w:r>
-        <w:t>Every symbol exists in KiCad and matches the datasheet pinout.</w:t>
+        <w:t xml:space="preserve">Every symbol exists in </w:t>
+      </w:r>
+      <w:proofErr w:type="spellStart"/>
+      <w:r>
+        <w:t>KiCad</w:t>
+      </w:r>
+      <w:proofErr w:type="spellEnd"/>
+      <w:r>
+        <w:t xml:space="preserve"> and matches the datasheet pinout.</w:t>
       </w:r>
     </w:p>
     <w:p>
@@ -7702,7 +8083,15 @@
         <w:spacing w:after="60"/>
       </w:pPr>
       <w:r>
-        <w:t>Every footprint exists in KiCad and matches the manufacturer land pattern.</w:t>
+        <w:t xml:space="preserve">Every footprint exists in </w:t>
+      </w:r>
+      <w:proofErr w:type="spellStart"/>
+      <w:r>
+        <w:t>KiCad</w:t>
+      </w:r>
+      <w:proofErr w:type="spellEnd"/>
+      <w:r>
+        <w:t xml:space="preserve"> and matches the manufacturer land pattern.</w:t>
       </w:r>
     </w:p>
     <w:p>
@@ -7864,7 +8253,15 @@
         <w:spacing w:after="60"/>
       </w:pPr>
       <w:r>
-        <w:t>Ground plane is continuous under RP2350, USB, QSPI, crystal, and I2C.</w:t>
+        <w:t xml:space="preserve">Ground </w:t>
+      </w:r>
+      <w:proofErr w:type="gramStart"/>
+      <w:r>
+        <w:t>plane is</w:t>
+      </w:r>
+      <w:proofErr w:type="gramEnd"/>
+      <w:r>
+        <w:t xml:space="preserve"> continuous under RP2350, USB, QSPI, crystal, and I2C.</w:t>
       </w:r>
     </w:p>
     <w:p>
@@ -7937,7 +8334,15 @@
         <w:spacing w:after="60"/>
       </w:pPr>
       <w:r>
-        <w:t>Firmware refuses to enable outputs when E-stop is asserted.</w:t>
+        <w:t xml:space="preserve">Firmware refuses to enable </w:t>
+      </w:r>
+      <w:proofErr w:type="gramStart"/>
+      <w:r>
+        <w:t>outputs</w:t>
+      </w:r>
+      <w:proofErr w:type="gramEnd"/>
+      <w:r>
+        <w:t xml:space="preserve"> when E-stop is asserted.</w:t>
       </w:r>
     </w:p>
     <w:p>
@@ -7964,7 +8369,15 @@
         <w:spacing w:after="60"/>
       </w:pPr>
       <w:r>
-        <w:t>Firmware implements high_power disable command.</w:t>
+        <w:t xml:space="preserve">Firmware implements </w:t>
+      </w:r>
+      <w:proofErr w:type="spellStart"/>
+      <w:r>
+        <w:t>high_power</w:t>
+      </w:r>
+      <w:proofErr w:type="spellEnd"/>
+      <w:r>
+        <w:t xml:space="preserve"> disable command.</w:t>
       </w:r>
     </w:p>
     <w:p>
@@ -8060,7 +8473,21 @@
               <w:rPr>
                 <w:sz w:val="16"/>
               </w:rPr>
-              <w:t>RESOLVED 2026-08-07. Confirmed normally-open, fail-safe hold-to-enable topology matches intent: status node pulled LOW (outputs off) by default/switch-open, pulled HIGH (outputs allowed) only while switch is actively closed. See Section 2.6.</w:t>
+              <w:t xml:space="preserve">RESOLVED 2026-08-07. Confirmed </w:t>
+            </w:r>
+            <w:proofErr w:type="gramStart"/>
+            <w:r>
+              <w:rPr>
+                <w:sz w:val="16"/>
+              </w:rPr>
+              <w:t>normally-open</w:t>
+            </w:r>
+            <w:proofErr w:type="gramEnd"/>
+            <w:r>
+              <w:rPr>
+                <w:sz w:val="16"/>
+              </w:rPr>
+              <w:t>, fail-safe hold-to-enable topology matches intent: status node pulled LOW (outputs off) by default/switch-open, pulled HIGH (outputs allowed) only while switch is actively closed. See Section 2.6.</w:t>
             </w:r>
           </w:p>
         </w:tc>
@@ -8184,7 +8611,21 @@
               <w:rPr>
                 <w:sz w:val="16"/>
               </w:rPr>
-              <w:t>Compare final controller sheet against Raspberry Pi official minimal design and the Bronco Space Lab BLVLink hardware v2.0 reference design before PCB routing.</w:t>
+              <w:t xml:space="preserve">Compare final controller sheet against Raspberry Pi official minimal design and the Bronco Space Lab </w:t>
+            </w:r>
+            <w:proofErr w:type="spellStart"/>
+            <w:r>
+              <w:rPr>
+                <w:sz w:val="16"/>
+              </w:rPr>
+              <w:t>BLVLink</w:t>
+            </w:r>
+            <w:proofErr w:type="spellEnd"/>
+            <w:r>
+              <w:rPr>
+                <w:sz w:val="16"/>
+              </w:rPr>
+              <w:t xml:space="preserve"> hardware v2.0 reference design before PCB routing.</w:t>
             </w:r>
           </w:p>
         </w:tc>
@@ -8308,7 +8749,21 @@
               <w:rPr>
                 <w:sz w:val="16"/>
               </w:rPr>
-              <w:t>RESOLVED 2026-08-07 for logic power. BAS21 diode + 4.7k RGND implemented in each TPS1HA08's own GND return path (D10/R99-&gt;U2, D11/R100-&gt;U5, D12/R101-&gt;U23), per TI's TPS1HA08-Q1 Section 9.1 application circuit. This topology is specific to eFuses and does not cover the drivetrain/arm/science battery inputs -- see the new open item below.</w:t>
+              <w:t xml:space="preserve">RESOLVED 2026-08-07 for logic power. BAS21 diode + 4.7k RGND implemented in each TPS1HA08's own GND return path (D10/R99-&gt;U2, D11/R100-&gt;U5, D12/R101-&gt;U23), per TI's TPS1HA08-Q1 Section 9.1 application circuit. This topology is specific to </w:t>
+            </w:r>
+            <w:proofErr w:type="spellStart"/>
+            <w:r>
+              <w:rPr>
+                <w:sz w:val="16"/>
+              </w:rPr>
+              <w:t>eFuses</w:t>
+            </w:r>
+            <w:proofErr w:type="spellEnd"/>
+            <w:r>
+              <w:rPr>
+                <w:sz w:val="16"/>
+              </w:rPr>
+              <w:t xml:space="preserve"> and does not cover the drivetrain/arm/science battery inputs -- see the new open item below.</w:t>
             </w:r>
           </w:p>
         </w:tc>
@@ -8367,7 +8822,15 @@
           </w:tcPr>
           <w:p>
             <w:r>
-              <w:t>Drive/Arm/Science wont have RCP.</w:t>
+              <w:t xml:space="preserve">Drive/Arm/Science </w:t>
+            </w:r>
+            <w:proofErr w:type="gramStart"/>
+            <w:r>
+              <w:t>wont</w:t>
+            </w:r>
+            <w:proofErr w:type="gramEnd"/>
+            <w:r>
+              <w:t xml:space="preserve"> have RCP.</w:t>
             </w:r>
           </w:p>
         </w:tc>
@@ -8606,7 +9069,23 @@
                   <w:color w:val="0563C1"/>
                   <w:u w:val="single"/>
                 </w:rPr>
-                <w:t>Bronco Space Lab BLVLink hardware v2.0 GitHub repository</w:t>
+                <w:t xml:space="preserve">Bronco Space Lab </w:t>
+              </w:r>
+              <w:proofErr w:type="spellStart"/>
+              <w:r>
+                <w:rPr>
+                  <w:color w:val="0563C1"/>
+                  <w:u w:val="single"/>
+                </w:rPr>
+                <w:t>BLVLink</w:t>
+              </w:r>
+              <w:proofErr w:type="spellEnd"/>
+              <w:r>
+                <w:rPr>
+                  <w:color w:val="0563C1"/>
+                  <w:u w:val="single"/>
+                </w:rPr>
+                <w:t xml:space="preserve"> hardware v2.0 GitHub repository</w:t>
               </w:r>
             </w:hyperlink>
           </w:p>
@@ -8620,7 +9099,21 @@
               <w:rPr>
                 <w:sz w:val="16"/>
               </w:rPr>
-              <w:t>RP2350 reference design cross-check. Use this repository to compare the custom controller sheet against known RP2350 support circuitry, including MCU schematic structure, USB, flash, crystal, SWD, BOOTSEL/RUN, and KiCad project organization before PCB routing.</w:t>
+              <w:t xml:space="preserve">RP2350 reference design cross-check. Use this repository to compare the custom controller sheet against known RP2350 support circuitry, including MCU schematic structure, USB, flash, crystal, SWD, BOOTSEL/RUN, and </w:t>
+            </w:r>
+            <w:proofErr w:type="spellStart"/>
+            <w:r>
+              <w:rPr>
+                <w:sz w:val="16"/>
+              </w:rPr>
+              <w:t>KiCad</w:t>
+            </w:r>
+            <w:proofErr w:type="spellEnd"/>
+            <w:r>
+              <w:rPr>
+                <w:sz w:val="16"/>
+              </w:rPr>
+              <w:t xml:space="preserve"> project organization before PCB routing.</w:t>
             </w:r>
           </w:p>
         </w:tc>
@@ -8714,7 +9207,21 @@
               <w:rPr>
                 <w:sz w:val="16"/>
               </w:rPr>
-              <w:t>MOSFET voltage, package, RDS(on), current class, gate charge.</w:t>
+              <w:t xml:space="preserve">MOSFET voltage, package, </w:t>
+            </w:r>
+            <w:proofErr w:type="gramStart"/>
+            <w:r>
+              <w:rPr>
+                <w:sz w:val="16"/>
+              </w:rPr>
+              <w:t>RDS(</w:t>
+            </w:r>
+            <w:proofErr w:type="gramEnd"/>
+            <w:r>
+              <w:rPr>
+                <w:sz w:val="16"/>
+              </w:rPr>
+              <w:t>on), current class, gate charge.</w:t>
             </w:r>
           </w:p>
         </w:tc>
@@ -8807,7 +9314,21 @@
               <w:rPr>
                 <w:sz w:val="16"/>
               </w:rPr>
-              <w:t>I2C buffer, bus recovery, hot-swap/buffering behavior.</w:t>
+              <w:t xml:space="preserve">I2C buffer, bus recovery, </w:t>
+            </w:r>
+            <w:proofErr w:type="gramStart"/>
+            <w:r>
+              <w:rPr>
+                <w:sz w:val="16"/>
+              </w:rPr>
+              <w:t>hot-swap</w:t>
+            </w:r>
+            <w:proofErr w:type="gramEnd"/>
+            <w:r>
+              <w:rPr>
+                <w:sz w:val="16"/>
+              </w:rPr>
+              <w:t>/buffering behavior.</w:t>
             </w:r>
           </w:p>
         </w:tc>
@@ -8852,11 +9373,19 @@
             <w:tcW w:w="5256" w:type="dxa"/>
           </w:tcPr>
           <w:p>
-            <w:r>
-              <w:rPr>
-                <w:sz w:val="16"/>
-              </w:rPr>
-              <w:t>Abracon ABM8-272-T3 listing</w:t>
+            <w:proofErr w:type="spellStart"/>
+            <w:r>
+              <w:rPr>
+                <w:sz w:val="16"/>
+              </w:rPr>
+              <w:t>Abracon</w:t>
+            </w:r>
+            <w:proofErr w:type="spellEnd"/>
+            <w:r>
+              <w:rPr>
+                <w:sz w:val="16"/>
+              </w:rPr>
+              <w:t xml:space="preserve"> ABM8-272-T3 listing</w:t>
             </w:r>
           </w:p>
         </w:tc>
@@ -8900,7 +9429,35 @@
               <w:rPr>
                 <w:sz w:val="16"/>
               </w:rPr>
-              <w:t>Smart high-side eFuse ahead of each LT8612 buck input. Ground-protection-network application circuit (Section 9.1) is the basis for the BAS21 reverse-battery-protection requirement.</w:t>
+              <w:t xml:space="preserve">Smart </w:t>
+            </w:r>
+            <w:proofErr w:type="gramStart"/>
+            <w:r>
+              <w:rPr>
+                <w:sz w:val="16"/>
+              </w:rPr>
+              <w:t>high-side</w:t>
+            </w:r>
+            <w:proofErr w:type="gramEnd"/>
+            <w:r>
+              <w:rPr>
+                <w:sz w:val="16"/>
+              </w:rPr>
+              <w:t xml:space="preserve"> </w:t>
+            </w:r>
+            <w:proofErr w:type="spellStart"/>
+            <w:r>
+              <w:rPr>
+                <w:sz w:val="16"/>
+              </w:rPr>
+              <w:t>eFuse</w:t>
+            </w:r>
+            <w:proofErr w:type="spellEnd"/>
+            <w:r>
+              <w:rPr>
+                <w:sz w:val="16"/>
+              </w:rPr>
+              <w:t xml:space="preserve"> ahead of each LT8612 buck input. Ground-protection-network application circuit (Section 9.1) is the basis for the BAS21 reverse-battery-protection requirement.</w:t>
             </w:r>
           </w:p>
         </w:tc>
@@ -8914,11 +9471,19 @@
             <w:tcW w:w="4629" w:type="dxa"/>
           </w:tcPr>
           <w:p>
-            <w:r>
-              <w:rPr>
-                <w:sz w:val="16"/>
-              </w:rPr>
-              <w:t>Nexperia BAS21 datasheet</w:t>
+            <w:proofErr w:type="spellStart"/>
+            <w:r>
+              <w:rPr>
+                <w:sz w:val="16"/>
+              </w:rPr>
+              <w:t>Nexperia</w:t>
+            </w:r>
+            <w:proofErr w:type="spellEnd"/>
+            <w:r>
+              <w:rPr>
+                <w:sz w:val="16"/>
+              </w:rPr>
+              <w:t xml:space="preserve"> BAS21 datasheet</w:t>
             </w:r>
           </w:p>
         </w:tc>

--- a/BILLEE_Rover_Control_Module_V1/PDB_Engineering_Requirements_and_Design_Guide_Rev_H.docx
+++ b/BILLEE_Rover_Control_Module_V1/PDB_Engineering_Requirements_and_Design_Guide_Rev_H.docx
@@ -1,6 +1,6 @@
 
 <file path=word/document.xml><?xml version="1.0" encoding="utf-8"?>
-<w:document xmlns:wpc="http://schemas.microsoft.com/office/word/2010/wordprocessingCanvas" xmlns:cx="http://schemas.microsoft.com/office/drawing/2014/chartex" xmlns:cx1="http://schemas.microsoft.com/office/drawing/2015/9/8/chartex" xmlns:cx2="http://schemas.microsoft.com/office/drawing/2015/10/21/chartex" xmlns:cx3="http://schemas.microsoft.com/office/drawing/2016/5/9/chartex" xmlns:cx4="http://schemas.microsoft.com/office/drawing/2016/5/10/chartex" xmlns:cx5="http://schemas.microsoft.com/office/drawing/2016/5/11/chartex" xmlns:cx6="http://schemas.microsoft.com/office/drawing/2016/5/12/chartex" xmlns:cx7="http://schemas.microsoft.com/office/drawing/2016/5/13/chartex" xmlns:cx8="http://schemas.microsoft.com/office/drawing/2016/5/14/chartex" xmlns:mc="http://schemas.openxmlformats.org/markup-compatibility/2006" xmlns:aink="http://schemas.microsoft.com/office/drawing/2016/ink" xmlns:am3d="http://schemas.microsoft.com/office/drawing/2017/model3d" xmlns:o="urn:schemas-microsoft-com:office:office" xmlns:oel="http://schemas.microsoft.com/office/2019/extlst" xmlns:r="http://schemas.openxmlformats.org/officeDocument/2006/relationships" xmlns:m="http://schemas.openxmlformats.org/officeDocument/2006/math" xmlns:v="urn:schemas-microsoft-com:vml" xmlns:wp14="http://schemas.microsoft.com/office/word/2010/wordprocessingDrawing" xmlns:wp="http://schemas.openxmlformats.org/drawingml/2006/wordprocessingDrawing" xmlns:w10="urn:schemas-microsoft-com:office:word" xmlns:w="http://schemas.openxmlformats.org/wordprocessingml/2006/main" xmlns:w14="http://schemas.microsoft.com/office/word/2010/wordml" xmlns:w15="http://schemas.microsoft.com/office/word/2012/wordml" xmlns:w16cei="http://schemas.microsoft.com/office/word/2026/wordml/cei" xmlns:w16cex="http://schemas.microsoft.com/office/word/2018/wordml/cex" xmlns:w16cid="http://schemas.microsoft.com/office/word/2016/wordml/cid" xmlns:w16="http://schemas.microsoft.com/office/word/2018/wordml" xmlns:w16du="http://schemas.microsoft.com/office/word/2023/wordml/word16du" xmlns:w16sdtdh="http://schemas.microsoft.com/office/word/2020/wordml/sdtdatahash" xmlns:w16sdtfl="http://schemas.microsoft.com/office/word/2024/wordml/sdtformatlock" xmlns:w16se="http://schemas.microsoft.com/office/word/2015/wordml/symex" xmlns:wpg="http://schemas.microsoft.com/office/word/2010/wordprocessingGroup" xmlns:wpi="http://schemas.microsoft.com/office/word/2010/wordprocessingInk" xmlns:wne="http://schemas.microsoft.com/office/word/2006/wordml" xmlns:wps="http://schemas.microsoft.com/office/word/2010/wordprocessingShape" mc:Ignorable="w14 w15 w16se w16cid w16 w16cex w16sdtdh w16sdtfl w16du wp14">
+<w:document xmlns:wpc="http://schemas.microsoft.com/office/word/2010/wordprocessingCanvas" xmlns:cx="http://schemas.microsoft.com/office/drawing/2014/chartex" xmlns:cx1="http://schemas.microsoft.com/office/drawing/2015/9/8/chartex" xmlns:cx2="http://schemas.microsoft.com/office/drawing/2015/10/21/chartex" xmlns:cx3="http://schemas.microsoft.com/office/drawing/2016/5/9/chartex" xmlns:cx4="http://schemas.microsoft.com/office/drawing/2016/5/10/chartex" xmlns:cx5="http://schemas.microsoft.com/office/drawing/2016/5/11/chartex" xmlns:cx6="http://schemas.microsoft.com/office/drawing/2016/5/12/chartex" xmlns:cx7="http://schemas.microsoft.com/office/drawing/2016/5/13/chartex" xmlns:cx8="http://schemas.microsoft.com/office/drawing/2016/5/14/chartex" xmlns:mc="http://schemas.openxmlformats.org/markup-compatibility/2006" xmlns:aink="http://schemas.microsoft.com/office/drawing/2016/ink" xmlns:am3d="http://schemas.microsoft.com/office/drawing/2017/model3d" xmlns:o="urn:schemas-microsoft-com:office:office" xmlns:oel="http://schemas.microsoft.com/office/2019/extlst" xmlns:r="http://schemas.openxmlformats.org/officeDocument/2006/relationships" xmlns:m="http://schemas.openxmlformats.org/officeDocument/2006/math" xmlns:v="urn:schemas-microsoft-com:vml" xmlns:wp14="http://schemas.microsoft.com/office/word/2010/wordprocessingDrawing" xmlns:wp="http://schemas.openxmlformats.org/drawingml/2006/wordprocessingDrawing" xmlns:w10="urn:schemas-microsoft-com:office:word" xmlns:w="http://schemas.openxmlformats.org/wordprocessingml/2006/main" xmlns:w14="http://schemas.microsoft.com/office/word/2010/wordml" xmlns:w15="http://schemas.microsoft.com/office/word/2012/wordml" xmlns:w16cex="http://schemas.microsoft.com/office/word/2018/wordml/cex" xmlns:w16cid="http://schemas.microsoft.com/office/word/2016/wordml/cid" xmlns:w16="http://schemas.microsoft.com/office/word/2018/wordml" xmlns:w16du="http://schemas.microsoft.com/office/word/2023/wordml/word16du" xmlns:w16sdtdh="http://schemas.microsoft.com/office/word/2020/wordml/sdtdatahash" xmlns:w16sdtfl="http://schemas.microsoft.com/office/word/2024/wordml/sdtformatlock" xmlns:w16se="http://schemas.microsoft.com/office/word/2015/wordml/symex" xmlns:wpg="http://schemas.microsoft.com/office/word/2010/wordprocessingGroup" xmlns:wpi="http://schemas.microsoft.com/office/word/2010/wordprocessingInk" xmlns:wne="http://schemas.microsoft.com/office/word/2006/wordml" xmlns:wps="http://schemas.microsoft.com/office/word/2010/wordprocessingShape" mc:Ignorable="w14 w15 w16se w16cid w16 w16cex w16sdtdh w16sdtfl w16du wp14">
   <w:body>
     <w:p>
       <w:pPr>
@@ -44,200 +44,147 @@
         <w:t>By Luca Lanzillotta</w:t>
       </w:r>
     </w:p>
-    <w:tbl>
-      <w:tblPr>
-        <w:tblStyle w:val="TableGrid"/>
-        <w:tblW w:w="0" w:type="auto"/>
-        <w:jc w:val="center"/>
-        <w:tblLook w:val="04A0" w:firstRow="1" w:lastRow="0" w:firstColumn="1" w:lastColumn="0" w:noHBand="0" w:noVBand="1"/>
-      </w:tblPr>
-      <w:tblGrid>
-        <w:gridCol w:w="1423"/>
-        <w:gridCol w:w="9305"/>
-      </w:tblGrid>
-      <w:tr>
-        <w:trPr>
-          <w:tblHeader/>
-          <w:jc w:val="center"/>
-        </w:trPr>
-        <w:tc>
-          <w:tcPr>
-            <w:tcW w:w="1440" w:type="dxa"/>
-            <w:shd w:val="clear" w:color="auto" w:fill="D9EAF7"/>
-            <w:vAlign w:val="center"/>
-          </w:tcPr>
-          <w:p>
-            <w:r>
-              <w:rPr>
-                <w:b/>
-                <w:sz w:val="16"/>
-              </w:rPr>
-              <w:t>Revision</w:t>
-            </w:r>
-          </w:p>
-        </w:tc>
-        <w:tc>
-          <w:tcPr>
-            <w:tcW w:w="9504" w:type="dxa"/>
-            <w:shd w:val="clear" w:color="auto" w:fill="D9EAF7"/>
-            <w:vAlign w:val="center"/>
-          </w:tcPr>
-          <w:p>
-            <w:r>
-              <w:rPr>
-                <w:b/>
-                <w:sz w:val="16"/>
-              </w:rPr>
-              <w:t>Major change</w:t>
-            </w:r>
-          </w:p>
-        </w:tc>
-      </w:tr>
-      <w:tr>
-        <w:trPr>
-          <w:jc w:val="center"/>
-        </w:trPr>
-        <w:tc>
-          <w:tcPr>
-            <w:tcW w:w="1440" w:type="dxa"/>
-          </w:tcPr>
-          <w:p>
-            <w:r>
-              <w:rPr>
-                <w:sz w:val="16"/>
-              </w:rPr>
-              <w:t>Rev G</w:t>
-            </w:r>
-          </w:p>
-        </w:tc>
-        <w:tc>
-          <w:tcPr>
-            <w:tcW w:w="9504" w:type="dxa"/>
-          </w:tcPr>
-          <w:p>
-            <w:r>
-              <w:rPr>
-                <w:sz w:val="16"/>
-              </w:rPr>
-              <w:t xml:space="preserve">Established RP2350A baseline controller (QFN-60, on-board). Updated GPIO allocation, I2C topology, Zephyr bindings, </w:t>
-            </w:r>
-            <w:proofErr w:type="spellStart"/>
-            <w:r>
-              <w:rPr>
-                <w:sz w:val="16"/>
-              </w:rPr>
-              <w:t>KiCad</w:t>
-            </w:r>
-            <w:proofErr w:type="spellEnd"/>
-            <w:r>
-              <w:rPr>
-                <w:sz w:val="16"/>
-              </w:rPr>
-              <w:t xml:space="preserve"> sheet plan, and LCSC part list. Six drivetrain MOSFET </w:t>
-            </w:r>
-            <w:proofErr w:type="gramStart"/>
-            <w:r>
-              <w:rPr>
-                <w:sz w:val="16"/>
-              </w:rPr>
-              <w:t>branches,</w:t>
-            </w:r>
-            <w:proofErr w:type="gramEnd"/>
-            <w:r>
-              <w:rPr>
-                <w:sz w:val="16"/>
-              </w:rPr>
-              <w:t xml:space="preserve"> split ARM/SCIENCE rails. Removed MCP23017 from baseline.</w:t>
-            </w:r>
-          </w:p>
-        </w:tc>
-      </w:tr>
-      <w:tr>
-        <w:trPr>
-          <w:jc w:val="center"/>
-        </w:trPr>
-        <w:tc>
-          <w:tcPr>
-            <w:tcW w:w="1425" w:type="dxa"/>
-          </w:tcPr>
-          <w:p>
-            <w:r>
-              <w:rPr>
-                <w:sz w:val="16"/>
-              </w:rPr>
-              <w:t>Rev H</w:t>
-            </w:r>
-          </w:p>
-        </w:tc>
-        <w:tc>
-          <w:tcPr>
-            <w:tcW w:w="9303" w:type="dxa"/>
-          </w:tcPr>
-          <w:p>
-            <w:r>
-              <w:rPr>
-                <w:sz w:val="16"/>
-              </w:rPr>
-              <w:t xml:space="preserve">Corrected E-stop architecture to </w:t>
-            </w:r>
-            <w:proofErr w:type="gramStart"/>
-            <w:r>
-              <w:rPr>
-                <w:sz w:val="16"/>
-              </w:rPr>
-              <w:t>normally-open</w:t>
-            </w:r>
-            <w:proofErr w:type="gramEnd"/>
-            <w:r>
-              <w:rPr>
-                <w:sz w:val="16"/>
-              </w:rPr>
-              <w:t xml:space="preserve">, fail-safe hold-to-enable topology (status node pulled LOW/disabled by default, pulled HIGH only while the switch is actively closed). Corrected POE/antenna input spec to reflect the actual module's 24V-max input rating (direct feed from 22.2V logic rail, no dedicated 12V regulation needed for that load). Changed Jetson/POE-switch/network-switch outputs from KF301 screw terminals to XT60 connectors. Removed USB ESD protection requirement (USB2 carries data only, no VBUS power delivery; D+/D- already current-limited by 27ohm series resistors). Added TPS1HA08BQPWPRQ1 </w:t>
-            </w:r>
-            <w:proofErr w:type="spellStart"/>
-            <w:r>
-              <w:rPr>
-                <w:sz w:val="16"/>
-              </w:rPr>
-              <w:t>eFuse</w:t>
-            </w:r>
-            <w:proofErr w:type="spellEnd"/>
-            <w:r>
-              <w:rPr>
-                <w:sz w:val="16"/>
-              </w:rPr>
-              <w:t xml:space="preserve"> to the locked BOM (already implemented in schematic; doc was out of sync). Added BAS21 ground-protection-network diode (per TI's TPS1HA08-Q1 reverse-battery-protection application circuit) as a new requirement. Corrected GPIO map: E_STOP_STATUS is GPIO12 (not GPIO13); DF11 breakout is GPIO13-27. Removed AUX_22_EN and SPARE_EN from the buffer/AND-gate channel plan and reduced SN74LVC08APWR baseline from 3 chips/12 channels to 2 chips/8 channels to match. Standardized on TXS0108EPWR as the GPIO buffer part (resolves prior SN74LVC244APWR/TXS0108EPWR self-contradiction in favor of what's </w:t>
-            </w:r>
-            <w:proofErr w:type="gramStart"/>
-            <w:r>
-              <w:rPr>
-                <w:sz w:val="16"/>
-              </w:rPr>
-              <w:t>actually built</w:t>
-            </w:r>
-            <w:proofErr w:type="gramEnd"/>
-            <w:r>
-              <w:rPr>
-                <w:sz w:val="16"/>
-              </w:rPr>
-              <w:t>). Removed external gate-source-pulldown requirement on IPT007N06N given LTC7001's internal INP pulldown holds TGDN toward source during startup/undriven conditions (residual case: LTC7001 fully unpowered leaves TGDN high-Z, tracked as an accepted risk in Section 12). Documented OVLO trip point (~32V) as an intentional design margin for a possible future higher-voltage drivetrain battery, not a defect — current 4S pack has no overvoltage trip margin under this setting. Confirmed IPT007N06N/LTC7001 gate-driver supply on the 12V rail and RP2350/USB/QSPI/crystal circuits against datasheets. I2C address strap collisions and the LTC7001 VCCUV finding (the latter a review-tooling error, not a schematic gap) are resolved as of 2026-08-08 -- see Section 12, Open Verification Items, for detail and history.</w:t>
-            </w:r>
-          </w:p>
-        </w:tc>
-      </w:tr>
-    </w:tbl>
     <w:p>
       <w:pPr>
-        <w:spacing w:after="60"/>
-      </w:pPr>
+        <w:pStyle w:val="Heading1"/>
+        <w:spacing w:before="160" w:after="80"/>
+      </w:pPr>
+      <w:r>
+        <w:t>Table of Contents</w:t>
+      </w:r>
     </w:p>
     <w:p>
       <w:pPr>
+        <w:pStyle w:val="ListBullet"/>
+        <w:spacing w:after="60"/>
+      </w:pPr>
+      <w:r>
+        <w:t>1. How to Use This Document</w:t>
+      </w:r>
+    </w:p>
+    <w:p>
+      <w:pPr>
+        <w:pStyle w:val="ListBullet"/>
+        <w:spacing w:after="60"/>
+      </w:pPr>
+      <w:r>
+        <w:t>2. Locked System Requirements</w:t>
+      </w:r>
+    </w:p>
+    <w:p>
+      <w:pPr>
+        <w:pStyle w:val="ListBullet"/>
+        <w:spacing w:after="60"/>
+      </w:pPr>
+      <w:r>
+        <w:t>3. System Block Diagram / Architecture</w:t>
+      </w:r>
+    </w:p>
+    <w:p>
+      <w:pPr>
+        <w:pStyle w:val="ListBullet"/>
+        <w:spacing w:after="60"/>
+      </w:pPr>
+      <w:r>
+        <w:t>4. Part Selection and LCSC/JLCPCB Procurement Table</w:t>
+      </w:r>
+    </w:p>
+    <w:p>
+      <w:pPr>
+        <w:pStyle w:val="ListBullet"/>
+        <w:spacing w:after="60"/>
+      </w:pPr>
+      <w:r>
+        <w:t>5. Sensor Specifications and I2C Address Map</w:t>
+      </w:r>
+    </w:p>
+    <w:p>
+      <w:pPr>
+        <w:pStyle w:val="ListBullet"/>
+        <w:spacing w:after="60"/>
+      </w:pPr>
+      <w:r>
+        <w:t>6. RP2350 GPIO Allocation and Software Bindings</w:t>
+      </w:r>
+    </w:p>
+    <w:p>
+      <w:pPr>
+        <w:pStyle w:val="ListBullet"/>
+        <w:spacing w:after="60"/>
+      </w:pPr>
+      <w:r>
+        <w:t>7. Connection Requirements and PCB Guidelines</w:t>
+      </w:r>
+    </w:p>
+    <w:p>
+      <w:pPr>
+        <w:pStyle w:val="ListBullet"/>
+        <w:spacing w:after="60"/>
+      </w:pPr>
+      <w:r>
+        <w:t xml:space="preserve">8. </w:t>
+      </w:r>
+      <w:proofErr w:type="spellStart"/>
+      <w:r>
+        <w:t>KiCad</w:t>
+      </w:r>
+      <w:proofErr w:type="spellEnd"/>
+      <w:r>
+        <w:t xml:space="preserve"> Schematic Sheet Plan</w:t>
+      </w:r>
+    </w:p>
+    <w:p>
+      <w:pPr>
+        <w:pStyle w:val="ListBullet"/>
+        <w:spacing w:after="60"/>
+      </w:pPr>
+      <w:r>
+        <w:t>9. Software Implications</w:t>
+      </w:r>
+    </w:p>
+    <w:p>
+      <w:pPr>
+        <w:pStyle w:val="ListBullet"/>
+        <w:spacing w:after="60"/>
+      </w:pPr>
+      <w:r>
+        <w:t>10. Validation and Bring-Up Plan</w:t>
+      </w:r>
+    </w:p>
+    <w:p>
+      <w:pPr>
+        <w:pStyle w:val="ListBullet"/>
+        <w:spacing w:after="60"/>
+      </w:pPr>
+      <w:r>
+        <w:t>11. Design Checklist / Assignment Rubric</w:t>
+      </w:r>
+    </w:p>
+    <w:p>
+      <w:pPr>
+        <w:pStyle w:val="ListBullet"/>
+        <w:spacing w:after="60"/>
+      </w:pPr>
+      <w:r>
+        <w:t>12. Open Verification Items</w:t>
+      </w:r>
+    </w:p>
+    <w:p>
+      <w:pPr>
+        <w:pStyle w:val="ListBullet"/>
+        <w:spacing w:after="60"/>
+      </w:pPr>
+      <w:r>
+        <w:t>13. References</w:t>
+      </w:r>
+    </w:p>
+    <w:p>
+      <w:pPr>
         <w:pStyle w:val="Heading1"/>
         <w:spacing w:before="160" w:after="80"/>
       </w:pPr>
       <w:r>
-        <w:t>Table of Contents</w:t>
+        <w:t>1. How to Use This Document</w:t>
       </w:r>
     </w:p>
     <w:p>
@@ -246,7 +193,10 @@
         <w:spacing w:after="60"/>
       </w:pPr>
       <w:r>
-        <w:t>1. How to Use This Document</w:t>
+        <w:t xml:space="preserve">Use Sections 2 and 3 to </w:t>
+      </w:r>
+      <w:r>
+        <w:t>learn the architecture</w:t>
       </w:r>
     </w:p>
     <w:p>
@@ -255,7 +205,7 @@
         <w:spacing w:after="60"/>
       </w:pPr>
       <w:r>
-        <w:t>2. Locked System Requirements</w:t>
+        <w:t>Use Sections 4 through 6 to lock parts, sensors, I2C buses, I2C addresses, and GPIO usage.</w:t>
       </w:r>
     </w:p>
     <w:p>
@@ -264,7 +214,7 @@
         <w:spacing w:after="60"/>
       </w:pPr>
       <w:r>
-        <w:t>3. System Block Diagram / Architecture</w:t>
+        <w:t>Use Sections 7 and 8 as schematic and PCB layout requirements.</w:t>
       </w:r>
     </w:p>
     <w:p>
@@ -273,7 +223,7 @@
         <w:spacing w:after="60"/>
       </w:pPr>
       <w:r>
-        <w:t>4. Part Selection and LCSC/JLCPCB Procurement Table</w:t>
+        <w:t>Use Sections 9 and 10 as firmware and bring-up requirements.</w:t>
       </w:r>
     </w:p>
     <w:p>
@@ -282,16 +232,40 @@
         <w:spacing w:after="60"/>
       </w:pPr>
       <w:r>
-        <w:t>5. Sensor Specifications and I2C Address Map</w:t>
+        <w:t>Use Section 11 as the assignment checklist and review rubric.</w:t>
       </w:r>
     </w:p>
     <w:p>
       <w:pPr>
+        <w:pStyle w:val="Heading1"/>
+        <w:spacing w:before="160" w:after="80"/>
+      </w:pPr>
+      <w:r>
+        <w:t>2. Locked System Requirements</w:t>
+      </w:r>
+    </w:p>
+    <w:p>
+      <w:pPr>
+        <w:pStyle w:val="Heading2"/>
+        <w:spacing w:before="160" w:after="80"/>
+      </w:pPr>
+      <w:r>
+        <w:t>2.1 Controller Requirement</w:t>
+      </w:r>
+    </w:p>
+    <w:p>
+      <w:pPr>
         <w:pStyle w:val="ListBullet"/>
         <w:spacing w:after="60"/>
       </w:pPr>
       <w:r>
-        <w:t>6. RP2350 GPIO Allocation and Software Bindings</w:t>
+        <w:t>The baseline controller shall be a bare Raspberry Pi RP2350A placed directly on the P</w:t>
+      </w:r>
+      <w:r>
+        <w:t>C</w:t>
+      </w:r>
+      <w:r>
+        <w:t>B.</w:t>
       </w:r>
     </w:p>
     <w:p>
@@ -300,7 +274,15 @@
         <w:spacing w:after="60"/>
       </w:pPr>
       <w:r>
-        <w:t>7. Connection Requirements and PCB Guidelines</w:t>
+        <w:t xml:space="preserve">The schematic shall follow the Raspberry Pi RP2350 hardware design guide and the Bronco Space Lab </w:t>
+      </w:r>
+      <w:proofErr w:type="spellStart"/>
+      <w:r>
+        <w:t>BLVLink</w:t>
+      </w:r>
+      <w:proofErr w:type="spellEnd"/>
+      <w:r>
+        <w:t xml:space="preserve"> hardware v2.0 reference design for RP2350 support circuitry.</w:t>
       </w:r>
     </w:p>
     <w:p>
@@ -309,15 +291,7 @@
         <w:spacing w:after="60"/>
       </w:pPr>
       <w:r>
-        <w:t xml:space="preserve">8. </w:t>
-      </w:r>
-      <w:proofErr w:type="spellStart"/>
-      <w:r>
-        <w:t>KiCad</w:t>
-      </w:r>
-      <w:proofErr w:type="spellEnd"/>
-      <w:r>
-        <w:t xml:space="preserve"> Schematic Sheet Plan</w:t>
+        <w:t>The controller shall expose USB-C for USB device/programming/serial connection to the Jetson.</w:t>
       </w:r>
     </w:p>
     <w:p>
@@ -326,173 +300,6 @@
         <w:spacing w:after="60"/>
       </w:pPr>
       <w:r>
-        <w:t>9. Software Implications</w:t>
-      </w:r>
-    </w:p>
-    <w:p>
-      <w:pPr>
-        <w:pStyle w:val="ListBullet"/>
-        <w:spacing w:after="60"/>
-      </w:pPr>
-      <w:r>
-        <w:t>10. Validation and Bring-Up Plan</w:t>
-      </w:r>
-    </w:p>
-    <w:p>
-      <w:pPr>
-        <w:pStyle w:val="ListBullet"/>
-        <w:spacing w:after="60"/>
-      </w:pPr>
-      <w:r>
-        <w:t>11. Design Checklist / Assignment Rubric</w:t>
-      </w:r>
-    </w:p>
-    <w:p>
-      <w:pPr>
-        <w:pStyle w:val="ListBullet"/>
-        <w:spacing w:after="60"/>
-      </w:pPr>
-      <w:r>
-        <w:t>12. Open Verification Items</w:t>
-      </w:r>
-    </w:p>
-    <w:p>
-      <w:pPr>
-        <w:pStyle w:val="ListBullet"/>
-        <w:spacing w:after="60"/>
-      </w:pPr>
-      <w:r>
-        <w:t>13. References</w:t>
-      </w:r>
-    </w:p>
-    <w:p>
-      <w:pPr>
-        <w:pStyle w:val="Heading1"/>
-        <w:spacing w:before="160" w:after="80"/>
-      </w:pPr>
-      <w:r>
-        <w:t>1. How to Use This Document</w:t>
-      </w:r>
-    </w:p>
-    <w:p>
-      <w:pPr>
-        <w:pStyle w:val="ListBullet"/>
-        <w:spacing w:after="60"/>
-      </w:pPr>
-      <w:r>
-        <w:t xml:space="preserve">Use Sections 2 and 3 to </w:t>
-      </w:r>
-      <w:r>
-        <w:t xml:space="preserve">learn </w:t>
-      </w:r>
-      <w:proofErr w:type="gramStart"/>
-      <w:r>
-        <w:t>the architecture</w:t>
-      </w:r>
-      <w:proofErr w:type="gramEnd"/>
-    </w:p>
-    <w:p>
-      <w:pPr>
-        <w:pStyle w:val="ListBullet"/>
-        <w:spacing w:after="60"/>
-      </w:pPr>
-      <w:r>
-        <w:t>Use Sections 4 through 6 to lock parts, sensors, I2C buses, I2C addresses, and GPIO usage.</w:t>
-      </w:r>
-    </w:p>
-    <w:p>
-      <w:pPr>
-        <w:pStyle w:val="ListBullet"/>
-        <w:spacing w:after="60"/>
-      </w:pPr>
-      <w:r>
-        <w:t>Use Sections 7 and 8 as schematic and PCB layout requirements.</w:t>
-      </w:r>
-    </w:p>
-    <w:p>
-      <w:pPr>
-        <w:pStyle w:val="ListBullet"/>
-        <w:spacing w:after="60"/>
-      </w:pPr>
-      <w:r>
-        <w:t>Use Sections 9 and 10 as firmware and bring-up requirements.</w:t>
-      </w:r>
-    </w:p>
-    <w:p>
-      <w:pPr>
-        <w:pStyle w:val="ListBullet"/>
-        <w:spacing w:after="60"/>
-      </w:pPr>
-      <w:r>
-        <w:t>Use Section 11 as the assignment checklist and review rubric.</w:t>
-      </w:r>
-    </w:p>
-    <w:p>
-      <w:pPr>
-        <w:pStyle w:val="Heading1"/>
-        <w:spacing w:before="160" w:after="80"/>
-      </w:pPr>
-      <w:r>
-        <w:t>2. Locked System Requirements</w:t>
-      </w:r>
-    </w:p>
-    <w:p>
-      <w:pPr>
-        <w:pStyle w:val="Heading2"/>
-        <w:spacing w:before="160" w:after="80"/>
-      </w:pPr>
-      <w:r>
-        <w:t>2.1 Controller Requirement</w:t>
-      </w:r>
-    </w:p>
-    <w:p>
-      <w:pPr>
-        <w:pStyle w:val="ListBullet"/>
-        <w:spacing w:after="60"/>
-      </w:pPr>
-      <w:r>
-        <w:t>The baseline controller shall be a bare Raspberry Pi RP2350A placed directly on the P</w:t>
-      </w:r>
-      <w:r>
-        <w:t>C</w:t>
-      </w:r>
-      <w:r>
-        <w:t>B.</w:t>
-      </w:r>
-    </w:p>
-    <w:p>
-      <w:pPr>
-        <w:pStyle w:val="ListBullet"/>
-        <w:spacing w:after="60"/>
-      </w:pPr>
-      <w:r>
-        <w:t xml:space="preserve">The schematic shall follow the Raspberry Pi RP2350 hardware design guide and the Bronco Space Lab </w:t>
-      </w:r>
-      <w:proofErr w:type="spellStart"/>
-      <w:r>
-        <w:t>BLVLink</w:t>
-      </w:r>
-      <w:proofErr w:type="spellEnd"/>
-      <w:r>
-        <w:t xml:space="preserve"> hardware v2.0 reference design for RP2350 support circuitry.</w:t>
-      </w:r>
-    </w:p>
-    <w:p>
-      <w:pPr>
-        <w:pStyle w:val="ListBullet"/>
-        <w:spacing w:after="60"/>
-      </w:pPr>
-      <w:r>
-        <w:t>The controller shall expose USB-C for USB device/programming/serial connection to the Jetson.</w:t>
-      </w:r>
-    </w:p>
-    <w:p>
-      <w:pPr>
-        <w:pStyle w:val="ListBullet"/>
-        <w:spacing w:after="60"/>
-      </w:pPr>
-      <w:r>
-        <w:lastRenderedPageBreak/>
         <w:t>The controller shall support Zephyr/F Prime development. The software baseline shall use RP2350/Raspberry Pi Pico 2 Zephyr support as the closest reference target.</w:t>
       </w:r>
     </w:p>
@@ -837,7 +644,16 @@
         <w:t>load switch</w:t>
       </w:r>
       <w:r>
-        <w:t xml:space="preserve"> (no dedicated 12 V regulation is required for this load). Note: a freshly charged 6S pack can briefly exceed 24 V (up to ~25.2 V at full charge) before settling under load</w:t>
+        <w:t xml:space="preserve"> </w:t>
+      </w:r>
+      <w:r>
+        <w:t>(</w:t>
+      </w:r>
+      <w:r>
+        <w:t>Note: a freshly charged 6S pack can briefly exceed 24 V (up to ~25.2 V at full charge) before settling under load</w:t>
+      </w:r>
+      <w:r>
+        <w:t>)</w:t>
       </w:r>
     </w:p>
     <w:p>
@@ -861,7 +677,11 @@
         <w:spacing w:after="60"/>
       </w:pPr>
       <w:r>
-        <w:t>The aux output shall be a 12 V, always-on regulator output shared with the network switch (not individually RP2350-controlled or E-stop-gated, and not INA780x-monitored -- AUX_22_EN was removed from the buffer/AND-gate baseline; see Section 6.3).</w:t>
+        <w:lastRenderedPageBreak/>
+        <w:t>The aux output shall be a 12 V, always-on regulator output shared with the network switch</w:t>
+      </w:r>
+      <w:r>
+        <w:t>.</w:t>
       </w:r>
     </w:p>
     <w:p>
@@ -870,15 +690,7 @@
         <w:spacing w:after="60"/>
       </w:pPr>
       <w:r>
-        <w:t xml:space="preserve">The RP2350 </w:t>
-      </w:r>
-      <w:proofErr w:type="gramStart"/>
-      <w:r>
-        <w:t>shall</w:t>
-      </w:r>
-      <w:proofErr w:type="gramEnd"/>
-      <w:r>
-        <w:t xml:space="preserve"> be powered from onboard housekeeping power, not from Jetson USB.</w:t>
+        <w:t>The RP2350 shall be powered from onboard housekeeping power, not from Jetson USB.</w:t>
       </w:r>
       <w:r>
         <w:t xml:space="preserve"> Jetson USB is just for serial connection.</w:t>
@@ -908,7 +720,10 @@
         <w:spacing w:after="60"/>
       </w:pPr>
       <w:r>
-        <w:t>Each drivetrain branch shall use one IPT007N06N high-power N-channel MOSFET or approved equivalent.</w:t>
+        <w:t>Each drivetrain branch shall use one IPT007N06N high-power N-channel MOSFET</w:t>
+      </w:r>
+      <w:r>
+        <w:t>.</w:t>
       </w:r>
     </w:p>
     <w:p>
@@ -917,7 +732,21 @@
         <w:spacing w:after="60"/>
       </w:pPr>
       <w:r>
-        <w:t>Each drivetrain branch shall use one high-side N-MOSFET gate driver.</w:t>
+        <w:t xml:space="preserve">Each drivetrain branch shall </w:t>
+      </w:r>
+      <w:r>
+        <w:t>be power sequenced using</w:t>
+      </w:r>
+      <w:r>
+        <w:t xml:space="preserve"> one dedicated native RP2350 </w:t>
+      </w:r>
+      <w:proofErr w:type="spellStart"/>
+      <w:r>
+        <w:t>DRIVE_EN_x</w:t>
+      </w:r>
+      <w:proofErr w:type="spellEnd"/>
+      <w:r>
+        <w:t xml:space="preserve"> GPIO.</w:t>
       </w:r>
     </w:p>
     <w:p>
@@ -926,7 +755,7 @@
         <w:spacing w:after="60"/>
       </w:pPr>
       <w:r>
-        <w:t xml:space="preserve">Each drivetrain branch shall have one dedicated native RP2350 </w:t>
+        <w:t xml:space="preserve">Each </w:t>
       </w:r>
       <w:proofErr w:type="spellStart"/>
       <w:r>
@@ -934,7 +763,7 @@
       </w:r>
       <w:proofErr w:type="spellEnd"/>
       <w:r>
-        <w:t xml:space="preserve"> GPIO.</w:t>
+        <w:t xml:space="preserve"> signal shall pass through the GPIO buffer and E-stop gate before reaching the gate-driver input.</w:t>
       </w:r>
     </w:p>
     <w:p>
@@ -943,15 +772,7 @@
         <w:spacing w:after="60"/>
       </w:pPr>
       <w:r>
-        <w:t xml:space="preserve">Each </w:t>
-      </w:r>
-      <w:proofErr w:type="spellStart"/>
-      <w:r>
-        <w:t>DRIVE_EN_x</w:t>
-      </w:r>
-      <w:proofErr w:type="spellEnd"/>
-      <w:r>
-        <w:t xml:space="preserve"> signal shall pass through the GPIO buffer and E-stop gate before reaching the gate-driver input.</w:t>
+        <w:t>Each drivetrain branch shall include one INA780x I2C current/voltage/power monitor after the MOSFET switch.</w:t>
       </w:r>
     </w:p>
     <w:p>
@@ -960,22 +781,34 @@
         <w:spacing w:after="60"/>
       </w:pPr>
       <w:r>
-        <w:t>Each drivetrain branch shall include one INA780x I2C current/voltage/power monitor after the MOSFET switch.</w:t>
+        <w:t xml:space="preserve">Each drivetrain branch output shall use a </w:t>
+      </w:r>
+      <w:r>
+        <w:t>horizontal</w:t>
+      </w:r>
+      <w:r>
+        <w:t xml:space="preserve"> through-hole XT60 connecto</w:t>
+      </w:r>
+      <w:r>
+        <w:t>r</w:t>
       </w:r>
     </w:p>
     <w:p>
       <w:pPr>
+        <w:pStyle w:val="Heading2"/>
+        <w:spacing w:before="160" w:after="80"/>
+      </w:pPr>
+      <w:r>
+        <w:t>2.5 Arm/Science Requirements</w:t>
+      </w:r>
+    </w:p>
+    <w:p>
+      <w:pPr>
         <w:pStyle w:val="ListBullet"/>
         <w:spacing w:after="60"/>
       </w:pPr>
       <w:r>
-        <w:t xml:space="preserve">Each drivetrain branch output shall use a </w:t>
-      </w:r>
-      <w:r>
-        <w:t>horizontal</w:t>
-      </w:r>
-      <w:r>
-        <w:t xml:space="preserve"> through-hole XT60 connector facing up.</w:t>
+        <w:t>The arm/science domain shall be split into two independent rails: ARM and SCIENCE.</w:t>
       </w:r>
     </w:p>
     <w:p>
@@ -984,16 +817,46 @@
         <w:spacing w:after="60"/>
       </w:pPr>
       <w:r>
-        <w:t>No TPS1HB08 shall be used for drivetrain motor-controller switching.</w:t>
+        <w:t xml:space="preserve">The ARM </w:t>
+      </w:r>
+      <w:r>
+        <w:t xml:space="preserve">and SCIENCE </w:t>
+      </w:r>
+      <w:r>
+        <w:t>rail shall use the same MOSFET + gate driver + INA780x pattern as the drivetrain branches.</w:t>
       </w:r>
     </w:p>
     <w:p>
       <w:pPr>
+        <w:pStyle w:val="ListBullet"/>
+        <w:spacing w:after="60"/>
+      </w:pPr>
+      <w:r>
+        <w:t>ARM_EN and SCIENCE_EN shall be independent native RP2350 GPIO outputs</w:t>
+      </w:r>
+      <w:r>
+        <w:t xml:space="preserve"> to power sequence</w:t>
+      </w:r>
+      <w:r>
+        <w:t>.</w:t>
+      </w:r>
+    </w:p>
+    <w:p>
+      <w:pPr>
+        <w:pStyle w:val="ListBullet"/>
+        <w:spacing w:after="60"/>
+      </w:pPr>
+      <w:r>
+        <w:t>ARM_EN and SCIENCE_EN shall pass through the GPIO buffer and E-stop gate before reaching the gate-driver inputs.</w:t>
+      </w:r>
+    </w:p>
+    <w:p>
+      <w:pPr>
         <w:pStyle w:val="Heading2"/>
         <w:spacing w:before="160" w:after="80"/>
       </w:pPr>
       <w:r>
-        <w:t>2.5 Arm/Science Requirements</w:t>
+        <w:t>2.6 E-stop Requirements</w:t>
       </w:r>
     </w:p>
     <w:p>
@@ -1002,7 +865,7 @@
         <w:spacing w:after="60"/>
       </w:pPr>
       <w:r>
-        <w:t>The arm/science domain shall be split into two independent rails: ARM and SCIENCE.</w:t>
+        <w:t>The PDB shall expose a two-pin screw terminal for the external E-stop/enable switch.</w:t>
       </w:r>
     </w:p>
     <w:p>
@@ -1011,7 +874,18 @@
         <w:spacing w:after="60"/>
       </w:pPr>
       <w:r>
-        <w:t>The ARM rail shall use the same MOSFET + gate driver + INA780x pattern as the drivetrain branches.</w:t>
+        <w:t xml:space="preserve">The switch is normally </w:t>
+      </w:r>
+      <w:r>
+        <w:t xml:space="preserve">closed, pulling the ESTOP AND gate input HIGH on idle, this means that when the ESTOP is twisted, it opens, and the integrated </w:t>
+      </w:r>
+      <w:proofErr w:type="gramStart"/>
+      <w:r>
+        <w:t>pull down</w:t>
+      </w:r>
+      <w:proofErr w:type="gramEnd"/>
+      <w:r>
+        <w:t xml:space="preserve"> resistor pulls the AND gate low.</w:t>
       </w:r>
     </w:p>
     <w:p>
@@ -1020,7 +894,28 @@
         <w:spacing w:after="60"/>
       </w:pPr>
       <w:r>
-        <w:t>The SCIENCE rail shall use the same MOSFET + gate driver + INA780x pattern as the drivetrain branches.</w:t>
+        <w:t xml:space="preserve">When the switch is </w:t>
+      </w:r>
+      <w:r>
+        <w:t>activated</w:t>
+      </w:r>
+      <w:r>
+        <w:t xml:space="preserve"> </w:t>
+      </w:r>
+      <w:r>
+        <w:t xml:space="preserve">(switch opens), </w:t>
+      </w:r>
+      <w:r>
+        <w:t>all functional outputs</w:t>
+      </w:r>
+      <w:r>
+        <w:t xml:space="preserve"> aside from the logic subsystem</w:t>
+      </w:r>
+      <w:r>
+        <w:t xml:space="preserve"> shall be off</w:t>
+      </w:r>
+      <w:r>
+        <w:t>. This is so we can still communicate to the system in case of a subsystem fault.</w:t>
       </w:r>
     </w:p>
     <w:p>
@@ -1029,7 +924,7 @@
         <w:spacing w:after="60"/>
       </w:pPr>
       <w:r>
-        <w:t>ARM_EN and SCIENCE_EN shall be independent native RP2350 GPIO outputs.</w:t>
+        <w:t>E_STOP_OK shall be routed to every controlled output enable gate.</w:t>
       </w:r>
     </w:p>
     <w:p>
@@ -1038,91 +933,393 @@
         <w:spacing w:after="60"/>
       </w:pPr>
       <w:r>
-        <w:t>ARM_EN and SCIENCE_EN shall pass through the GPIO buffer and E-stop gate before reaching the gate-driver inputs.</w:t>
+        <w:t xml:space="preserve">Software high-power-disable </w:t>
+      </w:r>
+      <w:r>
+        <w:t>exists for Drive/Science/Arms, but logic is never gated.</w:t>
       </w:r>
     </w:p>
     <w:p>
       <w:pPr>
+        <w:pStyle w:val="Heading2"/>
+        <w:spacing w:before="160" w:after="80"/>
+      </w:pPr>
+      <w:r>
+        <w:t>2.7 GPIO and Control Requirements</w:t>
+      </w:r>
+    </w:p>
+    <w:p>
+      <w:pPr>
         <w:pStyle w:val="ListBullet"/>
         <w:spacing w:after="60"/>
       </w:pPr>
       <w:r>
-        <w:t>Each rail shall have its own INA780x monitor and high-current output connector.</w:t>
+        <w:t>All RP2350-controlled output GPIO shall pass through TXS0108EPWR GPIO buffers (used here as straight 3.3V-to-3.3V buffers, VCCA=VCCB) before downstream logic.</w:t>
       </w:r>
     </w:p>
     <w:p>
       <w:pPr>
+        <w:pStyle w:val="ListBullet"/>
+        <w:spacing w:after="60"/>
+      </w:pPr>
+      <w:r>
+        <w:t>Buffered enable outputs shall pass through SN74LVC08APWR E-stop gates before reaching gate-driver or load-switch control inputs.</w:t>
+      </w:r>
+    </w:p>
+    <w:p>
+      <w:pPr>
+        <w:pStyle w:val="ListBullet"/>
+        <w:spacing w:after="60"/>
+      </w:pPr>
+      <w:r>
+        <w:t xml:space="preserve">The GPIO buffer and </w:t>
+      </w:r>
+      <w:proofErr w:type="spellStart"/>
+      <w:r>
+        <w:t>AND</w:t>
+      </w:r>
+      <w:proofErr w:type="spellEnd"/>
+      <w:r>
+        <w:t xml:space="preserve"> gates shall be powered from the 3.3 V housekeeping rail.</w:t>
+      </w:r>
+    </w:p>
+    <w:p>
+      <w:pPr>
+        <w:pStyle w:val="ListBullet"/>
+        <w:spacing w:after="60"/>
+      </w:pPr>
+      <w:r>
+        <w:t>Gate-driver logic inputs shall be compatible with the 3.3 V buffered control chain.</w:t>
+      </w:r>
+    </w:p>
+    <w:p>
+      <w:pPr>
+        <w:pStyle w:val="ListBullet"/>
+        <w:spacing w:after="60"/>
+      </w:pPr>
+      <w:r>
+        <w:t>Gate-driver supply requirements shall be verified from the selected driver datasheet. Do not assume the gate-driver power pin can use 3.3 V unless the selected driver explicitly supports that and still fully enhances the MOSFET.</w:t>
+      </w:r>
+    </w:p>
+    <w:p>
+      <w:pPr>
+        <w:pStyle w:val="Heading1"/>
+        <w:spacing w:before="160" w:after="80"/>
+      </w:pPr>
+      <w:r>
+        <w:t>3. System Block Diagram / Architecture</w:t>
+      </w:r>
+    </w:p>
+    <w:p>
+      <w:pPr>
         <w:pStyle w:val="Heading2"/>
         <w:spacing w:before="160" w:after="80"/>
       </w:pPr>
       <w:r>
-        <w:t>2.6 E-stop Requirements</w:t>
+        <w:t>3.1 Top-Level System Tree</w:t>
       </w:r>
     </w:p>
     <w:p>
       <w:pPr>
-        <w:pStyle w:val="ListBullet"/>
+        <w:pStyle w:val="CodeBlock"/>
         <w:spacing w:after="60"/>
       </w:pPr>
       <w:r>
-        <w:t>The PDB shall expose a two-pin screw terminal for the external E-stop/enable switch.</w:t>
+        <w:t>PDB</w:t>
+      </w:r>
+      <w:r>
+        <w:br/>
+        <w:t>|</w:t>
+      </w:r>
+      <w:r>
+        <w:br/>
+        <w:t>|-- 22.2 V LOGIC/COMMS INPUT (6S LiPo, XT</w:t>
+      </w:r>
+      <w:r>
+        <w:t>9</w:t>
+      </w:r>
+      <w:r>
+        <w:t>0)</w:t>
+      </w:r>
+      <w:r>
+        <w:br/>
+        <w:t>|   |-- E-stop-enabled logic bus</w:t>
+      </w:r>
+      <w:r>
+        <w:br/>
+        <w:t>|   |-- always-on housekeeping buck -&gt; 3.3 V -&gt; RP2350 + buffers + I2C logic</w:t>
+      </w:r>
+      <w:r>
+        <w:br/>
+        <w:t>|   |-- always-on protected/regulator path -&gt; Jetson output</w:t>
       </w:r>
     </w:p>
     <w:p>
       <w:pPr>
-        <w:pStyle w:val="ListBullet"/>
+        <w:pStyle w:val="CodeBlock"/>
         <w:spacing w:after="60"/>
       </w:pPr>
       <w:r>
-        <w:t>The switch is normally open: it is open in its default/at-rest state and closes only while actively engaged, connecting the E-stop status node to the logic 3.3 V rail.</w:t>
+        <w:t>|   |-- breaking off from before Jetson regulator -&gt; 22.2V output for POE</w:t>
+      </w:r>
+      <w:r>
+        <w:br/>
+        <w:t>|   |-- always-on 12 V regulator path -&gt; Network switch + Aux, 10 W load</w:t>
+      </w:r>
+      <w:r>
+        <w:br/>
+        <w:t xml:space="preserve">|  </w:t>
+      </w:r>
+      <w:r>
+        <w:br/>
+        <w:t>|</w:t>
+      </w:r>
+      <w:r>
+        <w:br/>
+        <w:t>|-- 14.4 V DRIVETRAIN INPUT (4S LiPo, XT</w:t>
+      </w:r>
+      <w:r>
+        <w:t>90</w:t>
+      </w:r>
+      <w:r>
+        <w:t>)</w:t>
+      </w:r>
+      <w:r>
+        <w:br/>
+        <w:t xml:space="preserve">|   |-- DRIVE branch 1: gate driver -&gt; IPT007N06N -&gt; INA780x -&gt; </w:t>
+      </w:r>
+      <w:r>
+        <w:t>horizontal</w:t>
+      </w:r>
+      <w:r>
+        <w:t xml:space="preserve"> XT60</w:t>
+      </w:r>
+      <w:r>
+        <w:br/>
+        <w:t xml:space="preserve">|   |-- DRIVE branch 2: gate driver -&gt; IPT007N06N -&gt; INA780x -&gt; </w:t>
+      </w:r>
+      <w:r>
+        <w:t>horizontal</w:t>
+      </w:r>
+      <w:r>
+        <w:t xml:space="preserve"> XT60</w:t>
+      </w:r>
+      <w:r>
+        <w:br/>
+        <w:t xml:space="preserve">|   |-- DRIVE branch 3: gate driver -&gt; IPT007N06N -&gt; INA780x -&gt; </w:t>
+      </w:r>
+      <w:r>
+        <w:t>horizontal</w:t>
+      </w:r>
+      <w:r>
+        <w:t xml:space="preserve"> XT60</w:t>
+      </w:r>
+      <w:r>
+        <w:br/>
+        <w:t xml:space="preserve">|   |-- DRIVE branch 4: gate driver -&gt; IPT007N06N -&gt; INA780x -&gt; </w:t>
+      </w:r>
+      <w:r>
+        <w:t>horizontal</w:t>
+      </w:r>
+      <w:r>
+        <w:t xml:space="preserve"> XT60</w:t>
+      </w:r>
+      <w:r>
+        <w:br/>
+      </w:r>
+      <w:r>
+        <w:lastRenderedPageBreak/>
+        <w:t xml:space="preserve">|   |-- DRIVE branch 5: gate driver -&gt; IPT007N06N -&gt; INA780x -&gt; </w:t>
+      </w:r>
+      <w:r>
+        <w:t>horizontal</w:t>
+      </w:r>
+      <w:r>
+        <w:t xml:space="preserve"> XT60</w:t>
+      </w:r>
+      <w:r>
+        <w:br/>
+        <w:t xml:space="preserve">|   `-- DRIVE branch 6: gate driver -&gt; IPT007N06N -&gt; INA780x -&gt; </w:t>
+      </w:r>
+      <w:r>
+        <w:t>horizontal</w:t>
+      </w:r>
+      <w:r>
+        <w:t xml:space="preserve"> XT60</w:t>
+      </w:r>
+      <w:r>
+        <w:br/>
+        <w:t>|</w:t>
+      </w:r>
+      <w:r>
+        <w:br/>
+        <w:t xml:space="preserve">`-- 14.4 V ARM/SCIENCE INPUT (4S LiPo, </w:t>
+      </w:r>
+      <w:r>
+        <w:t>2x</w:t>
+      </w:r>
+      <w:r>
+        <w:t>XT</w:t>
+      </w:r>
+      <w:r>
+        <w:t>9</w:t>
+      </w:r>
+      <w:r>
+        <w:t>0)</w:t>
+      </w:r>
+      <w:r>
+        <w:br/>
+        <w:t xml:space="preserve">    |-- ARM rail: gate driver -&gt; IPT007N06N -&gt; INA780x -&gt; </w:t>
+      </w:r>
+      <w:r>
+        <w:t>horizontal XT60</w:t>
+      </w:r>
+      <w:r>
+        <w:br/>
+        <w:t xml:space="preserve">    `-- SCIENCE rail: gate driver -&gt; IPT007N06N -&gt; INA780x -&gt; </w:t>
+      </w:r>
+      <w:r>
+        <w:t>horizontal XT60</w:t>
       </w:r>
     </w:p>
     <w:p>
       <w:pPr>
-        <w:pStyle w:val="ListBullet"/>
-        <w:spacing w:after="60"/>
-      </w:pPr>
-      <w:r>
-        <w:t>The E-stop status node shall be pulled LOW (all outputs disabled) by default, whenever the switch is open, disconnected, or the wiring faults -- and pulled HIGH (outputs allowed) only while the switch is actively held closed. This is a fail-safe hold-to-enable topology, not a push-to-stop topology: it fails safe under switch release, a broken wire, or a connector coming loose, in addition to a deliberate stop.</w:t>
+        <w:pStyle w:val="Heading2"/>
+        <w:spacing w:before="160" w:after="80"/>
+      </w:pPr>
+      <w:r>
+        <w:t>3.2 Drivetrain Branch Stack</w:t>
       </w:r>
     </w:p>
     <w:p>
       <w:pPr>
-        <w:pStyle w:val="ListBullet"/>
+        <w:pStyle w:val="CodeBlock"/>
         <w:spacing w:after="60"/>
       </w:pPr>
       <w:r>
-        <w:t>When the switch is not actively closed (default state), all functional outputs</w:t>
-      </w:r>
-      <w:r>
-        <w:t xml:space="preserve"> aside from the logic subsystem</w:t>
-      </w:r>
-      <w:r>
-        <w:t xml:space="preserve"> shall be off</w:t>
-      </w:r>
-      <w:r>
-        <w:t>. This is so we can still communicate to the system in case of a subsystem fault.</w:t>
+        <w:t xml:space="preserve">For each branch x = </w:t>
+      </w:r>
+      <w:proofErr w:type="gramStart"/>
+      <w:r>
+        <w:t>1..</w:t>
+      </w:r>
+      <w:proofErr w:type="gramEnd"/>
+      <w:r>
+        <w:t>6:</w:t>
+      </w:r>
+      <w:r>
+        <w:br/>
+      </w:r>
+      <w:r>
+        <w:br/>
+        <w:t>14.4 V DRIVETRAIN BUS</w:t>
+      </w:r>
+      <w:r>
+        <w:br/>
+        <w:t xml:space="preserve">   |</w:t>
+      </w:r>
+      <w:r>
+        <w:br/>
+        <w:t>IPT007N06N high-side N-MOSFET</w:t>
+      </w:r>
+      <w:r>
+        <w:br/>
+        <w:t xml:space="preserve">   |</w:t>
+      </w:r>
+      <w:r>
+        <w:br/>
+        <w:t>INA780x I2C power monitor</w:t>
+      </w:r>
+      <w:r>
+        <w:br/>
+        <w:t xml:space="preserve">   |</w:t>
+      </w:r>
+      <w:r>
+        <w:br/>
+        <w:t>through-hole XT60 output</w:t>
+      </w:r>
+      <w:r>
+        <w:br/>
+        <w:t xml:space="preserve">   |</w:t>
+      </w:r>
+      <w:r>
+        <w:br/>
+        <w:t>motor controller</w:t>
       </w:r>
     </w:p>
     <w:p>
       <w:pPr>
-        <w:pStyle w:val="ListBullet"/>
-        <w:spacing w:after="60"/>
-      </w:pPr>
-      <w:r>
-        <w:t>E_STOP_OK shall be routed to every controlled output enable gate.</w:t>
+        <w:pStyle w:val="Heading2"/>
+        <w:spacing w:before="160" w:after="80"/>
+      </w:pPr>
+      <w:r>
+        <w:t>3.3 Drivetrain Control Stack</w:t>
       </w:r>
     </w:p>
     <w:p>
       <w:pPr>
-        <w:pStyle w:val="ListBullet"/>
+        <w:pStyle w:val="CodeBlock"/>
         <w:spacing w:after="60"/>
       </w:pPr>
       <w:r>
-        <w:t xml:space="preserve">Software high-power-disable </w:t>
-      </w:r>
-      <w:r>
-        <w:t>exists for Drive/Science/Arms, but logic is never gated.</w:t>
+        <w:t xml:space="preserve">For each branch x = </w:t>
+      </w:r>
+      <w:proofErr w:type="gramStart"/>
+      <w:r>
+        <w:t>1..</w:t>
+      </w:r>
+      <w:proofErr w:type="gramEnd"/>
+      <w:r>
+        <w:t>6:</w:t>
+      </w:r>
+      <w:r>
+        <w:br/>
+      </w:r>
+      <w:r>
+        <w:br/>
+        <w:t xml:space="preserve">RP2350 </w:t>
+      </w:r>
+      <w:proofErr w:type="spellStart"/>
+      <w:r>
+        <w:t>DRIVE_EN_x</w:t>
+      </w:r>
+      <w:proofErr w:type="spellEnd"/>
+      <w:r>
+        <w:br/>
+        <w:t xml:space="preserve">   |</w:t>
+      </w:r>
+      <w:r>
+        <w:br/>
+      </w:r>
+      <w:r>
+        <w:t>TXS0108EPWR</w:t>
+      </w:r>
+      <w:r>
+        <w:t xml:space="preserve"> GPIO buffer</w:t>
+      </w:r>
+      <w:r>
+        <w:br/>
+        <w:t xml:space="preserve">   |</w:t>
+      </w:r>
+      <w:r>
+        <w:br/>
+        <w:t>SN74LVC08APWR AND gate with E_STOP_OK</w:t>
+      </w:r>
+      <w:r>
+        <w:br/>
+        <w:t xml:space="preserve">   |</w:t>
+      </w:r>
+      <w:r>
+        <w:br/>
+        <w:t>high-side N-MOSFET gate driver input</w:t>
+      </w:r>
+      <w:r>
+        <w:br/>
+        <w:t xml:space="preserve">   |</w:t>
+      </w:r>
+      <w:r>
+        <w:br/>
+        <w:t>IPT007N06N gate</w:t>
       </w:r>
     </w:p>
     <w:p>
@@ -1131,492 +1328,115 @@
         <w:spacing w:before="160" w:after="80"/>
       </w:pPr>
       <w:r>
-        <w:lastRenderedPageBreak/>
-        <w:t>2.7 GPIO and Control Requirements</w:t>
+        <w:t>3.4 Arm/Science Stack</w:t>
       </w:r>
     </w:p>
     <w:p>
       <w:pPr>
-        <w:pStyle w:val="ListBullet"/>
+        <w:pStyle w:val="CodeBlock"/>
         <w:spacing w:after="60"/>
       </w:pPr>
       <w:r>
-        <w:t>All RP2350-controlled output GPIO shall pass through TXS0108EPWR GPIO buffers (used here as straight 3.3V-to-3.3V buffers, VCCA=VCCB) before downstream logic.</w:t>
+        <w:t>14.4 V ARM/SCIENCE INPUT</w:t>
+      </w:r>
+      <w:r>
+        <w:br/>
+        <w:t xml:space="preserve">   |</w:t>
+      </w:r>
+      <w:r>
+        <w:br/>
+        <w:t xml:space="preserve">   |-- ARM_EN path:</w:t>
+      </w:r>
+      <w:r>
+        <w:br/>
+        <w:t xml:space="preserve">   |     RP2350 -&gt; buffer -&gt; E-stop gate -&gt; gate driver -&gt; IPT007 -&gt; INA780x -&gt; ARM output</w:t>
+      </w:r>
+      <w:r>
+        <w:br/>
+        <w:t xml:space="preserve">   |</w:t>
+      </w:r>
+      <w:r>
+        <w:br/>
+        <w:t xml:space="preserve">   `-- SCIENCE_EN path:</w:t>
+      </w:r>
+      <w:r>
+        <w:br/>
+        <w:t xml:space="preserve">         RP2350 -&gt; buffer -&gt; E-stop gate -&gt; gate driver -&gt; IPT007 -&gt; INA780x -&gt; SCIENCE output</w:t>
       </w:r>
     </w:p>
     <w:p>
       <w:pPr>
-        <w:pStyle w:val="ListBullet"/>
-        <w:spacing w:after="60"/>
-      </w:pPr>
-      <w:r>
-        <w:t>Buffered enable outputs shall pass through SN74LVC08APWR E-stop gates before reaching gate-driver or load-switch control inputs.</w:t>
+        <w:pStyle w:val="Heading2"/>
+        <w:spacing w:before="160" w:after="80"/>
+      </w:pPr>
+      <w:r>
+        <w:t>3.5 RP2350 Controller Stack</w:t>
       </w:r>
     </w:p>
     <w:p>
       <w:pPr>
-        <w:pStyle w:val="ListBullet"/>
+        <w:pStyle w:val="CodeBlock"/>
         <w:spacing w:after="60"/>
       </w:pPr>
       <w:r>
-        <w:t xml:space="preserve">The GPIO buffer and </w:t>
-      </w:r>
-      <w:proofErr w:type="spellStart"/>
-      <w:r>
-        <w:t>AND</w:t>
-      </w:r>
-      <w:proofErr w:type="spellEnd"/>
-      <w:r>
-        <w:t xml:space="preserve"> gates shall be powered from the 3.3 V housekeeping rail.</w:t>
+        <w:t>22.2 V logic input</w:t>
+      </w:r>
+      <w:r>
+        <w:br/>
+        <w:t xml:space="preserve">   |</w:t>
+      </w:r>
+      <w:r>
+        <w:br/>
+        <w:t>housekeeping regulator -&gt; 3.3 V</w:t>
+      </w:r>
+      <w:r>
+        <w:br/>
+        <w:t xml:space="preserve">   |</w:t>
+      </w:r>
+      <w:r>
+        <w:br/>
+        <w:t>RP2350A custom controller circuit</w:t>
+      </w:r>
+      <w:r>
+        <w:br/>
+        <w:t xml:space="preserve">   |-- external QSPI flash</w:t>
+      </w:r>
+      <w:r>
+        <w:br/>
+        <w:t xml:space="preserve">   |-- 12 MHz crystal</w:t>
+      </w:r>
+      <w:r>
+        <w:br/>
+        <w:t xml:space="preserve">   |-- USB-C device connector</w:t>
+      </w:r>
+      <w:r>
+        <w:br/>
+        <w:t xml:space="preserve">   |-- SWD header</w:t>
+      </w:r>
+      <w:r>
+        <w:br/>
+        <w:t xml:space="preserve">   |-- BOOTSEL / RUN buttons or pads</w:t>
+      </w:r>
+      <w:r>
+        <w:br/>
+        <w:t xml:space="preserve">   |-- I2C0 -&gt; TCA4307 -&gt; high-current INA780x telemetry</w:t>
+      </w:r>
+      <w:r>
+        <w:br/>
+        <w:t xml:space="preserve">   |-- I2C1 -&gt; TCA4307 -&gt; temperature / logic telemetry</w:t>
+      </w:r>
+      <w:r>
+        <w:br/>
+        <w:t xml:space="preserve">   `-- native GPIO -&gt; SN74LVC244 -&gt; SN74LVC08 -&gt; gate drivers</w:t>
       </w:r>
     </w:p>
     <w:p>
       <w:pPr>
-        <w:pStyle w:val="ListBullet"/>
-        <w:spacing w:after="60"/>
-      </w:pPr>
-      <w:r>
-        <w:t>Gate-driver logic inputs shall be compatible with the 3.3 V buffered control chain.</w:t>
-      </w:r>
-    </w:p>
-    <w:p>
-      <w:pPr>
-        <w:pStyle w:val="ListBullet"/>
-        <w:spacing w:after="60"/>
-      </w:pPr>
-      <w:r>
-        <w:t>Gate-driver supply requirements shall be verified from the selected driver datasheet. Do not assume the gate-driver power pin can use 3.3 V unless the selected driver explicitly supports that and still fully enhances the MOSFET.</w:t>
-      </w:r>
-    </w:p>
-    <w:p>
-      <w:pPr>
-        <w:pStyle w:val="Heading1"/>
-        <w:spacing w:before="160" w:after="80"/>
-      </w:pPr>
-      <w:r>
-        <w:t>3. System Block Diagram / Architecture</w:t>
-      </w:r>
-    </w:p>
-    <w:p>
-      <w:pPr>
         <w:pStyle w:val="Heading2"/>
         <w:spacing w:before="160" w:after="80"/>
       </w:pPr>
       <w:r>
-        <w:t>3.1 Top-Level System Tree</w:t>
-      </w:r>
-    </w:p>
-    <w:p>
-      <w:pPr>
-        <w:pStyle w:val="CodeBlock"/>
-        <w:spacing w:after="60"/>
-      </w:pPr>
-      <w:r>
-        <w:t>PDB</w:t>
-      </w:r>
-      <w:r>
-        <w:br/>
-        <w:t>|</w:t>
-      </w:r>
-      <w:r>
-        <w:br/>
-        <w:t>|-- 22.2 V LOGIC/COMMS INPUT (6S LiPo, XT</w:t>
-      </w:r>
-      <w:r>
-        <w:t>9</w:t>
-      </w:r>
-      <w:r>
-        <w:t>0)</w:t>
-      </w:r>
-      <w:r>
-        <w:br/>
-        <w:t>|   |-- E-stop-enabled logic bus</w:t>
-      </w:r>
-      <w:r>
-        <w:br/>
-        <w:t>|   |-- always-on housekeeping buck -&gt; 3.3 V -&gt; RP2350 + buffers + I2C logic</w:t>
-      </w:r>
-      <w:r>
-        <w:br/>
-        <w:t>|   |-- always-on protected/regulator path -&gt; Jetson output</w:t>
-      </w:r>
-    </w:p>
-    <w:p>
-      <w:pPr>
-        <w:pStyle w:val="CodeBlock"/>
-        <w:spacing w:after="60"/>
-      </w:pPr>
-      <w:r>
-        <w:t>|   |-- breaking off from before Jetson regulator -&gt; 22.2V output for POE</w:t>
-      </w:r>
-      <w:r>
-        <w:br/>
-        <w:t>|   |-- always-on 12 V regulator path -&gt; Network switch + Aux, 10 W load</w:t>
-      </w:r>
-      <w:r>
-        <w:br/>
-        <w:t xml:space="preserve">|  </w:t>
-      </w:r>
-      <w:r>
-        <w:br/>
-        <w:t>|</w:t>
-      </w:r>
-      <w:r>
-        <w:br/>
-        <w:t>|-- 14.4 V DRIVETRAIN INPUT (4S LiPo, XT</w:t>
-      </w:r>
-      <w:r>
-        <w:t>90</w:t>
-      </w:r>
-      <w:r>
-        <w:t>)</w:t>
-      </w:r>
-      <w:r>
-        <w:br/>
-        <w:t xml:space="preserve">|   |-- DRIVE branch 1: gate driver -&gt; IPT007N06N -&gt; INA780x -&gt; </w:t>
-      </w:r>
-      <w:r>
-        <w:t>horizontal</w:t>
-      </w:r>
-      <w:r>
-        <w:t xml:space="preserve"> XT60</w:t>
-      </w:r>
-      <w:r>
-        <w:br/>
-        <w:t xml:space="preserve">|   |-- DRIVE branch 2: gate driver -&gt; IPT007N06N -&gt; INA780x -&gt; </w:t>
-      </w:r>
-      <w:r>
-        <w:t>horizontal</w:t>
-      </w:r>
-      <w:r>
-        <w:t xml:space="preserve"> XT60</w:t>
-      </w:r>
-      <w:r>
-        <w:br/>
-        <w:t xml:space="preserve">|   |-- DRIVE branch 3: gate driver -&gt; IPT007N06N -&gt; INA780x -&gt; </w:t>
-      </w:r>
-      <w:r>
-        <w:t>horizontal</w:t>
-      </w:r>
-      <w:r>
-        <w:t xml:space="preserve"> XT60</w:t>
-      </w:r>
-      <w:r>
-        <w:br/>
-        <w:t xml:space="preserve">|   |-- DRIVE branch 4: gate driver -&gt; IPT007N06N -&gt; INA780x -&gt; </w:t>
-      </w:r>
-      <w:r>
-        <w:t>horizontal</w:t>
-      </w:r>
-      <w:r>
-        <w:t xml:space="preserve"> XT60</w:t>
-      </w:r>
-      <w:r>
-        <w:br/>
-        <w:t xml:space="preserve">|   |-- DRIVE branch 5: gate driver -&gt; IPT007N06N -&gt; INA780x -&gt; </w:t>
-      </w:r>
-      <w:r>
-        <w:t>horizontal</w:t>
-      </w:r>
-      <w:r>
-        <w:t xml:space="preserve"> XT60</w:t>
-      </w:r>
-      <w:r>
-        <w:br/>
-        <w:t xml:space="preserve">|   `-- DRIVE branch 6: gate driver -&gt; IPT007N06N -&gt; INA780x -&gt; </w:t>
-      </w:r>
-      <w:r>
-        <w:t>horizontal</w:t>
-      </w:r>
-      <w:r>
-        <w:t xml:space="preserve"> XT60</w:t>
-      </w:r>
-      <w:r>
-        <w:br/>
-        <w:t>|</w:t>
-      </w:r>
-      <w:r>
-        <w:br/>
-        <w:t xml:space="preserve">`-- 14.4 V ARM/SCIENCE INPUT (4S LiPo, </w:t>
-      </w:r>
-      <w:r>
-        <w:t>2x</w:t>
-      </w:r>
-      <w:r>
-        <w:t>XT</w:t>
-      </w:r>
-      <w:r>
-        <w:t>9</w:t>
-      </w:r>
-      <w:r>
-        <w:t>0)</w:t>
-      </w:r>
-      <w:r>
-        <w:br/>
-        <w:t xml:space="preserve">    |-- ARM rail: gate driver -&gt; IPT007N06N -&gt; INA780x -&gt; high-current output</w:t>
-      </w:r>
-      <w:r>
-        <w:br/>
-        <w:t xml:space="preserve">    `-- SCIENCE rail: gate driver -&gt; IPT007N06N -&gt; INA780x -&gt; high-current output</w:t>
-      </w:r>
-    </w:p>
-    <w:p>
-      <w:pPr>
-        <w:pStyle w:val="Heading2"/>
-        <w:spacing w:before="160" w:after="80"/>
-      </w:pPr>
-      <w:r>
-        <w:t>3.2 Drivetrain Branch Stack</w:t>
-      </w:r>
-    </w:p>
-    <w:p>
-      <w:pPr>
-        <w:pStyle w:val="CodeBlock"/>
-        <w:spacing w:after="60"/>
-      </w:pPr>
-      <w:r>
-        <w:t xml:space="preserve">For each branch x = </w:t>
-      </w:r>
-      <w:proofErr w:type="gramStart"/>
-      <w:r>
-        <w:t>1..</w:t>
-      </w:r>
-      <w:proofErr w:type="gramEnd"/>
-      <w:r>
-        <w:t>6:</w:t>
-      </w:r>
-      <w:r>
-        <w:br/>
-      </w:r>
-      <w:r>
-        <w:br/>
-        <w:t>14.4 V DRIVETRAIN BUS</w:t>
-      </w:r>
-      <w:r>
-        <w:br/>
-        <w:t xml:space="preserve">   |</w:t>
-      </w:r>
-      <w:r>
-        <w:br/>
-        <w:t>IPT007N06N high-side N-MOSFET</w:t>
-      </w:r>
-      <w:r>
-        <w:br/>
-        <w:t xml:space="preserve">   |</w:t>
-      </w:r>
-      <w:r>
-        <w:br/>
-        <w:t>INA780x I2C power monitor</w:t>
-      </w:r>
-      <w:r>
-        <w:br/>
-        <w:t xml:space="preserve">   |</w:t>
-      </w:r>
-      <w:r>
-        <w:br/>
-        <w:t>through-hole XT60 output</w:t>
-      </w:r>
-      <w:r>
-        <w:br/>
-        <w:t xml:space="preserve">   |</w:t>
-      </w:r>
-      <w:r>
-        <w:br/>
-        <w:t>motor controller</w:t>
-      </w:r>
-    </w:p>
-    <w:p>
-      <w:pPr>
-        <w:pStyle w:val="Heading2"/>
-        <w:spacing w:before="160" w:after="80"/>
-      </w:pPr>
-      <w:r>
-        <w:t>3.3 Drivetrain Control Stack</w:t>
-      </w:r>
-    </w:p>
-    <w:p>
-      <w:pPr>
-        <w:pStyle w:val="CodeBlock"/>
-        <w:spacing w:after="60"/>
-      </w:pPr>
-      <w:r>
-        <w:t xml:space="preserve">For each branch x = </w:t>
-      </w:r>
-      <w:proofErr w:type="gramStart"/>
-      <w:r>
-        <w:t>1..</w:t>
-      </w:r>
-      <w:proofErr w:type="gramEnd"/>
-      <w:r>
-        <w:t>6:</w:t>
-      </w:r>
-      <w:r>
-        <w:br/>
-      </w:r>
-      <w:r>
-        <w:br/>
-        <w:t xml:space="preserve">RP2350 </w:t>
-      </w:r>
-      <w:proofErr w:type="spellStart"/>
-      <w:r>
-        <w:t>DRIVE_EN_x</w:t>
-      </w:r>
-      <w:proofErr w:type="spellEnd"/>
-      <w:r>
-        <w:br/>
-        <w:t xml:space="preserve">   |</w:t>
-      </w:r>
-      <w:r>
-        <w:br/>
-      </w:r>
-      <w:r>
-        <w:t>TXS0108EPWR</w:t>
-      </w:r>
-      <w:r>
-        <w:t xml:space="preserve"> GPIO buffer</w:t>
-      </w:r>
-      <w:r>
-        <w:br/>
-        <w:t xml:space="preserve">   |</w:t>
-      </w:r>
-      <w:r>
-        <w:br/>
-        <w:t>SN74LVC08APWR AND gate with E_STOP_OK</w:t>
-      </w:r>
-      <w:r>
-        <w:br/>
-        <w:t xml:space="preserve">   |</w:t>
-      </w:r>
-      <w:r>
-        <w:br/>
-      </w:r>
-      <w:r>
         <w:lastRenderedPageBreak/>
-        <w:t>high-side N-MOSFET gate driver input</w:t>
-      </w:r>
-      <w:r>
-        <w:br/>
-        <w:t xml:space="preserve">   |</w:t>
-      </w:r>
-      <w:r>
-        <w:br/>
-        <w:t>IPT007N06N gate</w:t>
-      </w:r>
-    </w:p>
-    <w:p>
-      <w:pPr>
-        <w:pStyle w:val="Heading2"/>
-        <w:spacing w:before="160" w:after="80"/>
-      </w:pPr>
-      <w:r>
-        <w:t>3.4 Arm/Science Stack</w:t>
-      </w:r>
-    </w:p>
-    <w:p>
-      <w:pPr>
-        <w:pStyle w:val="CodeBlock"/>
-        <w:spacing w:after="60"/>
-      </w:pPr>
-      <w:r>
-        <w:t>14.4 V ARM/SCIENCE INPUT</w:t>
-      </w:r>
-      <w:r>
-        <w:br/>
-        <w:t xml:space="preserve">   |</w:t>
-      </w:r>
-      <w:r>
-        <w:br/>
-        <w:t xml:space="preserve">   |-- ARM_EN path:</w:t>
-      </w:r>
-      <w:r>
-        <w:br/>
-        <w:t xml:space="preserve">   |     RP2350 -&gt; buffer -&gt; E-stop gate -&gt; gate driver -&gt; IPT007 -&gt; INA780x -&gt; ARM output</w:t>
-      </w:r>
-      <w:r>
-        <w:br/>
-        <w:t xml:space="preserve">   |</w:t>
-      </w:r>
-      <w:r>
-        <w:br/>
-        <w:t xml:space="preserve">   `-- SCIENCE_EN path:</w:t>
-      </w:r>
-      <w:r>
-        <w:br/>
-        <w:t xml:space="preserve">         RP2350 -&gt; buffer -&gt; E-stop gate -&gt; gate driver -&gt; IPT007 -&gt; INA780x -&gt; SCIENCE output</w:t>
-      </w:r>
-    </w:p>
-    <w:p>
-      <w:pPr>
-        <w:pStyle w:val="Heading2"/>
-        <w:spacing w:before="160" w:after="80"/>
-      </w:pPr>
-      <w:r>
-        <w:t>3.5 RP2350 Controller Stack</w:t>
-      </w:r>
-    </w:p>
-    <w:p>
-      <w:pPr>
-        <w:pStyle w:val="CodeBlock"/>
-        <w:spacing w:after="60"/>
-      </w:pPr>
-      <w:r>
-        <w:t>22.2 V logic input</w:t>
-      </w:r>
-      <w:r>
-        <w:br/>
-        <w:t xml:space="preserve">   |</w:t>
-      </w:r>
-      <w:r>
-        <w:br/>
-        <w:t>housekeeping regulator -&gt; 3.3 V</w:t>
-      </w:r>
-      <w:r>
-        <w:br/>
-        <w:t xml:space="preserve">   |</w:t>
-      </w:r>
-      <w:r>
-        <w:br/>
-        <w:t>RP2350A custom controller circuit</w:t>
-      </w:r>
-      <w:r>
-        <w:br/>
-        <w:t xml:space="preserve">   |-- external QSPI flash</w:t>
-      </w:r>
-      <w:r>
-        <w:br/>
-        <w:t xml:space="preserve">   |-- 12 MHz crystal</w:t>
-      </w:r>
-      <w:r>
-        <w:br/>
-        <w:t xml:space="preserve">   |-- USB-C device connector</w:t>
-      </w:r>
-      <w:r>
-        <w:br/>
-        <w:t xml:space="preserve">   |-- SWD header</w:t>
-      </w:r>
-      <w:r>
-        <w:br/>
-        <w:t xml:space="preserve">   |-- BOOTSEL / RUN buttons or pads</w:t>
-      </w:r>
-      <w:r>
-        <w:br/>
-        <w:t xml:space="preserve">   |-- I2C0 -&gt; TCA4307 -&gt; high-current INA780x telemetry</w:t>
-      </w:r>
-      <w:r>
-        <w:br/>
-        <w:t xml:space="preserve">   |-- I2C1 -&gt; TCA4307 -&gt; temperature / logic telemetry</w:t>
-      </w:r>
-      <w:r>
-        <w:br/>
-        <w:t xml:space="preserve">   `-- native GPIO -&gt; SN74LVC244 -&gt; SN74LVC08 -&gt; gate drivers</w:t>
-      </w:r>
-    </w:p>
-    <w:p>
-      <w:pPr>
-        <w:pStyle w:val="Heading2"/>
-        <w:spacing w:before="160" w:after="80"/>
-      </w:pPr>
-      <w:r>
         <w:t>3.6 E-stop Stack</w:t>
       </w:r>
     </w:p>
@@ -1956,21 +1776,7 @@
               <w:rPr>
                 <w:sz w:val="16"/>
               </w:rPr>
-              <w:t xml:space="preserve">Optional future variant with 48 GPIO. Not baseline; LCSC currently shows </w:t>
-            </w:r>
-            <w:proofErr w:type="gramStart"/>
-            <w:r>
-              <w:rPr>
-                <w:sz w:val="16"/>
-              </w:rPr>
-              <w:t>not</w:t>
-            </w:r>
-            <w:proofErr w:type="gramEnd"/>
-            <w:r>
-              <w:rPr>
-                <w:sz w:val="16"/>
-              </w:rPr>
-              <w:t xml:space="preserve"> available.</w:t>
+              <w:t>Optional future variant with 48 GPIO. Not baseline; LCSC currently shows not available.</w:t>
             </w:r>
           </w:p>
         </w:tc>
@@ -2219,21 +2025,7 @@
               <w:rPr>
                 <w:sz w:val="16"/>
               </w:rPr>
-              <w:t xml:space="preserve">Not required: USB2 carries data only (no VBUS power delivery to a load), and D+/D- are already </w:t>
-            </w:r>
-            <w:proofErr w:type="gramStart"/>
-            <w:r>
-              <w:rPr>
-                <w:sz w:val="16"/>
-              </w:rPr>
-              <w:t>current-limited</w:t>
-            </w:r>
-            <w:proofErr w:type="gramEnd"/>
-            <w:r>
-              <w:rPr>
-                <w:sz w:val="16"/>
-              </w:rPr>
-              <w:t xml:space="preserve"> by 27ohm series resistors R7/R8. Decision confirmed 2026-08-07; USBLC6-2SC6 removed from baseline.</w:t>
+              <w:t>Not required: USB2 carries data only (no VBUS power delivery to a load), and D+/D- are already current-limited by 27ohm series resistors R7/R8. Decision confirmed 2026-08-07; USBLC6-2SC6 removed from baseline.</w:t>
             </w:r>
           </w:p>
         </w:tc>
@@ -2399,14 +2191,7 @@
               <w:rPr>
                 <w:sz w:val="16"/>
               </w:rPr>
-              <w:t>Buffers all RP2350-controlled enable outputs. 8 total buffer channels; exactly covers DRIVE1-</w:t>
-            </w:r>
-            <w:r>
-              <w:rPr>
-                <w:sz w:val="16"/>
-              </w:rPr>
-              <w:lastRenderedPageBreak/>
-              <w:t>6 + ARM + SCIENCE with zero spare (AUX_22_EN/SPARE_EN removed from baseline).</w:t>
+              <w:t>Buffers all RP2350-controlled enable outputs. 8 total buffer channels; exactly covers DRIVE1-6 + ARM + SCIENCE with zero spare (AUX_22_EN/SPARE_EN removed from baseline).</w:t>
             </w:r>
           </w:p>
         </w:tc>
@@ -2424,7 +2209,6 @@
               <w:rPr>
                 <w:sz w:val="16"/>
               </w:rPr>
-              <w:lastRenderedPageBreak/>
               <w:t>E-stop AND gate</w:t>
             </w:r>
           </w:p>
@@ -2626,6 +2410,7 @@
               <w:rPr>
                 <w:sz w:val="16"/>
               </w:rPr>
+              <w:lastRenderedPageBreak/>
               <w:br/>
               <w:t xml:space="preserve">Since this </w:t>
             </w:r>
@@ -2668,6 +2453,7 @@
               <w:rPr>
                 <w:sz w:val="16"/>
               </w:rPr>
+              <w:lastRenderedPageBreak/>
               <w:t>C122552</w:t>
             </w:r>
           </w:p>
@@ -2707,7 +2493,14 @@
               <w:rPr>
                 <w:sz w:val="16"/>
               </w:rPr>
-              <w:t>One per drivetrain branch, ARM rail, and SCIENCE rail.</w:t>
+              <w:t xml:space="preserve">One per drivetrain branch, ARM rail, and </w:t>
+            </w:r>
+            <w:r>
+              <w:rPr>
+                <w:sz w:val="16"/>
+              </w:rPr>
+              <w:lastRenderedPageBreak/>
+              <w:t>SCIENCE rail.</w:t>
             </w:r>
           </w:p>
         </w:tc>
@@ -2730,6 +2523,7 @@
               <w:rPr>
                 <w:sz w:val="16"/>
               </w:rPr>
+              <w:lastRenderedPageBreak/>
               <w:t>Schottky Diode</w:t>
             </w:r>
           </w:p>
@@ -3375,14 +3169,7 @@
               <w:rPr>
                 <w:sz w:val="16"/>
               </w:rPr>
-              <w:t xml:space="preserve">Six drivetrain outputs, ARM output (2x), SCIENCE output (1x), plus Jetson power, POE switch, network switch, and aux outputs (network switch and aux share one 12V rail but </w:t>
-            </w:r>
-            <w:r>
-              <w:rPr>
-                <w:sz w:val="16"/>
-              </w:rPr>
-              <w:lastRenderedPageBreak/>
-              <w:t>have separate physical XT60 pads) -- moved from KF301 screw terminals.</w:t>
+              <w:t>Six drivetrain outputs, ARM output (2x), SCIENCE output (1x), plus Jetson power, POE switch, network switch, and aux outputs (network switch and aux share one 12V rail but have separate physical XT60 pads) -- moved from KF301 screw terminals.</w:t>
             </w:r>
           </w:p>
         </w:tc>
@@ -3400,7 +3187,6 @@
               <w:rPr>
                 <w:sz w:val="16"/>
               </w:rPr>
-              <w:lastRenderedPageBreak/>
               <w:t>E-stop terminal</w:t>
             </w:r>
           </w:p>
@@ -3767,21 +3553,14 @@
               <w:rPr>
                 <w:sz w:val="16"/>
               </w:rPr>
-              <w:t>' own quiescent/control current needs blocking during a reverse-battery event, not the full load current. Multiple high-side switches may share one DGND network -- U2/U5/U23 can share a single BAS21. Add RGND (4.7k-ohm typical, size against IGND abs-max rating</w:t>
-            </w:r>
-            <w:proofErr w:type="gramStart"/>
-            <w:r>
-              <w:rPr>
-                <w:sz w:val="16"/>
-              </w:rPr>
-              <w:t>) in</w:t>
-            </w:r>
-            <w:proofErr w:type="gramEnd"/>
-            <w:r>
-              <w:rPr>
-                <w:sz w:val="16"/>
-              </w:rPr>
-              <w:t xml:space="preserve"> parallel with DGND if any of the three drives an inductive load. NOTE: device GND will be offset from microcontroller GND by the diode's forward drop when current flows -- confirm all EN/DIA_EN/SNS/ST/SEL1/SEL2/LATCH control-pin interfaces to the RP2350 have adequate RPROT-style series resistance (15k-ohm typical per TI) for this offset. NOT YET IMPLEMENTED IN SCHEMATIC as of 2026-08-07 -- new requirement, see Section 12.</w:t>
+              <w:t xml:space="preserve">' own quiescent/control current needs blocking during a reverse-battery event, not the full load current. Multiple high-side switches may share one DGND network -- U2/U5/U23 can share a single BAS21. Add RGND (4.7k-ohm typical, size against IGND abs-max rating) in parallel with DGND if any of the three drives an inductive load. NOTE: device GND will be offset from microcontroller GND by the diode's </w:t>
+            </w:r>
+            <w:r>
+              <w:rPr>
+                <w:sz w:val="16"/>
+              </w:rPr>
+              <w:lastRenderedPageBreak/>
+              <w:t>forward drop when current flows -- confirm all EN/DIA_EN/SNS/ST/SEL1/SEL2/LATCH control-pin interfaces to the RP2350 have adequate RPROT-style series resistance (15k-ohm typical per TI) for this offset. NOT YET IMPLEMENTED IN SCHEMATIC as of 2026-08-07 -- new requirement, see Section 12.</w:t>
             </w:r>
           </w:p>
         </w:tc>
@@ -3816,15 +3595,7 @@
         <w:spacing w:after="60"/>
       </w:pPr>
       <w:r>
-        <w:t xml:space="preserve">The design shall </w:t>
-      </w:r>
-      <w:proofErr w:type="gramStart"/>
-      <w:r>
-        <w:t>use</w:t>
-      </w:r>
-      <w:proofErr w:type="gramEnd"/>
-      <w:r>
-        <w:t xml:space="preserve"> onboard TCA4307 I2C buffers.</w:t>
+        <w:t>The design shall use onboard TCA4307 I2C buffers.</w:t>
       </w:r>
     </w:p>
     <w:p>
@@ -3930,9 +3701,6 @@
       </w:r>
       <w:r>
         <w:br/>
-      </w:r>
-      <w:r>
-        <w:lastRenderedPageBreak/>
         <w:t xml:space="preserve">       `-- INA780x SCIENCE</w:t>
       </w:r>
       <w:r>
@@ -4793,15 +4561,7 @@
         <w:spacing w:after="60"/>
       </w:pPr>
       <w:r>
-        <w:t xml:space="preserve">The firmware </w:t>
-      </w:r>
-      <w:proofErr w:type="gramStart"/>
-      <w:r>
-        <w:t>shall</w:t>
-      </w:r>
-      <w:proofErr w:type="gramEnd"/>
-      <w:r>
-        <w:t xml:space="preserve"> probe all expected addresses at boot and fail safe if any required monitor is missing.</w:t>
+        <w:t>The firmware shall probe all expected addresses at boot and fail safe if any required monitor is missing.</w:t>
       </w:r>
     </w:p>
     <w:p>
@@ -4810,6 +4570,7 @@
         <w:spacing w:before="160" w:after="80"/>
       </w:pPr>
       <w:r>
+        <w:lastRenderedPageBreak/>
         <w:t>5.3 Required Telemetry Values</w:t>
       </w:r>
     </w:p>
@@ -5552,7 +5313,6 @@
               <w:rPr>
                 <w:sz w:val="16"/>
               </w:rPr>
-              <w:lastRenderedPageBreak/>
               <w:t>GPIO12</w:t>
             </w:r>
           </w:p>
@@ -6556,6 +6316,7 @@
               <w:rPr>
                 <w:sz w:val="16"/>
               </w:rPr>
+              <w:lastRenderedPageBreak/>
               <w:t>DRIVE_EN_5</w:t>
             </w:r>
           </w:p>
@@ -7138,9 +6899,6 @@
       </w:r>
       <w:r>
         <w:br/>
-      </w:r>
-      <w:r>
-        <w:lastRenderedPageBreak/>
         <w:t>L3: power planes / high-current distribution zones / 3.3 V where needed</w:t>
       </w:r>
       <w:r>
@@ -7511,6 +7269,7 @@
         <w:spacing w:before="160" w:after="80"/>
       </w:pPr>
       <w:r>
+        <w:lastRenderedPageBreak/>
         <w:t>7.4 Current Path Rules</w:t>
       </w:r>
     </w:p>
@@ -7627,15 +7386,7 @@
         <w:spacing w:after="60"/>
       </w:pPr>
       <w:r>
-        <w:t xml:space="preserve">Firmware </w:t>
-      </w:r>
-      <w:proofErr w:type="gramStart"/>
-      <w:r>
-        <w:t>shall</w:t>
-      </w:r>
-      <w:proofErr w:type="gramEnd"/>
-      <w:r>
-        <w:t xml:space="preserve"> read E_STOP_STATUS before enabling any controlled rail.</w:t>
+        <w:t>Firmware shall read E_STOP_STATUS before enabling any controlled rail.</w:t>
       </w:r>
     </w:p>
     <w:p>
@@ -7877,7 +7628,6 @@
         <w:spacing w:before="160" w:after="80"/>
       </w:pPr>
       <w:r>
-        <w:lastRenderedPageBreak/>
         <w:t>10. Validation and Bring-Up Plan</w:t>
       </w:r>
     </w:p>
@@ -8030,6 +7780,7 @@
         <w:spacing w:before="160" w:after="80"/>
       </w:pPr>
       <w:r>
+        <w:lastRenderedPageBreak/>
         <w:t>11. Design Checklist / Assignment Rubric</w:t>
       </w:r>
     </w:p>
@@ -8048,7 +7799,7 @@
         <w:spacing w:after="60"/>
       </w:pPr>
       <w:r>
-        <w:t>Every required part exists in LCSC/JLCPCB or has mentor-approved alternate sourcing.</w:t>
+        <w:t>Every LCSC part number in Section 4 has been rechecked at design freeze.</w:t>
       </w:r>
     </w:p>
     <w:p>
@@ -8057,7 +7808,15 @@
         <w:spacing w:after="60"/>
       </w:pPr>
       <w:r>
-        <w:t>Every LCSC part number in Section 4 has been rechecked at design freeze.</w:t>
+        <w:t xml:space="preserve">Every symbol exists in </w:t>
+      </w:r>
+      <w:proofErr w:type="spellStart"/>
+      <w:r>
+        <w:t>KiCad</w:t>
+      </w:r>
+      <w:proofErr w:type="spellEnd"/>
+      <w:r>
+        <w:t xml:space="preserve"> and matches the datasheet pinout.</w:t>
       </w:r>
     </w:p>
     <w:p>
@@ -8066,7 +7825,7 @@
         <w:spacing w:after="60"/>
       </w:pPr>
       <w:r>
-        <w:t xml:space="preserve">Every symbol exists in </w:t>
+        <w:t xml:space="preserve">Every footprint exists in </w:t>
       </w:r>
       <w:proofErr w:type="spellStart"/>
       <w:r>
@@ -8074,7 +7833,7 @@
       </w:r>
       <w:proofErr w:type="spellEnd"/>
       <w:r>
-        <w:t xml:space="preserve"> and matches the datasheet pinout.</w:t>
+        <w:t xml:space="preserve"> and matches the manufacturer land pattern.</w:t>
       </w:r>
     </w:p>
     <w:p>
@@ -8083,15 +7842,7 @@
         <w:spacing w:after="60"/>
       </w:pPr>
       <w:r>
-        <w:t xml:space="preserve">Every footprint exists in </w:t>
-      </w:r>
-      <w:proofErr w:type="spellStart"/>
-      <w:r>
-        <w:t>KiCad</w:t>
-      </w:r>
-      <w:proofErr w:type="spellEnd"/>
-      <w:r>
-        <w:t xml:space="preserve"> and matches the manufacturer land pattern.</w:t>
+        <w:t>Every high-current connector footprint has been checked against the physical part.</w:t>
       </w:r>
     </w:p>
     <w:p>
@@ -8100,25 +7851,115 @@
         <w:spacing w:after="60"/>
       </w:pPr>
       <w:r>
-        <w:t>Every high-current connector footprint has been checked against the physical part.</w:t>
+        <w:t>RP2350A footprint, exposed pad, USB, flash, crystal, and power pins have been checked against the Raspberry Pi reference design.</w:t>
       </w:r>
     </w:p>
     <w:p>
       <w:pPr>
+        <w:pStyle w:val="Heading2"/>
+        <w:spacing w:before="160" w:after="80"/>
+      </w:pPr>
+      <w:r>
+        <w:t>11.2 Schematic Checklist</w:t>
+      </w:r>
+    </w:p>
+    <w:p>
+      <w:pPr>
         <w:pStyle w:val="ListBullet"/>
         <w:spacing w:after="60"/>
       </w:pPr>
       <w:r>
-        <w:t>RP2350A footprint, exposed pad, USB, flash, crystal, and power pins have been checked against the Raspberry Pi reference design.</w:t>
+        <w:t>RP2350A support circuit follows official/reference schematic.</w:t>
       </w:r>
     </w:p>
     <w:p>
       <w:pPr>
+        <w:pStyle w:val="ListBullet"/>
+        <w:spacing w:after="60"/>
+      </w:pPr>
+      <w:r>
+        <w:t>USB-C CC resistors, ESD, D+/D- routing, and power behavior are correct.</w:t>
+      </w:r>
+    </w:p>
+    <w:p>
+      <w:pPr>
+        <w:pStyle w:val="ListBullet"/>
+        <w:spacing w:after="60"/>
+      </w:pPr>
+      <w:r>
+        <w:t>QSPI flash and crystal are correct and placed on the controller sheet.</w:t>
+      </w:r>
+    </w:p>
+    <w:p>
+      <w:pPr>
+        <w:pStyle w:val="ListBullet"/>
+        <w:spacing w:after="60"/>
+      </w:pPr>
+      <w:r>
+        <w:t>No MCP23017 or GPIO expander exists in the required control path.</w:t>
+      </w:r>
+    </w:p>
+    <w:p>
+      <w:pPr>
+        <w:pStyle w:val="ListBullet"/>
+        <w:spacing w:after="60"/>
+      </w:pPr>
+      <w:r>
+        <w:t>All enable outputs pass through SN74LVC244 before SN74LVC08 gates.</w:t>
+      </w:r>
+    </w:p>
+    <w:p>
+      <w:pPr>
+        <w:pStyle w:val="ListBullet"/>
+        <w:spacing w:after="60"/>
+      </w:pPr>
+      <w:r>
+        <w:t>All E-stop gated enables have pulldowns and safe default states.</w:t>
+      </w:r>
+    </w:p>
+    <w:p>
+      <w:pPr>
+        <w:pStyle w:val="ListBullet"/>
+        <w:spacing w:after="60"/>
+      </w:pPr>
+      <w:r>
+        <w:t>Every INA780x has unique address straps matching Section 5.</w:t>
+      </w:r>
+    </w:p>
+    <w:p>
+      <w:pPr>
+        <w:pStyle w:val="ListBullet"/>
+        <w:spacing w:after="60"/>
+      </w:pPr>
+      <w:r>
+        <w:t>Every TCA4307 has correct pullups, EN/READY handling, and test points.</w:t>
+      </w:r>
+    </w:p>
+    <w:p>
+      <w:pPr>
+        <w:pStyle w:val="ListBullet"/>
+        <w:spacing w:after="60"/>
+      </w:pPr>
+      <w:r>
+        <w:t>Every gate driver has verified logic input and verified power supply connections.</w:t>
+      </w:r>
+    </w:p>
+    <w:p>
+      <w:pPr>
+        <w:pStyle w:val="ListBullet"/>
+        <w:spacing w:after="60"/>
+      </w:pPr>
+      <w:r>
+        <w:t>Every MOSFET has gate resistor, gate-source pulldown, and optional gate-source clamp if required.</w:t>
+      </w:r>
+    </w:p>
+    <w:p>
+      <w:pPr>
         <w:pStyle w:val="Heading2"/>
         <w:spacing w:before="160" w:after="80"/>
       </w:pPr>
       <w:r>
-        <w:t>11.2 Schematic Checklist</w:t>
+        <w:t>11.3 PCB Checklist</w:t>
       </w:r>
     </w:p>
     <w:p>
@@ -8127,7 +7968,7 @@
         <w:spacing w:after="60"/>
       </w:pPr>
       <w:r>
-        <w:t>RP2350A support circuit follows official/reference schematic.</w:t>
+        <w:t>High-current branch cells are physically compact and repeated consistently.</w:t>
       </w:r>
     </w:p>
     <w:p>
@@ -8136,7 +7977,7 @@
         <w:spacing w:after="60"/>
       </w:pPr>
       <w:r>
-        <w:t>USB-C CC resistors, ESD, D+/D- routing, and power behavior are correct.</w:t>
+        <w:t>MOSFETs, INA780x packages, and XT60 connectors use wide copper and thermal copper.</w:t>
       </w:r>
     </w:p>
     <w:p>
@@ -8145,7 +7986,7 @@
         <w:spacing w:after="60"/>
       </w:pPr>
       <w:r>
-        <w:t>QSPI flash and crystal are correct and placed on the controller sheet.</w:t>
+        <w:t>USB, QSPI, crystal, and I2C are routed away from high-current paths.</w:t>
       </w:r>
     </w:p>
     <w:p>
@@ -8154,7 +7995,7 @@
         <w:spacing w:after="60"/>
       </w:pPr>
       <w:r>
-        <w:t>No MCP23017 or GPIO expander exists in the required control path.</w:t>
+        <w:t>Ground plane is continuous under RP2350, USB, QSPI, crystal, and I2C.</w:t>
       </w:r>
     </w:p>
     <w:p>
@@ -8163,7 +8004,7 @@
         <w:spacing w:after="60"/>
       </w:pPr>
       <w:r>
-        <w:t>All enable outputs pass through SN74LVC244 before SN74LVC08 gates.</w:t>
+        <w:t>All connectors have readable silkscreen labels and polarity markings.</w:t>
       </w:r>
     </w:p>
     <w:p>
@@ -8172,16 +8013,25 @@
         <w:spacing w:after="60"/>
       </w:pPr>
       <w:r>
-        <w:t>All E-stop gated enables have pulldowns and safe default states.</w:t>
+        <w:t>Test points exist for all rails, E-stop, I2C, enable signals, final enables, and fault summaries.</w:t>
       </w:r>
     </w:p>
     <w:p>
       <w:pPr>
+        <w:pStyle w:val="Heading2"/>
+        <w:spacing w:before="160" w:after="80"/>
+      </w:pPr>
+      <w:r>
+        <w:t>11.4 Software Checklist</w:t>
+      </w:r>
+    </w:p>
+    <w:p>
+      <w:pPr>
         <w:pStyle w:val="ListBullet"/>
         <w:spacing w:after="60"/>
       </w:pPr>
       <w:r>
-        <w:t>Every INA780x has unique address straps matching Section 5.</w:t>
+        <w:t>Zephyr board definition or F Prime deployment matches the GPIO/I2C names in Section 6.</w:t>
       </w:r>
     </w:p>
     <w:p>
@@ -8190,7 +8040,7 @@
         <w:spacing w:after="60"/>
       </w:pPr>
       <w:r>
-        <w:t>Every TCA4307 has correct pullups, EN/READY handling, and test points.</w:t>
+        <w:t>All rails default OFF except fixed always-on paths when not E-stopped.</w:t>
       </w:r>
     </w:p>
     <w:p>
@@ -8199,7 +8049,7 @@
         <w:spacing w:after="60"/>
       </w:pPr>
       <w:r>
-        <w:t>Every gate driver has verified logic input and verified power supply connections.</w:t>
+        <w:t>Firmware refuses to enable outputs when E-stop is asserted.</w:t>
       </w:r>
     </w:p>
     <w:p>
@@ -8208,16 +8058,16 @@
         <w:spacing w:after="60"/>
       </w:pPr>
       <w:r>
-        <w:t>Every MOSFET has gate resistor, gate-source pulldown, and optional gate-source clamp if required.</w:t>
+        <w:t>Firmware probes all I2C devices and reports missing sensors.</w:t>
       </w:r>
     </w:p>
     <w:p>
       <w:pPr>
-        <w:pStyle w:val="Heading2"/>
-        <w:spacing w:before="160" w:after="80"/>
-      </w:pPr>
-      <w:r>
-        <w:t>11.3 PCB Checklist</w:t>
+        <w:pStyle w:val="ListBullet"/>
+        <w:spacing w:after="60"/>
+      </w:pPr>
+      <w:r>
+        <w:t>Firmware computes drivetrain total current and power from branch telemetry.</w:t>
       </w:r>
     </w:p>
     <w:p>
@@ -8226,158 +8076,13 @@
         <w:spacing w:after="60"/>
       </w:pPr>
       <w:r>
-        <w:t>High-current branch cells are physically compact and repeated consistently.</w:t>
-      </w:r>
-    </w:p>
-    <w:p>
-      <w:pPr>
-        <w:pStyle w:val="ListBullet"/>
-        <w:spacing w:after="60"/>
-      </w:pPr>
-      <w:r>
-        <w:t>MOSFETs, INA780x packages, and XT60 connectors use wide copper and thermal copper.</w:t>
-      </w:r>
-    </w:p>
-    <w:p>
-      <w:pPr>
-        <w:pStyle w:val="ListBullet"/>
-        <w:spacing w:after="60"/>
-      </w:pPr>
-      <w:r>
-        <w:t>USB, QSPI, crystal, and I2C are routed away from high-current paths.</w:t>
-      </w:r>
-    </w:p>
-    <w:p>
-      <w:pPr>
-        <w:pStyle w:val="ListBullet"/>
-        <w:spacing w:after="60"/>
-      </w:pPr>
-      <w:r>
-        <w:t xml:space="preserve">Ground </w:t>
-      </w:r>
-      <w:proofErr w:type="gramStart"/>
-      <w:r>
-        <w:t>plane is</w:t>
-      </w:r>
-      <w:proofErr w:type="gramEnd"/>
-      <w:r>
-        <w:t xml:space="preserve"> continuous under RP2350, USB, QSPI, crystal, and I2C.</w:t>
-      </w:r>
-    </w:p>
-    <w:p>
-      <w:pPr>
-        <w:pStyle w:val="ListBullet"/>
-        <w:spacing w:after="60"/>
-      </w:pPr>
-      <w:r>
-        <w:t>No thermal reliefs on critical power copper unless approved.</w:t>
-      </w:r>
-    </w:p>
-    <w:p>
-      <w:pPr>
-        <w:pStyle w:val="ListBullet"/>
-        <w:spacing w:after="60"/>
-      </w:pPr>
-      <w:r>
-        <w:t>All connectors have readable silkscreen labels and polarity markings.</w:t>
-      </w:r>
-    </w:p>
-    <w:p>
-      <w:pPr>
-        <w:pStyle w:val="ListBullet"/>
-        <w:spacing w:after="60"/>
-      </w:pPr>
-      <w:r>
-        <w:t>Test points exist for all rails, E-stop, I2C, enable signals, final enables, and fault summaries.</w:t>
-      </w:r>
-    </w:p>
-    <w:p>
-      <w:pPr>
-        <w:pStyle w:val="ListBullet"/>
-        <w:spacing w:after="60"/>
-      </w:pPr>
-      <w:r>
-        <w:t>Board fits within at most one-third of rover footprint.</w:t>
-      </w:r>
-    </w:p>
-    <w:p>
-      <w:pPr>
-        <w:pStyle w:val="Heading2"/>
-        <w:spacing w:before="160" w:after="80"/>
-      </w:pPr>
-      <w:r>
-        <w:lastRenderedPageBreak/>
-        <w:t>11.4 Software Checklist</w:t>
-      </w:r>
-    </w:p>
-    <w:p>
-      <w:pPr>
-        <w:pStyle w:val="ListBullet"/>
-        <w:spacing w:after="60"/>
-      </w:pPr>
-      <w:r>
-        <w:t>Zephyr board definition or F Prime deployment matches the GPIO/I2C names in Section 6.</w:t>
-      </w:r>
-    </w:p>
-    <w:p>
-      <w:pPr>
-        <w:pStyle w:val="ListBullet"/>
-        <w:spacing w:after="60"/>
-      </w:pPr>
-      <w:r>
-        <w:t>All rails default OFF except fixed always-on paths when not E-stopped.</w:t>
-      </w:r>
-    </w:p>
-    <w:p>
-      <w:pPr>
-        <w:pStyle w:val="ListBullet"/>
-        <w:spacing w:after="60"/>
-      </w:pPr>
-      <w:r>
-        <w:t xml:space="preserve">Firmware refuses to enable </w:t>
-      </w:r>
-      <w:proofErr w:type="gramStart"/>
-      <w:r>
-        <w:t>outputs</w:t>
-      </w:r>
-      <w:proofErr w:type="gramEnd"/>
-      <w:r>
-        <w:t xml:space="preserve"> when E-stop is asserted.</w:t>
-      </w:r>
-    </w:p>
-    <w:p>
-      <w:pPr>
-        <w:pStyle w:val="ListBullet"/>
-        <w:spacing w:after="60"/>
-      </w:pPr>
-      <w:r>
-        <w:t>Firmware probes all I2C devices and reports missing sensors.</w:t>
-      </w:r>
-    </w:p>
-    <w:p>
-      <w:pPr>
-        <w:pStyle w:val="ListBullet"/>
-        <w:spacing w:after="60"/>
-      </w:pPr>
-      <w:r>
-        <w:t>Firmware computes drivetrain total current and power from branch telemetry.</w:t>
-      </w:r>
-    </w:p>
-    <w:p>
-      <w:pPr>
-        <w:pStyle w:val="ListBullet"/>
-        <w:spacing w:after="60"/>
-      </w:pPr>
-      <w:r>
-        <w:t xml:space="preserve">Firmware implements </w:t>
-      </w:r>
-      <w:proofErr w:type="spellStart"/>
-      <w:r>
-        <w:t>high_power</w:t>
-      </w:r>
-      <w:proofErr w:type="spellEnd"/>
-      <w:r>
-        <w:t xml:space="preserve"> disable command.</w:t>
+        <w:t>Firmware implements high</w:t>
+      </w:r>
+      <w:r>
+        <w:t xml:space="preserve"> </w:t>
+      </w:r>
+      <w:r>
+        <w:t>power disable command.</w:t>
       </w:r>
     </w:p>
     <w:p>
@@ -8416,7 +8121,7 @@
         </w:trPr>
         <w:tc>
           <w:tcPr>
-            <w:tcW w:w="3168" w:type="dxa"/>
+            <w:tcW w:w="3127" w:type="dxa"/>
             <w:shd w:val="clear" w:color="auto" w:fill="D9EAF7"/>
             <w:vAlign w:val="center"/>
           </w:tcPr>
@@ -8432,7 +8137,7 @@
         </w:tc>
         <w:tc>
           <w:tcPr>
-            <w:tcW w:w="7776" w:type="dxa"/>
+            <w:tcW w:w="7601" w:type="dxa"/>
             <w:shd w:val="clear" w:color="auto" w:fill="D9EAF7"/>
             <w:vAlign w:val="center"/>
           </w:tcPr>
@@ -8453,41 +8158,27 @@
         </w:trPr>
         <w:tc>
           <w:tcPr>
-            <w:tcW w:w="3168" w:type="dxa"/>
-          </w:tcPr>
-          <w:p>
-            <w:r>
-              <w:rPr>
-                <w:sz w:val="16"/>
-              </w:rPr>
-              <w:t>Full-system E-stop disconnect</w:t>
-            </w:r>
-          </w:p>
-        </w:tc>
-        <w:tc>
-          <w:tcPr>
-            <w:tcW w:w="7776" w:type="dxa"/>
-          </w:tcPr>
-          <w:p>
-            <w:r>
-              <w:rPr>
-                <w:sz w:val="16"/>
-              </w:rPr>
-              <w:t xml:space="preserve">RESOLVED 2026-08-07. Confirmed </w:t>
-            </w:r>
-            <w:proofErr w:type="gramStart"/>
-            <w:r>
-              <w:rPr>
-                <w:sz w:val="16"/>
-              </w:rPr>
-              <w:t>normally-open</w:t>
-            </w:r>
-            <w:proofErr w:type="gramEnd"/>
-            <w:r>
-              <w:rPr>
-                <w:sz w:val="16"/>
-              </w:rPr>
-              <w:t>, fail-safe hold-to-enable topology matches intent: status node pulled LOW (outputs off) by default/switch-open, pulled HIGH (outputs allowed) only while switch is actively closed. See Section 2.6.</w:t>
+            <w:tcW w:w="3127" w:type="dxa"/>
+          </w:tcPr>
+          <w:p>
+            <w:r>
+              <w:rPr>
+                <w:sz w:val="16"/>
+              </w:rPr>
+              <w:t>IPT007 thermal margin</w:t>
+            </w:r>
+          </w:p>
+        </w:tc>
+        <w:tc>
+          <w:tcPr>
+            <w:tcW w:w="7601" w:type="dxa"/>
+          </w:tcPr>
+          <w:p>
+            <w:r>
+              <w:rPr>
+                <w:sz w:val="16"/>
+              </w:rPr>
+              <w:t>Calculate I^2R loss for expected branch current and verify copper/thermal design. Do not trust package headline current rating alone.</w:t>
             </w:r>
           </w:p>
         </w:tc>
@@ -8498,27 +8189,27 @@
         </w:trPr>
         <w:tc>
           <w:tcPr>
-            <w:tcW w:w="3168" w:type="dxa"/>
-          </w:tcPr>
-          <w:p>
-            <w:r>
-              <w:rPr>
-                <w:sz w:val="16"/>
-              </w:rPr>
-              <w:t>Gate-driver supply</w:t>
-            </w:r>
-          </w:p>
-        </w:tc>
-        <w:tc>
-          <w:tcPr>
-            <w:tcW w:w="7776" w:type="dxa"/>
-          </w:tcPr>
-          <w:p>
-            <w:r>
-              <w:rPr>
-                <w:sz w:val="16"/>
-              </w:rPr>
-              <w:t>RESOLVED 2026-08-07. Confirmed via netlist + datasheet audit: all 8 LTC7001 VCC pins are on the 12V rail, not 3.3V -- IPT007N06N is fully enhanced.</w:t>
+            <w:tcW w:w="3127" w:type="dxa"/>
+          </w:tcPr>
+          <w:p>
+            <w:r>
+              <w:rPr>
+                <w:sz w:val="16"/>
+              </w:rPr>
+              <w:t>INA780x thermal margin</w:t>
+            </w:r>
+          </w:p>
+        </w:tc>
+        <w:tc>
+          <w:tcPr>
+            <w:tcW w:w="7601" w:type="dxa"/>
+          </w:tcPr>
+          <w:p>
+            <w:r>
+              <w:rPr>
+                <w:sz w:val="16"/>
+              </w:rPr>
+              <w:t>Verify each branch current profile is inside INA780x measurement and thermal envelope.</w:t>
             </w:r>
           </w:p>
         </w:tc>
@@ -8529,27 +8220,41 @@
         </w:trPr>
         <w:tc>
           <w:tcPr>
-            <w:tcW w:w="3168" w:type="dxa"/>
-          </w:tcPr>
-          <w:p>
-            <w:r>
-              <w:rPr>
-                <w:sz w:val="16"/>
-              </w:rPr>
-              <w:t>IPT007 thermal margin</w:t>
-            </w:r>
-          </w:p>
-        </w:tc>
-        <w:tc>
-          <w:tcPr>
-            <w:tcW w:w="7776" w:type="dxa"/>
-          </w:tcPr>
-          <w:p>
-            <w:r>
-              <w:rPr>
-                <w:sz w:val="16"/>
-              </w:rPr>
-              <w:t>Calculate I^2R loss for expected branch current and verify copper/thermal design. Do not trust package headline current rating alone.</w:t>
+            <w:tcW w:w="3127" w:type="dxa"/>
+          </w:tcPr>
+          <w:p>
+            <w:r>
+              <w:rPr>
+                <w:sz w:val="16"/>
+              </w:rPr>
+              <w:t>RP2350 reference design merge</w:t>
+            </w:r>
+          </w:p>
+        </w:tc>
+        <w:tc>
+          <w:tcPr>
+            <w:tcW w:w="7601" w:type="dxa"/>
+          </w:tcPr>
+          <w:p>
+            <w:r>
+              <w:rPr>
+                <w:sz w:val="16"/>
+              </w:rPr>
+              <w:t xml:space="preserve">Compare final controller sheet against Raspberry Pi official minimal design and the Bronco Space Lab </w:t>
+            </w:r>
+            <w:proofErr w:type="spellStart"/>
+            <w:r>
+              <w:rPr>
+                <w:sz w:val="16"/>
+              </w:rPr>
+              <w:t>BLVLink</w:t>
+            </w:r>
+            <w:proofErr w:type="spellEnd"/>
+            <w:r>
+              <w:rPr>
+                <w:sz w:val="16"/>
+              </w:rPr>
+              <w:t xml:space="preserve"> hardware v2.0 reference design before PCB routing.</w:t>
             </w:r>
           </w:p>
         </w:tc>
@@ -8560,370 +8265,34 @@
         </w:trPr>
         <w:tc>
           <w:tcPr>
-            <w:tcW w:w="3168" w:type="dxa"/>
-          </w:tcPr>
-          <w:p>
-            <w:r>
-              <w:rPr>
-                <w:sz w:val="16"/>
-              </w:rPr>
-              <w:t>INA780x thermal margin</w:t>
-            </w:r>
-          </w:p>
-        </w:tc>
-        <w:tc>
-          <w:tcPr>
-            <w:tcW w:w="7776" w:type="dxa"/>
-          </w:tcPr>
-          <w:p>
-            <w:r>
-              <w:rPr>
-                <w:sz w:val="16"/>
-              </w:rPr>
-              <w:t>Verify each branch current profile is inside INA780x measurement and thermal envelope.</w:t>
-            </w:r>
-          </w:p>
-        </w:tc>
-      </w:tr>
-      <w:tr>
-        <w:trPr>
-          <w:jc w:val="center"/>
-        </w:trPr>
-        <w:tc>
-          <w:tcPr>
-            <w:tcW w:w="3168" w:type="dxa"/>
-          </w:tcPr>
-          <w:p>
-            <w:r>
-              <w:rPr>
-                <w:sz w:val="16"/>
-              </w:rPr>
-              <w:t>RP2350 reference design merge</w:t>
-            </w:r>
-          </w:p>
-        </w:tc>
-        <w:tc>
-          <w:tcPr>
-            <w:tcW w:w="7776" w:type="dxa"/>
-          </w:tcPr>
-          <w:p>
-            <w:r>
-              <w:rPr>
-                <w:sz w:val="16"/>
-              </w:rPr>
-              <w:t xml:space="preserve">Compare final controller sheet against Raspberry Pi official minimal design and the Bronco Space Lab </w:t>
+            <w:tcW w:w="3127" w:type="dxa"/>
+          </w:tcPr>
+          <w:p>
+            <w:r>
+              <w:rPr>
+                <w:sz w:val="16"/>
+              </w:rPr>
+              <w:t>Reverse-battery protection -- drivetrain/arm/science</w:t>
+            </w:r>
+          </w:p>
+        </w:tc>
+        <w:tc>
+          <w:tcPr>
+            <w:tcW w:w="7601" w:type="dxa"/>
+          </w:tcPr>
+          <w:p>
+            <w:r>
+              <w:t xml:space="preserve">Drive/Arm/Science </w:t>
             </w:r>
             <w:proofErr w:type="spellStart"/>
-            <w:r>
-              <w:rPr>
-                <w:sz w:val="16"/>
-              </w:rPr>
-              <w:t>BLVLink</w:t>
+            <w:proofErr w:type="gramStart"/>
+            <w:r>
+              <w:t>wont</w:t>
             </w:r>
             <w:proofErr w:type="spellEnd"/>
-            <w:r>
-              <w:rPr>
-                <w:sz w:val="16"/>
-              </w:rPr>
-              <w:t xml:space="preserve"> hardware v2.0 reference design before PCB routing.</w:t>
-            </w:r>
-          </w:p>
-        </w:tc>
-      </w:tr>
-      <w:tr>
-        <w:trPr>
-          <w:jc w:val="center"/>
-        </w:trPr>
-        <w:tc>
-          <w:tcPr>
-            <w:tcW w:w="3168" w:type="dxa"/>
-          </w:tcPr>
-          <w:p>
-            <w:r>
-              <w:rPr>
-                <w:sz w:val="16"/>
-              </w:rPr>
-              <w:t>Zephyr/F Prime build target</w:t>
-            </w:r>
-          </w:p>
-        </w:tc>
-        <w:tc>
-          <w:tcPr>
-            <w:tcW w:w="7776" w:type="dxa"/>
-          </w:tcPr>
-          <w:p>
-            <w:r>
-              <w:rPr>
-                <w:sz w:val="16"/>
-              </w:rPr>
-              <w:t>Create custom RP2350A Zephyr board or derive from rpi_pico2/rp2350a. Confirm USB CDC and both I2C buses before vehicle integration.</w:t>
-            </w:r>
-          </w:p>
-        </w:tc>
-      </w:tr>
-      <w:tr>
-        <w:trPr>
-          <w:jc w:val="center"/>
-        </w:trPr>
-        <w:tc>
-          <w:tcPr>
-            <w:tcW w:w="3112" w:type="dxa"/>
-          </w:tcPr>
-          <w:p>
-            <w:r>
-              <w:rPr>
-                <w:sz w:val="16"/>
-              </w:rPr>
-              <w:t>I2C address strap collision</w:t>
-            </w:r>
-          </w:p>
-        </w:tc>
-        <w:tc>
-          <w:tcPr>
-            <w:tcW w:w="7616" w:type="dxa"/>
-          </w:tcPr>
-          <w:p>
-            <w:r>
-              <w:rPr>
-                <w:sz w:val="16"/>
-              </w:rPr>
-              <w:t>RESOLVED 2026-08-08. All 9 devices on the sense/temp I2C bus (U6, U12, U14, U27, U31, U32, U33, U36, U37) confirmed via netlist to strap to unique A1/A0 addresses -- no duplicates. Took several attempts (each intermediate fix landed on an address another device already used) before converging -- final state has ARM (U36) at A1-&gt;SCL, A0-&gt;GND.</w:t>
-            </w:r>
-          </w:p>
-        </w:tc>
-      </w:tr>
-      <w:tr>
-        <w:trPr>
-          <w:jc w:val="center"/>
-        </w:trPr>
-        <w:tc>
-          <w:tcPr>
-            <w:tcW w:w="3112" w:type="dxa"/>
-          </w:tcPr>
-          <w:p>
-            <w:r>
-              <w:rPr>
-                <w:sz w:val="16"/>
-              </w:rPr>
-              <w:t>LTC7001 VCCUV pulldown</w:t>
-            </w:r>
-          </w:p>
-        </w:tc>
-        <w:tc>
-          <w:tcPr>
-            <w:tcW w:w="7616" w:type="dxa"/>
-          </w:tcPr>
-          <w:p>
-            <w:r>
-              <w:rPr>
-                <w:sz w:val="16"/>
-              </w:rPr>
-              <w:t>RESOLVED -- correction to a 2026-08-07 review finding. VCCUV (pin 2) is pulled to GND through a 150k resistor on all 8 instances (R91-R98, one per channel): U34/R91, U35/R92, U11/R93, U13/R94, U26/R95, U29/R96, U30/R97, U28/R98. The prior 'floating' finding was a review-tooling error, not a schematic gap.</w:t>
-            </w:r>
-          </w:p>
-        </w:tc>
-      </w:tr>
-      <w:tr>
-        <w:trPr>
-          <w:jc w:val="center"/>
-        </w:trPr>
-        <w:tc>
-          <w:tcPr>
-            <w:tcW w:w="3112" w:type="dxa"/>
-          </w:tcPr>
-          <w:p>
-            <w:r>
-              <w:rPr>
-                <w:sz w:val="16"/>
-              </w:rPr>
-              <w:t>BAS21 reverse-battery ground-protection network</w:t>
-            </w:r>
-          </w:p>
-        </w:tc>
-        <w:tc>
-          <w:tcPr>
-            <w:tcW w:w="7616" w:type="dxa"/>
-          </w:tcPr>
-          <w:p>
-            <w:r>
-              <w:rPr>
-                <w:sz w:val="16"/>
-              </w:rPr>
-              <w:t xml:space="preserve">RESOLVED 2026-08-07 for logic power. BAS21 diode + 4.7k RGND implemented in each TPS1HA08's own GND return path (D10/R99-&gt;U2, D11/R100-&gt;U5, D12/R101-&gt;U23), per TI's TPS1HA08-Q1 Section 9.1 application circuit. This topology is specific to </w:t>
-            </w:r>
-            <w:proofErr w:type="spellStart"/>
-            <w:r>
-              <w:rPr>
-                <w:sz w:val="16"/>
-              </w:rPr>
-              <w:t>eFuses</w:t>
-            </w:r>
-            <w:proofErr w:type="spellEnd"/>
-            <w:r>
-              <w:rPr>
-                <w:sz w:val="16"/>
-              </w:rPr>
-              <w:t xml:space="preserve"> and does not cover the drivetrain/arm/science battery inputs -- see the new open item below.</w:t>
-            </w:r>
-          </w:p>
-        </w:tc>
-      </w:tr>
-      <w:tr>
-        <w:trPr>
-          <w:jc w:val="center"/>
-        </w:trPr>
-        <w:tc>
-          <w:tcPr>
-            <w:tcW w:w="3112" w:type="dxa"/>
-          </w:tcPr>
-          <w:p>
-            <w:r>
-              <w:rPr>
-                <w:sz w:val="16"/>
-              </w:rPr>
-              <w:t>Jetson/POE-switch/network-switch output connectors</w:t>
-            </w:r>
-          </w:p>
-        </w:tc>
-        <w:tc>
-          <w:tcPr>
-            <w:tcW w:w="7616" w:type="dxa"/>
-          </w:tcPr>
-          <w:p>
-            <w:r>
-              <w:rPr>
-                <w:sz w:val="16"/>
-              </w:rPr>
-              <w:t>RESOLVED 2026-08-08. Confirmed via netlist: U9/U10/U20/U25 (KF301) replaced by CN15/CN16/CN17/CN18 (XT60PW-M), correctly routed to +20V_JETSON, +22.2V_POE, and the shared +12V rail (network switch + aux) respectively.</w:t>
-            </w:r>
-          </w:p>
-        </w:tc>
-      </w:tr>
-      <w:tr>
-        <w:trPr>
-          <w:jc w:val="center"/>
-        </w:trPr>
-        <w:tc>
-          <w:tcPr>
-            <w:tcW w:w="3109" w:type="dxa"/>
-          </w:tcPr>
-          <w:p>
-            <w:r>
-              <w:rPr>
-                <w:sz w:val="16"/>
-              </w:rPr>
-              <w:t>Reverse-battery protection -- drivetrain/arm/science</w:t>
-            </w:r>
-          </w:p>
-        </w:tc>
-        <w:tc>
-          <w:tcPr>
-            <w:tcW w:w="7619" w:type="dxa"/>
-          </w:tcPr>
-          <w:p>
-            <w:r>
-              <w:t xml:space="preserve">Drive/Arm/Science </w:t>
-            </w:r>
-            <w:proofErr w:type="gramStart"/>
-            <w:r>
-              <w:t>wont</w:t>
-            </w:r>
             <w:proofErr w:type="gramEnd"/>
             <w:r>
-              <w:t xml:space="preserve"> have RCP.</w:t>
-            </w:r>
-          </w:p>
-        </w:tc>
-      </w:tr>
-      <w:tr>
-        <w:trPr>
-          <w:jc w:val="center"/>
-        </w:trPr>
-        <w:tc>
-          <w:tcPr>
-            <w:tcW w:w="3109" w:type="dxa"/>
-          </w:tcPr>
-          <w:p>
-            <w:r>
-              <w:rPr>
-                <w:sz w:val="16"/>
-              </w:rPr>
-              <w:t>Unlinked footprints</w:t>
-            </w:r>
-          </w:p>
-        </w:tc>
-        <w:tc>
-          <w:tcPr>
-            <w:tcW w:w="7619" w:type="dxa"/>
-          </w:tcPr>
-          <w:p>
-            <w:r>
-              <w:rPr>
-                <w:sz w:val="16"/>
-              </w:rPr>
-              <w:t>RESOLVED 2026-08-08. Fresh ERC run: 0 violations, 0 components missing a footprint (259/259 linked). The former D1 LED footprint-category mismatch is also gone -- now LED1, assigned an LED0805 footprint matching its symbol's filter category.</w:t>
-            </w:r>
-          </w:p>
-        </w:tc>
-      </w:tr>
-      <w:tr>
-        <w:trPr>
-          <w:jc w:val="center"/>
-        </w:trPr>
-        <w:tc>
-          <w:tcPr>
-            <w:tcW w:w="3109" w:type="dxa"/>
-          </w:tcPr>
-          <w:p>
-            <w:r>
-              <w:rPr>
-                <w:sz w:val="16"/>
-              </w:rPr>
-              <w:t>LT8612 boost capacitor undersized</w:t>
-            </w:r>
-          </w:p>
-        </w:tc>
-        <w:tc>
-          <w:tcPr>
-            <w:tcW w:w="7619" w:type="dxa"/>
-          </w:tcPr>
-          <w:p>
-            <w:r>
-              <w:rPr>
-                <w:sz w:val="16"/>
-              </w:rPr>
-              <w:t>RESOLVED 2026-08-08. All three LT8612 stages (3.3V logic, 20V Jetson, 12V aux) now use a 0.1uF BST cap, matching the datasheet's typical application circuit. Confirmed via fresh netlist re-derivation (component reference designators were re-annotated by the user between the finding and this check, so stages are identified here by BIAS-pin rail, not by ref).</w:t>
-            </w:r>
-          </w:p>
-        </w:tc>
-      </w:tr>
-      <w:tr>
-        <w:trPr>
-          <w:jc w:val="center"/>
-        </w:trPr>
-        <w:tc>
-          <w:tcPr>
-            <w:tcW w:w="3109" w:type="dxa"/>
-          </w:tcPr>
-          <w:p>
-            <w:r>
-              <w:rPr>
-                <w:sz w:val="16"/>
-              </w:rPr>
-              <w:t>LT8612 soft-start cap on Jetson stage</w:t>
-            </w:r>
-          </w:p>
-        </w:tc>
-        <w:tc>
-          <w:tcPr>
-            <w:tcW w:w="7619" w:type="dxa"/>
-          </w:tcPr>
-          <w:p>
-            <w:r>
-              <w:rPr>
-                <w:sz w:val="16"/>
-              </w:rPr>
-              <w:t>RESOLVED -- confirmed intentional 2026-08-08. The 20V Jetson stage's TR/SS cap (1uF vs 10nF on the 3.3V logic and 12V aux stages) deliberately slows that stage's soft-start: the Jetson load sinks significant current at power-up, and the longer ramp limits inrush. Not a defect or inconsistency.</w:t>
+              <w:t xml:space="preserve"> have reverse circuit protection</w:t>
             </w:r>
           </w:p>
         </w:tc>
@@ -9036,6 +8405,7 @@
               <w:rPr>
                 <w:sz w:val="16"/>
               </w:rPr>
+              <w:lastRenderedPageBreak/>
               <w:t>Raspberry Pi Hardware Design with RP2350</w:t>
             </w:r>
           </w:p>
@@ -9193,7 +8563,6 @@
               <w:rPr>
                 <w:sz w:val="16"/>
               </w:rPr>
-              <w:lastRenderedPageBreak/>
               <w:t>Infineon IPT007N06N datasheet / LCSC listing</w:t>
             </w:r>
           </w:p>
@@ -9519,7 +8888,7 @@
 </file>
 
 <file path=word/endnotes.xml><?xml version="1.0" encoding="utf-8"?>
-<w:endnotes xmlns:wpc="http://schemas.microsoft.com/office/word/2010/wordprocessingCanvas" xmlns:cx="http://schemas.microsoft.com/office/drawing/2014/chartex" xmlns:cx1="http://schemas.microsoft.com/office/drawing/2015/9/8/chartex" xmlns:cx2="http://schemas.microsoft.com/office/drawing/2015/10/21/chartex" xmlns:cx3="http://schemas.microsoft.com/office/drawing/2016/5/9/chartex" xmlns:cx4="http://schemas.microsoft.com/office/drawing/2016/5/10/chartex" xmlns:cx5="http://schemas.microsoft.com/office/drawing/2016/5/11/chartex" xmlns:cx6="http://schemas.microsoft.com/office/drawing/2016/5/12/chartex" xmlns:cx7="http://schemas.microsoft.com/office/drawing/2016/5/13/chartex" xmlns:cx8="http://schemas.microsoft.com/office/drawing/2016/5/14/chartex" xmlns:mc="http://schemas.openxmlformats.org/markup-compatibility/2006" xmlns:aink="http://schemas.microsoft.com/office/drawing/2016/ink" xmlns:am3d="http://schemas.microsoft.com/office/drawing/2017/model3d" xmlns:o="urn:schemas-microsoft-com:office:office" xmlns:oel="http://schemas.microsoft.com/office/2019/extlst" xmlns:r="http://schemas.openxmlformats.org/officeDocument/2006/relationships" xmlns:m="http://schemas.openxmlformats.org/officeDocument/2006/math" xmlns:v="urn:schemas-microsoft-com:vml" xmlns:wp14="http://schemas.microsoft.com/office/word/2010/wordprocessingDrawing" xmlns:wp="http://schemas.openxmlformats.org/drawingml/2006/wordprocessingDrawing" xmlns:w10="urn:schemas-microsoft-com:office:word" xmlns:w="http://schemas.openxmlformats.org/wordprocessingml/2006/main" xmlns:w14="http://schemas.microsoft.com/office/word/2010/wordml" xmlns:w15="http://schemas.microsoft.com/office/word/2012/wordml" xmlns:w16cei="http://schemas.microsoft.com/office/word/2026/wordml/cei" xmlns:w16cex="http://schemas.microsoft.com/office/word/2018/wordml/cex" xmlns:w16cid="http://schemas.microsoft.com/office/word/2016/wordml/cid" xmlns:w16="http://schemas.microsoft.com/office/word/2018/wordml" xmlns:w16du="http://schemas.microsoft.com/office/word/2023/wordml/word16du" xmlns:w16sdtdh="http://schemas.microsoft.com/office/word/2020/wordml/sdtdatahash" xmlns:w16sdtfl="http://schemas.microsoft.com/office/word/2024/wordml/sdtformatlock" xmlns:w16se="http://schemas.microsoft.com/office/word/2015/wordml/symex" xmlns:wpg="http://schemas.microsoft.com/office/word/2010/wordprocessingGroup" xmlns:wpi="http://schemas.microsoft.com/office/word/2010/wordprocessingInk" xmlns:wne="http://schemas.microsoft.com/office/word/2006/wordml" xmlns:wps="http://schemas.microsoft.com/office/word/2010/wordprocessingShape" mc:Ignorable="w14 w15 w16se w16cid w16 w16cex w16sdtdh w16sdtfl w16du wp14">
+<w:endnotes xmlns:wpc="http://schemas.microsoft.com/office/word/2010/wordprocessingCanvas" xmlns:cx="http://schemas.microsoft.com/office/drawing/2014/chartex" xmlns:cx1="http://schemas.microsoft.com/office/drawing/2015/9/8/chartex" xmlns:cx2="http://schemas.microsoft.com/office/drawing/2015/10/21/chartex" xmlns:cx3="http://schemas.microsoft.com/office/drawing/2016/5/9/chartex" xmlns:cx4="http://schemas.microsoft.com/office/drawing/2016/5/10/chartex" xmlns:cx5="http://schemas.microsoft.com/office/drawing/2016/5/11/chartex" xmlns:cx6="http://schemas.microsoft.com/office/drawing/2016/5/12/chartex" xmlns:cx7="http://schemas.microsoft.com/office/drawing/2016/5/13/chartex" xmlns:cx8="http://schemas.microsoft.com/office/drawing/2016/5/14/chartex" xmlns:mc="http://schemas.openxmlformats.org/markup-compatibility/2006" xmlns:aink="http://schemas.microsoft.com/office/drawing/2016/ink" xmlns:am3d="http://schemas.microsoft.com/office/drawing/2017/model3d" xmlns:o="urn:schemas-microsoft-com:office:office" xmlns:oel="http://schemas.microsoft.com/office/2019/extlst" xmlns:r="http://schemas.openxmlformats.org/officeDocument/2006/relationships" xmlns:m="http://schemas.openxmlformats.org/officeDocument/2006/math" xmlns:v="urn:schemas-microsoft-com:vml" xmlns:wp14="http://schemas.microsoft.com/office/word/2010/wordprocessingDrawing" xmlns:wp="http://schemas.openxmlformats.org/drawingml/2006/wordprocessingDrawing" xmlns:w10="urn:schemas-microsoft-com:office:word" xmlns:w="http://schemas.openxmlformats.org/wordprocessingml/2006/main" xmlns:w14="http://schemas.microsoft.com/office/word/2010/wordml" xmlns:w15="http://schemas.microsoft.com/office/word/2012/wordml" xmlns:w16cex="http://schemas.microsoft.com/office/word/2018/wordml/cex" xmlns:w16cid="http://schemas.microsoft.com/office/word/2016/wordml/cid" xmlns:w16="http://schemas.microsoft.com/office/word/2018/wordml" xmlns:w16du="http://schemas.microsoft.com/office/word/2023/wordml/word16du" xmlns:w16sdtdh="http://schemas.microsoft.com/office/word/2020/wordml/sdtdatahash" xmlns:w16sdtfl="http://schemas.microsoft.com/office/word/2024/wordml/sdtformatlock" xmlns:w16se="http://schemas.microsoft.com/office/word/2015/wordml/symex" xmlns:wpg="http://schemas.microsoft.com/office/word/2010/wordprocessingGroup" xmlns:wpi="http://schemas.microsoft.com/office/word/2010/wordprocessingInk" xmlns:wne="http://schemas.microsoft.com/office/word/2006/wordml" xmlns:wps="http://schemas.microsoft.com/office/word/2010/wordprocessingShape" mc:Ignorable="w14 w15 w16se w16cid w16 w16cex w16sdtdh w16sdtfl w16du wp14">
   <w:endnote w:type="separator" w:id="-1">
     <w:p>
       <w:pPr>
@@ -9544,7 +8913,7 @@
 </file>
 
 <file path=word/footer1.xml><?xml version="1.0" encoding="utf-8"?>
-<w:ftr xmlns:wpc="http://schemas.microsoft.com/office/word/2010/wordprocessingCanvas" xmlns:cx="http://schemas.microsoft.com/office/drawing/2014/chartex" xmlns:cx1="http://schemas.microsoft.com/office/drawing/2015/9/8/chartex" xmlns:cx2="http://schemas.microsoft.com/office/drawing/2015/10/21/chartex" xmlns:cx3="http://schemas.microsoft.com/office/drawing/2016/5/9/chartex" xmlns:cx4="http://schemas.microsoft.com/office/drawing/2016/5/10/chartex" xmlns:cx5="http://schemas.microsoft.com/office/drawing/2016/5/11/chartex" xmlns:cx6="http://schemas.microsoft.com/office/drawing/2016/5/12/chartex" xmlns:cx7="http://schemas.microsoft.com/office/drawing/2016/5/13/chartex" xmlns:cx8="http://schemas.microsoft.com/office/drawing/2016/5/14/chartex" xmlns:mc="http://schemas.openxmlformats.org/markup-compatibility/2006" xmlns:aink="http://schemas.microsoft.com/office/drawing/2016/ink" xmlns:am3d="http://schemas.microsoft.com/office/drawing/2017/model3d" xmlns:o="urn:schemas-microsoft-com:office:office" xmlns:oel="http://schemas.microsoft.com/office/2019/extlst" xmlns:r="http://schemas.openxmlformats.org/officeDocument/2006/relationships" xmlns:m="http://schemas.openxmlformats.org/officeDocument/2006/math" xmlns:v="urn:schemas-microsoft-com:vml" xmlns:wp14="http://schemas.microsoft.com/office/word/2010/wordprocessingDrawing" xmlns:wp="http://schemas.openxmlformats.org/drawingml/2006/wordprocessingDrawing" xmlns:w10="urn:schemas-microsoft-com:office:word" xmlns:w="http://schemas.openxmlformats.org/wordprocessingml/2006/main" xmlns:w14="http://schemas.microsoft.com/office/word/2010/wordml" xmlns:w15="http://schemas.microsoft.com/office/word/2012/wordml" xmlns:w16cei="http://schemas.microsoft.com/office/word/2026/wordml/cei" xmlns:w16cex="http://schemas.microsoft.com/office/word/2018/wordml/cex" xmlns:w16cid="http://schemas.microsoft.com/office/word/2016/wordml/cid" xmlns:w16="http://schemas.microsoft.com/office/word/2018/wordml" xmlns:w16du="http://schemas.microsoft.com/office/word/2023/wordml/word16du" xmlns:w16sdtdh="http://schemas.microsoft.com/office/word/2020/wordml/sdtdatahash" xmlns:w16sdtfl="http://schemas.microsoft.com/office/word/2024/wordml/sdtformatlock" xmlns:w16se="http://schemas.microsoft.com/office/word/2015/wordml/symex" xmlns:wpg="http://schemas.microsoft.com/office/word/2010/wordprocessingGroup" xmlns:wpi="http://schemas.microsoft.com/office/word/2010/wordprocessingInk" xmlns:wne="http://schemas.microsoft.com/office/word/2006/wordml" xmlns:wps="http://schemas.microsoft.com/office/word/2010/wordprocessingShape" mc:Ignorable="w14 w15 w16se w16cid w16 w16cex w16sdtdh w16sdtfl w16du wp14">
+<w:ftr xmlns:wpc="http://schemas.microsoft.com/office/word/2010/wordprocessingCanvas" xmlns:cx="http://schemas.microsoft.com/office/drawing/2014/chartex" xmlns:cx1="http://schemas.microsoft.com/office/drawing/2015/9/8/chartex" xmlns:cx2="http://schemas.microsoft.com/office/drawing/2015/10/21/chartex" xmlns:cx3="http://schemas.microsoft.com/office/drawing/2016/5/9/chartex" xmlns:cx4="http://schemas.microsoft.com/office/drawing/2016/5/10/chartex" xmlns:cx5="http://schemas.microsoft.com/office/drawing/2016/5/11/chartex" xmlns:cx6="http://schemas.microsoft.com/office/drawing/2016/5/12/chartex" xmlns:cx7="http://schemas.microsoft.com/office/drawing/2016/5/13/chartex" xmlns:cx8="http://schemas.microsoft.com/office/drawing/2016/5/14/chartex" xmlns:mc="http://schemas.openxmlformats.org/markup-compatibility/2006" xmlns:aink="http://schemas.microsoft.com/office/drawing/2016/ink" xmlns:am3d="http://schemas.microsoft.com/office/drawing/2017/model3d" xmlns:o="urn:schemas-microsoft-com:office:office" xmlns:oel="http://schemas.microsoft.com/office/2019/extlst" xmlns:r="http://schemas.openxmlformats.org/officeDocument/2006/relationships" xmlns:m="http://schemas.openxmlformats.org/officeDocument/2006/math" xmlns:v="urn:schemas-microsoft-com:vml" xmlns:wp14="http://schemas.microsoft.com/office/word/2010/wordprocessingDrawing" xmlns:wp="http://schemas.openxmlformats.org/drawingml/2006/wordprocessingDrawing" xmlns:w10="urn:schemas-microsoft-com:office:word" xmlns:w="http://schemas.openxmlformats.org/wordprocessingml/2006/main" xmlns:w14="http://schemas.microsoft.com/office/word/2010/wordml" xmlns:w15="http://schemas.microsoft.com/office/word/2012/wordml" xmlns:w16cex="http://schemas.microsoft.com/office/word/2018/wordml/cex" xmlns:w16cid="http://schemas.microsoft.com/office/word/2016/wordml/cid" xmlns:w16="http://schemas.microsoft.com/office/word/2018/wordml" xmlns:w16du="http://schemas.microsoft.com/office/word/2023/wordml/word16du" xmlns:w16sdtdh="http://schemas.microsoft.com/office/word/2020/wordml/sdtdatahash" xmlns:w16sdtfl="http://schemas.microsoft.com/office/word/2024/wordml/sdtformatlock" xmlns:w16se="http://schemas.microsoft.com/office/word/2015/wordml/symex" xmlns:wpg="http://schemas.microsoft.com/office/word/2010/wordprocessingGroup" xmlns:wpi="http://schemas.microsoft.com/office/word/2010/wordprocessingInk" xmlns:wne="http://schemas.microsoft.com/office/word/2006/wordml" xmlns:wps="http://schemas.microsoft.com/office/word/2010/wordprocessingShape" mc:Ignorable="w14 w15 w16se w16cid w16 w16cex w16sdtdh w16sdtfl w16du wp14">
   <w:p>
     <w:pPr>
       <w:pStyle w:val="Footer"/>
@@ -9629,7 +8998,7 @@
 </file>
 
 <file path=word/footnotes.xml><?xml version="1.0" encoding="utf-8"?>
-<w:footnotes xmlns:wpc="http://schemas.microsoft.com/office/word/2010/wordprocessingCanvas" xmlns:cx="http://schemas.microsoft.com/office/drawing/2014/chartex" xmlns:cx1="http://schemas.microsoft.com/office/drawing/2015/9/8/chartex" xmlns:cx2="http://schemas.microsoft.com/office/drawing/2015/10/21/chartex" xmlns:cx3="http://schemas.microsoft.com/office/drawing/2016/5/9/chartex" xmlns:cx4="http://schemas.microsoft.com/office/drawing/2016/5/10/chartex" xmlns:cx5="http://schemas.microsoft.com/office/drawing/2016/5/11/chartex" xmlns:cx6="http://schemas.microsoft.com/office/drawing/2016/5/12/chartex" xmlns:cx7="http://schemas.microsoft.com/office/drawing/2016/5/13/chartex" xmlns:cx8="http://schemas.microsoft.com/office/drawing/2016/5/14/chartex" xmlns:mc="http://schemas.openxmlformats.org/markup-compatibility/2006" xmlns:aink="http://schemas.microsoft.com/office/drawing/2016/ink" xmlns:am3d="http://schemas.microsoft.com/office/drawing/2017/model3d" xmlns:o="urn:schemas-microsoft-com:office:office" xmlns:oel="http://schemas.microsoft.com/office/2019/extlst" xmlns:r="http://schemas.openxmlformats.org/officeDocument/2006/relationships" xmlns:m="http://schemas.openxmlformats.org/officeDocument/2006/math" xmlns:v="urn:schemas-microsoft-com:vml" xmlns:wp14="http://schemas.microsoft.com/office/word/2010/wordprocessingDrawing" xmlns:wp="http://schemas.openxmlformats.org/drawingml/2006/wordprocessingDrawing" xmlns:w10="urn:schemas-microsoft-com:office:word" xmlns:w="http://schemas.openxmlformats.org/wordprocessingml/2006/main" xmlns:w14="http://schemas.microsoft.com/office/word/2010/wordml" xmlns:w15="http://schemas.microsoft.com/office/word/2012/wordml" xmlns:w16cei="http://schemas.microsoft.com/office/word/2026/wordml/cei" xmlns:w16cex="http://schemas.microsoft.com/office/word/2018/wordml/cex" xmlns:w16cid="http://schemas.microsoft.com/office/word/2016/wordml/cid" xmlns:w16="http://schemas.microsoft.com/office/word/2018/wordml" xmlns:w16du="http://schemas.microsoft.com/office/word/2023/wordml/word16du" xmlns:w16sdtdh="http://schemas.microsoft.com/office/word/2020/wordml/sdtdatahash" xmlns:w16sdtfl="http://schemas.microsoft.com/office/word/2024/wordml/sdtformatlock" xmlns:w16se="http://schemas.microsoft.com/office/word/2015/wordml/symex" xmlns:wpg="http://schemas.microsoft.com/office/word/2010/wordprocessingGroup" xmlns:wpi="http://schemas.microsoft.com/office/word/2010/wordprocessingInk" xmlns:wne="http://schemas.microsoft.com/office/word/2006/wordml" xmlns:wps="http://schemas.microsoft.com/office/word/2010/wordprocessingShape" mc:Ignorable="w14 w15 w16se w16cid w16 w16cex w16sdtdh w16sdtfl w16du wp14">
+<w:footnotes xmlns:wpc="http://schemas.microsoft.com/office/word/2010/wordprocessingCanvas" xmlns:cx="http://schemas.microsoft.com/office/drawing/2014/chartex" xmlns:cx1="http://schemas.microsoft.com/office/drawing/2015/9/8/chartex" xmlns:cx2="http://schemas.microsoft.com/office/drawing/2015/10/21/chartex" xmlns:cx3="http://schemas.microsoft.com/office/drawing/2016/5/9/chartex" xmlns:cx4="http://schemas.microsoft.com/office/drawing/2016/5/10/chartex" xmlns:cx5="http://schemas.microsoft.com/office/drawing/2016/5/11/chartex" xmlns:cx6="http://schemas.microsoft.com/office/drawing/2016/5/12/chartex" xmlns:cx7="http://schemas.microsoft.com/office/drawing/2016/5/13/chartex" xmlns:cx8="http://schemas.microsoft.com/office/drawing/2016/5/14/chartex" xmlns:mc="http://schemas.openxmlformats.org/markup-compatibility/2006" xmlns:aink="http://schemas.microsoft.com/office/drawing/2016/ink" xmlns:am3d="http://schemas.microsoft.com/office/drawing/2017/model3d" xmlns:o="urn:schemas-microsoft-com:office:office" xmlns:oel="http://schemas.microsoft.com/office/2019/extlst" xmlns:r="http://schemas.openxmlformats.org/officeDocument/2006/relationships" xmlns:m="http://schemas.openxmlformats.org/officeDocument/2006/math" xmlns:v="urn:schemas-microsoft-com:vml" xmlns:wp14="http://schemas.microsoft.com/office/word/2010/wordprocessingDrawing" xmlns:wp="http://schemas.openxmlformats.org/drawingml/2006/wordprocessingDrawing" xmlns:w10="urn:schemas-microsoft-com:office:word" xmlns:w="http://schemas.openxmlformats.org/wordprocessingml/2006/main" xmlns:w14="http://schemas.microsoft.com/office/word/2010/wordml" xmlns:w15="http://schemas.microsoft.com/office/word/2012/wordml" xmlns:w16cex="http://schemas.microsoft.com/office/word/2018/wordml/cex" xmlns:w16cid="http://schemas.microsoft.com/office/word/2016/wordml/cid" xmlns:w16="http://schemas.microsoft.com/office/word/2018/wordml" xmlns:w16du="http://schemas.microsoft.com/office/word/2023/wordml/word16du" xmlns:w16sdtdh="http://schemas.microsoft.com/office/word/2020/wordml/sdtdatahash" xmlns:w16sdtfl="http://schemas.microsoft.com/office/word/2024/wordml/sdtformatlock" xmlns:w16se="http://schemas.microsoft.com/office/word/2015/wordml/symex" xmlns:wpg="http://schemas.microsoft.com/office/word/2010/wordprocessingGroup" xmlns:wpi="http://schemas.microsoft.com/office/word/2010/wordprocessingInk" xmlns:wne="http://schemas.microsoft.com/office/word/2006/wordml" xmlns:wps="http://schemas.microsoft.com/office/word/2010/wordprocessingShape" mc:Ignorable="w14 w15 w16se w16cid w16 w16cex w16sdtdh w16sdtfl w16du wp14">
   <w:footnote w:type="separator" w:id="-1">
     <w:p>
       <w:pPr>
@@ -9654,7 +9023,7 @@
 </file>
 
 <file path=word/numbering.xml><?xml version="1.0" encoding="utf-8"?>
-<w:numbering xmlns:wpc="http://schemas.microsoft.com/office/word/2010/wordprocessingCanvas" xmlns:cx="http://schemas.microsoft.com/office/drawing/2014/chartex" xmlns:cx1="http://schemas.microsoft.com/office/drawing/2015/9/8/chartex" xmlns:cx2="http://schemas.microsoft.com/office/drawing/2015/10/21/chartex" xmlns:cx3="http://schemas.microsoft.com/office/drawing/2016/5/9/chartex" xmlns:cx4="http://schemas.microsoft.com/office/drawing/2016/5/10/chartex" xmlns:cx5="http://schemas.microsoft.com/office/drawing/2016/5/11/chartex" xmlns:cx6="http://schemas.microsoft.com/office/drawing/2016/5/12/chartex" xmlns:cx7="http://schemas.microsoft.com/office/drawing/2016/5/13/chartex" xmlns:cx8="http://schemas.microsoft.com/office/drawing/2016/5/14/chartex" xmlns:mc="http://schemas.openxmlformats.org/markup-compatibility/2006" xmlns:aink="http://schemas.microsoft.com/office/drawing/2016/ink" xmlns:am3d="http://schemas.microsoft.com/office/drawing/2017/model3d" xmlns:o="urn:schemas-microsoft-com:office:office" xmlns:oel="http://schemas.microsoft.com/office/2019/extlst" xmlns:r="http://schemas.openxmlformats.org/officeDocument/2006/relationships" xmlns:m="http://schemas.openxmlformats.org/officeDocument/2006/math" xmlns:v="urn:schemas-microsoft-com:vml" xmlns:wp14="http://schemas.microsoft.com/office/word/2010/wordprocessingDrawing" xmlns:wp="http://schemas.openxmlformats.org/drawingml/2006/wordprocessingDrawing" xmlns:w10="urn:schemas-microsoft-com:office:word" xmlns:w="http://schemas.openxmlformats.org/wordprocessingml/2006/main" xmlns:w14="http://schemas.microsoft.com/office/word/2010/wordml" xmlns:w15="http://schemas.microsoft.com/office/word/2012/wordml" xmlns:w16cei="http://schemas.microsoft.com/office/word/2026/wordml/cei" xmlns:w16cex="http://schemas.microsoft.com/office/word/2018/wordml/cex" xmlns:w16cid="http://schemas.microsoft.com/office/word/2016/wordml/cid" xmlns:w16="http://schemas.microsoft.com/office/word/2018/wordml" xmlns:w16du="http://schemas.microsoft.com/office/word/2023/wordml/word16du" xmlns:w16sdtdh="http://schemas.microsoft.com/office/word/2020/wordml/sdtdatahash" xmlns:w16sdtfl="http://schemas.microsoft.com/office/word/2024/wordml/sdtformatlock" xmlns:w16se="http://schemas.microsoft.com/office/word/2015/wordml/symex" xmlns:wpg="http://schemas.microsoft.com/office/word/2010/wordprocessingGroup" xmlns:wpi="http://schemas.microsoft.com/office/word/2010/wordprocessingInk" xmlns:wne="http://schemas.microsoft.com/office/word/2006/wordml" xmlns:wps="http://schemas.microsoft.com/office/word/2010/wordprocessingShape" mc:Ignorable="w14 w15 w16se w16cid w16 w16cex w16sdtdh w16sdtfl w16du wp14">
+<w:numbering xmlns:wpc="http://schemas.microsoft.com/office/word/2010/wordprocessingCanvas" xmlns:cx="http://schemas.microsoft.com/office/drawing/2014/chartex" xmlns:cx1="http://schemas.microsoft.com/office/drawing/2015/9/8/chartex" xmlns:cx2="http://schemas.microsoft.com/office/drawing/2015/10/21/chartex" xmlns:cx3="http://schemas.microsoft.com/office/drawing/2016/5/9/chartex" xmlns:cx4="http://schemas.microsoft.com/office/drawing/2016/5/10/chartex" xmlns:cx5="http://schemas.microsoft.com/office/drawing/2016/5/11/chartex" xmlns:cx6="http://schemas.microsoft.com/office/drawing/2016/5/12/chartex" xmlns:cx7="http://schemas.microsoft.com/office/drawing/2016/5/13/chartex" xmlns:cx8="http://schemas.microsoft.com/office/drawing/2016/5/14/chartex" xmlns:mc="http://schemas.openxmlformats.org/markup-compatibility/2006" xmlns:aink="http://schemas.microsoft.com/office/drawing/2016/ink" xmlns:am3d="http://schemas.microsoft.com/office/drawing/2017/model3d" xmlns:o="urn:schemas-microsoft-com:office:office" xmlns:oel="http://schemas.microsoft.com/office/2019/extlst" xmlns:r="http://schemas.openxmlformats.org/officeDocument/2006/relationships" xmlns:m="http://schemas.openxmlformats.org/officeDocument/2006/math" xmlns:v="urn:schemas-microsoft-com:vml" xmlns:wp14="http://schemas.microsoft.com/office/word/2010/wordprocessingDrawing" xmlns:wp="http://schemas.openxmlformats.org/drawingml/2006/wordprocessingDrawing" xmlns:w10="urn:schemas-microsoft-com:office:word" xmlns:w="http://schemas.openxmlformats.org/wordprocessingml/2006/main" xmlns:w14="http://schemas.microsoft.com/office/word/2010/wordml" xmlns:w15="http://schemas.microsoft.com/office/word/2012/wordml" xmlns:w16cex="http://schemas.microsoft.com/office/word/2018/wordml/cex" xmlns:w16cid="http://schemas.microsoft.com/office/word/2016/wordml/cid" xmlns:w16="http://schemas.microsoft.com/office/word/2018/wordml" xmlns:w16du="http://schemas.microsoft.com/office/word/2023/wordml/word16du" xmlns:w16sdtdh="http://schemas.microsoft.com/office/word/2020/wordml/sdtdatahash" xmlns:w16sdtfl="http://schemas.microsoft.com/office/word/2024/wordml/sdtformatlock" xmlns:w16se="http://schemas.microsoft.com/office/word/2015/wordml/symex" xmlns:wpg="http://schemas.microsoft.com/office/word/2010/wordprocessingGroup" xmlns:wpi="http://schemas.microsoft.com/office/word/2010/wordprocessingInk" xmlns:wne="http://schemas.microsoft.com/office/word/2006/wordml" xmlns:wps="http://schemas.microsoft.com/office/word/2010/wordprocessingShape" mc:Ignorable="w14 w15 w16se w16cid w16 w16cex w16sdtdh w16sdtfl w16du wp14">
   <w:abstractNum w:abstractNumId="0" w15:restartNumberingAfterBreak="0">
     <w:nsid w:val="FFFFFF7C"/>
     <w:multiLevelType w:val="singleLevel"/>

--- a/BILLEE_Rover_Control_Module_V1/PDB_Engineering_Requirements_and_Design_Guide_Rev_H.docx
+++ b/BILLEE_Rover_Control_Module_V1/PDB_Engineering_Requirements_and_Design_Guide_Rev_H.docx
@@ -1010,6 +1010,7 @@
         <w:t>3. System Block Diagram / Architecture</w:t>
       </w:r>
     </w:p>
+    <w:p/>
     <w:p>
       <w:pPr>
         <w:pStyle w:val="Heading2"/>
@@ -1106,6 +1107,9 @@
       </w:r>
       <w:r>
         <w:br/>
+      </w:r>
+      <w:r>
+        <w:lastRenderedPageBreak/>
         <w:t xml:space="preserve">|   |-- DRIVE branch 3: gate driver -&gt; IPT007N06N -&gt; INA780x -&gt; </w:t>
       </w:r>
       <w:r>
@@ -1126,9 +1130,6 @@
       </w:r>
       <w:r>
         <w:br/>
-      </w:r>
-      <w:r>
-        <w:lastRenderedPageBreak/>
         <w:t xml:space="preserve">|   |-- DRIVE branch 5: gate driver -&gt; IPT007N06N -&gt; INA780x -&gt; </w:t>
       </w:r>
       <w:r>

--- a/BILLEE_Rover_Control_Module_V1/PDB_Engineering_Requirements_and_Design_Guide_Rev_H.docx
+++ b/BILLEE_Rover_Control_Module_V1/PDB_Engineering_Requirements_and_Design_Guide_Rev_H.docx
@@ -559,7 +559,25 @@
               <w:rPr>
                 <w:sz w:val="16"/>
               </w:rPr>
-              <w:t>14.4 V / 4S LiPo</w:t>
+              <w:t>22.2</w:t>
+            </w:r>
+            <w:r>
+              <w:rPr>
+                <w:sz w:val="16"/>
+              </w:rPr>
+              <w:t xml:space="preserve"> V / </w:t>
+            </w:r>
+            <w:r>
+              <w:rPr>
+                <w:sz w:val="16"/>
+              </w:rPr>
+              <w:t>6</w:t>
+            </w:r>
+            <w:r>
+              <w:rPr>
+                <w:sz w:val="16"/>
+              </w:rPr>
+              <w:t>S LiPo</w:t>
             </w:r>
           </w:p>
         </w:tc>
@@ -1154,7 +1172,25 @@
       </w:r>
       <w:r>
         <w:br/>
-        <w:t xml:space="preserve">`-- 14.4 V ARM/SCIENCE INPUT (4S LiPo, </w:t>
+        <w:t xml:space="preserve">`-- </w:t>
+      </w:r>
+      <w:r>
+        <w:t>22</w:t>
+      </w:r>
+      <w:r>
+        <w:t>.</w:t>
+      </w:r>
+      <w:r>
+        <w:t>2</w:t>
+      </w:r>
+      <w:r>
+        <w:t xml:space="preserve"> V ARM/SCIENCE INPUT (</w:t>
+      </w:r>
+      <w:r>
+        <w:t>6</w:t>
+      </w:r>
+      <w:r>
+        <w:t xml:space="preserve">S LiPo, </w:t>
       </w:r>
       <w:r>
         <w:t>2x</w:t>
@@ -1338,7 +1374,16 @@
         <w:spacing w:after="60"/>
       </w:pPr>
       <w:r>
-        <w:t>14.4 V ARM/SCIENCE INPUT</w:t>
+        <w:t>22</w:t>
+      </w:r>
+      <w:r>
+        <w:t>.</w:t>
+      </w:r>
+      <w:r>
+        <w:t>2</w:t>
+      </w:r>
+      <w:r>
+        <w:t xml:space="preserve"> V ARM/SCIENCE INPUT</w:t>
       </w:r>
       <w:r>
         <w:br/>
